--- a/assets/files/Aria-CV-En.docx
+++ b/assets/files/Aria-CV-En.docx
@@ -92,7 +92,7 @@
             <w:szCs w:val="21"/>
             <w:u w:val="none"/>
           </w:rPr>
-          <w:t>aria-amini.ir</w:t>
+          <w:t>amini.info</w:t>
         </w:r>
       </w:hyperlink>
     </w:p>
@@ -475,363 +475,6 @@
     <w:p>
       <w:pPr>
         <w:pStyle w:val="Normal"/>
-        <w:spacing w:lineRule="auto" w:line="240" w:before="60" w:after="0"/>
-        <w:rPr/>
-      </w:pPr>
-      <w:r>
-        <w:rPr>
-          <w:rFonts w:cs="Times New Roman"/>
-          <w:b/>
-          <w:i w:val="false"/>
-          <w:color w:val="1A1A1A"/>
-          <w:sz w:val="21"/>
-          <w:szCs w:val="21"/>
-        </w:rPr>
-        <w:t>Arian Zamin Publishing House</w:t>
-      </w:r>
-    </w:p>
-    <w:p>
-      <w:pPr>
-        <w:pStyle w:val="Normal"/>
-        <w:tabs>
-          <w:tab w:val="clear" w:pos="720"/>
-          <w:tab w:val="right" w:pos="10318" w:leader="none"/>
-        </w:tabs>
-        <w:spacing w:lineRule="auto" w:line="240" w:before="0" w:after="0"/>
-        <w:rPr/>
-      </w:pPr>
-      <w:r>
-        <w:rPr>
-          <w:rFonts w:cs="Times New Roman"/>
-          <w:b w:val="false"/>
-          <w:i/>
-          <w:color w:val="4D4D4D"/>
-          <w:sz w:val="21"/>
-          <w:szCs w:val="21"/>
-        </w:rPr>
-        <w:t>Director</w:t>
-      </w:r>
-      <w:r>
-        <w:rPr>
-          <w:rFonts w:cs="Times New Roman"/>
-          <w:b w:val="false"/>
-          <w:i w:val="false"/>
-          <w:color w:val="4D4D4D"/>
-          <w:spacing w:val="-3"/>
-          <w:sz w:val="21"/>
-          <w:szCs w:val="21"/>
-        </w:rPr>
-        <w:tab/>
-        <w:t>Apr 2026 – Present</w:t>
-      </w:r>
-    </w:p>
-    <w:p>
-      <w:pPr>
-        <w:pStyle w:val="Normal"/>
-        <w:tabs>
-          <w:tab w:val="clear" w:pos="720"/>
-          <w:tab w:val="right" w:pos="10318" w:leader="none"/>
-        </w:tabs>
-        <w:spacing w:lineRule="auto" w:line="240" w:before="0" w:after="0"/>
-        <w:rPr/>
-      </w:pPr>
-      <w:r>
-        <w:rPr>
-          <w:rFonts w:cs="Times New Roman"/>
-          <w:b w:val="false"/>
-          <w:i/>
-          <w:color w:val="4D4D4D"/>
-          <w:sz w:val="21"/>
-          <w:szCs w:val="21"/>
-        </w:rPr>
-        <w:t>Editorial Specialist and Publications Researcher</w:t>
-      </w:r>
-      <w:r>
-        <w:rPr>
-          <w:rFonts w:cs="Times New Roman"/>
-          <w:b w:val="false"/>
-          <w:i w:val="false"/>
-          <w:color w:val="4D4D4D"/>
-          <w:spacing w:val="-3"/>
-          <w:sz w:val="21"/>
-          <w:szCs w:val="21"/>
-        </w:rPr>
-        <w:tab/>
-        <w:t>Mar 2023 – Apr 2026</w:t>
-      </w:r>
-    </w:p>
-    <w:p>
-      <w:pPr>
-        <w:pStyle w:val="Normal"/>
-        <w:spacing w:lineRule="auto" w:line="240" w:before="60" w:after="0"/>
-        <w:rPr/>
-      </w:pPr>
-      <w:r>
-        <w:rPr>
-          <w:rFonts w:cs="Times New Roman"/>
-          <w:b/>
-          <w:i w:val="false"/>
-          <w:color w:val="1A1A1A"/>
-          <w:sz w:val="21"/>
-          <w:szCs w:val="21"/>
-        </w:rPr>
-        <w:t>Pars Geological Research Center (Arian Zamin)</w:t>
-      </w:r>
-    </w:p>
-    <w:p>
-      <w:pPr>
-        <w:pStyle w:val="Normal"/>
-        <w:tabs>
-          <w:tab w:val="clear" w:pos="720"/>
-          <w:tab w:val="right" w:pos="10318" w:leader="none"/>
-        </w:tabs>
-        <w:spacing w:lineRule="auto" w:line="240" w:before="0" w:after="0"/>
-        <w:rPr/>
-      </w:pPr>
-      <w:r>
-        <w:rPr>
-          <w:rFonts w:cs="Times New Roman"/>
-          <w:b w:val="false"/>
-          <w:i/>
-          <w:color w:val="4D4D4D"/>
-          <w:sz w:val="21"/>
-          <w:szCs w:val="21"/>
-        </w:rPr>
-        <w:t>Geology Specialist</w:t>
-      </w:r>
-      <w:r>
-        <w:rPr>
-          <w:rFonts w:cs="Times New Roman"/>
-          <w:b w:val="false"/>
-          <w:i w:val="false"/>
-          <w:color w:val="4D4D4D"/>
-          <w:spacing w:val="-3"/>
-          <w:sz w:val="21"/>
-          <w:szCs w:val="21"/>
-        </w:rPr>
-        <w:tab/>
-        <w:t>Feb 2023 – Present</w:t>
-      </w:r>
-    </w:p>
-    <w:p>
-      <w:pPr>
-        <w:pStyle w:val="Normal"/>
-        <w:spacing w:lineRule="auto" w:line="240" w:before="60" w:after="0"/>
-        <w:rPr/>
-      </w:pPr>
-      <w:r>
-        <w:rPr>
-          <w:rFonts w:cs="Times New Roman"/>
-          <w:b/>
-          <w:i w:val="false"/>
-          <w:color w:val="1A1A1A"/>
-          <w:sz w:val="21"/>
-          <w:szCs w:val="21"/>
-        </w:rPr>
-        <w:t>Shahid Beheshti University, Tehran, Iran</w:t>
-      </w:r>
-    </w:p>
-    <w:p>
-      <w:pPr>
-        <w:pStyle w:val="Normal"/>
-        <w:tabs>
-          <w:tab w:val="clear" w:pos="720"/>
-          <w:tab w:val="right" w:pos="10318" w:leader="none"/>
-        </w:tabs>
-        <w:spacing w:lineRule="auto" w:line="240" w:before="0" w:after="0"/>
-        <w:rPr/>
-      </w:pPr>
-      <w:r>
-        <w:rPr>
-          <w:rFonts w:cs="Times New Roman"/>
-          <w:b w:val="false"/>
-          <w:i/>
-          <w:color w:val="4D4D4D"/>
-          <w:sz w:val="21"/>
-          <w:szCs w:val="21"/>
-        </w:rPr>
-        <w:t>Research Collaborator</w:t>
-      </w:r>
-      <w:r>
-        <w:rPr>
-          <w:rFonts w:cs="Times New Roman"/>
-          <w:b w:val="false"/>
-          <w:i w:val="false"/>
-          <w:color w:val="4D4D4D"/>
-          <w:spacing w:val="-3"/>
-          <w:sz w:val="21"/>
-          <w:szCs w:val="21"/>
-        </w:rPr>
-        <w:tab/>
-        <w:t>Feb 2025 – Sep 2026</w:t>
-      </w:r>
-    </w:p>
-    <w:p>
-      <w:pPr>
-        <w:pStyle w:val="Normal"/>
-        <w:tabs>
-          <w:tab w:val="clear" w:pos="720"/>
-          <w:tab w:val="right" w:pos="10318" w:leader="none"/>
-        </w:tabs>
-        <w:spacing w:lineRule="auto" w:line="240" w:before="0" w:after="0"/>
-        <w:rPr/>
-      </w:pPr>
-      <w:r>
-        <w:rPr>
-          <w:rFonts w:cs="Times New Roman"/>
-          <w:b w:val="false"/>
-          <w:i/>
-          <w:color w:val="4D4D4D"/>
-          <w:sz w:val="21"/>
-          <w:szCs w:val="21"/>
-        </w:rPr>
-        <w:t>Technical Manager, SARMAD High-Performance Computing (HPC) System</w:t>
-      </w:r>
-      <w:r>
-        <w:rPr>
-          <w:rFonts w:cs="Times New Roman"/>
-          <w:b w:val="false"/>
-          <w:i w:val="false"/>
-          <w:color w:val="4D4D4D"/>
-          <w:spacing w:val="-3"/>
-          <w:sz w:val="21"/>
-          <w:szCs w:val="21"/>
-        </w:rPr>
-        <w:tab/>
-        <w:t>Feb 2025 – Aug 2026</w:t>
-      </w:r>
-    </w:p>
-    <w:p>
-      <w:pPr>
-        <w:pStyle w:val="Normal"/>
-        <w:spacing w:lineRule="auto" w:line="240" w:before="60" w:after="0"/>
-        <w:rPr/>
-      </w:pPr>
-      <w:r>
-        <w:rPr>
-          <w:rFonts w:cs="Times New Roman"/>
-          <w:b/>
-          <w:i w:val="false"/>
-          <w:color w:val="1A1A1A"/>
-          <w:sz w:val="21"/>
-          <w:szCs w:val="21"/>
-        </w:rPr>
-        <w:t>Gemology Science and Art Development Co. (Gemsa), Knowledge-Based Company</w:t>
-      </w:r>
-    </w:p>
-    <w:p>
-      <w:pPr>
-        <w:pStyle w:val="Normal"/>
-        <w:tabs>
-          <w:tab w:val="clear" w:pos="720"/>
-          <w:tab w:val="right" w:pos="10318" w:leader="none"/>
-        </w:tabs>
-        <w:spacing w:lineRule="auto" w:line="240" w:before="0" w:after="0"/>
-        <w:rPr/>
-      </w:pPr>
-      <w:r>
-        <w:rPr>
-          <w:rFonts w:cs="Times New Roman"/>
-          <w:b w:val="false"/>
-          <w:i/>
-          <w:color w:val="4D4D4D"/>
-          <w:sz w:val="21"/>
-          <w:szCs w:val="21"/>
-        </w:rPr>
-        <w:t>Research &amp; Development (R&amp;D) Manager</w:t>
-      </w:r>
-      <w:r>
-        <w:rPr>
-          <w:rFonts w:cs="Times New Roman"/>
-          <w:b w:val="false"/>
-          <w:i w:val="false"/>
-          <w:color w:val="4D4D4D"/>
-          <w:spacing w:val="-3"/>
-          <w:sz w:val="21"/>
-          <w:szCs w:val="21"/>
-        </w:rPr>
-        <w:tab/>
-        <w:t>Sep 2024 – Apr 2025</w:t>
-      </w:r>
-    </w:p>
-    <w:p>
-      <w:pPr>
-        <w:pStyle w:val="Normal"/>
-        <w:pBdr>
-          <w:bottom w:val="single" w:sz="4" w:space="2" w:color="333333"/>
-        </w:pBdr>
-        <w:spacing w:lineRule="auto" w:line="240" w:before="60" w:after="60"/>
-        <w:rPr/>
-      </w:pPr>
-      <w:r>
-        <w:rPr>
-          <w:rFonts w:cs="Times New Roman"/>
-          <w:b/>
-          <w:i w:val="false"/>
-          <w:color w:val="1F4E79"/>
-          <w:sz w:val="23"/>
-          <w:szCs w:val="23"/>
-        </w:rPr>
-        <w:t>RESEARCH EXPERIENCE</w:t>
-      </w:r>
-    </w:p>
-    <w:p>
-      <w:pPr>
-        <w:pStyle w:val="Normal"/>
-        <w:tabs>
-          <w:tab w:val="clear" w:pos="720"/>
-          <w:tab w:val="right" w:pos="10318" w:leader="none"/>
-        </w:tabs>
-        <w:spacing w:lineRule="auto" w:line="240" w:before="0" w:after="0"/>
-        <w:rPr/>
-      </w:pPr>
-      <w:r>
-        <w:rPr>
-          <w:rFonts w:cs="Times New Roman"/>
-          <w:b/>
-          <w:i w:val="false"/>
-          <w:color w:val="1A1A1A"/>
-          <w:sz w:val="21"/>
-          <w:szCs w:val="21"/>
-        </w:rPr>
-        <w:t>Academic Internship</w:t>
-      </w:r>
-      <w:r>
-        <w:rPr>
-          <w:rFonts w:cs="Times New Roman"/>
-          <w:b w:val="false"/>
-          <w:i w:val="false"/>
-          <w:color w:val="4D4D4D"/>
-          <w:spacing w:val="-3"/>
-          <w:sz w:val="21"/>
-          <w:szCs w:val="21"/>
-        </w:rPr>
-        <w:tab/>
-        <w:t>May 2025 – Aug 2025</w:t>
-      </w:r>
-    </w:p>
-    <w:p>
-      <w:pPr>
-        <w:pStyle w:val="Normal"/>
-        <w:spacing w:lineRule="auto" w:line="240" w:before="0" w:after="0"/>
-        <w:jc w:val="both"/>
-        <w:rPr/>
-      </w:pPr>
-      <w:r>
-        <w:rPr>
-          <w:rFonts w:cs="Times New Roman"/>
-          <w:b w:val="false"/>
-          <w:i/>
-          <w:color w:val="4D4D4D"/>
-          <w:sz w:val="21"/>
-          <w:szCs w:val="21"/>
-        </w:rPr>
-        <w:t>National Iranian Oil Company</w:t>
-      </w:r>
-    </w:p>
-    <w:p>
-      <w:pPr>
-        <w:pStyle w:val="Normal"/>
         <w:spacing w:lineRule="auto" w:line="240" w:before="0" w:after="40"/>
         <w:rPr/>
       </w:pPr>
@@ -844,587 +487,7 @@
           <w:sz w:val="16"/>
           <w:szCs w:val="16"/>
         </w:rPr>
-        <w:t>Internship report: National Iranian South Oilfields Company, Geological Operations Department · Grade A</w:t>
-      </w:r>
-    </w:p>
-    <w:p>
-      <w:pPr>
-        <w:pStyle w:val="Normal"/>
-        <w:tabs>
-          <w:tab w:val="clear" w:pos="720"/>
-          <w:tab w:val="right" w:pos="10318" w:leader="none"/>
-        </w:tabs>
-        <w:spacing w:lineRule="auto" w:line="240" w:before="0" w:after="0"/>
-        <w:rPr/>
-      </w:pPr>
-      <w:r>
-        <w:rPr>
-          <w:rFonts w:cs="Times New Roman"/>
-          <w:b/>
-          <w:i w:val="false"/>
-          <w:color w:val="1A1A1A"/>
-          <w:sz w:val="21"/>
-          <w:szCs w:val="21"/>
-        </w:rPr>
-        <w:t>Researcher and Research Collaborator</w:t>
-      </w:r>
-      <w:r>
-        <w:rPr>
-          <w:rFonts w:cs="Times New Roman"/>
-          <w:b w:val="false"/>
-          <w:i w:val="false"/>
-          <w:color w:val="4D4D4D"/>
-          <w:spacing w:val="-3"/>
-          <w:sz w:val="21"/>
-          <w:szCs w:val="21"/>
-        </w:rPr>
-        <w:tab/>
-        <w:t>Feb 2025 – Sep 2026</w:t>
-      </w:r>
-    </w:p>
-    <w:p>
-      <w:pPr>
-        <w:pStyle w:val="Normal"/>
-        <w:spacing w:lineRule="auto" w:line="240" w:before="0" w:after="0"/>
-        <w:jc w:val="both"/>
-        <w:rPr/>
-      </w:pPr>
-      <w:r>
-        <w:rPr>
-          <w:rFonts w:cs="Times New Roman"/>
-          <w:b w:val="false"/>
-          <w:i/>
-          <w:color w:val="4D4D4D"/>
-          <w:sz w:val="21"/>
-          <w:szCs w:val="21"/>
-        </w:rPr>
-        <w:t>Shahid Beheshti University, Tehran</w:t>
-      </w:r>
-    </w:p>
-    <w:p>
-      <w:pPr>
-        <w:pStyle w:val="Normal"/>
-        <w:spacing w:lineRule="auto" w:line="240" w:before="0" w:after="40"/>
-        <w:rPr/>
-      </w:pPr>
-      <w:r>
-        <w:rPr>
-          <w:rFonts w:cs="Times New Roman"/>
-          <w:b w:val="false"/>
-          <w:i w:val="false"/>
-          <w:color w:val="4D4D4D"/>
-          <w:sz w:val="16"/>
-          <w:szCs w:val="16"/>
-        </w:rPr>
-        <w:t>Developing HPC infrastructure, supporting faculty with computational code, contributing to papers, and debugging scientific programs.</w:t>
-      </w:r>
-    </w:p>
-    <w:p>
-      <w:pPr>
-        <w:pStyle w:val="Normal"/>
-        <w:tabs>
-          <w:tab w:val="clear" w:pos="720"/>
-          <w:tab w:val="right" w:pos="10318" w:leader="none"/>
-        </w:tabs>
-        <w:spacing w:lineRule="auto" w:line="240" w:before="0" w:after="0"/>
-        <w:rPr/>
-      </w:pPr>
-      <w:r>
-        <w:rPr>
-          <w:rFonts w:cs="Times New Roman"/>
-          <w:b/>
-          <w:i w:val="false"/>
-          <w:color w:val="1A1A1A"/>
-          <w:sz w:val="21"/>
-          <w:szCs w:val="21"/>
-        </w:rPr>
-        <w:t>Research &amp; Development</w:t>
-      </w:r>
-      <w:r>
-        <w:rPr>
-          <w:rFonts w:cs="Times New Roman"/>
-          <w:b w:val="false"/>
-          <w:i w:val="false"/>
-          <w:color w:val="4D4D4D"/>
-          <w:spacing w:val="-3"/>
-          <w:sz w:val="21"/>
-          <w:szCs w:val="21"/>
-        </w:rPr>
-        <w:tab/>
-        <w:t>Sep 2024 – Apr 2025</w:t>
-      </w:r>
-    </w:p>
-    <w:p>
-      <w:pPr>
-        <w:pStyle w:val="Normal"/>
-        <w:spacing w:lineRule="auto" w:line="240" w:before="0" w:after="0"/>
-        <w:jc w:val="both"/>
-        <w:rPr/>
-      </w:pPr>
-      <w:r>
-        <w:rPr>
-          <w:rFonts w:cs="Times New Roman"/>
-          <w:b w:val="false"/>
-          <w:i/>
-          <w:color w:val="4D4D4D"/>
-          <w:sz w:val="21"/>
-          <w:szCs w:val="21"/>
-        </w:rPr>
-        <w:t>Gemology Science and Art Development Co. (Gemsa)</w:t>
-      </w:r>
-    </w:p>
-    <w:p>
-      <w:pPr>
-        <w:pStyle w:val="Normal"/>
-        <w:spacing w:lineRule="auto" w:line="240" w:before="0" w:after="40"/>
-        <w:rPr/>
-      </w:pPr>
-      <w:r>
-        <w:rPr>
-          <w:rFonts w:cs="Times New Roman"/>
-          <w:b w:val="false"/>
-          <w:i w:val="false"/>
-          <w:color w:val="4D4D4D"/>
-          <w:sz w:val="16"/>
-          <w:szCs w:val="16"/>
-        </w:rPr>
-        <w:t>Research on Raman spectroscopy using spectrophotometric methods.</w:t>
-      </w:r>
-    </w:p>
-    <w:p>
-      <w:pPr>
-        <w:pStyle w:val="Normal"/>
-        <w:pBdr>
-          <w:bottom w:val="single" w:sz="4" w:space="2" w:color="333333"/>
-        </w:pBdr>
-        <w:spacing w:lineRule="auto" w:line="240" w:before="60" w:after="60"/>
-        <w:rPr/>
-      </w:pPr>
-      <w:r>
-        <w:rPr>
-          <w:rFonts w:cs="Times New Roman"/>
-          <w:b/>
-          <w:i w:val="false"/>
-          <w:color w:val="1F4E79"/>
-          <w:sz w:val="23"/>
-          <w:szCs w:val="23"/>
-        </w:rPr>
-        <w:t>BOOKS</w:t>
-      </w:r>
-    </w:p>
-    <w:p>
-      <w:pPr>
-        <w:pStyle w:val="Normal"/>
-        <w:spacing w:lineRule="auto" w:line="240" w:before="40" w:after="0"/>
-        <w:jc w:val="both"/>
-        <w:rPr/>
-      </w:pPr>
-      <w:r>
-        <w:rPr>
-          <w:rFonts w:cs="Times New Roman"/>
-          <w:b/>
-          <w:i w:val="false"/>
-          <w:color w:val="1A1A1A"/>
-          <w:sz w:val="21"/>
-          <w:szCs w:val="21"/>
-        </w:rPr>
-        <w:t>Ghorbani, M., &amp; Amini, M. A. (2025). The Historiography of Earth Science in Iran: Introducing a Number of Contemporary Pioneers.</w:t>
-      </w:r>
-    </w:p>
-    <w:p>
-      <w:pPr>
-        <w:pStyle w:val="Normal"/>
-        <w:spacing w:lineRule="auto" w:line="240" w:before="0" w:after="40"/>
-        <w:rPr/>
-      </w:pPr>
-      <w:r>
-        <w:rPr>
-          <w:rFonts w:cs="Times New Roman"/>
-          <w:b w:val="false"/>
-          <w:i/>
-          <w:color w:val="4D4D4D"/>
-          <w:sz w:val="21"/>
-          <w:szCs w:val="21"/>
-        </w:rPr>
-        <w:t>Co-author</w:t>
-      </w:r>
-      <w:r>
-        <w:rPr>
-          <w:rFonts w:cs="Times New Roman"/>
-          <w:b w:val="false"/>
-          <w:i w:val="false"/>
-          <w:color w:val="4D4D4D"/>
-          <w:sz w:val="16"/>
-          <w:szCs w:val="16"/>
-        </w:rPr>
-        <w:t xml:space="preserve">   ·   ISBN: 978-600-6058-43-6</w:t>
-      </w:r>
-    </w:p>
-    <w:p>
-      <w:pPr>
-        <w:pStyle w:val="Normal"/>
-        <w:spacing w:lineRule="auto" w:line="240" w:before="40" w:after="0"/>
-        <w:jc w:val="both"/>
-        <w:rPr/>
-      </w:pPr>
-      <w:r>
-        <w:rPr>
-          <w:rFonts w:cs="Times New Roman"/>
-          <w:b/>
-          <w:i w:val="false"/>
-          <w:color w:val="1A1A1A"/>
-          <w:sz w:val="21"/>
-          <w:szCs w:val="21"/>
-        </w:rPr>
-        <w:t>Fathi, T. (2026). Petroleum Contamination Hydrogeology: Geological, Environmental, Legal Aspects, and Models for the Remediation of Contaminated Groundwater.</w:t>
-      </w:r>
-    </w:p>
-    <w:p>
-      <w:pPr>
-        <w:pStyle w:val="Normal"/>
-        <w:spacing w:lineRule="auto" w:line="240" w:before="0" w:after="40"/>
-        <w:rPr/>
-      </w:pPr>
-      <w:r>
-        <w:rPr>
-          <w:rFonts w:cs="Times New Roman"/>
-          <w:b w:val="false"/>
-          <w:i/>
-          <w:color w:val="4D4D4D"/>
-          <w:sz w:val="21"/>
-          <w:szCs w:val="21"/>
-        </w:rPr>
-        <w:t>Scientific Editor</w:t>
-      </w:r>
-      <w:r>
-        <w:rPr>
-          <w:rFonts w:cs="Times New Roman"/>
-          <w:b w:val="false"/>
-          <w:i w:val="false"/>
-          <w:color w:val="4D4D4D"/>
-          <w:sz w:val="16"/>
-          <w:szCs w:val="16"/>
-        </w:rPr>
-        <w:t xml:space="preserve">   ·   ISBN (from the second edition): 978-600-6058-60-3</w:t>
-      </w:r>
-    </w:p>
-    <w:p>
-      <w:pPr>
-        <w:pStyle w:val="Normal"/>
-        <w:spacing w:lineRule="auto" w:line="240" w:before="40" w:after="0"/>
-        <w:jc w:val="both"/>
-        <w:rPr/>
-      </w:pPr>
-      <w:r>
-        <w:rPr>
-          <w:rFonts w:cs="Times New Roman"/>
-          <w:b/>
-          <w:i w:val="false"/>
-          <w:color w:val="1A1A1A"/>
-          <w:sz w:val="21"/>
-          <w:szCs w:val="21"/>
-        </w:rPr>
-        <w:t>Momenzadeh, M. (2025). The Mythical City of Zabol: The Burnt City.</w:t>
-      </w:r>
-    </w:p>
-    <w:p>
-      <w:pPr>
-        <w:pStyle w:val="Normal"/>
-        <w:spacing w:lineRule="auto" w:line="240" w:before="0" w:after="40"/>
-        <w:rPr/>
-      </w:pPr>
-      <w:r>
-        <w:rPr>
-          <w:rFonts w:cs="Times New Roman"/>
-          <w:b w:val="false"/>
-          <w:i/>
-          <w:color w:val="4D4D4D"/>
-          <w:sz w:val="21"/>
-          <w:szCs w:val="21"/>
-        </w:rPr>
-        <w:t>Editor</w:t>
-      </w:r>
-      <w:r>
-        <w:rPr>
-          <w:rFonts w:cs="Times New Roman"/>
-          <w:b w:val="false"/>
-          <w:i w:val="false"/>
-          <w:color w:val="4D4D4D"/>
-          <w:sz w:val="16"/>
-          <w:szCs w:val="16"/>
-        </w:rPr>
-        <w:t xml:space="preserve">   ·   ISBN: 978-600-6058-44-3</w:t>
-      </w:r>
-    </w:p>
-    <w:p>
-      <w:pPr>
-        <w:pStyle w:val="Normal"/>
-        <w:spacing w:lineRule="auto" w:line="240" w:before="40" w:after="0"/>
-        <w:jc w:val="both"/>
-        <w:rPr/>
-      </w:pPr>
-      <w:r>
-        <w:rPr>
-          <w:rFonts w:cs="Times New Roman"/>
-          <w:b/>
-          <w:i w:val="false"/>
-          <w:color w:val="1A1A1A"/>
-          <w:sz w:val="21"/>
-          <w:szCs w:val="21"/>
-        </w:rPr>
-        <w:t>Salmati, R. (2025). A Comprehensive Guide to Geological Mapping at Scales of 1:50,000 and Larger.</w:t>
-      </w:r>
-    </w:p>
-    <w:p>
-      <w:pPr>
-        <w:pStyle w:val="Normal"/>
-        <w:spacing w:lineRule="auto" w:line="240" w:before="0" w:after="40"/>
-        <w:rPr/>
-      </w:pPr>
-      <w:r>
-        <w:rPr>
-          <w:rFonts w:cs="Times New Roman"/>
-          <w:b w:val="false"/>
-          <w:i/>
-          <w:color w:val="4D4D4D"/>
-          <w:sz w:val="21"/>
-          <w:szCs w:val="21"/>
-        </w:rPr>
-        <w:t>Editor</w:t>
-      </w:r>
-      <w:r>
-        <w:rPr>
-          <w:rFonts w:cs="Times New Roman"/>
-          <w:b w:val="false"/>
-          <w:i w:val="false"/>
-          <w:color w:val="4D4D4D"/>
-          <w:sz w:val="16"/>
-          <w:szCs w:val="16"/>
-        </w:rPr>
-        <w:t xml:space="preserve">   ·   ISBN: 978-600-6058-42-9</w:t>
-      </w:r>
-    </w:p>
-    <w:p>
-      <w:pPr>
-        <w:pStyle w:val="Normal"/>
-        <w:pBdr>
-          <w:bottom w:val="single" w:sz="4" w:space="2" w:color="333333"/>
-        </w:pBdr>
-        <w:spacing w:lineRule="auto" w:line="240" w:before="60" w:after="60"/>
-        <w:rPr/>
-      </w:pPr>
-      <w:r>
-        <w:rPr>
-          <w:rFonts w:cs="Times New Roman"/>
-          <w:b/>
-          <w:i w:val="false"/>
-          <w:color w:val="1F4E79"/>
-          <w:sz w:val="23"/>
-          <w:szCs w:val="23"/>
-        </w:rPr>
-        <w:t>CONFERENCES</w:t>
-      </w:r>
-    </w:p>
-    <w:p>
-      <w:pPr>
-        <w:pStyle w:val="Normal"/>
-        <w:tabs>
-          <w:tab w:val="clear" w:pos="720"/>
-          <w:tab w:val="right" w:pos="10318" w:leader="none"/>
-        </w:tabs>
-        <w:spacing w:lineRule="auto" w:line="240" w:before="0" w:after="0"/>
-        <w:rPr/>
-      </w:pPr>
-      <w:r>
-        <w:rPr>
-          <w:rFonts w:cs="Times New Roman"/>
-          <w:b/>
-          <w:i w:val="false"/>
-          <w:color w:val="4D4D4D"/>
-          <w:sz w:val="16"/>
-          <w:szCs w:val="16"/>
-        </w:rPr>
-        <w:t xml:space="preserve">Paper:  </w:t>
-      </w:r>
-      <w:r>
-        <w:rPr>
-          <w:rFonts w:cs="Times New Roman"/>
-          <w:b/>
-          <w:i w:val="false"/>
-          <w:color w:val="1A1A1A"/>
-          <w:sz w:val="21"/>
-          <w:szCs w:val="21"/>
-        </w:rPr>
-        <w:t>Natural Resources (Mineral, Energy, and Water Resources) in Iran</w:t>
-      </w:r>
-      <w:r>
-        <w:rPr>
-          <w:rFonts w:cs="Times New Roman"/>
-          <w:b w:val="false"/>
-          <w:i w:val="false"/>
-          <w:color w:val="4D4D4D"/>
-          <w:spacing w:val="-3"/>
-          <w:sz w:val="21"/>
-          <w:szCs w:val="21"/>
-        </w:rPr>
-        <w:tab/>
-        <w:t>2025</w:t>
-      </w:r>
-    </w:p>
-    <w:p>
-      <w:pPr>
-        <w:pStyle w:val="Normal"/>
-        <w:spacing w:lineRule="auto" w:line="240" w:before="0" w:after="0"/>
-        <w:jc w:val="both"/>
-        <w:rPr/>
-      </w:pPr>
-      <w:r>
-        <w:rPr>
-          <w:rFonts w:cs="Times New Roman"/>
-          <w:b w:val="false"/>
-          <w:i/>
-          <w:color w:val="4D4D4D"/>
-          <w:sz w:val="21"/>
-          <w:szCs w:val="21"/>
-        </w:rPr>
-        <w:t>4th Global Summit on Advances in Earth Science &amp; Climate Change (Adv. ESCC 2025) - Berlin, Germany (Virtual Presentation)</w:t>
-      </w:r>
-    </w:p>
-    <w:p>
-      <w:pPr>
-        <w:pStyle w:val="Normal"/>
-        <w:spacing w:lineRule="auto" w:line="240" w:before="0" w:after="0"/>
-        <w:rPr/>
-      </w:pPr>
-      <w:r>
-        <w:rPr>
-          <w:rFonts w:cs="Times New Roman"/>
-          <w:b w:val="false"/>
-          <w:i/>
-          <w:color w:val="4D4D4D"/>
-          <w:sz w:val="21"/>
-          <w:szCs w:val="21"/>
-        </w:rPr>
-        <w:t>Oral Presentation</w:t>
-      </w:r>
-    </w:p>
-    <w:p>
-      <w:pPr>
-        <w:pStyle w:val="Normal"/>
-        <w:spacing w:lineRule="auto" w:line="240" w:before="0" w:after="40"/>
-        <w:rPr/>
-      </w:pPr>
-      <w:r>
-        <w:rPr>
-          <w:rFonts w:cs="Times New Roman"/>
-          <w:b w:val="false"/>
-          <w:i w:val="false"/>
-          <w:color w:val="4D4D4D"/>
-          <w:sz w:val="16"/>
-          <w:szCs w:val="16"/>
-        </w:rPr>
-        <w:t>Authors: Mansour Ghorbani, Mohammad Aria Amini (Speaker) · Distinguished Speaker · Organized by Peers Alley Media · Sep 29–30, 2025</w:t>
-      </w:r>
-    </w:p>
-    <w:p>
-      <w:pPr>
-        <w:pStyle w:val="Normal"/>
-        <w:tabs>
-          <w:tab w:val="clear" w:pos="720"/>
-          <w:tab w:val="right" w:pos="10318" w:leader="none"/>
-        </w:tabs>
-        <w:spacing w:lineRule="auto" w:line="240" w:before="0" w:after="0"/>
-        <w:rPr/>
-      </w:pPr>
-      <w:r>
-        <w:rPr>
-          <w:rFonts w:cs="Times New Roman"/>
-          <w:b/>
-          <w:i w:val="false"/>
-          <w:color w:val="4D4D4D"/>
-          <w:sz w:val="16"/>
-          <w:szCs w:val="16"/>
-        </w:rPr>
-        <w:t xml:space="preserve">Paper:  </w:t>
-      </w:r>
-      <w:r>
-        <w:rPr>
-          <w:rFonts w:cs="Times New Roman"/>
-          <w:b/>
-          <w:i w:val="false"/>
-          <w:color w:val="1A1A1A"/>
-          <w:sz w:val="21"/>
-          <w:szCs w:val="21"/>
-        </w:rPr>
-        <w:t>Differences in Garnet Classification Based on Color</w:t>
-      </w:r>
-      <w:r>
-        <w:rPr>
-          <w:rFonts w:cs="Times New Roman"/>
-          <w:b w:val="false"/>
-          <w:i w:val="false"/>
-          <w:color w:val="4D4D4D"/>
-          <w:spacing w:val="-3"/>
-          <w:sz w:val="21"/>
-          <w:szCs w:val="21"/>
-        </w:rPr>
-        <w:tab/>
-        <w:t>2024</w:t>
-      </w:r>
-    </w:p>
-    <w:p>
-      <w:pPr>
-        <w:pStyle w:val="Normal"/>
-        <w:spacing w:lineRule="auto" w:line="240" w:before="0" w:after="0"/>
-        <w:jc w:val="both"/>
-        <w:rPr/>
-      </w:pPr>
-      <w:r>
-        <w:rPr>
-          <w:rFonts w:cs="Times New Roman"/>
-          <w:b w:val="false"/>
-          <w:i/>
-          <w:color w:val="4D4D4D"/>
-          <w:sz w:val="21"/>
-          <w:szCs w:val="21"/>
-        </w:rPr>
-        <w:t>43rd Earth Sciences Congress (National Conference) - Tehran, Iran</w:t>
-      </w:r>
-    </w:p>
-    <w:p>
-      <w:pPr>
-        <w:pStyle w:val="Normal"/>
-        <w:spacing w:lineRule="auto" w:line="240" w:before="0" w:after="0"/>
-        <w:rPr/>
-      </w:pPr>
-      <w:r>
-        <w:rPr>
-          <w:rFonts w:cs="Times New Roman"/>
-          <w:b w:val="false"/>
-          <w:i/>
-          <w:color w:val="4D4D4D"/>
-          <w:sz w:val="21"/>
-          <w:szCs w:val="21"/>
-        </w:rPr>
-        <w:t>Conference Paper</w:t>
-      </w:r>
-    </w:p>
-    <w:p>
-      <w:pPr>
-        <w:pStyle w:val="Normal"/>
-        <w:spacing w:lineRule="auto" w:line="240" w:before="0" w:after="40"/>
-        <w:rPr/>
-      </w:pPr>
-      <w:r>
-        <w:rPr>
-          <w:rFonts w:cs="Times New Roman"/>
-          <w:b w:val="false"/>
-          <w:i w:val="false"/>
-          <w:color w:val="4D4D4D"/>
-          <w:sz w:val="16"/>
-          <w:szCs w:val="16"/>
-        </w:rPr>
-        <w:t xml:space="preserve">Authors: Ziba Delpasand, Fariborz Masoudi, Mohammad Aria Amini · 10 pages · Persian  ·  National Sci-Doc ID: GSI43_151  ·  </w:t>
+        <w:t xml:space="preserve">Website: </w:t>
       </w:r>
       <w:hyperlink r:id="rId4">
         <w:r>
@@ -1436,9 +499,27 @@
             <w:szCs w:val="16"/>
             <w:u w:val="none"/>
           </w:rPr>
-          <w:t>View on Civilica</w:t>
+          <w:t>varjavand.org</w:t>
         </w:r>
       </w:hyperlink>
+    </w:p>
+    <w:p>
+      <w:pPr>
+        <w:pStyle w:val="Normal"/>
+        <w:spacing w:lineRule="auto" w:line="240" w:before="60" w:after="0"/>
+        <w:rPr/>
+      </w:pPr>
+      <w:r>
+        <w:rPr>
+          <w:rFonts w:cs="Times New Roman"/>
+          <w:b/>
+          <w:i w:val="false"/>
+          <w:color w:val="1A1A1A"/>
+          <w:sz w:val="21"/>
+          <w:szCs w:val="21"/>
+        </w:rPr>
+        <w:t>Arian Zamin Publishing House</w:t>
+      </w:r>
     </w:p>
     <w:p>
       <w:pPr>
@@ -1453,24 +534,13 @@
       <w:r>
         <w:rPr>
           <w:rFonts w:cs="Times New Roman"/>
-          <w:b/>
-          <w:i w:val="false"/>
+          <w:b w:val="false"/>
+          <w:i/>
           <w:color w:val="4D4D4D"/>
-          <w:sz w:val="16"/>
-          <w:szCs w:val="16"/>
-        </w:rPr>
-        <w:t xml:space="preserve">Paper:  </w:t>
-      </w:r>
-      <w:r>
-        <w:rPr>
-          <w:rFonts w:cs="Times New Roman"/>
-          <w:b/>
-          <w:i w:val="false"/>
-          <w:color w:val="1A1A1A"/>
           <w:sz w:val="21"/>
           <w:szCs w:val="21"/>
         </w:rPr>
-        <w:t>Petrographic, Mineralization, and Alteration Study of the Choudarchay Copper Vein Deposit</w:t>
+        <w:t>Director</w:t>
       </w:r>
       <w:r>
         <w:rPr>
@@ -1483,7 +553,292 @@
           <w:szCs w:val="21"/>
         </w:rPr>
         <w:tab/>
-        <w:t>2024</w:t>
+        <w:t>Apr 2026 – Present</w:t>
+      </w:r>
+    </w:p>
+    <w:p>
+      <w:pPr>
+        <w:pStyle w:val="Normal"/>
+        <w:tabs>
+          <w:tab w:val="clear" w:pos="720"/>
+          <w:tab w:val="right" w:pos="10318" w:leader="none"/>
+        </w:tabs>
+        <w:spacing w:lineRule="auto" w:line="240" w:before="0" w:after="0"/>
+        <w:rPr/>
+      </w:pPr>
+      <w:r>
+        <w:rPr>
+          <w:rFonts w:cs="Times New Roman"/>
+          <w:b w:val="false"/>
+          <w:i/>
+          <w:color w:val="4D4D4D"/>
+          <w:sz w:val="21"/>
+          <w:szCs w:val="21"/>
+        </w:rPr>
+        <w:t>Editorial Specialist and Publications Researcher</w:t>
+      </w:r>
+      <w:r>
+        <w:rPr>
+          <w:rFonts w:cs="Times New Roman"/>
+          <w:b w:val="false"/>
+          <w:i w:val="false"/>
+          <w:color w:val="4D4D4D"/>
+          <w:spacing w:val="-3"/>
+          <w:sz w:val="21"/>
+          <w:szCs w:val="21"/>
+        </w:rPr>
+        <w:tab/>
+        <w:t>Mar 2023 – Apr 2026</w:t>
+      </w:r>
+    </w:p>
+    <w:p>
+      <w:pPr>
+        <w:pStyle w:val="Normal"/>
+        <w:spacing w:lineRule="auto" w:line="240" w:before="60" w:after="0"/>
+        <w:rPr/>
+      </w:pPr>
+      <w:r>
+        <w:rPr>
+          <w:rFonts w:cs="Times New Roman"/>
+          <w:b/>
+          <w:i w:val="false"/>
+          <w:color w:val="1A1A1A"/>
+          <w:sz w:val="21"/>
+          <w:szCs w:val="21"/>
+        </w:rPr>
+        <w:t>Pars Geological Research Center (Arian Zamin)</w:t>
+      </w:r>
+    </w:p>
+    <w:p>
+      <w:pPr>
+        <w:pStyle w:val="Normal"/>
+        <w:tabs>
+          <w:tab w:val="clear" w:pos="720"/>
+          <w:tab w:val="right" w:pos="10318" w:leader="none"/>
+        </w:tabs>
+        <w:spacing w:lineRule="auto" w:line="240" w:before="0" w:after="0"/>
+        <w:rPr/>
+      </w:pPr>
+      <w:r>
+        <w:rPr>
+          <w:rFonts w:cs="Times New Roman"/>
+          <w:b w:val="false"/>
+          <w:i/>
+          <w:color w:val="4D4D4D"/>
+          <w:sz w:val="21"/>
+          <w:szCs w:val="21"/>
+        </w:rPr>
+        <w:t>Geology Specialist</w:t>
+      </w:r>
+      <w:r>
+        <w:rPr>
+          <w:rFonts w:cs="Times New Roman"/>
+          <w:b w:val="false"/>
+          <w:i w:val="false"/>
+          <w:color w:val="4D4D4D"/>
+          <w:spacing w:val="-3"/>
+          <w:sz w:val="21"/>
+          <w:szCs w:val="21"/>
+        </w:rPr>
+        <w:tab/>
+        <w:t>Feb 2023 – Present</w:t>
+      </w:r>
+    </w:p>
+    <w:p>
+      <w:pPr>
+        <w:pStyle w:val="Normal"/>
+        <w:spacing w:lineRule="auto" w:line="240" w:before="60" w:after="0"/>
+        <w:rPr/>
+      </w:pPr>
+      <w:r>
+        <w:rPr>
+          <w:rFonts w:cs="Times New Roman"/>
+          <w:b/>
+          <w:i w:val="false"/>
+          <w:color w:val="1A1A1A"/>
+          <w:sz w:val="21"/>
+          <w:szCs w:val="21"/>
+        </w:rPr>
+        <w:t>Shahid Beheshti University, Tehran, Iran</w:t>
+      </w:r>
+    </w:p>
+    <w:p>
+      <w:pPr>
+        <w:pStyle w:val="Normal"/>
+        <w:tabs>
+          <w:tab w:val="clear" w:pos="720"/>
+          <w:tab w:val="right" w:pos="10318" w:leader="none"/>
+        </w:tabs>
+        <w:spacing w:lineRule="auto" w:line="240" w:before="0" w:after="0"/>
+        <w:rPr/>
+      </w:pPr>
+      <w:r>
+        <w:rPr>
+          <w:rFonts w:cs="Times New Roman"/>
+          <w:b w:val="false"/>
+          <w:i/>
+          <w:color w:val="4D4D4D"/>
+          <w:sz w:val="21"/>
+          <w:szCs w:val="21"/>
+        </w:rPr>
+        <w:t>Research Collaborator</w:t>
+      </w:r>
+      <w:r>
+        <w:rPr>
+          <w:rFonts w:cs="Times New Roman"/>
+          <w:b w:val="false"/>
+          <w:i w:val="false"/>
+          <w:color w:val="4D4D4D"/>
+          <w:spacing w:val="-3"/>
+          <w:sz w:val="21"/>
+          <w:szCs w:val="21"/>
+        </w:rPr>
+        <w:tab/>
+        <w:t>Feb 2025 – Sep 2026</w:t>
+      </w:r>
+    </w:p>
+    <w:p>
+      <w:pPr>
+        <w:pStyle w:val="Normal"/>
+        <w:tabs>
+          <w:tab w:val="clear" w:pos="720"/>
+          <w:tab w:val="right" w:pos="10318" w:leader="none"/>
+        </w:tabs>
+        <w:spacing w:lineRule="auto" w:line="240" w:before="0" w:after="0"/>
+        <w:rPr/>
+      </w:pPr>
+      <w:r>
+        <w:rPr>
+          <w:rFonts w:cs="Times New Roman"/>
+          <w:b w:val="false"/>
+          <w:i/>
+          <w:color w:val="4D4D4D"/>
+          <w:sz w:val="21"/>
+          <w:szCs w:val="21"/>
+        </w:rPr>
+        <w:t>Technical Manager, SARMAD High-Performance Computing (HPC) System</w:t>
+      </w:r>
+      <w:r>
+        <w:rPr>
+          <w:rFonts w:cs="Times New Roman"/>
+          <w:b w:val="false"/>
+          <w:i w:val="false"/>
+          <w:color w:val="4D4D4D"/>
+          <w:spacing w:val="-3"/>
+          <w:sz w:val="21"/>
+          <w:szCs w:val="21"/>
+        </w:rPr>
+        <w:tab/>
+        <w:t>Feb 2025 – Aug 2026</w:t>
+      </w:r>
+    </w:p>
+    <w:p>
+      <w:pPr>
+        <w:pStyle w:val="Normal"/>
+        <w:spacing w:lineRule="auto" w:line="240" w:before="60" w:after="0"/>
+        <w:rPr/>
+      </w:pPr>
+      <w:r>
+        <w:rPr>
+          <w:rFonts w:cs="Times New Roman"/>
+          <w:b/>
+          <w:i w:val="false"/>
+          <w:color w:val="1A1A1A"/>
+          <w:sz w:val="21"/>
+          <w:szCs w:val="21"/>
+        </w:rPr>
+        <w:t>Gemology Science and Art Development Co. (Gemsa), Knowledge-Based Company</w:t>
+      </w:r>
+    </w:p>
+    <w:p>
+      <w:pPr>
+        <w:pStyle w:val="Normal"/>
+        <w:tabs>
+          <w:tab w:val="clear" w:pos="720"/>
+          <w:tab w:val="right" w:pos="10318" w:leader="none"/>
+        </w:tabs>
+        <w:spacing w:lineRule="auto" w:line="240" w:before="0" w:after="0"/>
+        <w:rPr/>
+      </w:pPr>
+      <w:r>
+        <w:rPr>
+          <w:rFonts w:cs="Times New Roman"/>
+          <w:b w:val="false"/>
+          <w:i/>
+          <w:color w:val="4D4D4D"/>
+          <w:sz w:val="21"/>
+          <w:szCs w:val="21"/>
+        </w:rPr>
+        <w:t>Research &amp; Development (R&amp;D) Manager</w:t>
+      </w:r>
+      <w:r>
+        <w:rPr>
+          <w:rFonts w:cs="Times New Roman"/>
+          <w:b w:val="false"/>
+          <w:i w:val="false"/>
+          <w:color w:val="4D4D4D"/>
+          <w:spacing w:val="-3"/>
+          <w:sz w:val="21"/>
+          <w:szCs w:val="21"/>
+        </w:rPr>
+        <w:tab/>
+        <w:t>Sep 2024 – Apr 2025</w:t>
+      </w:r>
+    </w:p>
+    <w:p>
+      <w:pPr>
+        <w:pStyle w:val="Normal"/>
+        <w:pBdr>
+          <w:bottom w:val="single" w:sz="4" w:space="2" w:color="333333"/>
+        </w:pBdr>
+        <w:spacing w:lineRule="auto" w:line="240" w:before="60" w:after="60"/>
+        <w:rPr/>
+      </w:pPr>
+      <w:r>
+        <w:rPr>
+          <w:rFonts w:cs="Times New Roman"/>
+          <w:b/>
+          <w:i w:val="false"/>
+          <w:color w:val="1F4E79"/>
+          <w:sz w:val="23"/>
+          <w:szCs w:val="23"/>
+        </w:rPr>
+        <w:t>RESEARCH EXPERIENCE</w:t>
+      </w:r>
+    </w:p>
+    <w:p>
+      <w:pPr>
+        <w:pStyle w:val="Normal"/>
+        <w:tabs>
+          <w:tab w:val="clear" w:pos="720"/>
+          <w:tab w:val="right" w:pos="10318" w:leader="none"/>
+        </w:tabs>
+        <w:spacing w:lineRule="auto" w:line="240" w:before="0" w:after="0"/>
+        <w:rPr/>
+      </w:pPr>
+      <w:r>
+        <w:rPr>
+          <w:rFonts w:cs="Times New Roman"/>
+          <w:b/>
+          <w:i w:val="false"/>
+          <w:color w:val="1A1A1A"/>
+          <w:sz w:val="21"/>
+          <w:szCs w:val="21"/>
+        </w:rPr>
+        <w:t>Academic Internship</w:t>
+      </w:r>
+      <w:r>
+        <w:rPr>
+          <w:rFonts w:cs="Times New Roman"/>
+          <w:b w:val="false"/>
+          <w:i w:val="false"/>
+          <w:color w:val="4D4D4D"/>
+          <w:spacing w:val="-3"/>
+          <w:sz w:val="21"/>
+          <w:szCs w:val="21"/>
+        </w:rPr>
+        <w:tab/>
+        <w:t>May 2025 – Aug 2025</w:t>
       </w:r>
     </w:p>
     <w:p>
@@ -1502,13 +857,67 @@
           <w:sz w:val="21"/>
           <w:szCs w:val="21"/>
         </w:rPr>
-        <w:t>43rd Earth Sciences Congress (National Conference) - Tehran, Iran</w:t>
+        <w:t>National Iranian Oil Company</w:t>
       </w:r>
     </w:p>
     <w:p>
       <w:pPr>
         <w:pStyle w:val="Normal"/>
+        <w:spacing w:lineRule="auto" w:line="240" w:before="0" w:after="40"/>
+        <w:rPr/>
+      </w:pPr>
+      <w:r>
+        <w:rPr>
+          <w:rFonts w:cs="Times New Roman"/>
+          <w:b w:val="false"/>
+          <w:i w:val="false"/>
+          <w:color w:val="4D4D4D"/>
+          <w:sz w:val="16"/>
+          <w:szCs w:val="16"/>
+        </w:rPr>
+        <w:t>Internship report: National Iranian South Oilfields Company, Geological Operations Department · Grade A</w:t>
+      </w:r>
+    </w:p>
+    <w:p>
+      <w:pPr>
+        <w:pStyle w:val="Normal"/>
+        <w:tabs>
+          <w:tab w:val="clear" w:pos="720"/>
+          <w:tab w:val="right" w:pos="10318" w:leader="none"/>
+        </w:tabs>
         <w:spacing w:lineRule="auto" w:line="240" w:before="0" w:after="0"/>
+        <w:rPr/>
+      </w:pPr>
+      <w:r>
+        <w:rPr>
+          <w:rFonts w:cs="Times New Roman"/>
+          <w:b/>
+          <w:i w:val="false"/>
+          <w:color w:val="1A1A1A"/>
+          <w:sz w:val="21"/>
+          <w:szCs w:val="21"/>
+        </w:rPr>
+        <w:t>Researcher and Research Collaborator</w:t>
+      </w:r>
+      <w:r>
+        <w:rPr>
+          <w:rFonts w:cs="Times New Roman"/>
+          <w:b w:val="false"/>
+          <w:i w:val="false"/>
+          <w:color w:val="4D4D4D"/>
+          <w:spacing w:val="-3"/>
+          <w:sz w:val="21"/>
+          <w:szCs w:val="21"/>
+        </w:rPr>
+        <w:tab/>
+        <w:t>Feb 2025 – Sep 2026</w:t>
+      </w:r>
+    </w:p>
+    <w:p>
+      <w:pPr>
+        <w:pStyle w:val="Normal"/>
+        <w:spacing w:lineRule="auto" w:line="240" w:before="0" w:after="0"/>
+        <w:jc w:val="both"/>
         <w:rPr/>
       </w:pPr>
       <w:r>
@@ -1520,7 +929,7 @@
           <w:sz w:val="21"/>
           <w:szCs w:val="21"/>
         </w:rPr>
-        <w:t>Oral Presentation</w:t>
+        <w:t>Shahid Beheshti University, Tehran</w:t>
       </w:r>
     </w:p>
     <w:p>
@@ -1538,7 +947,515 @@
           <w:sz w:val="16"/>
           <w:szCs w:val="16"/>
         </w:rPr>
-        <w:t xml:space="preserve">Author: Mohammad Aria Amini · 13 pages · Persian  ·  National Sci-Doc ID: GSI43_064  ·  </w:t>
+        <w:t>Developing HPC infrastructure, supporting faculty with computational code, contributing to papers, and debugging scientific programs.</w:t>
+      </w:r>
+    </w:p>
+    <w:p>
+      <w:pPr>
+        <w:pStyle w:val="Normal"/>
+        <w:tabs>
+          <w:tab w:val="clear" w:pos="720"/>
+          <w:tab w:val="right" w:pos="10318" w:leader="none"/>
+        </w:tabs>
+        <w:spacing w:lineRule="auto" w:line="240" w:before="0" w:after="0"/>
+        <w:rPr/>
+      </w:pPr>
+      <w:r>
+        <w:rPr>
+          <w:rFonts w:cs="Times New Roman"/>
+          <w:b/>
+          <w:i w:val="false"/>
+          <w:color w:val="1A1A1A"/>
+          <w:sz w:val="21"/>
+          <w:szCs w:val="21"/>
+        </w:rPr>
+        <w:t>Research &amp; Development</w:t>
+      </w:r>
+      <w:r>
+        <w:rPr>
+          <w:rFonts w:cs="Times New Roman"/>
+          <w:b w:val="false"/>
+          <w:i w:val="false"/>
+          <w:color w:val="4D4D4D"/>
+          <w:spacing w:val="-3"/>
+          <w:sz w:val="21"/>
+          <w:szCs w:val="21"/>
+        </w:rPr>
+        <w:tab/>
+        <w:t>Sep 2024 – Apr 2025</w:t>
+      </w:r>
+    </w:p>
+    <w:p>
+      <w:pPr>
+        <w:pStyle w:val="Normal"/>
+        <w:spacing w:lineRule="auto" w:line="240" w:before="0" w:after="0"/>
+        <w:jc w:val="both"/>
+        <w:rPr/>
+      </w:pPr>
+      <w:r>
+        <w:rPr>
+          <w:rFonts w:cs="Times New Roman"/>
+          <w:b w:val="false"/>
+          <w:i/>
+          <w:color w:val="4D4D4D"/>
+          <w:sz w:val="21"/>
+          <w:szCs w:val="21"/>
+        </w:rPr>
+        <w:t>Gemology Science and Art Development Co. (Gemsa)</w:t>
+      </w:r>
+    </w:p>
+    <w:p>
+      <w:pPr>
+        <w:pStyle w:val="Normal"/>
+        <w:spacing w:lineRule="auto" w:line="240" w:before="0" w:after="40"/>
+        <w:rPr/>
+      </w:pPr>
+      <w:r>
+        <w:rPr>
+          <w:rFonts w:cs="Times New Roman"/>
+          <w:b w:val="false"/>
+          <w:i w:val="false"/>
+          <w:color w:val="4D4D4D"/>
+          <w:sz w:val="16"/>
+          <w:szCs w:val="16"/>
+        </w:rPr>
+        <w:t>Research on Raman spectroscopy using spectrophotometric methods.</w:t>
+      </w:r>
+    </w:p>
+    <w:p>
+      <w:pPr>
+        <w:pStyle w:val="Normal"/>
+        <w:pBdr>
+          <w:bottom w:val="single" w:sz="4" w:space="2" w:color="333333"/>
+        </w:pBdr>
+        <w:spacing w:lineRule="auto" w:line="240" w:before="60" w:after="60"/>
+        <w:rPr/>
+      </w:pPr>
+      <w:r>
+        <w:rPr>
+          <w:rFonts w:cs="Times New Roman"/>
+          <w:b/>
+          <w:i w:val="false"/>
+          <w:color w:val="1F4E79"/>
+          <w:sz w:val="23"/>
+          <w:szCs w:val="23"/>
+        </w:rPr>
+        <w:t>BOOKS</w:t>
+      </w:r>
+    </w:p>
+    <w:p>
+      <w:pPr>
+        <w:pStyle w:val="Normal"/>
+        <w:spacing w:lineRule="auto" w:line="240" w:before="40" w:after="0"/>
+        <w:jc w:val="both"/>
+        <w:rPr/>
+      </w:pPr>
+      <w:r>
+        <w:rPr>
+          <w:rFonts w:cs="Times New Roman"/>
+          <w:b/>
+          <w:i w:val="false"/>
+          <w:color w:val="1A1A1A"/>
+          <w:sz w:val="21"/>
+          <w:szCs w:val="21"/>
+        </w:rPr>
+        <w:t>Ghorbani, M., &amp; Amini, M. A. (2025). The Historiography of Earth Science in Iran: Introducing a Number of Contemporary Pioneers.</w:t>
+      </w:r>
+    </w:p>
+    <w:p>
+      <w:pPr>
+        <w:pStyle w:val="Normal"/>
+        <w:spacing w:lineRule="auto" w:line="240" w:before="0" w:after="40"/>
+        <w:rPr/>
+      </w:pPr>
+      <w:r>
+        <w:rPr>
+          <w:rFonts w:cs="Times New Roman"/>
+          <w:b w:val="false"/>
+          <w:i/>
+          <w:color w:val="4D4D4D"/>
+          <w:sz w:val="21"/>
+          <w:szCs w:val="21"/>
+        </w:rPr>
+        <w:t>Co-author</w:t>
+      </w:r>
+      <w:r>
+        <w:rPr>
+          <w:rFonts w:cs="Times New Roman"/>
+          <w:b w:val="false"/>
+          <w:i w:val="false"/>
+          <w:color w:val="4D4D4D"/>
+          <w:sz w:val="16"/>
+          <w:szCs w:val="16"/>
+        </w:rPr>
+        <w:t xml:space="preserve">   ·   ISBN: 978-600-6058-43-6</w:t>
+      </w:r>
+    </w:p>
+    <w:p>
+      <w:pPr>
+        <w:pStyle w:val="Normal"/>
+        <w:spacing w:lineRule="auto" w:line="240" w:before="40" w:after="0"/>
+        <w:jc w:val="both"/>
+        <w:rPr/>
+      </w:pPr>
+      <w:r>
+        <w:rPr>
+          <w:rFonts w:cs="Times New Roman"/>
+          <w:b/>
+          <w:i w:val="false"/>
+          <w:color w:val="1A1A1A"/>
+          <w:sz w:val="21"/>
+          <w:szCs w:val="21"/>
+        </w:rPr>
+        <w:t>Fathi, T. (2026). Petroleum Contamination Hydrogeology: Geological, Environmental, Legal Aspects, and Models for the Remediation of Contaminated Groundwater.</w:t>
+      </w:r>
+    </w:p>
+    <w:p>
+      <w:pPr>
+        <w:pStyle w:val="Normal"/>
+        <w:spacing w:lineRule="auto" w:line="240" w:before="0" w:after="40"/>
+        <w:rPr/>
+      </w:pPr>
+      <w:r>
+        <w:rPr>
+          <w:rFonts w:cs="Times New Roman"/>
+          <w:b w:val="false"/>
+          <w:i/>
+          <w:color w:val="4D4D4D"/>
+          <w:sz w:val="21"/>
+          <w:szCs w:val="21"/>
+        </w:rPr>
+        <w:t>Scientific Editor</w:t>
+      </w:r>
+      <w:r>
+        <w:rPr>
+          <w:rFonts w:cs="Times New Roman"/>
+          <w:b w:val="false"/>
+          <w:i w:val="false"/>
+          <w:color w:val="4D4D4D"/>
+          <w:sz w:val="16"/>
+          <w:szCs w:val="16"/>
+        </w:rPr>
+        <w:t xml:space="preserve">   ·   ISBN (from the second edition): 978-600-6058-60-3</w:t>
+      </w:r>
+    </w:p>
+    <w:p>
+      <w:pPr>
+        <w:pStyle w:val="Normal"/>
+        <w:spacing w:lineRule="auto" w:line="240" w:before="40" w:after="0"/>
+        <w:jc w:val="both"/>
+        <w:rPr/>
+      </w:pPr>
+      <w:r>
+        <w:rPr>
+          <w:rFonts w:cs="Times New Roman"/>
+          <w:b/>
+          <w:i w:val="false"/>
+          <w:color w:val="1A1A1A"/>
+          <w:sz w:val="21"/>
+          <w:szCs w:val="21"/>
+        </w:rPr>
+        <w:t>Momenzadeh, M. (2025). The Mythical City of Zabol: The Burnt City.</w:t>
+      </w:r>
+    </w:p>
+    <w:p>
+      <w:pPr>
+        <w:pStyle w:val="Normal"/>
+        <w:spacing w:lineRule="auto" w:line="240" w:before="0" w:after="40"/>
+        <w:rPr/>
+      </w:pPr>
+      <w:r>
+        <w:rPr>
+          <w:rFonts w:cs="Times New Roman"/>
+          <w:b w:val="false"/>
+          <w:i/>
+          <w:color w:val="4D4D4D"/>
+          <w:sz w:val="21"/>
+          <w:szCs w:val="21"/>
+        </w:rPr>
+        <w:t>Editor</w:t>
+      </w:r>
+      <w:r>
+        <w:rPr>
+          <w:rFonts w:cs="Times New Roman"/>
+          <w:b w:val="false"/>
+          <w:i w:val="false"/>
+          <w:color w:val="4D4D4D"/>
+          <w:sz w:val="16"/>
+          <w:szCs w:val="16"/>
+        </w:rPr>
+        <w:t xml:space="preserve">   ·   ISBN: 978-600-6058-44-3</w:t>
+      </w:r>
+    </w:p>
+    <w:p>
+      <w:pPr>
+        <w:pStyle w:val="Normal"/>
+        <w:spacing w:lineRule="auto" w:line="240" w:before="40" w:after="0"/>
+        <w:jc w:val="both"/>
+        <w:rPr/>
+      </w:pPr>
+      <w:r>
+        <w:rPr>
+          <w:rFonts w:cs="Times New Roman"/>
+          <w:b/>
+          <w:i w:val="false"/>
+          <w:color w:val="1A1A1A"/>
+          <w:sz w:val="21"/>
+          <w:szCs w:val="21"/>
+        </w:rPr>
+        <w:t>Salmati, R. (2025). A Comprehensive Guide to Geological Mapping at Scales of 1:50,000 and Larger.</w:t>
+      </w:r>
+    </w:p>
+    <w:p>
+      <w:pPr>
+        <w:pStyle w:val="Normal"/>
+        <w:spacing w:lineRule="auto" w:line="240" w:before="0" w:after="40"/>
+        <w:rPr/>
+      </w:pPr>
+      <w:r>
+        <w:rPr>
+          <w:rFonts w:cs="Times New Roman"/>
+          <w:b w:val="false"/>
+          <w:i/>
+          <w:color w:val="4D4D4D"/>
+          <w:sz w:val="21"/>
+          <w:szCs w:val="21"/>
+        </w:rPr>
+        <w:t>Editor</w:t>
+      </w:r>
+      <w:r>
+        <w:rPr>
+          <w:rFonts w:cs="Times New Roman"/>
+          <w:b w:val="false"/>
+          <w:i w:val="false"/>
+          <w:color w:val="4D4D4D"/>
+          <w:sz w:val="16"/>
+          <w:szCs w:val="16"/>
+        </w:rPr>
+        <w:t xml:space="preserve">   ·   ISBN: 978-600-6058-42-9</w:t>
+      </w:r>
+    </w:p>
+    <w:p>
+      <w:pPr>
+        <w:pStyle w:val="Normal"/>
+        <w:pBdr>
+          <w:bottom w:val="single" w:sz="4" w:space="2" w:color="333333"/>
+        </w:pBdr>
+        <w:spacing w:lineRule="auto" w:line="240" w:before="60" w:after="60"/>
+        <w:rPr/>
+      </w:pPr>
+      <w:r>
+        <w:rPr>
+          <w:rFonts w:cs="Times New Roman"/>
+          <w:b/>
+          <w:i w:val="false"/>
+          <w:color w:val="1F4E79"/>
+          <w:sz w:val="23"/>
+          <w:szCs w:val="23"/>
+        </w:rPr>
+        <w:t>CONFERENCES</w:t>
+      </w:r>
+    </w:p>
+    <w:p>
+      <w:pPr>
+        <w:pStyle w:val="Normal"/>
+        <w:tabs>
+          <w:tab w:val="clear" w:pos="720"/>
+          <w:tab w:val="right" w:pos="10318" w:leader="none"/>
+        </w:tabs>
+        <w:spacing w:lineRule="auto" w:line="240" w:before="0" w:after="0"/>
+        <w:rPr/>
+      </w:pPr>
+      <w:r>
+        <w:rPr>
+          <w:rFonts w:cs="Times New Roman"/>
+          <w:b/>
+          <w:i w:val="false"/>
+          <w:color w:val="4D4D4D"/>
+          <w:sz w:val="16"/>
+          <w:szCs w:val="16"/>
+        </w:rPr>
+        <w:t xml:space="preserve">Paper:  </w:t>
+      </w:r>
+      <w:r>
+        <w:rPr>
+          <w:rFonts w:cs="Times New Roman"/>
+          <w:b/>
+          <w:i w:val="false"/>
+          <w:color w:val="1A1A1A"/>
+          <w:sz w:val="21"/>
+          <w:szCs w:val="21"/>
+        </w:rPr>
+        <w:t>Natural Resources (Mineral, Energy, and Water Resources) in Iran</w:t>
+      </w:r>
+      <w:r>
+        <w:rPr>
+          <w:rFonts w:cs="Times New Roman"/>
+          <w:b w:val="false"/>
+          <w:i w:val="false"/>
+          <w:color w:val="4D4D4D"/>
+          <w:spacing w:val="-3"/>
+          <w:sz w:val="21"/>
+          <w:szCs w:val="21"/>
+        </w:rPr>
+        <w:tab/>
+        <w:t>2025</w:t>
+      </w:r>
+    </w:p>
+    <w:p>
+      <w:pPr>
+        <w:pStyle w:val="Normal"/>
+        <w:spacing w:lineRule="auto" w:line="240" w:before="0" w:after="0"/>
+        <w:jc w:val="both"/>
+        <w:rPr/>
+      </w:pPr>
+      <w:r>
+        <w:rPr>
+          <w:rFonts w:cs="Times New Roman"/>
+          <w:b w:val="false"/>
+          <w:i/>
+          <w:color w:val="4D4D4D"/>
+          <w:sz w:val="21"/>
+          <w:szCs w:val="21"/>
+        </w:rPr>
+        <w:t>4th Global Summit on Advances in Earth Science &amp; Climate Change (Adv. ESCC 2025) - Berlin, Germany (Virtual Presentation)</w:t>
+      </w:r>
+    </w:p>
+    <w:p>
+      <w:pPr>
+        <w:pStyle w:val="Normal"/>
+        <w:spacing w:lineRule="auto" w:line="240" w:before="0" w:after="0"/>
+        <w:rPr/>
+      </w:pPr>
+      <w:r>
+        <w:rPr>
+          <w:rFonts w:cs="Times New Roman"/>
+          <w:b w:val="false"/>
+          <w:i/>
+          <w:color w:val="4D4D4D"/>
+          <w:sz w:val="21"/>
+          <w:szCs w:val="21"/>
+        </w:rPr>
+        <w:t>Oral Presentation</w:t>
+      </w:r>
+    </w:p>
+    <w:p>
+      <w:pPr>
+        <w:pStyle w:val="Normal"/>
+        <w:spacing w:lineRule="auto" w:line="240" w:before="0" w:after="40"/>
+        <w:rPr/>
+      </w:pPr>
+      <w:r>
+        <w:rPr>
+          <w:rFonts w:cs="Times New Roman"/>
+          <w:b w:val="false"/>
+          <w:i w:val="false"/>
+          <w:color w:val="4D4D4D"/>
+          <w:sz w:val="16"/>
+          <w:szCs w:val="16"/>
+        </w:rPr>
+        <w:t>Authors: Mansour Ghorbani, Mohammad Aria Amini (Speaker) · Distinguished Speaker · Organized by Peers Alley Media · Sep 29–30, 2025</w:t>
+      </w:r>
+    </w:p>
+    <w:p>
+      <w:pPr>
+        <w:pStyle w:val="Normal"/>
+        <w:tabs>
+          <w:tab w:val="clear" w:pos="720"/>
+          <w:tab w:val="right" w:pos="10318" w:leader="none"/>
+        </w:tabs>
+        <w:spacing w:lineRule="auto" w:line="240" w:before="0" w:after="0"/>
+        <w:rPr/>
+      </w:pPr>
+      <w:r>
+        <w:rPr>
+          <w:rFonts w:cs="Times New Roman"/>
+          <w:b/>
+          <w:i w:val="false"/>
+          <w:color w:val="4D4D4D"/>
+          <w:sz w:val="16"/>
+          <w:szCs w:val="16"/>
+        </w:rPr>
+        <w:t xml:space="preserve">Paper:  </w:t>
+      </w:r>
+      <w:r>
+        <w:rPr>
+          <w:rFonts w:cs="Times New Roman"/>
+          <w:b/>
+          <w:i w:val="false"/>
+          <w:color w:val="1A1A1A"/>
+          <w:sz w:val="21"/>
+          <w:szCs w:val="21"/>
+        </w:rPr>
+        <w:t>Differences in Garnet Classification Based on Color</w:t>
+      </w:r>
+      <w:r>
+        <w:rPr>
+          <w:rFonts w:cs="Times New Roman"/>
+          <w:b w:val="false"/>
+          <w:i w:val="false"/>
+          <w:color w:val="4D4D4D"/>
+          <w:spacing w:val="-3"/>
+          <w:sz w:val="21"/>
+          <w:szCs w:val="21"/>
+        </w:rPr>
+        <w:tab/>
+        <w:t>2024</w:t>
+      </w:r>
+    </w:p>
+    <w:p>
+      <w:pPr>
+        <w:pStyle w:val="Normal"/>
+        <w:spacing w:lineRule="auto" w:line="240" w:before="0" w:after="0"/>
+        <w:jc w:val="both"/>
+        <w:rPr/>
+      </w:pPr>
+      <w:r>
+        <w:rPr>
+          <w:rFonts w:cs="Times New Roman"/>
+          <w:b w:val="false"/>
+          <w:i/>
+          <w:color w:val="4D4D4D"/>
+          <w:sz w:val="21"/>
+          <w:szCs w:val="21"/>
+        </w:rPr>
+        <w:t>43rd Earth Sciences Congress (National Conference) - Tehran, Iran</w:t>
+      </w:r>
+    </w:p>
+    <w:p>
+      <w:pPr>
+        <w:pStyle w:val="Normal"/>
+        <w:spacing w:lineRule="auto" w:line="240" w:before="0" w:after="0"/>
+        <w:rPr/>
+      </w:pPr>
+      <w:r>
+        <w:rPr>
+          <w:rFonts w:cs="Times New Roman"/>
+          <w:b w:val="false"/>
+          <w:i/>
+          <w:color w:val="4D4D4D"/>
+          <w:sz w:val="21"/>
+          <w:szCs w:val="21"/>
+        </w:rPr>
+        <w:t>Conference Paper</w:t>
+      </w:r>
+    </w:p>
+    <w:p>
+      <w:pPr>
+        <w:pStyle w:val="Normal"/>
+        <w:spacing w:lineRule="auto" w:line="240" w:before="0" w:after="40"/>
+        <w:rPr/>
+      </w:pPr>
+      <w:r>
+        <w:rPr>
+          <w:rFonts w:cs="Times New Roman"/>
+          <w:b w:val="false"/>
+          <w:i w:val="false"/>
+          <w:color w:val="4D4D4D"/>
+          <w:sz w:val="16"/>
+          <w:szCs w:val="16"/>
+        </w:rPr>
+        <w:t xml:space="preserve">Authors: Ziba Delpasand, Fariborz Masoudi, Mohammad Aria Amini · 10 pages · Persian  ·  National Sci-Doc ID: GSI43_151  ·  </w:t>
       </w:r>
       <w:hyperlink r:id="rId5">
         <w:r>
@@ -1584,7 +1501,7 @@
           <w:sz w:val="21"/>
           <w:szCs w:val="21"/>
         </w:rPr>
-        <w:t>Economic Geology of Copper and Associated Elements in the South Rayen Area, with a Focus on Gadar-e-Siah</w:t>
+        <w:t>Petrographic, Mineralization, and Alteration Study of the Choudarchay Copper Vein Deposit</w:t>
       </w:r>
       <w:r>
         <w:rPr>
@@ -1597,7 +1514,7 @@
           <w:szCs w:val="21"/>
         </w:rPr>
         <w:tab/>
-        <w:t>2023</w:t>
+        <w:t>2024</w:t>
       </w:r>
     </w:p>
     <w:p>
@@ -1616,7 +1533,7 @@
           <w:sz w:val="21"/>
           <w:szCs w:val="21"/>
         </w:rPr>
-        <w:t>42nd Earth Sciences Congress (National Conference) - Tehran, Iran</w:t>
+        <w:t>43rd Earth Sciences Congress (National Conference) - Tehran, Iran</w:t>
       </w:r>
     </w:p>
     <w:p>
@@ -1652,7 +1569,7 @@
           <w:sz w:val="16"/>
           <w:szCs w:val="16"/>
         </w:rPr>
-        <w:t xml:space="preserve">Authors: Mohammad Aria Amini, Shohreh Salkhordeh · 15 pages · Persian  ·  National Sci-Doc ID: GSI42_161  ·  </w:t>
+        <w:t xml:space="preserve">Author: Mohammad Aria Amini · 13 pages · Persian  ·  National Sci-Doc ID: GSI43_064  ·  </w:t>
       </w:r>
       <w:hyperlink r:id="rId6">
         <w:r>
@@ -1671,27 +1588,6 @@
     <w:p>
       <w:pPr>
         <w:pStyle w:val="Normal"/>
-        <w:pBdr>
-          <w:bottom w:val="single" w:sz="4" w:space="2" w:color="333333"/>
-        </w:pBdr>
-        <w:spacing w:lineRule="auto" w:line="240" w:before="60" w:after="60"/>
-        <w:rPr/>
-      </w:pPr>
-      <w:r>
-        <w:rPr>
-          <w:rFonts w:cs="Times New Roman"/>
-          <w:b/>
-          <w:i w:val="false"/>
-          <w:color w:val="1F4E79"/>
-          <w:sz w:val="23"/>
-          <w:szCs w:val="23"/>
-        </w:rPr>
-        <w:t>PATENTS</w:t>
-      </w:r>
-    </w:p>
-    <w:p>
-      <w:pPr>
-        <w:pStyle w:val="Normal"/>
         <w:tabs>
           <w:tab w:val="clear" w:pos="720"/>
           <w:tab w:val="right" w:pos="10318" w:leader="none"/>
@@ -1704,11 +1600,22 @@
           <w:rFonts w:cs="Times New Roman"/>
           <w:b/>
           <w:i w:val="false"/>
+          <w:color w:val="4D4D4D"/>
+          <w:sz w:val="16"/>
+          <w:szCs w:val="16"/>
+        </w:rPr>
+        <w:t xml:space="preserve">Paper:  </w:t>
+      </w:r>
+      <w:r>
+        <w:rPr>
+          <w:rFonts w:cs="Times New Roman"/>
+          <w:b/>
+          <w:i w:val="false"/>
           <w:color w:val="1A1A1A"/>
           <w:sz w:val="21"/>
           <w:szCs w:val="21"/>
         </w:rPr>
-        <w:t>System and Method for Depth-Aware Identification and Zonation of Productive (Net Pay) Intervals in Oil Wells Using Multi-Model Probabilistic Fusion of Well-Log Data</w:t>
+        <w:t>Economic Geology of Copper and Associated Elements in the South Rayen Area, with a Focus on Gadar-e-Siah</w:t>
       </w:r>
       <w:r>
         <w:rPr>
@@ -1721,13 +1628,13 @@
           <w:szCs w:val="21"/>
         </w:rPr>
         <w:tab/>
-        <w:t>Under Review</w:t>
+        <w:t>2023</w:t>
       </w:r>
     </w:p>
     <w:p>
       <w:pPr>
         <w:pStyle w:val="Normal"/>
-        <w:spacing w:lineRule="auto" w:line="240" w:before="0" w:after="40"/>
+        <w:spacing w:lineRule="auto" w:line="240" w:before="0" w:after="0"/>
         <w:jc w:val="both"/>
         <w:rPr/>
       </w:pPr>
@@ -1740,70 +1647,13 @@
           <w:sz w:val="21"/>
           <w:szCs w:val="21"/>
         </w:rPr>
-        <w:t>Iranian Patent Application · Sole Inventor</w:t>
+        <w:t>42nd Earth Sciences Congress (National Conference) - Tehran, Iran</w:t>
       </w:r>
     </w:p>
     <w:p>
       <w:pPr>
         <w:pStyle w:val="Normal"/>
-        <w:pBdr>
-          <w:bottom w:val="single" w:sz="4" w:space="2" w:color="333333"/>
-        </w:pBdr>
-        <w:spacing w:lineRule="auto" w:line="240" w:before="60" w:after="60"/>
-        <w:rPr/>
-      </w:pPr>
-      <w:r>
-        <w:rPr>
-          <w:rFonts w:cs="Times New Roman"/>
-          <w:b/>
-          <w:i w:val="false"/>
-          <w:color w:val="1F4E79"/>
-          <w:sz w:val="23"/>
-          <w:szCs w:val="23"/>
-        </w:rPr>
-        <w:t>TEACHING ACTIVITIES</w:t>
-      </w:r>
-    </w:p>
-    <w:p>
-      <w:pPr>
-        <w:pStyle w:val="Normal"/>
-        <w:tabs>
-          <w:tab w:val="clear" w:pos="720"/>
-          <w:tab w:val="right" w:pos="10318" w:leader="none"/>
-        </w:tabs>
         <w:spacing w:lineRule="auto" w:line="240" w:before="0" w:after="0"/>
-        <w:rPr/>
-      </w:pPr>
-      <w:r>
-        <w:rPr>
-          <w:rFonts w:cs="Times New Roman"/>
-          <w:b/>
-          <w:i w:val="false"/>
-          <w:color w:val="1A1A1A"/>
-          <w:sz w:val="21"/>
-          <w:szCs w:val="21"/>
-        </w:rPr>
-        <w:t>Research Week Events &amp; Workshops Series</w:t>
-      </w:r>
-      <w:r>
-        <w:rPr>
-          <w:rFonts w:cs="Times New Roman"/>
-          <w:b w:val="false"/>
-          <w:i w:val="false"/>
-          <w:color w:val="4D4D4D"/>
-          <w:spacing w:val="-3"/>
-          <w:sz w:val="21"/>
-          <w:szCs w:val="21"/>
-        </w:rPr>
-        <w:tab/>
-        <w:t>Jan 2026 – Feb 2026</w:t>
-      </w:r>
-    </w:p>
-    <w:p>
-      <w:pPr>
-        <w:pStyle w:val="Normal"/>
-        <w:spacing w:lineRule="auto" w:line="240" w:before="0" w:after="0"/>
-        <w:jc w:val="both"/>
         <w:rPr/>
       </w:pPr>
       <w:r>
@@ -1815,7 +1665,7 @@
           <w:sz w:val="21"/>
           <w:szCs w:val="21"/>
         </w:rPr>
-        <w:t>Shahid Beheshti University, Tehran</w:t>
+        <w:t>Oral Presentation</w:t>
       </w:r>
     </w:p>
     <w:p>
@@ -1833,1114 +1683,7 @@
           <w:sz w:val="16"/>
           <w:szCs w:val="16"/>
         </w:rPr>
-        <w:t>Instructor · Workshop: Introduction to Parallel Processing Systems and Linux-Based High-Performance Computing Environments</w:t>
-      </w:r>
-    </w:p>
-    <w:p>
-      <w:pPr>
-        <w:pStyle w:val="Normal"/>
-        <w:pBdr>
-          <w:bottom w:val="single" w:sz="4" w:space="2" w:color="333333"/>
-        </w:pBdr>
-        <w:spacing w:lineRule="auto" w:line="240" w:before="60" w:after="60"/>
-        <w:rPr/>
-      </w:pPr>
-      <w:r>
-        <w:rPr>
-          <w:rFonts w:cs="Times New Roman"/>
-          <w:b/>
-          <w:i w:val="false"/>
-          <w:color w:val="1F4E79"/>
-          <w:sz w:val="23"/>
-          <w:szCs w:val="23"/>
-        </w:rPr>
-        <w:t>HONORS &amp; AWARDS</w:t>
-      </w:r>
-    </w:p>
-    <w:p>
-      <w:pPr>
-        <w:pStyle w:val="Normal"/>
-        <w:tabs>
-          <w:tab w:val="clear" w:pos="720"/>
-          <w:tab w:val="right" w:pos="10318" w:leader="none"/>
-        </w:tabs>
-        <w:spacing w:lineRule="auto" w:line="240" w:before="0" w:after="0"/>
-        <w:rPr/>
-      </w:pPr>
-      <w:r>
-        <w:rPr>
-          <w:rFonts w:cs="Times New Roman"/>
-          <w:b/>
-          <w:i w:val="false"/>
-          <w:color w:val="1A1A1A"/>
-          <w:sz w:val="21"/>
-          <w:szCs w:val="21"/>
-        </w:rPr>
-        <w:t>Top Young Earth Sciences Researcher</w:t>
-      </w:r>
-      <w:r>
-        <w:rPr>
-          <w:rFonts w:cs="Times New Roman"/>
-          <w:b w:val="false"/>
-          <w:i w:val="false"/>
-          <w:color w:val="4D4D4D"/>
-          <w:spacing w:val="-3"/>
-          <w:sz w:val="21"/>
-          <w:szCs w:val="21"/>
-        </w:rPr>
-        <w:tab/>
-        <w:t>2024</w:t>
-      </w:r>
-    </w:p>
-    <w:p>
-      <w:pPr>
-        <w:pStyle w:val="Normal"/>
-        <w:spacing w:lineRule="auto" w:line="240" w:before="0" w:after="0"/>
-        <w:jc w:val="both"/>
-        <w:rPr/>
-      </w:pPr>
-      <w:r>
-        <w:rPr>
-          <w:rFonts w:cs="Times New Roman"/>
-          <w:b w:val="false"/>
-          <w:i/>
-          <w:color w:val="4D4D4D"/>
-          <w:sz w:val="21"/>
-          <w:szCs w:val="21"/>
-        </w:rPr>
-        <w:t>Geological Society of Iran</w:t>
-      </w:r>
-    </w:p>
-    <w:p>
-      <w:pPr>
-        <w:pStyle w:val="Normal"/>
-        <w:spacing w:lineRule="auto" w:line="240" w:before="0" w:after="40"/>
-        <w:rPr/>
-      </w:pPr>
-      <w:r>
-        <w:rPr>
-          <w:rFonts w:cs="Times New Roman"/>
-          <w:b w:val="false"/>
-          <w:i w:val="false"/>
-          <w:color w:val="4D4D4D"/>
-          <w:sz w:val="16"/>
-          <w:szCs w:val="16"/>
-        </w:rPr>
-        <w:t>Awarded for the paper "Petrographic, Mineralization, and Alteration Study of the Choudarchay Copper Vein Deposit"</w:t>
-      </w:r>
-    </w:p>
-    <w:p>
-      <w:pPr>
-        <w:pStyle w:val="Normal"/>
-        <w:pBdr>
-          <w:bottom w:val="single" w:sz="4" w:space="2" w:color="333333"/>
-        </w:pBdr>
-        <w:spacing w:lineRule="auto" w:line="240" w:before="60" w:after="60"/>
-        <w:rPr/>
-      </w:pPr>
-      <w:r>
-        <w:rPr>
-          <w:rFonts w:cs="Times New Roman"/>
-          <w:b/>
-          <w:i w:val="false"/>
-          <w:color w:val="1F4E79"/>
-          <w:sz w:val="23"/>
-          <w:szCs w:val="23"/>
-        </w:rPr>
-        <w:t>LANGUAGES</w:t>
-      </w:r>
-    </w:p>
-    <w:p>
-      <w:pPr>
-        <w:pStyle w:val="Normal"/>
-        <w:spacing w:lineRule="auto" w:line="240" w:before="0" w:after="20"/>
-        <w:jc w:val="both"/>
-        <w:rPr/>
-      </w:pPr>
-      <w:r>
-        <w:rPr>
-          <w:rFonts w:cs="Times New Roman"/>
-          <w:b/>
-          <w:i w:val="false"/>
-          <w:color w:val="1A1A1A"/>
-          <w:sz w:val="21"/>
-          <w:szCs w:val="21"/>
-        </w:rPr>
-        <w:t>Persian</w:t>
-      </w:r>
-      <w:r>
-        <w:rPr>
-          <w:rFonts w:cs="Times New Roman"/>
-          <w:b w:val="false"/>
-          <w:i w:val="false"/>
-          <w:color w:val="1A1A1A"/>
-          <w:sz w:val="21"/>
-          <w:szCs w:val="21"/>
-        </w:rPr>
-        <w:t xml:space="preserve"> – Native   |   </w:t>
-      </w:r>
-      <w:r>
-        <w:rPr>
-          <w:rFonts w:cs="Times New Roman"/>
-          <w:b/>
-          <w:i w:val="false"/>
-          <w:color w:val="1A1A1A"/>
-          <w:sz w:val="21"/>
-          <w:szCs w:val="21"/>
-        </w:rPr>
-        <w:t>English</w:t>
-      </w:r>
-      <w:r>
-        <w:rPr>
-          <w:rFonts w:cs="Times New Roman"/>
-          <w:b w:val="false"/>
-          <w:i w:val="false"/>
-          <w:color w:val="1A1A1A"/>
-          <w:sz w:val="21"/>
-          <w:szCs w:val="21"/>
-        </w:rPr>
-        <w:t xml:space="preserve"> – Professional Working Proficiency   |   </w:t>
-      </w:r>
-      <w:r>
-        <w:rPr>
-          <w:rFonts w:cs="Times New Roman"/>
-          <w:b/>
-          <w:i w:val="false"/>
-          <w:color w:val="1A1A1A"/>
-          <w:sz w:val="21"/>
-          <w:szCs w:val="21"/>
-        </w:rPr>
-        <w:t>French</w:t>
-      </w:r>
-      <w:r>
-        <w:rPr>
-          <w:rFonts w:cs="Times New Roman"/>
-          <w:b w:val="false"/>
-          <w:i w:val="false"/>
-          <w:color w:val="1A1A1A"/>
-          <w:sz w:val="21"/>
-          <w:szCs w:val="21"/>
-        </w:rPr>
-        <w:t xml:space="preserve"> – Learning</w:t>
-      </w:r>
-    </w:p>
-    <w:p>
-      <w:pPr>
-        <w:pStyle w:val="Normal"/>
-        <w:spacing w:lineRule="auto" w:line="240" w:before="0" w:after="0"/>
-        <w:jc w:val="both"/>
-        <w:rPr/>
-      </w:pPr>
-      <w:r>
-        <w:rPr>
-          <w:rFonts w:cs="Times New Roman"/>
-          <w:b/>
-          <w:i w:val="false"/>
-          <w:color w:val="4D4D4D"/>
-          <w:sz w:val="16"/>
-          <w:szCs w:val="16"/>
-        </w:rPr>
-        <w:t xml:space="preserve">GRE General Test  </w:t>
-      </w:r>
-      <w:r>
-        <w:rPr>
-          <w:rFonts w:cs="Times New Roman"/>
-          <w:b w:val="false"/>
-          <w:i w:val="false"/>
-          <w:color w:val="4D4D4D"/>
-          <w:sz w:val="16"/>
-          <w:szCs w:val="16"/>
-        </w:rPr>
-        <w:t>Taken: Dec 11, 2024 · Expires: Dec 11, 2029  ·  Verbal Reasoning 166/170 · Quantitative Reasoning 166/170 · Analytical Writing 4.0/6.0 (63rd percentile)</w:t>
-      </w:r>
-    </w:p>
-    <w:p>
-      <w:pPr>
-        <w:pStyle w:val="Normal"/>
-        <w:spacing w:lineRule="auto" w:line="240" w:before="0" w:after="60"/>
-        <w:jc w:val="both"/>
-        <w:rPr/>
-      </w:pPr>
-      <w:r>
-        <w:rPr>
-          <w:rFonts w:cs="Times New Roman"/>
-          <w:b/>
-          <w:i w:val="false"/>
-          <w:color w:val="4D4D4D"/>
-          <w:sz w:val="16"/>
-          <w:szCs w:val="16"/>
-        </w:rPr>
-        <w:t xml:space="preserve">TOEFL iBT  </w:t>
-      </w:r>
-      <w:r>
-        <w:rPr>
-          <w:rFonts w:cs="Times New Roman"/>
-          <w:b w:val="false"/>
-          <w:i w:val="false"/>
-          <w:color w:val="4D4D4D"/>
-          <w:sz w:val="16"/>
-          <w:szCs w:val="16"/>
-        </w:rPr>
-        <w:t>Taken: Jan 1, 2025 · Expires: Jan 1, 2027  ·  Total Score 102/120 · Reading 30/30 · Listening 27/30 · Writing 28/30 · Speaking 17/30</w:t>
-      </w:r>
-    </w:p>
-    <w:p>
-      <w:pPr>
-        <w:pStyle w:val="Normal"/>
-        <w:pBdr>
-          <w:bottom w:val="single" w:sz="4" w:space="2" w:color="333333"/>
-        </w:pBdr>
-        <w:spacing w:lineRule="auto" w:line="240" w:before="60" w:after="60"/>
-        <w:rPr/>
-      </w:pPr>
-      <w:r>
-        <w:rPr>
-          <w:rFonts w:cs="Times New Roman"/>
-          <w:b/>
-          <w:i w:val="false"/>
-          <w:color w:val="1F4E79"/>
-          <w:sz w:val="23"/>
-          <w:szCs w:val="23"/>
-        </w:rPr>
-        <w:t>PROFESSIONAL MEMBERSHIPS</w:t>
-      </w:r>
-    </w:p>
-    <w:p>
-      <w:pPr>
-        <w:pStyle w:val="Normal"/>
-        <w:tabs>
-          <w:tab w:val="clear" w:pos="720"/>
-          <w:tab w:val="right" w:pos="10318" w:leader="none"/>
-        </w:tabs>
-        <w:spacing w:lineRule="auto" w:line="240" w:before="0" w:after="0"/>
-        <w:rPr/>
-      </w:pPr>
-      <w:r>
-        <w:rPr>
-          <w:rFonts w:cs="Times New Roman"/>
-          <w:b/>
-          <w:i w:val="false"/>
-          <w:color w:val="1A1A1A"/>
-          <w:sz w:val="21"/>
-          <w:szCs w:val="21"/>
-        </w:rPr>
-        <w:t>Executive Secretary and Website Manager of the Iranian Geological Society</w:t>
-      </w:r>
-      <w:r>
-        <w:rPr>
-          <w:rFonts w:cs="Times New Roman"/>
-          <w:b w:val="false"/>
-          <w:i w:val="false"/>
-          <w:color w:val="4D4D4D"/>
-          <w:spacing w:val="-3"/>
-          <w:sz w:val="21"/>
-          <w:szCs w:val="21"/>
-        </w:rPr>
-        <w:tab/>
-        <w:t>Apr 2023 – Present</w:t>
-      </w:r>
-    </w:p>
-    <w:p>
-      <w:pPr>
-        <w:pStyle w:val="Normal"/>
-        <w:spacing w:lineRule="auto" w:line="240" w:before="0" w:after="0"/>
-        <w:jc w:val="both"/>
-        <w:rPr/>
-      </w:pPr>
-      <w:r>
-        <w:rPr>
-          <w:rFonts w:cs="Times New Roman"/>
-          <w:b w:val="false"/>
-          <w:i/>
-          <w:color w:val="4D4D4D"/>
-          <w:sz w:val="21"/>
-          <w:szCs w:val="21"/>
-        </w:rPr>
-        <w:t>Iranian Geological Society</w:t>
-      </w:r>
-    </w:p>
-    <w:p>
-      <w:pPr>
-        <w:pStyle w:val="Normal"/>
-        <w:tabs>
-          <w:tab w:val="clear" w:pos="720"/>
-          <w:tab w:val="right" w:pos="10318" w:leader="none"/>
-        </w:tabs>
-        <w:spacing w:lineRule="auto" w:line="240" w:before="0" w:after="0"/>
-        <w:rPr/>
-      </w:pPr>
-      <w:r>
-        <w:rPr>
-          <w:rFonts w:cs="Times New Roman"/>
-          <w:b/>
-          <w:i w:val="false"/>
-          <w:color w:val="1A1A1A"/>
-          <w:sz w:val="21"/>
-          <w:szCs w:val="21"/>
-        </w:rPr>
-        <w:t>Member of the Organizing Committee</w:t>
-      </w:r>
-    </w:p>
-    <w:p>
-      <w:pPr>
-        <w:pStyle w:val="Normal"/>
-        <w:spacing w:lineRule="auto" w:line="240" w:before="0" w:after="0"/>
-        <w:jc w:val="both"/>
-        <w:rPr/>
-      </w:pPr>
-      <w:r>
-        <w:rPr>
-          <w:rFonts w:cs="Times New Roman"/>
-          <w:b w:val="false"/>
-          <w:i/>
-          <w:color w:val="4D4D4D"/>
-          <w:sz w:val="21"/>
-          <w:szCs w:val="21"/>
-        </w:rPr>
-        <w:t>Five National Geological Congresses of the Iranian Geological Society</w:t>
-      </w:r>
-    </w:p>
-    <w:p>
-      <w:pPr>
-        <w:pStyle w:val="Normal"/>
-        <w:pBdr>
-          <w:bottom w:val="single" w:sz="4" w:space="2" w:color="333333"/>
-        </w:pBdr>
-        <w:spacing w:lineRule="auto" w:line="240" w:before="60" w:after="60"/>
-        <w:rPr/>
-      </w:pPr>
-      <w:r>
-        <w:rPr>
-          <w:rFonts w:cs="Times New Roman"/>
-          <w:b/>
-          <w:i w:val="false"/>
-          <w:color w:val="1F4E79"/>
-          <w:sz w:val="23"/>
-          <w:szCs w:val="23"/>
-        </w:rPr>
-        <w:t>VOLUNTARY &amp; SOCIAL ACTIVITIES</w:t>
-      </w:r>
-    </w:p>
-    <w:p>
-      <w:pPr>
-        <w:pStyle w:val="Normal"/>
-        <w:tabs>
-          <w:tab w:val="clear" w:pos="720"/>
-          <w:tab w:val="right" w:pos="10318" w:leader="none"/>
-        </w:tabs>
-        <w:spacing w:lineRule="auto" w:line="240" w:before="0" w:after="0"/>
-        <w:rPr/>
-      </w:pPr>
-      <w:r>
-        <w:rPr>
-          <w:rFonts w:cs="Times New Roman"/>
-          <w:b/>
-          <w:i w:val="false"/>
-          <w:color w:val="1A1A1A"/>
-          <w:sz w:val="21"/>
-          <w:szCs w:val="21"/>
-        </w:rPr>
-        <w:t>Volunteer Supporting Mahak Hospital and Rehabilitation Complex &amp; Patients</w:t>
-      </w:r>
-      <w:r>
-        <w:rPr>
-          <w:rFonts w:cs="Times New Roman"/>
-          <w:b w:val="false"/>
-          <w:i w:val="false"/>
-          <w:color w:val="4D4D4D"/>
-          <w:spacing w:val="-3"/>
-          <w:sz w:val="21"/>
-          <w:szCs w:val="21"/>
-        </w:rPr>
-        <w:tab/>
-        <w:t>Mar 2023 – Present</w:t>
-      </w:r>
-    </w:p>
-    <w:p>
-      <w:pPr>
-        <w:pStyle w:val="Normal"/>
-        <w:spacing w:lineRule="auto" w:line="240" w:before="0" w:after="0"/>
-        <w:jc w:val="both"/>
-        <w:rPr/>
-      </w:pPr>
-      <w:r>
-        <w:rPr>
-          <w:rFonts w:cs="Times New Roman"/>
-          <w:b w:val="false"/>
-          <w:i/>
-          <w:color w:val="4D4D4D"/>
-          <w:sz w:val="21"/>
-          <w:szCs w:val="21"/>
-        </w:rPr>
-        <w:t>MAHAK Charity — The Society to Support Children Suffering from Cancer</w:t>
-      </w:r>
-    </w:p>
-    <w:p>
-      <w:pPr>
-        <w:pStyle w:val="Normal"/>
-        <w:spacing w:lineRule="auto" w:line="240" w:before="0" w:after="40"/>
-        <w:rPr/>
-      </w:pPr>
-      <w:r>
-        <w:rPr>
-          <w:rFonts w:cs="Times New Roman"/>
-          <w:b w:val="false"/>
-          <w:i w:val="false"/>
-          <w:color w:val="4D4D4D"/>
-          <w:sz w:val="16"/>
-          <w:szCs w:val="16"/>
-        </w:rPr>
-        <w:t>Disaster and Humanitarian Relief · MAHAK ID: 020175959 · MAHAK Membership No.: 10704</w:t>
-      </w:r>
-    </w:p>
-    <w:p>
-      <w:pPr>
-        <w:pStyle w:val="Normal"/>
-        <w:tabs>
-          <w:tab w:val="clear" w:pos="720"/>
-          <w:tab w:val="right" w:pos="10318" w:leader="none"/>
-        </w:tabs>
-        <w:spacing w:lineRule="auto" w:line="240" w:before="0" w:after="0"/>
-        <w:rPr/>
-      </w:pPr>
-      <w:r>
-        <w:rPr>
-          <w:rFonts w:cs="Times New Roman"/>
-          <w:b/>
-          <w:i w:val="false"/>
-          <w:color w:val="1A1A1A"/>
-          <w:sz w:val="21"/>
-          <w:szCs w:val="21"/>
-        </w:rPr>
-        <w:t>Organ Donation Ambassador</w:t>
-      </w:r>
-      <w:r>
-        <w:rPr>
-          <w:rFonts w:cs="Times New Roman"/>
-          <w:b w:val="false"/>
-          <w:i w:val="false"/>
-          <w:color w:val="4D4D4D"/>
-          <w:spacing w:val="-3"/>
-          <w:sz w:val="21"/>
-          <w:szCs w:val="21"/>
-        </w:rPr>
-        <w:tab/>
-        <w:t>Apr 2023 – Present</w:t>
-      </w:r>
-    </w:p>
-    <w:p>
-      <w:pPr>
-        <w:pStyle w:val="Normal"/>
-        <w:spacing w:lineRule="auto" w:line="240" w:before="0" w:after="0"/>
-        <w:jc w:val="both"/>
-        <w:rPr/>
-      </w:pPr>
-      <w:r>
-        <w:rPr>
-          <w:rFonts w:cs="Times New Roman"/>
-          <w:b w:val="false"/>
-          <w:i/>
-          <w:color w:val="4D4D4D"/>
-          <w:sz w:val="21"/>
-          <w:szCs w:val="21"/>
-        </w:rPr>
-        <w:t>Iranian Society of Organ Donation</w:t>
-      </w:r>
-    </w:p>
-    <w:p>
-      <w:pPr>
-        <w:pStyle w:val="Normal"/>
-        <w:spacing w:lineRule="auto" w:line="240" w:before="0" w:after="40"/>
-        <w:rPr/>
-      </w:pPr>
-      <w:r>
-        <w:rPr>
-          <w:rFonts w:cs="Times New Roman"/>
-          <w:b w:val="false"/>
-          <w:i w:val="false"/>
-          <w:color w:val="4D4D4D"/>
-          <w:sz w:val="16"/>
-          <w:szCs w:val="16"/>
-        </w:rPr>
-        <w:t>Health</w:t>
-      </w:r>
-    </w:p>
-    <w:p>
-      <w:pPr>
-        <w:pStyle w:val="Normal"/>
-        <w:tabs>
-          <w:tab w:val="clear" w:pos="720"/>
-          <w:tab w:val="right" w:pos="10318" w:leader="none"/>
-        </w:tabs>
-        <w:spacing w:lineRule="auto" w:line="240" w:before="0" w:after="0"/>
-        <w:rPr/>
-      </w:pPr>
-      <w:r>
-        <w:rPr>
-          <w:rFonts w:cs="Times New Roman"/>
-          <w:b/>
-          <w:i w:val="false"/>
-          <w:color w:val="1A1A1A"/>
-          <w:sz w:val="21"/>
-          <w:szCs w:val="21"/>
-        </w:rPr>
-        <w:t>Organ Donation Volunteer</w:t>
-      </w:r>
-      <w:r>
-        <w:rPr>
-          <w:rFonts w:cs="Times New Roman"/>
-          <w:b w:val="false"/>
-          <w:i w:val="false"/>
-          <w:color w:val="4D4D4D"/>
-          <w:spacing w:val="-3"/>
-          <w:sz w:val="21"/>
-          <w:szCs w:val="21"/>
-        </w:rPr>
-        <w:tab/>
-        <w:t>Aug 2019 – Present</w:t>
-      </w:r>
-    </w:p>
-    <w:p>
-      <w:pPr>
-        <w:pStyle w:val="Normal"/>
-        <w:spacing w:lineRule="auto" w:line="240" w:before="0" w:after="0"/>
-        <w:jc w:val="both"/>
-        <w:rPr/>
-      </w:pPr>
-      <w:r>
-        <w:rPr>
-          <w:rFonts w:cs="Times New Roman"/>
-          <w:b w:val="false"/>
-          <w:i/>
-          <w:color w:val="4D4D4D"/>
-          <w:sz w:val="21"/>
-          <w:szCs w:val="21"/>
-        </w:rPr>
-        <w:t>Iranian Society of Organ Donation</w:t>
-      </w:r>
-    </w:p>
-    <w:p>
-      <w:pPr>
-        <w:pStyle w:val="Normal"/>
-        <w:spacing w:lineRule="auto" w:line="240" w:before="0" w:after="40"/>
-        <w:rPr/>
-      </w:pPr>
-      <w:r>
-        <w:rPr>
-          <w:rFonts w:cs="Times New Roman"/>
-          <w:b w:val="false"/>
-          <w:i w:val="false"/>
-          <w:color w:val="4D4D4D"/>
-          <w:sz w:val="16"/>
-          <w:szCs w:val="16"/>
-        </w:rPr>
-        <w:t>Disaster and Humanitarian Relief · Membership No.: 3751462 (ehda.ir)</w:t>
-      </w:r>
-    </w:p>
-    <w:p>
-      <w:pPr>
-        <w:pStyle w:val="Normal"/>
-        <w:tabs>
-          <w:tab w:val="clear" w:pos="720"/>
-          <w:tab w:val="right" w:pos="10318" w:leader="none"/>
-        </w:tabs>
-        <w:spacing w:lineRule="auto" w:line="240" w:before="0" w:after="0"/>
-        <w:rPr/>
-      </w:pPr>
-      <w:r>
-        <w:rPr>
-          <w:rFonts w:cs="Times New Roman"/>
-          <w:b/>
-          <w:i w:val="false"/>
-          <w:color w:val="1A1A1A"/>
-          <w:sz w:val="21"/>
-          <w:szCs w:val="21"/>
-        </w:rPr>
-        <w:t>Volunteer</w:t>
-      </w:r>
-      <w:r>
-        <w:rPr>
-          <w:rFonts w:cs="Times New Roman"/>
-          <w:b w:val="false"/>
-          <w:i w:val="false"/>
-          <w:color w:val="4D4D4D"/>
-          <w:spacing w:val="-3"/>
-          <w:sz w:val="21"/>
-          <w:szCs w:val="21"/>
-        </w:rPr>
-        <w:tab/>
-        <w:t>Apr 2023 – Present</w:t>
-      </w:r>
-    </w:p>
-    <w:p>
-      <w:pPr>
-        <w:pStyle w:val="Normal"/>
-        <w:spacing w:lineRule="auto" w:line="240" w:before="0" w:after="0"/>
-        <w:jc w:val="both"/>
-        <w:rPr/>
-      </w:pPr>
-      <w:r>
-        <w:rPr>
-          <w:rFonts w:cs="Times New Roman"/>
-          <w:b w:val="false"/>
-          <w:i/>
-          <w:color w:val="4D4D4D"/>
-          <w:sz w:val="21"/>
-          <w:szCs w:val="21"/>
-        </w:rPr>
-        <w:t>Iranian Red Crescent Society Innovation Center</w:t>
-      </w:r>
-    </w:p>
-    <w:p>
-      <w:pPr>
-        <w:pStyle w:val="Normal"/>
-        <w:spacing w:lineRule="auto" w:line="240" w:before="0" w:after="40"/>
-        <w:rPr/>
-      </w:pPr>
-      <w:r>
-        <w:rPr>
-          <w:rFonts w:cs="Times New Roman"/>
-          <w:b w:val="false"/>
-          <w:i w:val="false"/>
-          <w:color w:val="4D4D4D"/>
-          <w:sz w:val="16"/>
-          <w:szCs w:val="16"/>
-        </w:rPr>
-        <w:t>Disaster and Humanitarian Relief</w:t>
-      </w:r>
-    </w:p>
-    <w:p>
-      <w:pPr>
-        <w:pStyle w:val="Normal"/>
-        <w:tabs>
-          <w:tab w:val="clear" w:pos="720"/>
-          <w:tab w:val="right" w:pos="10318" w:leader="none"/>
-        </w:tabs>
-        <w:spacing w:lineRule="auto" w:line="240" w:before="0" w:after="0"/>
-        <w:rPr/>
-      </w:pPr>
-      <w:r>
-        <w:rPr>
-          <w:rFonts w:cs="Times New Roman"/>
-          <w:b/>
-          <w:i w:val="false"/>
-          <w:color w:val="1A1A1A"/>
-          <w:sz w:val="21"/>
-          <w:szCs w:val="21"/>
-        </w:rPr>
-        <w:t>Benevolent Member</w:t>
-      </w:r>
-      <w:r>
-        <w:rPr>
-          <w:rFonts w:cs="Times New Roman"/>
-          <w:b w:val="false"/>
-          <w:i w:val="false"/>
-          <w:color w:val="4D4D4D"/>
-          <w:spacing w:val="-3"/>
-          <w:sz w:val="21"/>
-          <w:szCs w:val="21"/>
-        </w:rPr>
-        <w:tab/>
-        <w:t>Apr 2023 – Present</w:t>
-      </w:r>
-    </w:p>
-    <w:p>
-      <w:pPr>
-        <w:pStyle w:val="Normal"/>
-        <w:spacing w:lineRule="auto" w:line="240" w:before="0" w:after="0"/>
-        <w:jc w:val="both"/>
-        <w:rPr/>
-      </w:pPr>
-      <w:r>
-        <w:rPr>
-          <w:rFonts w:cs="Times New Roman"/>
-          <w:b w:val="false"/>
-          <w:i/>
-          <w:color w:val="4D4D4D"/>
-          <w:sz w:val="21"/>
-          <w:szCs w:val="21"/>
-        </w:rPr>
-        <w:t>Raad Charity</w:t>
-      </w:r>
-    </w:p>
-    <w:p>
-      <w:pPr>
-        <w:pStyle w:val="Normal"/>
-        <w:spacing w:lineRule="auto" w:line="240" w:before="0" w:after="0"/>
-        <w:rPr/>
-      </w:pPr>
-      <w:r>
-        <w:rPr>
-          <w:rFonts w:cs="Times New Roman"/>
-          <w:b w:val="false"/>
-          <w:i w:val="false"/>
-          <w:color w:val="4D4D4D"/>
-          <w:sz w:val="16"/>
-          <w:szCs w:val="16"/>
-        </w:rPr>
-        <w:t>Veteran Support &amp; Physical Disability Support · Membership No.: 421297</w:t>
-      </w:r>
-    </w:p>
-    <w:p>
-      <w:pPr>
-        <w:pStyle w:val="Normal"/>
-        <w:spacing w:lineRule="auto" w:line="240" w:before="0" w:after="40"/>
-        <w:rPr/>
-      </w:pPr>
-      <w:r>
-        <w:rPr>
-          <w:rFonts w:cs="Times New Roman"/>
-          <w:b w:val="false"/>
-          <w:i w:val="false"/>
-          <w:color w:val="4D4D4D"/>
-          <w:sz w:val="16"/>
-          <w:szCs w:val="16"/>
-        </w:rPr>
-        <w:t>Raad Charity is a private charitable organization dedicated to supporting and empowering people with physical disabilities.</w:t>
-      </w:r>
-    </w:p>
-    <w:p>
-      <w:pPr>
-        <w:pStyle w:val="Normal"/>
-        <w:pBdr>
-          <w:bottom w:val="single" w:sz="4" w:space="2" w:color="333333"/>
-        </w:pBdr>
-        <w:spacing w:lineRule="auto" w:line="240" w:before="60" w:after="60"/>
-        <w:rPr/>
-      </w:pPr>
-      <w:r>
-        <w:rPr>
-          <w:rFonts w:cs="Times New Roman"/>
-          <w:b/>
-          <w:i w:val="false"/>
-          <w:color w:val="1F4E79"/>
-          <w:sz w:val="23"/>
-          <w:szCs w:val="23"/>
-        </w:rPr>
-        <w:t>TECHNICAL &amp; SPECIALIZED SKILLS</w:t>
-      </w:r>
-    </w:p>
-    <w:p>
-      <w:pPr>
-        <w:pStyle w:val="Normal"/>
-        <w:pBdr>
-          <w:left w:val="single" w:sz="6" w:space="6" w:color="999999"/>
-        </w:pBdr>
-        <w:spacing w:lineRule="auto" w:line="240" w:before="0" w:after="0"/>
-        <w:ind w:left="283"/>
-        <w:rPr/>
-      </w:pPr>
-      <w:r>
-        <w:rPr>
-          <w:rFonts w:cs="Times New Roman"/>
-          <w:b/>
-          <w:i w:val="false"/>
-          <w:color w:val="1A1A1A"/>
-          <w:sz w:val="21"/>
-          <w:szCs w:val="21"/>
-        </w:rPr>
-        <w:t>Earth Sciences &amp; Petroleum Geology</w:t>
-      </w:r>
-    </w:p>
-    <w:p>
-      <w:pPr>
-        <w:pStyle w:val="Normal"/>
-        <w:pBdr>
-          <w:left w:val="single" w:sz="6" w:space="6" w:color="999999"/>
-        </w:pBdr>
-        <w:spacing w:lineRule="auto" w:line="240" w:before="0" w:after="0"/>
-        <w:ind w:left="283"/>
-        <w:jc w:val="both"/>
-        <w:rPr/>
-      </w:pPr>
-      <w:r>
-        <w:rPr>
-          <w:rFonts w:cs="Times New Roman"/>
-          <w:b w:val="false"/>
-          <w:i w:val="false"/>
-          <w:color w:val="1A1A1A"/>
-          <w:sz w:val="21"/>
-          <w:szCs w:val="21"/>
-        </w:rPr>
-        <w:t>Petroleum Geology  •  Geochemistry  •  Petrography &amp; Thin-Section Analysis  •  Geological Mapping  •  Geological Data Interpretation  •  Sedimentology &amp; Stratigraphy  •  Structural Geology &amp; Tectonics</w:t>
-      </w:r>
-    </w:p>
-    <w:p>
-      <w:pPr>
-        <w:pStyle w:val="Normal"/>
-        <w:pBdr>
-          <w:left w:val="single" w:sz="6" w:space="6" w:color="999999"/>
-        </w:pBdr>
-        <w:spacing w:lineRule="auto" w:line="240" w:before="60" w:after="0"/>
-        <w:ind w:left="283"/>
-        <w:rPr/>
-      </w:pPr>
-      <w:r>
-        <w:rPr>
-          <w:rFonts w:cs="Times New Roman"/>
-          <w:b/>
-          <w:i w:val="false"/>
-          <w:color w:val="1A1A1A"/>
-          <w:sz w:val="21"/>
-          <w:szCs w:val="21"/>
-        </w:rPr>
-        <w:t>Geoscience-Specific Software &amp; Tools</w:t>
-      </w:r>
-    </w:p>
-    <w:p>
-      <w:pPr>
-        <w:pStyle w:val="Normal"/>
-        <w:pBdr>
-          <w:left w:val="single" w:sz="6" w:space="6" w:color="999999"/>
-        </w:pBdr>
-        <w:spacing w:lineRule="auto" w:line="240" w:before="0" w:after="0"/>
-        <w:ind w:left="283"/>
-        <w:jc w:val="both"/>
-        <w:rPr/>
-      </w:pPr>
-      <w:r>
-        <w:rPr>
-          <w:rFonts w:cs="Times New Roman"/>
-          <w:b w:val="false"/>
-          <w:i w:val="false"/>
-          <w:color w:val="1A1A1A"/>
-          <w:sz w:val="21"/>
-          <w:szCs w:val="21"/>
-        </w:rPr>
-        <w:t>ArcGIS / ArcGIS Pro  •  QGIS  •  Google Earth Engine  •  ENVI  •  RockWorks  •  Petrel</w:t>
-      </w:r>
-    </w:p>
-    <w:p>
-      <w:pPr>
-        <w:pStyle w:val="Normal"/>
-        <w:pBdr>
-          <w:left w:val="single" w:sz="6" w:space="6" w:color="999999"/>
-        </w:pBdr>
-        <w:spacing w:lineRule="auto" w:line="240" w:before="60" w:after="0"/>
-        <w:ind w:left="283"/>
-        <w:rPr/>
-      </w:pPr>
-      <w:r>
-        <w:rPr>
-          <w:rFonts w:cs="Times New Roman"/>
-          <w:b/>
-          <w:i w:val="false"/>
-          <w:color w:val="1A1A1A"/>
-          <w:sz w:val="21"/>
-          <w:szCs w:val="21"/>
-        </w:rPr>
-        <w:t>Programming, Computing &amp; Data Analysis</w:t>
-      </w:r>
-    </w:p>
-    <w:p>
-      <w:pPr>
-        <w:pStyle w:val="Normal"/>
-        <w:pBdr>
-          <w:left w:val="single" w:sz="6" w:space="6" w:color="999999"/>
-        </w:pBdr>
-        <w:spacing w:lineRule="auto" w:line="240" w:before="0" w:after="0"/>
-        <w:ind w:left="283"/>
-        <w:jc w:val="both"/>
-        <w:rPr/>
-      </w:pPr>
-      <w:r>
-        <w:rPr>
-          <w:rFonts w:cs="Times New Roman"/>
-          <w:b w:val="false"/>
-          <w:i w:val="false"/>
-          <w:color w:val="1A1A1A"/>
-          <w:sz w:val="21"/>
-          <w:szCs w:val="21"/>
-        </w:rPr>
-        <w:t>Python  •  MATLAB  •  C#  •  JavaScript  •  PHP  •  Bash / Shell Scripting  •  Data Analysis &amp; Visualization  •  Geoscientific Data Modeling &amp; Analysis  •  Large-Scale Data Processing  •  High-Performance Computing (HPC)</w:t>
-      </w:r>
-    </w:p>
-    <w:p>
-      <w:pPr>
-        <w:pStyle w:val="Normal"/>
-        <w:pBdr>
-          <w:left w:val="single" w:sz="6" w:space="6" w:color="999999"/>
-        </w:pBdr>
-        <w:spacing w:lineRule="auto" w:line="240" w:before="60" w:after="0"/>
-        <w:ind w:left="283"/>
-        <w:rPr/>
-      </w:pPr>
-      <w:r>
-        <w:rPr>
-          <w:rFonts w:cs="Times New Roman"/>
-          <w:b/>
-          <w:i w:val="false"/>
-          <w:color w:val="1A1A1A"/>
-          <w:sz w:val="21"/>
-          <w:szCs w:val="21"/>
-        </w:rPr>
-        <w:t>Infrastructure, Systems &amp; Networking</w:t>
-      </w:r>
-    </w:p>
-    <w:p>
-      <w:pPr>
-        <w:pStyle w:val="Normal"/>
-        <w:pBdr>
-          <w:left w:val="single" w:sz="6" w:space="6" w:color="999999"/>
-        </w:pBdr>
-        <w:spacing w:lineRule="auto" w:line="240" w:before="0" w:after="0"/>
-        <w:ind w:left="283"/>
-        <w:jc w:val="both"/>
-        <w:rPr/>
-      </w:pPr>
-      <w:r>
-        <w:rPr>
-          <w:rFonts w:cs="Times New Roman"/>
-          <w:b w:val="false"/>
-          <w:i w:val="false"/>
-          <w:color w:val="1A1A1A"/>
-          <w:sz w:val="21"/>
-          <w:szCs w:val="21"/>
-        </w:rPr>
-        <w:t>Linux  •  Linux System Administration  •  Server Administration  •  Computer Networking  •  Network Infrastructure Management  •  Virtualization &amp; Virtual Machine Management  •  Data Center Infrastructure  •  Server &amp; Compute Resource Management</w:t>
-      </w:r>
-    </w:p>
-    <w:p>
-      <w:pPr>
-        <w:pStyle w:val="Normal"/>
-        <w:pBdr>
-          <w:left w:val="single" w:sz="6" w:space="6" w:color="999999"/>
-        </w:pBdr>
-        <w:spacing w:lineRule="auto" w:line="240" w:before="60" w:after="0"/>
-        <w:ind w:left="283"/>
-        <w:rPr/>
-      </w:pPr>
-      <w:r>
-        <w:rPr>
-          <w:rFonts w:cs="Times New Roman"/>
-          <w:b/>
-          <w:i w:val="false"/>
-          <w:color w:val="1A1A1A"/>
-          <w:sz w:val="21"/>
-          <w:szCs w:val="21"/>
-        </w:rPr>
-        <w:t>General Software &amp; Productivity Tools</w:t>
-      </w:r>
-    </w:p>
-    <w:p>
-      <w:pPr>
-        <w:pStyle w:val="Normal"/>
-        <w:pBdr>
-          <w:left w:val="single" w:sz="6" w:space="6" w:color="999999"/>
-        </w:pBdr>
-        <w:spacing w:lineRule="auto" w:line="240" w:before="0" w:after="40"/>
-        <w:ind w:left="283"/>
-        <w:jc w:val="both"/>
-        <w:rPr/>
-      </w:pPr>
-      <w:r>
-        <w:rPr>
-          <w:rFonts w:cs="Times New Roman"/>
-          <w:b w:val="false"/>
-          <w:i w:val="false"/>
-          <w:color w:val="1A1A1A"/>
-          <w:sz w:val="21"/>
-          <w:szCs w:val="21"/>
-        </w:rPr>
-        <w:t>Microsoft Office (Word, Excel, PowerPoint)  •  Git  •  GitHub  •  Command-Line Environments  •  Technical Documentation</w:t>
-      </w:r>
-    </w:p>
-    <w:p>
-      <w:pPr>
-        <w:pStyle w:val="Normal"/>
-        <w:pBdr>
-          <w:bottom w:val="single" w:sz="4" w:space="2" w:color="333333"/>
-        </w:pBdr>
-        <w:spacing w:lineRule="auto" w:line="240" w:before="60" w:after="60"/>
-        <w:rPr/>
-      </w:pPr>
-      <w:r>
-        <w:rPr>
-          <w:rFonts w:cs="Times New Roman"/>
-          <w:b/>
-          <w:i w:val="false"/>
-          <w:color w:val="1F4E79"/>
-          <w:sz w:val="23"/>
-          <w:szCs w:val="23"/>
-        </w:rPr>
-        <w:t>COURSES, CERTIFICATES &amp; LICENSES</w:t>
-      </w:r>
-    </w:p>
-    <w:p>
-      <w:pPr>
-        <w:pStyle w:val="Normal"/>
-        <w:spacing w:lineRule="auto" w:line="240" w:before="40" w:after="0"/>
-        <w:rPr/>
-      </w:pPr>
-      <w:r>
-        <w:rPr>
-          <w:rFonts w:cs="Times New Roman"/>
-          <w:b/>
-          <w:i w:val="false"/>
-          <w:color w:val="1A1A1A"/>
-          <w:sz w:val="21"/>
-          <w:szCs w:val="21"/>
-        </w:rPr>
-        <w:t>Petroleum Engineering with AI Applications</w:t>
-      </w:r>
-    </w:p>
-    <w:p>
-      <w:pPr>
-        <w:pStyle w:val="Normal"/>
-        <w:spacing w:lineRule="auto" w:line="240" w:before="0" w:after="20"/>
-        <w:rPr/>
-      </w:pPr>
-      <w:r>
-        <w:rPr>
-          <w:rFonts w:cs="Times New Roman"/>
-          <w:b w:val="false"/>
-          <w:i w:val="false"/>
-          <w:color w:val="4D4D4D"/>
-          <w:sz w:val="16"/>
-          <w:szCs w:val="16"/>
-        </w:rPr>
-        <w:t>Coursera Specialization · 5 courses</w:t>
-      </w:r>
-    </w:p>
-    <w:p>
-      <w:pPr>
-        <w:pStyle w:val="Normal"/>
-        <w:spacing w:lineRule="auto" w:line="240" w:before="0" w:after="0"/>
-        <w:ind w:left="283"/>
-        <w:rPr/>
-      </w:pPr>
-      <w:r>
-        <w:rPr>
-          <w:rFonts w:cs="Times New Roman"/>
-          <w:b w:val="false"/>
-          <w:i w:val="false"/>
-          <w:color w:val="1A1A1A"/>
-          <w:sz w:val="16"/>
-          <w:szCs w:val="16"/>
-        </w:rPr>
-        <w:t xml:space="preserve">– </w:t>
-      </w:r>
-      <w:r>
-        <w:rPr>
-          <w:rFonts w:cs="Times New Roman"/>
-          <w:b w:val="false"/>
-          <w:i w:val="false"/>
-          <w:color w:val="1A1A1A"/>
-          <w:sz w:val="16"/>
-          <w:szCs w:val="16"/>
-        </w:rPr>
-        <w:t xml:space="preserve">Hydrocarbon Exploration and Production   </w:t>
-      </w:r>
-      <w:r>
-        <w:rPr>
-          <w:rFonts w:cs="Times New Roman"/>
-          <w:b w:val="false"/>
-          <w:i w:val="false"/>
-          <w:color w:val="4D4D4D"/>
-          <w:sz w:val="16"/>
-          <w:szCs w:val="16"/>
-        </w:rPr>
-        <w:t xml:space="preserve">2025 · EVKUGMGT45RP  ·  </w:t>
+        <w:t xml:space="preserve">Authors: Mohammad Aria Amini, Shohreh Salkhordeh · 15 pages · Persian  ·  National Sci-Doc ID: GSI42_161  ·  </w:t>
       </w:r>
       <w:hyperlink r:id="rId7">
         <w:r>
@@ -2952,13 +1695,968 @@
             <w:szCs w:val="16"/>
             <w:u w:val="none"/>
           </w:rPr>
-          <w:t>View certificate</w:t>
+          <w:t>View on Civilica</w:t>
         </w:r>
       </w:hyperlink>
     </w:p>
     <w:p>
       <w:pPr>
         <w:pStyle w:val="Normal"/>
+        <w:pBdr>
+          <w:bottom w:val="single" w:sz="4" w:space="2" w:color="333333"/>
+        </w:pBdr>
+        <w:spacing w:lineRule="auto" w:line="240" w:before="60" w:after="60"/>
+        <w:rPr/>
+      </w:pPr>
+      <w:r>
+        <w:rPr>
+          <w:rFonts w:cs="Times New Roman"/>
+          <w:b/>
+          <w:i w:val="false"/>
+          <w:color w:val="1F4E79"/>
+          <w:sz w:val="23"/>
+          <w:szCs w:val="23"/>
+        </w:rPr>
+        <w:t>PATENTS</w:t>
+      </w:r>
+    </w:p>
+    <w:p>
+      <w:pPr>
+        <w:pStyle w:val="Normal"/>
+        <w:tabs>
+          <w:tab w:val="clear" w:pos="720"/>
+          <w:tab w:val="right" w:pos="10318" w:leader="none"/>
+        </w:tabs>
+        <w:spacing w:lineRule="auto" w:line="240" w:before="0" w:after="0"/>
+        <w:rPr/>
+      </w:pPr>
+      <w:r>
+        <w:rPr>
+          <w:rFonts w:cs="Times New Roman"/>
+          <w:b/>
+          <w:i w:val="false"/>
+          <w:color w:val="1A1A1A"/>
+          <w:sz w:val="21"/>
+          <w:szCs w:val="21"/>
+        </w:rPr>
+        <w:t>System and Method for Depth-Aware Identification and Zonation of Productive (Net Pay) Intervals in Oil Wells Using Multi-Model Probabilistic Fusion of Well-Log Data</w:t>
+      </w:r>
+      <w:r>
+        <w:rPr>
+          <w:rFonts w:cs="Times New Roman"/>
+          <w:b w:val="false"/>
+          <w:i w:val="false"/>
+          <w:color w:val="4D4D4D"/>
+          <w:spacing w:val="-3"/>
+          <w:sz w:val="21"/>
+          <w:szCs w:val="21"/>
+        </w:rPr>
+        <w:tab/>
+        <w:t>Under Review</w:t>
+      </w:r>
+    </w:p>
+    <w:p>
+      <w:pPr>
+        <w:pStyle w:val="Normal"/>
+        <w:spacing w:lineRule="auto" w:line="240" w:before="0" w:after="40"/>
+        <w:jc w:val="both"/>
+        <w:rPr/>
+      </w:pPr>
+      <w:r>
+        <w:rPr>
+          <w:rFonts w:cs="Times New Roman"/>
+          <w:b w:val="false"/>
+          <w:i/>
+          <w:color w:val="4D4D4D"/>
+          <w:sz w:val="21"/>
+          <w:szCs w:val="21"/>
+        </w:rPr>
+        <w:t>Iranian Patent Application · Sole Inventor</w:t>
+      </w:r>
+    </w:p>
+    <w:p>
+      <w:pPr>
+        <w:pStyle w:val="Normal"/>
+        <w:pBdr>
+          <w:bottom w:val="single" w:sz="4" w:space="2" w:color="333333"/>
+        </w:pBdr>
+        <w:spacing w:lineRule="auto" w:line="240" w:before="60" w:after="60"/>
+        <w:rPr/>
+      </w:pPr>
+      <w:r>
+        <w:rPr>
+          <w:rFonts w:cs="Times New Roman"/>
+          <w:b/>
+          <w:i w:val="false"/>
+          <w:color w:val="1F4E79"/>
+          <w:sz w:val="23"/>
+          <w:szCs w:val="23"/>
+        </w:rPr>
+        <w:t>TEACHING ACTIVITIES</w:t>
+      </w:r>
+    </w:p>
+    <w:p>
+      <w:pPr>
+        <w:pStyle w:val="Normal"/>
+        <w:tabs>
+          <w:tab w:val="clear" w:pos="720"/>
+          <w:tab w:val="right" w:pos="10318" w:leader="none"/>
+        </w:tabs>
+        <w:spacing w:lineRule="auto" w:line="240" w:before="0" w:after="0"/>
+        <w:rPr/>
+      </w:pPr>
+      <w:r>
+        <w:rPr>
+          <w:rFonts w:cs="Times New Roman"/>
+          <w:b/>
+          <w:i w:val="false"/>
+          <w:color w:val="1A1A1A"/>
+          <w:sz w:val="21"/>
+          <w:szCs w:val="21"/>
+        </w:rPr>
+        <w:t>Research Week Events &amp; Workshops Series</w:t>
+      </w:r>
+      <w:r>
+        <w:rPr>
+          <w:rFonts w:cs="Times New Roman"/>
+          <w:b w:val="false"/>
+          <w:i w:val="false"/>
+          <w:color w:val="4D4D4D"/>
+          <w:spacing w:val="-3"/>
+          <w:sz w:val="21"/>
+          <w:szCs w:val="21"/>
+        </w:rPr>
+        <w:tab/>
+        <w:t>Jan 2026 – Feb 2026</w:t>
+      </w:r>
+    </w:p>
+    <w:p>
+      <w:pPr>
+        <w:pStyle w:val="Normal"/>
+        <w:spacing w:lineRule="auto" w:line="240" w:before="0" w:after="0"/>
+        <w:jc w:val="both"/>
+        <w:rPr/>
+      </w:pPr>
+      <w:r>
+        <w:rPr>
+          <w:rFonts w:cs="Times New Roman"/>
+          <w:b w:val="false"/>
+          <w:i/>
+          <w:color w:val="4D4D4D"/>
+          <w:sz w:val="21"/>
+          <w:szCs w:val="21"/>
+        </w:rPr>
+        <w:t>Shahid Beheshti University, Tehran</w:t>
+      </w:r>
+    </w:p>
+    <w:p>
+      <w:pPr>
+        <w:pStyle w:val="Normal"/>
+        <w:spacing w:lineRule="auto" w:line="240" w:before="0" w:after="40"/>
+        <w:rPr/>
+      </w:pPr>
+      <w:r>
+        <w:rPr>
+          <w:rFonts w:cs="Times New Roman"/>
+          <w:b w:val="false"/>
+          <w:i w:val="false"/>
+          <w:color w:val="4D4D4D"/>
+          <w:sz w:val="16"/>
+          <w:szCs w:val="16"/>
+        </w:rPr>
+        <w:t>Instructor · Workshop: Introduction to Parallel Processing Systems and Linux-Based High-Performance Computing Environments</w:t>
+      </w:r>
+    </w:p>
+    <w:p>
+      <w:pPr>
+        <w:pStyle w:val="Normal"/>
+        <w:pBdr>
+          <w:bottom w:val="single" w:sz="4" w:space="2" w:color="333333"/>
+        </w:pBdr>
+        <w:spacing w:lineRule="auto" w:line="240" w:before="60" w:after="60"/>
+        <w:rPr/>
+      </w:pPr>
+      <w:r>
+        <w:rPr>
+          <w:rFonts w:cs="Times New Roman"/>
+          <w:b/>
+          <w:i w:val="false"/>
+          <w:color w:val="1F4E79"/>
+          <w:sz w:val="23"/>
+          <w:szCs w:val="23"/>
+        </w:rPr>
+        <w:t>HONORS &amp; AWARDS</w:t>
+      </w:r>
+    </w:p>
+    <w:p>
+      <w:pPr>
+        <w:pStyle w:val="Normal"/>
+        <w:tabs>
+          <w:tab w:val="clear" w:pos="720"/>
+          <w:tab w:val="right" w:pos="10318" w:leader="none"/>
+        </w:tabs>
+        <w:spacing w:lineRule="auto" w:line="240" w:before="0" w:after="0"/>
+        <w:rPr/>
+      </w:pPr>
+      <w:r>
+        <w:rPr>
+          <w:rFonts w:cs="Times New Roman"/>
+          <w:b/>
+          <w:i w:val="false"/>
+          <w:color w:val="1A1A1A"/>
+          <w:sz w:val="21"/>
+          <w:szCs w:val="21"/>
+        </w:rPr>
+        <w:t>Top Young Earth Sciences Researcher</w:t>
+      </w:r>
+      <w:r>
+        <w:rPr>
+          <w:rFonts w:cs="Times New Roman"/>
+          <w:b w:val="false"/>
+          <w:i w:val="false"/>
+          <w:color w:val="4D4D4D"/>
+          <w:spacing w:val="-3"/>
+          <w:sz w:val="21"/>
+          <w:szCs w:val="21"/>
+        </w:rPr>
+        <w:tab/>
+        <w:t>2024</w:t>
+      </w:r>
+    </w:p>
+    <w:p>
+      <w:pPr>
+        <w:pStyle w:val="Normal"/>
+        <w:spacing w:lineRule="auto" w:line="240" w:before="0" w:after="0"/>
+        <w:jc w:val="both"/>
+        <w:rPr/>
+      </w:pPr>
+      <w:r>
+        <w:rPr>
+          <w:rFonts w:cs="Times New Roman"/>
+          <w:b w:val="false"/>
+          <w:i/>
+          <w:color w:val="4D4D4D"/>
+          <w:sz w:val="21"/>
+          <w:szCs w:val="21"/>
+        </w:rPr>
+        <w:t>Geological Society of Iran</w:t>
+      </w:r>
+    </w:p>
+    <w:p>
+      <w:pPr>
+        <w:pStyle w:val="Normal"/>
+        <w:spacing w:lineRule="auto" w:line="240" w:before="0" w:after="40"/>
+        <w:rPr/>
+      </w:pPr>
+      <w:r>
+        <w:rPr>
+          <w:rFonts w:cs="Times New Roman"/>
+          <w:b w:val="false"/>
+          <w:i w:val="false"/>
+          <w:color w:val="4D4D4D"/>
+          <w:sz w:val="16"/>
+          <w:szCs w:val="16"/>
+        </w:rPr>
+        <w:t>Awarded for the paper "Petrographic, Mineralization, and Alteration Study of the Choudarchay Copper Vein Deposit"</w:t>
+      </w:r>
+    </w:p>
+    <w:p>
+      <w:pPr>
+        <w:pStyle w:val="Normal"/>
+        <w:pBdr>
+          <w:bottom w:val="single" w:sz="4" w:space="2" w:color="333333"/>
+        </w:pBdr>
+        <w:spacing w:lineRule="auto" w:line="240" w:before="60" w:after="60"/>
+        <w:rPr/>
+      </w:pPr>
+      <w:r>
+        <w:rPr>
+          <w:rFonts w:cs="Times New Roman"/>
+          <w:b/>
+          <w:i w:val="false"/>
+          <w:color w:val="1F4E79"/>
+          <w:sz w:val="23"/>
+          <w:szCs w:val="23"/>
+        </w:rPr>
+        <w:t>LANGUAGES</w:t>
+      </w:r>
+    </w:p>
+    <w:p>
+      <w:pPr>
+        <w:pStyle w:val="Normal"/>
+        <w:spacing w:lineRule="auto" w:line="240" w:before="0" w:after="20"/>
+        <w:jc w:val="both"/>
+        <w:rPr/>
+      </w:pPr>
+      <w:r>
+        <w:rPr>
+          <w:rFonts w:cs="Times New Roman"/>
+          <w:b/>
+          <w:i w:val="false"/>
+          <w:color w:val="1A1A1A"/>
+          <w:sz w:val="21"/>
+          <w:szCs w:val="21"/>
+        </w:rPr>
+        <w:t>Persian</w:t>
+      </w:r>
+      <w:r>
+        <w:rPr>
+          <w:rFonts w:cs="Times New Roman"/>
+          <w:b w:val="false"/>
+          <w:i w:val="false"/>
+          <w:color w:val="1A1A1A"/>
+          <w:sz w:val="21"/>
+          <w:szCs w:val="21"/>
+        </w:rPr>
+        <w:t xml:space="preserve"> – Native   |   </w:t>
+      </w:r>
+      <w:r>
+        <w:rPr>
+          <w:rFonts w:cs="Times New Roman"/>
+          <w:b/>
+          <w:i w:val="false"/>
+          <w:color w:val="1A1A1A"/>
+          <w:sz w:val="21"/>
+          <w:szCs w:val="21"/>
+        </w:rPr>
+        <w:t>English</w:t>
+      </w:r>
+      <w:r>
+        <w:rPr>
+          <w:rFonts w:cs="Times New Roman"/>
+          <w:b w:val="false"/>
+          <w:i w:val="false"/>
+          <w:color w:val="1A1A1A"/>
+          <w:sz w:val="21"/>
+          <w:szCs w:val="21"/>
+        </w:rPr>
+        <w:t xml:space="preserve"> – Professional Working Proficiency   |   </w:t>
+      </w:r>
+      <w:r>
+        <w:rPr>
+          <w:rFonts w:cs="Times New Roman"/>
+          <w:b/>
+          <w:i w:val="false"/>
+          <w:color w:val="1A1A1A"/>
+          <w:sz w:val="21"/>
+          <w:szCs w:val="21"/>
+        </w:rPr>
+        <w:t>French</w:t>
+      </w:r>
+      <w:r>
+        <w:rPr>
+          <w:rFonts w:cs="Times New Roman"/>
+          <w:b w:val="false"/>
+          <w:i w:val="false"/>
+          <w:color w:val="1A1A1A"/>
+          <w:sz w:val="21"/>
+          <w:szCs w:val="21"/>
+        </w:rPr>
+        <w:t xml:space="preserve"> – Learning</w:t>
+      </w:r>
+    </w:p>
+    <w:p>
+      <w:pPr>
+        <w:pStyle w:val="Normal"/>
+        <w:spacing w:lineRule="auto" w:line="240" w:before="0" w:after="0"/>
+        <w:jc w:val="both"/>
+        <w:rPr/>
+      </w:pPr>
+      <w:r>
+        <w:rPr>
+          <w:rFonts w:cs="Times New Roman"/>
+          <w:b/>
+          <w:i w:val="false"/>
+          <w:color w:val="4D4D4D"/>
+          <w:sz w:val="16"/>
+          <w:szCs w:val="16"/>
+        </w:rPr>
+        <w:t xml:space="preserve">GRE General Test  </w:t>
+      </w:r>
+      <w:r>
+        <w:rPr>
+          <w:rFonts w:cs="Times New Roman"/>
+          <w:b w:val="false"/>
+          <w:i w:val="false"/>
+          <w:color w:val="4D4D4D"/>
+          <w:sz w:val="16"/>
+          <w:szCs w:val="16"/>
+        </w:rPr>
+        <w:t>Taken: Dec 11, 2024 · Expires: Dec 11, 2029  ·  Verbal Reasoning 166/170 · Quantitative Reasoning 166/170 · Analytical Writing 4.0/6.0 (63rd percentile)</w:t>
+      </w:r>
+    </w:p>
+    <w:p>
+      <w:pPr>
+        <w:pStyle w:val="Normal"/>
+        <w:spacing w:lineRule="auto" w:line="240" w:before="0" w:after="60"/>
+        <w:jc w:val="both"/>
+        <w:rPr/>
+      </w:pPr>
+      <w:r>
+        <w:rPr>
+          <w:rFonts w:cs="Times New Roman"/>
+          <w:b/>
+          <w:i w:val="false"/>
+          <w:color w:val="4D4D4D"/>
+          <w:sz w:val="16"/>
+          <w:szCs w:val="16"/>
+        </w:rPr>
+        <w:t xml:space="preserve">TOEFL iBT  </w:t>
+      </w:r>
+      <w:r>
+        <w:rPr>
+          <w:rFonts w:cs="Times New Roman"/>
+          <w:b w:val="false"/>
+          <w:i w:val="false"/>
+          <w:color w:val="4D4D4D"/>
+          <w:sz w:val="16"/>
+          <w:szCs w:val="16"/>
+        </w:rPr>
+        <w:t>Taken: Jan 1, 2025 · Expires: Jan 1, 2027  ·  Total Score 102/120 · Reading 30/30 · Listening 27/30 · Writing 28/30 · Speaking 17/30</w:t>
+      </w:r>
+    </w:p>
+    <w:p>
+      <w:pPr>
+        <w:pStyle w:val="Normal"/>
+        <w:pBdr>
+          <w:bottom w:val="single" w:sz="4" w:space="2" w:color="333333"/>
+        </w:pBdr>
+        <w:spacing w:lineRule="auto" w:line="240" w:before="60" w:after="60"/>
+        <w:rPr/>
+      </w:pPr>
+      <w:r>
+        <w:rPr>
+          <w:rFonts w:cs="Times New Roman"/>
+          <w:b/>
+          <w:i w:val="false"/>
+          <w:color w:val="1F4E79"/>
+          <w:sz w:val="23"/>
+          <w:szCs w:val="23"/>
+        </w:rPr>
+        <w:t>PROFESSIONAL MEMBERSHIPS</w:t>
+      </w:r>
+    </w:p>
+    <w:p>
+      <w:pPr>
+        <w:pStyle w:val="Normal"/>
+        <w:tabs>
+          <w:tab w:val="clear" w:pos="720"/>
+          <w:tab w:val="right" w:pos="10318" w:leader="none"/>
+        </w:tabs>
+        <w:spacing w:lineRule="auto" w:line="240" w:before="0" w:after="0"/>
+        <w:rPr/>
+      </w:pPr>
+      <w:r>
+        <w:rPr>
+          <w:rFonts w:cs="Times New Roman"/>
+          <w:b/>
+          <w:i w:val="false"/>
+          <w:color w:val="1A1A1A"/>
+          <w:sz w:val="21"/>
+          <w:szCs w:val="21"/>
+        </w:rPr>
+        <w:t>Executive Secretary and Website Manager of the Iranian Geological Society</w:t>
+      </w:r>
+      <w:r>
+        <w:rPr>
+          <w:rFonts w:cs="Times New Roman"/>
+          <w:b w:val="false"/>
+          <w:i w:val="false"/>
+          <w:color w:val="4D4D4D"/>
+          <w:spacing w:val="-3"/>
+          <w:sz w:val="21"/>
+          <w:szCs w:val="21"/>
+        </w:rPr>
+        <w:tab/>
+        <w:t>Apr 2023 – Present</w:t>
+      </w:r>
+    </w:p>
+    <w:p>
+      <w:pPr>
+        <w:pStyle w:val="Normal"/>
+        <w:spacing w:lineRule="auto" w:line="240" w:before="0" w:after="0"/>
+        <w:jc w:val="both"/>
+        <w:rPr/>
+      </w:pPr>
+      <w:r>
+        <w:rPr>
+          <w:rFonts w:cs="Times New Roman"/>
+          <w:b w:val="false"/>
+          <w:i/>
+          <w:color w:val="4D4D4D"/>
+          <w:sz w:val="21"/>
+          <w:szCs w:val="21"/>
+        </w:rPr>
+        <w:t>Iranian Geological Society</w:t>
+      </w:r>
+    </w:p>
+    <w:p>
+      <w:pPr>
+        <w:pStyle w:val="Normal"/>
+        <w:tabs>
+          <w:tab w:val="clear" w:pos="720"/>
+          <w:tab w:val="right" w:pos="10318" w:leader="none"/>
+        </w:tabs>
+        <w:spacing w:lineRule="auto" w:line="240" w:before="0" w:after="0"/>
+        <w:rPr/>
+      </w:pPr>
+      <w:r>
+        <w:rPr>
+          <w:rFonts w:cs="Times New Roman"/>
+          <w:b/>
+          <w:i w:val="false"/>
+          <w:color w:val="1A1A1A"/>
+          <w:sz w:val="21"/>
+          <w:szCs w:val="21"/>
+        </w:rPr>
+        <w:t>Member of the Organizing Committee</w:t>
+      </w:r>
+    </w:p>
+    <w:p>
+      <w:pPr>
+        <w:pStyle w:val="Normal"/>
+        <w:spacing w:lineRule="auto" w:line="240" w:before="0" w:after="0"/>
+        <w:jc w:val="both"/>
+        <w:rPr/>
+      </w:pPr>
+      <w:r>
+        <w:rPr>
+          <w:rFonts w:cs="Times New Roman"/>
+          <w:b w:val="false"/>
+          <w:i/>
+          <w:color w:val="4D4D4D"/>
+          <w:sz w:val="21"/>
+          <w:szCs w:val="21"/>
+        </w:rPr>
+        <w:t>Five National Geological Congresses of the Iranian Geological Society</w:t>
+      </w:r>
+    </w:p>
+    <w:p>
+      <w:pPr>
+        <w:pStyle w:val="Normal"/>
+        <w:pBdr>
+          <w:bottom w:val="single" w:sz="4" w:space="2" w:color="333333"/>
+        </w:pBdr>
+        <w:spacing w:lineRule="auto" w:line="240" w:before="60" w:after="60"/>
+        <w:rPr/>
+      </w:pPr>
+      <w:r>
+        <w:rPr>
+          <w:rFonts w:cs="Times New Roman"/>
+          <w:b/>
+          <w:i w:val="false"/>
+          <w:color w:val="1F4E79"/>
+          <w:sz w:val="23"/>
+          <w:szCs w:val="23"/>
+        </w:rPr>
+        <w:t>VOLUNTARY &amp; SOCIAL ACTIVITIES</w:t>
+      </w:r>
+    </w:p>
+    <w:p>
+      <w:pPr>
+        <w:pStyle w:val="Normal"/>
+        <w:tabs>
+          <w:tab w:val="clear" w:pos="720"/>
+          <w:tab w:val="right" w:pos="10318" w:leader="none"/>
+        </w:tabs>
+        <w:spacing w:lineRule="auto" w:line="240" w:before="0" w:after="0"/>
+        <w:rPr/>
+      </w:pPr>
+      <w:r>
+        <w:rPr>
+          <w:rFonts w:cs="Times New Roman"/>
+          <w:b/>
+          <w:i w:val="false"/>
+          <w:color w:val="1A1A1A"/>
+          <w:sz w:val="21"/>
+          <w:szCs w:val="21"/>
+        </w:rPr>
+        <w:t>Volunteer Supporting Mahak Hospital and Rehabilitation Complex &amp; Patients</w:t>
+      </w:r>
+      <w:r>
+        <w:rPr>
+          <w:rFonts w:cs="Times New Roman"/>
+          <w:b w:val="false"/>
+          <w:i w:val="false"/>
+          <w:color w:val="4D4D4D"/>
+          <w:spacing w:val="-3"/>
+          <w:sz w:val="21"/>
+          <w:szCs w:val="21"/>
+        </w:rPr>
+        <w:tab/>
+        <w:t>Mar 2023 – Present</w:t>
+      </w:r>
+    </w:p>
+    <w:p>
+      <w:pPr>
+        <w:pStyle w:val="Normal"/>
+        <w:spacing w:lineRule="auto" w:line="240" w:before="0" w:after="0"/>
+        <w:jc w:val="both"/>
+        <w:rPr/>
+      </w:pPr>
+      <w:r>
+        <w:rPr>
+          <w:rFonts w:cs="Times New Roman"/>
+          <w:b w:val="false"/>
+          <w:i/>
+          <w:color w:val="4D4D4D"/>
+          <w:sz w:val="21"/>
+          <w:szCs w:val="21"/>
+        </w:rPr>
+        <w:t>MAHAK Charity — The Society to Support Children Suffering from Cancer</w:t>
+      </w:r>
+    </w:p>
+    <w:p>
+      <w:pPr>
+        <w:pStyle w:val="Normal"/>
+        <w:spacing w:lineRule="auto" w:line="240" w:before="0" w:after="40"/>
+        <w:rPr/>
+      </w:pPr>
+      <w:r>
+        <w:rPr>
+          <w:rFonts w:cs="Times New Roman"/>
+          <w:b w:val="false"/>
+          <w:i w:val="false"/>
+          <w:color w:val="4D4D4D"/>
+          <w:sz w:val="16"/>
+          <w:szCs w:val="16"/>
+        </w:rPr>
+        <w:t>Disaster and Humanitarian Relief · MAHAK ID: 020175959 · MAHAK Membership No.: 10704</w:t>
+      </w:r>
+    </w:p>
+    <w:p>
+      <w:pPr>
+        <w:pStyle w:val="Normal"/>
+        <w:tabs>
+          <w:tab w:val="clear" w:pos="720"/>
+          <w:tab w:val="right" w:pos="10318" w:leader="none"/>
+        </w:tabs>
+        <w:spacing w:lineRule="auto" w:line="240" w:before="0" w:after="0"/>
+        <w:rPr/>
+      </w:pPr>
+      <w:r>
+        <w:rPr>
+          <w:rFonts w:cs="Times New Roman"/>
+          <w:b/>
+          <w:i w:val="false"/>
+          <w:color w:val="1A1A1A"/>
+          <w:sz w:val="21"/>
+          <w:szCs w:val="21"/>
+        </w:rPr>
+        <w:t>Organ Donation Ambassador</w:t>
+      </w:r>
+      <w:r>
+        <w:rPr>
+          <w:rFonts w:cs="Times New Roman"/>
+          <w:b w:val="false"/>
+          <w:i w:val="false"/>
+          <w:color w:val="4D4D4D"/>
+          <w:spacing w:val="-3"/>
+          <w:sz w:val="21"/>
+          <w:szCs w:val="21"/>
+        </w:rPr>
+        <w:tab/>
+        <w:t>Apr 2023 – Present</w:t>
+      </w:r>
+    </w:p>
+    <w:p>
+      <w:pPr>
+        <w:pStyle w:val="Normal"/>
+        <w:spacing w:lineRule="auto" w:line="240" w:before="0" w:after="0"/>
+        <w:jc w:val="both"/>
+        <w:rPr/>
+      </w:pPr>
+      <w:r>
+        <w:rPr>
+          <w:rFonts w:cs="Times New Roman"/>
+          <w:b w:val="false"/>
+          <w:i/>
+          <w:color w:val="4D4D4D"/>
+          <w:sz w:val="21"/>
+          <w:szCs w:val="21"/>
+        </w:rPr>
+        <w:t>Iranian Society of Organ Donation</w:t>
+      </w:r>
+    </w:p>
+    <w:p>
+      <w:pPr>
+        <w:pStyle w:val="Normal"/>
+        <w:spacing w:lineRule="auto" w:line="240" w:before="0" w:after="40"/>
+        <w:rPr/>
+      </w:pPr>
+      <w:r>
+        <w:rPr>
+          <w:rFonts w:cs="Times New Roman"/>
+          <w:b w:val="false"/>
+          <w:i w:val="false"/>
+          <w:color w:val="4D4D4D"/>
+          <w:sz w:val="16"/>
+          <w:szCs w:val="16"/>
+        </w:rPr>
+        <w:t>Health</w:t>
+      </w:r>
+    </w:p>
+    <w:p>
+      <w:pPr>
+        <w:pStyle w:val="Normal"/>
+        <w:tabs>
+          <w:tab w:val="clear" w:pos="720"/>
+          <w:tab w:val="right" w:pos="10318" w:leader="none"/>
+        </w:tabs>
+        <w:spacing w:lineRule="auto" w:line="240" w:before="0" w:after="0"/>
+        <w:rPr/>
+      </w:pPr>
+      <w:r>
+        <w:rPr>
+          <w:rFonts w:cs="Times New Roman"/>
+          <w:b/>
+          <w:i w:val="false"/>
+          <w:color w:val="1A1A1A"/>
+          <w:sz w:val="21"/>
+          <w:szCs w:val="21"/>
+        </w:rPr>
+        <w:t>Organ Donation Volunteer</w:t>
+      </w:r>
+      <w:r>
+        <w:rPr>
+          <w:rFonts w:cs="Times New Roman"/>
+          <w:b w:val="false"/>
+          <w:i w:val="false"/>
+          <w:color w:val="4D4D4D"/>
+          <w:spacing w:val="-3"/>
+          <w:sz w:val="21"/>
+          <w:szCs w:val="21"/>
+        </w:rPr>
+        <w:tab/>
+        <w:t>Aug 2019 – Present</w:t>
+      </w:r>
+    </w:p>
+    <w:p>
+      <w:pPr>
+        <w:pStyle w:val="Normal"/>
+        <w:spacing w:lineRule="auto" w:line="240" w:before="0" w:after="0"/>
+        <w:jc w:val="both"/>
+        <w:rPr/>
+      </w:pPr>
+      <w:r>
+        <w:rPr>
+          <w:rFonts w:cs="Times New Roman"/>
+          <w:b w:val="false"/>
+          <w:i/>
+          <w:color w:val="4D4D4D"/>
+          <w:sz w:val="21"/>
+          <w:szCs w:val="21"/>
+        </w:rPr>
+        <w:t>Iranian Society of Organ Donation</w:t>
+      </w:r>
+    </w:p>
+    <w:p>
+      <w:pPr>
+        <w:pStyle w:val="Normal"/>
+        <w:spacing w:lineRule="auto" w:line="240" w:before="0" w:after="40"/>
+        <w:rPr/>
+      </w:pPr>
+      <w:r>
+        <w:rPr>
+          <w:rFonts w:cs="Times New Roman"/>
+          <w:b w:val="false"/>
+          <w:i w:val="false"/>
+          <w:color w:val="4D4D4D"/>
+          <w:sz w:val="16"/>
+          <w:szCs w:val="16"/>
+        </w:rPr>
+        <w:t>Disaster and Humanitarian Relief · Membership No.: 3751462 (ehda.ir)</w:t>
+      </w:r>
+    </w:p>
+    <w:p>
+      <w:pPr>
+        <w:pStyle w:val="Normal"/>
+        <w:tabs>
+          <w:tab w:val="clear" w:pos="720"/>
+          <w:tab w:val="right" w:pos="10318" w:leader="none"/>
+        </w:tabs>
+        <w:spacing w:lineRule="auto" w:line="240" w:before="0" w:after="0"/>
+        <w:rPr/>
+      </w:pPr>
+      <w:r>
+        <w:rPr>
+          <w:rFonts w:cs="Times New Roman"/>
+          <w:b/>
+          <w:i w:val="false"/>
+          <w:color w:val="1A1A1A"/>
+          <w:sz w:val="21"/>
+          <w:szCs w:val="21"/>
+        </w:rPr>
+        <w:t>Volunteer</w:t>
+      </w:r>
+      <w:r>
+        <w:rPr>
+          <w:rFonts w:cs="Times New Roman"/>
+          <w:b w:val="false"/>
+          <w:i w:val="false"/>
+          <w:color w:val="4D4D4D"/>
+          <w:spacing w:val="-3"/>
+          <w:sz w:val="21"/>
+          <w:szCs w:val="21"/>
+        </w:rPr>
+        <w:tab/>
+        <w:t>Apr 2023 – Present</w:t>
+      </w:r>
+    </w:p>
+    <w:p>
+      <w:pPr>
+        <w:pStyle w:val="Normal"/>
+        <w:spacing w:lineRule="auto" w:line="240" w:before="0" w:after="0"/>
+        <w:jc w:val="both"/>
+        <w:rPr/>
+      </w:pPr>
+      <w:r>
+        <w:rPr>
+          <w:rFonts w:cs="Times New Roman"/>
+          <w:b w:val="false"/>
+          <w:i/>
+          <w:color w:val="4D4D4D"/>
+          <w:sz w:val="21"/>
+          <w:szCs w:val="21"/>
+        </w:rPr>
+        <w:t>Iranian Red Crescent Society Innovation Center</w:t>
+      </w:r>
+    </w:p>
+    <w:p>
+      <w:pPr>
+        <w:pStyle w:val="Normal"/>
+        <w:spacing w:lineRule="auto" w:line="240" w:before="0" w:after="40"/>
+        <w:rPr/>
+      </w:pPr>
+      <w:r>
+        <w:rPr>
+          <w:rFonts w:cs="Times New Roman"/>
+          <w:b w:val="false"/>
+          <w:i w:val="false"/>
+          <w:color w:val="4D4D4D"/>
+          <w:sz w:val="16"/>
+          <w:szCs w:val="16"/>
+        </w:rPr>
+        <w:t>Disaster and Humanitarian Relief</w:t>
+      </w:r>
+    </w:p>
+    <w:p>
+      <w:pPr>
+        <w:pStyle w:val="Normal"/>
+        <w:tabs>
+          <w:tab w:val="clear" w:pos="720"/>
+          <w:tab w:val="right" w:pos="10318" w:leader="none"/>
+        </w:tabs>
+        <w:spacing w:lineRule="auto" w:line="240" w:before="0" w:after="0"/>
+        <w:rPr/>
+      </w:pPr>
+      <w:r>
+        <w:rPr>
+          <w:rFonts w:cs="Times New Roman"/>
+          <w:b/>
+          <w:i w:val="false"/>
+          <w:color w:val="1A1A1A"/>
+          <w:sz w:val="21"/>
+          <w:szCs w:val="21"/>
+        </w:rPr>
+        <w:t>Benevolent Member</w:t>
+      </w:r>
+      <w:r>
+        <w:rPr>
+          <w:rFonts w:cs="Times New Roman"/>
+          <w:b w:val="false"/>
+          <w:i w:val="false"/>
+          <w:color w:val="4D4D4D"/>
+          <w:spacing w:val="-3"/>
+          <w:sz w:val="21"/>
+          <w:szCs w:val="21"/>
+        </w:rPr>
+        <w:tab/>
+        <w:t>Apr 2023 – Present</w:t>
+      </w:r>
+    </w:p>
+    <w:p>
+      <w:pPr>
+        <w:pStyle w:val="Normal"/>
+        <w:spacing w:lineRule="auto" w:line="240" w:before="0" w:after="0"/>
+        <w:jc w:val="both"/>
+        <w:rPr/>
+      </w:pPr>
+      <w:r>
+        <w:rPr>
+          <w:rFonts w:cs="Times New Roman"/>
+          <w:b w:val="false"/>
+          <w:i/>
+          <w:color w:val="4D4D4D"/>
+          <w:sz w:val="21"/>
+          <w:szCs w:val="21"/>
+        </w:rPr>
+        <w:t>Raad Charity</w:t>
+      </w:r>
+    </w:p>
+    <w:p>
+      <w:pPr>
+        <w:pStyle w:val="Normal"/>
+        <w:spacing w:lineRule="auto" w:line="240" w:before="0" w:after="0"/>
+        <w:rPr/>
+      </w:pPr>
+      <w:r>
+        <w:rPr>
+          <w:rFonts w:cs="Times New Roman"/>
+          <w:b w:val="false"/>
+          <w:i w:val="false"/>
+          <w:color w:val="4D4D4D"/>
+          <w:sz w:val="16"/>
+          <w:szCs w:val="16"/>
+        </w:rPr>
+        <w:t>Veteran Support &amp; Physical Disability Support · Membership No.: 421297</w:t>
+      </w:r>
+    </w:p>
+    <w:p>
+      <w:pPr>
+        <w:pStyle w:val="Normal"/>
+        <w:spacing w:lineRule="auto" w:line="240" w:before="0" w:after="40"/>
+        <w:rPr/>
+      </w:pPr>
+      <w:r>
+        <w:rPr>
+          <w:rFonts w:cs="Times New Roman"/>
+          <w:b w:val="false"/>
+          <w:i w:val="false"/>
+          <w:color w:val="4D4D4D"/>
+          <w:sz w:val="16"/>
+          <w:szCs w:val="16"/>
+        </w:rPr>
+        <w:t>Raad Charity is a private charitable organization dedicated to supporting and empowering people with physical disabilities.</w:t>
+      </w:r>
+    </w:p>
+    <w:p>
+      <w:pPr>
+        <w:pStyle w:val="Normal"/>
+        <w:pBdr>
+          <w:bottom w:val="single" w:sz="4" w:space="2" w:color="333333"/>
+        </w:pBdr>
+        <w:spacing w:lineRule="auto" w:line="240" w:before="60" w:after="60"/>
+        <w:rPr/>
+      </w:pPr>
+      <w:r>
+        <w:rPr>
+          <w:rFonts w:cs="Times New Roman"/>
+          <w:b/>
+          <w:i w:val="false"/>
+          <w:color w:val="1F4E79"/>
+          <w:sz w:val="23"/>
+          <w:szCs w:val="23"/>
+        </w:rPr>
+        <w:t>TECHNICAL &amp; SPECIALIZED SKILLS</w:t>
+      </w:r>
+    </w:p>
+    <w:p>
+      <w:pPr>
+        <w:pStyle w:val="Normal"/>
+        <w:pBdr>
+          <w:left w:val="single" w:sz="6" w:space="6" w:color="999999"/>
+        </w:pBdr>
         <w:spacing w:lineRule="auto" w:line="240" w:before="0" w:after="0"/>
         <w:ind w:left="283"/>
         <w:rPr/>
@@ -2966,6 +2664,285 @@
       <w:r>
         <w:rPr>
           <w:rFonts w:cs="Times New Roman"/>
+          <w:b/>
+          <w:i w:val="false"/>
+          <w:color w:val="1A1A1A"/>
+          <w:sz w:val="21"/>
+          <w:szCs w:val="21"/>
+        </w:rPr>
+        <w:t>Earth Sciences &amp; Petroleum Geology</w:t>
+      </w:r>
+    </w:p>
+    <w:p>
+      <w:pPr>
+        <w:pStyle w:val="Normal"/>
+        <w:pBdr>
+          <w:left w:val="single" w:sz="6" w:space="6" w:color="999999"/>
+        </w:pBdr>
+        <w:spacing w:lineRule="auto" w:line="240" w:before="0" w:after="0"/>
+        <w:ind w:left="283"/>
+        <w:jc w:val="both"/>
+        <w:rPr/>
+      </w:pPr>
+      <w:r>
+        <w:rPr>
+          <w:rFonts w:cs="Times New Roman"/>
+          <w:b w:val="false"/>
+          <w:i w:val="false"/>
+          <w:color w:val="1A1A1A"/>
+          <w:sz w:val="21"/>
+          <w:szCs w:val="21"/>
+        </w:rPr>
+        <w:t>Petroleum Geology  •  Geochemistry  •  Petrography &amp; Thin-Section Analysis  •  Geological Mapping  •  Geological Data Interpretation  •  Sedimentology &amp; Stratigraphy  •  Structural Geology &amp; Tectonics</w:t>
+      </w:r>
+    </w:p>
+    <w:p>
+      <w:pPr>
+        <w:pStyle w:val="Normal"/>
+        <w:pBdr>
+          <w:left w:val="single" w:sz="6" w:space="6" w:color="999999"/>
+        </w:pBdr>
+        <w:spacing w:lineRule="auto" w:line="240" w:before="60" w:after="0"/>
+        <w:ind w:left="283"/>
+        <w:rPr/>
+      </w:pPr>
+      <w:r>
+        <w:rPr>
+          <w:rFonts w:cs="Times New Roman"/>
+          <w:b/>
+          <w:i w:val="false"/>
+          <w:color w:val="1A1A1A"/>
+          <w:sz w:val="21"/>
+          <w:szCs w:val="21"/>
+        </w:rPr>
+        <w:t>Geoscience-Specific Software &amp; Tools</w:t>
+      </w:r>
+    </w:p>
+    <w:p>
+      <w:pPr>
+        <w:pStyle w:val="Normal"/>
+        <w:pBdr>
+          <w:left w:val="single" w:sz="6" w:space="6" w:color="999999"/>
+        </w:pBdr>
+        <w:spacing w:lineRule="auto" w:line="240" w:before="0" w:after="0"/>
+        <w:ind w:left="283"/>
+        <w:jc w:val="both"/>
+        <w:rPr/>
+      </w:pPr>
+      <w:r>
+        <w:rPr>
+          <w:rFonts w:cs="Times New Roman"/>
+          <w:b w:val="false"/>
+          <w:i w:val="false"/>
+          <w:color w:val="1A1A1A"/>
+          <w:sz w:val="21"/>
+          <w:szCs w:val="21"/>
+        </w:rPr>
+        <w:t>ArcGIS / ArcGIS Pro  •  QGIS  •  Google Earth Engine  •  ENVI  •  RockWorks  •  Petrel</w:t>
+      </w:r>
+    </w:p>
+    <w:p>
+      <w:pPr>
+        <w:pStyle w:val="Normal"/>
+        <w:pBdr>
+          <w:left w:val="single" w:sz="6" w:space="6" w:color="999999"/>
+        </w:pBdr>
+        <w:spacing w:lineRule="auto" w:line="240" w:before="60" w:after="0"/>
+        <w:ind w:left="283"/>
+        <w:rPr/>
+      </w:pPr>
+      <w:r>
+        <w:rPr>
+          <w:rFonts w:cs="Times New Roman"/>
+          <w:b/>
+          <w:i w:val="false"/>
+          <w:color w:val="1A1A1A"/>
+          <w:sz w:val="21"/>
+          <w:szCs w:val="21"/>
+        </w:rPr>
+        <w:t>Programming, Computing &amp; Data Analysis</w:t>
+      </w:r>
+    </w:p>
+    <w:p>
+      <w:pPr>
+        <w:pStyle w:val="Normal"/>
+        <w:pBdr>
+          <w:left w:val="single" w:sz="6" w:space="6" w:color="999999"/>
+        </w:pBdr>
+        <w:spacing w:lineRule="auto" w:line="240" w:before="0" w:after="0"/>
+        <w:ind w:left="283"/>
+        <w:jc w:val="both"/>
+        <w:rPr/>
+      </w:pPr>
+      <w:r>
+        <w:rPr>
+          <w:rFonts w:cs="Times New Roman"/>
+          <w:b w:val="false"/>
+          <w:i w:val="false"/>
+          <w:color w:val="1A1A1A"/>
+          <w:sz w:val="21"/>
+          <w:szCs w:val="21"/>
+        </w:rPr>
+        <w:t>Python  •  MATLAB  •  C#  •  JavaScript  •  PHP  •  Bash / Shell Scripting  •  Data Analysis &amp; Visualization  •  Geoscientific Data Modeling &amp; Analysis  •  Large-Scale Data Processing  •  High-Performance Computing (HPC)</w:t>
+      </w:r>
+    </w:p>
+    <w:p>
+      <w:pPr>
+        <w:pStyle w:val="Normal"/>
+        <w:pBdr>
+          <w:left w:val="single" w:sz="6" w:space="6" w:color="999999"/>
+        </w:pBdr>
+        <w:spacing w:lineRule="auto" w:line="240" w:before="60" w:after="0"/>
+        <w:ind w:left="283"/>
+        <w:rPr/>
+      </w:pPr>
+      <w:r>
+        <w:rPr>
+          <w:rFonts w:cs="Times New Roman"/>
+          <w:b/>
+          <w:i w:val="false"/>
+          <w:color w:val="1A1A1A"/>
+          <w:sz w:val="21"/>
+          <w:szCs w:val="21"/>
+        </w:rPr>
+        <w:t>Infrastructure, Systems &amp; Networking</w:t>
+      </w:r>
+    </w:p>
+    <w:p>
+      <w:pPr>
+        <w:pStyle w:val="Normal"/>
+        <w:pBdr>
+          <w:left w:val="single" w:sz="6" w:space="6" w:color="999999"/>
+        </w:pBdr>
+        <w:spacing w:lineRule="auto" w:line="240" w:before="0" w:after="0"/>
+        <w:ind w:left="283"/>
+        <w:jc w:val="both"/>
+        <w:rPr/>
+      </w:pPr>
+      <w:r>
+        <w:rPr>
+          <w:rFonts w:cs="Times New Roman"/>
+          <w:b w:val="false"/>
+          <w:i w:val="false"/>
+          <w:color w:val="1A1A1A"/>
+          <w:sz w:val="21"/>
+          <w:szCs w:val="21"/>
+        </w:rPr>
+        <w:t>Linux  •  Linux System Administration  •  Server Administration  •  Computer Networking  •  Network Infrastructure Management  •  Virtualization &amp; Virtual Machine Management  •  Data Center Infrastructure  •  Server &amp; Compute Resource Management</w:t>
+      </w:r>
+    </w:p>
+    <w:p>
+      <w:pPr>
+        <w:pStyle w:val="Normal"/>
+        <w:pBdr>
+          <w:left w:val="single" w:sz="6" w:space="6" w:color="999999"/>
+        </w:pBdr>
+        <w:spacing w:lineRule="auto" w:line="240" w:before="60" w:after="0"/>
+        <w:ind w:left="283"/>
+        <w:rPr/>
+      </w:pPr>
+      <w:r>
+        <w:rPr>
+          <w:rFonts w:cs="Times New Roman"/>
+          <w:b/>
+          <w:i w:val="false"/>
+          <w:color w:val="1A1A1A"/>
+          <w:sz w:val="21"/>
+          <w:szCs w:val="21"/>
+        </w:rPr>
+        <w:t>General Software &amp; Productivity Tools</w:t>
+      </w:r>
+    </w:p>
+    <w:p>
+      <w:pPr>
+        <w:pStyle w:val="Normal"/>
+        <w:pBdr>
+          <w:left w:val="single" w:sz="6" w:space="6" w:color="999999"/>
+        </w:pBdr>
+        <w:spacing w:lineRule="auto" w:line="240" w:before="0" w:after="40"/>
+        <w:ind w:left="283"/>
+        <w:jc w:val="both"/>
+        <w:rPr/>
+      </w:pPr>
+      <w:r>
+        <w:rPr>
+          <w:rFonts w:cs="Times New Roman"/>
+          <w:b w:val="false"/>
+          <w:i w:val="false"/>
+          <w:color w:val="1A1A1A"/>
+          <w:sz w:val="21"/>
+          <w:szCs w:val="21"/>
+        </w:rPr>
+        <w:t>Microsoft Office (Word, Excel, PowerPoint)  •  Git  •  GitHub  •  Command-Line Environments  •  Technical Documentation</w:t>
+      </w:r>
+    </w:p>
+    <w:p>
+      <w:pPr>
+        <w:pStyle w:val="Normal"/>
+        <w:pBdr>
+          <w:bottom w:val="single" w:sz="4" w:space="2" w:color="333333"/>
+        </w:pBdr>
+        <w:spacing w:lineRule="auto" w:line="240" w:before="60" w:after="60"/>
+        <w:rPr/>
+      </w:pPr>
+      <w:r>
+        <w:rPr>
+          <w:rFonts w:cs="Times New Roman"/>
+          <w:b/>
+          <w:i w:val="false"/>
+          <w:color w:val="1F4E79"/>
+          <w:sz w:val="23"/>
+          <w:szCs w:val="23"/>
+        </w:rPr>
+        <w:t>COURSES, CERTIFICATES &amp; LICENSES</w:t>
+      </w:r>
+    </w:p>
+    <w:p>
+      <w:pPr>
+        <w:pStyle w:val="Normal"/>
+        <w:spacing w:lineRule="auto" w:line="240" w:before="40" w:after="0"/>
+        <w:rPr/>
+      </w:pPr>
+      <w:r>
+        <w:rPr>
+          <w:rFonts w:cs="Times New Roman"/>
+          <w:b/>
+          <w:i w:val="false"/>
+          <w:color w:val="1A1A1A"/>
+          <w:sz w:val="21"/>
+          <w:szCs w:val="21"/>
+        </w:rPr>
+        <w:t>Petroleum Engineering with AI Applications</w:t>
+      </w:r>
+    </w:p>
+    <w:p>
+      <w:pPr>
+        <w:pStyle w:val="Normal"/>
+        <w:spacing w:lineRule="auto" w:line="240" w:before="0" w:after="20"/>
+        <w:rPr/>
+      </w:pPr>
+      <w:r>
+        <w:rPr>
+          <w:rFonts w:cs="Times New Roman"/>
+          <w:b w:val="false"/>
+          <w:i w:val="false"/>
+          <w:color w:val="4D4D4D"/>
+          <w:sz w:val="16"/>
+          <w:szCs w:val="16"/>
+        </w:rPr>
+        <w:t>Coursera Specialization · 5 courses</w:t>
+      </w:r>
+    </w:p>
+    <w:p>
+      <w:pPr>
+        <w:pStyle w:val="Normal"/>
+        <w:spacing w:lineRule="auto" w:line="240" w:before="0" w:after="0"/>
+        <w:ind w:left="283"/>
+        <w:rPr/>
+      </w:pPr>
+      <w:r>
+        <w:rPr>
+          <w:rFonts w:cs="Times New Roman"/>
           <w:b w:val="false"/>
           <w:i w:val="false"/>
           <w:color w:val="1A1A1A"/>
@@ -2983,7 +2960,7 @@
           <w:sz w:val="16"/>
           <w:szCs w:val="16"/>
         </w:rPr>
-        <w:t xml:space="preserve">From Wellhead to Refinery: Midstream Oil and Gas Processing   </w:t>
+        <w:t xml:space="preserve">Hydrocarbon Exploration and Production   </w:t>
       </w:r>
       <w:r>
         <w:rPr>
@@ -2994,7 +2971,7 @@
           <w:sz w:val="16"/>
           <w:szCs w:val="16"/>
         </w:rPr>
-        <w:t xml:space="preserve">2025 · RO8QDU44OUOL  ·  </w:t>
+        <w:t xml:space="preserve">2025 · EVKUGMGT45RP  ·  </w:t>
       </w:r>
       <w:hyperlink r:id="rId8">
         <w:r>
@@ -3037,7 +3014,7 @@
           <w:sz w:val="16"/>
           <w:szCs w:val="16"/>
         </w:rPr>
-        <w:t xml:space="preserve">Natural Gas Production and Processing   </w:t>
+        <w:t xml:space="preserve">From Wellhead to Refinery: Midstream Oil and Gas Processing   </w:t>
       </w:r>
       <w:r>
         <w:rPr>
@@ -3048,7 +3025,7 @@
           <w:sz w:val="16"/>
           <w:szCs w:val="16"/>
         </w:rPr>
-        <w:t xml:space="preserve">2025 · IGS15UQQFRV4  ·  </w:t>
+        <w:t xml:space="preserve">2025 · RO8QDU44OUOL  ·  </w:t>
       </w:r>
       <w:hyperlink r:id="rId9">
         <w:r>
@@ -3091,7 +3068,7 @@
           <w:sz w:val="16"/>
           <w:szCs w:val="16"/>
         </w:rPr>
-        <w:t xml:space="preserve">AI &amp; ML Applications in Oil and Gas Industry   </w:t>
+        <w:t xml:space="preserve">Natural Gas Production and Processing   </w:t>
       </w:r>
       <w:r>
         <w:rPr>
@@ -3102,7 +3079,7 @@
           <w:sz w:val="16"/>
           <w:szCs w:val="16"/>
         </w:rPr>
-        <w:t xml:space="preserve">2025 · O4Y2QT274ZI3  ·  </w:t>
+        <w:t xml:space="preserve">2025 · IGS15UQQFRV4  ·  </w:t>
       </w:r>
       <w:hyperlink r:id="rId10">
         <w:r>
@@ -3145,7 +3122,7 @@
           <w:sz w:val="16"/>
           <w:szCs w:val="16"/>
         </w:rPr>
-        <w:t xml:space="preserve">Utilities, Safety &amp; Environmental Care in Oil &amp; Gas Industry   </w:t>
+        <w:t xml:space="preserve">AI &amp; ML Applications in Oil and Gas Industry   </w:t>
       </w:r>
       <w:r>
         <w:rPr>
@@ -3156,7 +3133,7 @@
           <w:sz w:val="16"/>
           <w:szCs w:val="16"/>
         </w:rPr>
-        <w:t xml:space="preserve">2025 · UQWIYV2XAVAV  ·  </w:t>
+        <w:t xml:space="preserve">2025 · O4Y2QT274ZI3  ·  </w:t>
       </w:r>
       <w:hyperlink r:id="rId11">
         <w:r>
@@ -3175,11 +3152,65 @@
     <w:p>
       <w:pPr>
         <w:pStyle w:val="Normal"/>
+        <w:spacing w:lineRule="auto" w:line="240" w:before="0" w:after="0"/>
+        <w:ind w:left="283"/>
+        <w:rPr/>
+      </w:pPr>
+      <w:r>
+        <w:rPr>
+          <w:rFonts w:cs="Times New Roman"/>
+          <w:b w:val="false"/>
+          <w:i w:val="false"/>
+          <w:color w:val="1A1A1A"/>
+          <w:sz w:val="16"/>
+          <w:szCs w:val="16"/>
+        </w:rPr>
+        <w:t xml:space="preserve">– </w:t>
+      </w:r>
+      <w:r>
+        <w:rPr>
+          <w:rFonts w:cs="Times New Roman"/>
+          <w:b w:val="false"/>
+          <w:i w:val="false"/>
+          <w:color w:val="1A1A1A"/>
+          <w:sz w:val="16"/>
+          <w:szCs w:val="16"/>
+        </w:rPr>
+        <w:t xml:space="preserve">Utilities, Safety &amp; Environmental Care in Oil &amp; Gas Industry   </w:t>
+      </w:r>
+      <w:r>
+        <w:rPr>
+          <w:rFonts w:cs="Times New Roman"/>
+          <w:b w:val="false"/>
+          <w:i w:val="false"/>
+          <w:color w:val="4D4D4D"/>
+          <w:sz w:val="16"/>
+          <w:szCs w:val="16"/>
+        </w:rPr>
+        <w:t xml:space="preserve">2025 · UQWIYV2XAVAV  ·  </w:t>
+      </w:r>
+      <w:hyperlink r:id="rId12">
+        <w:r>
+          <w:rPr>
+            <w:rStyle w:val="ListLabel11"/>
+            <w:rFonts w:cs="Times New Roman"/>
+            <w:color w:val="1F4E79"/>
+            <w:sz w:val="16"/>
+            <w:szCs w:val="16"/>
+            <w:u w:val="none"/>
+          </w:rPr>
+          <w:t>View certificate</w:t>
+        </w:r>
+      </w:hyperlink>
+    </w:p>
+    <w:p>
+      <w:pPr>
+        <w:pStyle w:val="Normal"/>
         <w:spacing w:lineRule="auto" w:line="240" w:before="20" w:after="60"/>
         <w:ind w:left="283"/>
         <w:rPr/>
       </w:pPr>
-      <w:hyperlink r:id="rId12">
+      <w:hyperlink r:id="rId13">
         <w:r>
           <w:rPr>
             <w:rStyle w:val="ListLabel11"/>
@@ -3268,60 +3299,6 @@
           <w:szCs w:val="16"/>
         </w:rPr>
         <w:t xml:space="preserve">2024 · 67L7TVDOHCS4  ·  </w:t>
-      </w:r>
-      <w:hyperlink r:id="rId13">
-        <w:r>
-          <w:rPr>
-            <w:rStyle w:val="ListLabel11"/>
-            <w:rFonts w:cs="Times New Roman"/>
-            <w:color w:val="1F4E79"/>
-            <w:sz w:val="16"/>
-            <w:szCs w:val="16"/>
-            <w:u w:val="none"/>
-          </w:rPr>
-          <w:t>View certificate</w:t>
-        </w:r>
-      </w:hyperlink>
-    </w:p>
-    <w:p>
-      <w:pPr>
-        <w:pStyle w:val="Normal"/>
-        <w:spacing w:lineRule="auto" w:line="240" w:before="0" w:after="0"/>
-        <w:ind w:left="283"/>
-        <w:rPr/>
-      </w:pPr>
-      <w:r>
-        <w:rPr>
-          <w:rFonts w:cs="Times New Roman"/>
-          <w:b w:val="false"/>
-          <w:i w:val="false"/>
-          <w:color w:val="1A1A1A"/>
-          <w:sz w:val="16"/>
-          <w:szCs w:val="16"/>
-        </w:rPr>
-        <w:t xml:space="preserve">– </w:t>
-      </w:r>
-      <w:r>
-        <w:rPr>
-          <w:rFonts w:cs="Times New Roman"/>
-          <w:b w:val="false"/>
-          <w:i w:val="false"/>
-          <w:color w:val="1A1A1A"/>
-          <w:sz w:val="16"/>
-          <w:szCs w:val="16"/>
-        </w:rPr>
-        <w:t xml:space="preserve">Population, Food, and Soil   </w:t>
-      </w:r>
-      <w:r>
-        <w:rPr>
-          <w:rFonts w:cs="Times New Roman"/>
-          <w:b w:val="false"/>
-          <w:i w:val="false"/>
-          <w:color w:val="4D4D4D"/>
-          <w:sz w:val="16"/>
-          <w:szCs w:val="16"/>
-        </w:rPr>
-        <w:t xml:space="preserve">2024 · E1UHZEYRKK2T  ·  </w:t>
       </w:r>
       <w:hyperlink r:id="rId14">
         <w:r>
@@ -3364,7 +3341,7 @@
           <w:sz w:val="16"/>
           <w:szCs w:val="16"/>
         </w:rPr>
-        <w:t xml:space="preserve">Energy and Environment   </w:t>
+        <w:t xml:space="preserve">Population, Food, and Soil   </w:t>
       </w:r>
       <w:r>
         <w:rPr>
@@ -3375,7 +3352,7 @@
           <w:sz w:val="16"/>
           <w:szCs w:val="16"/>
         </w:rPr>
-        <w:t xml:space="preserve">2024 · TAEBBTUG4LV3  ·  </w:t>
+        <w:t xml:space="preserve">2024 · E1UHZEYRKK2T  ·  </w:t>
       </w:r>
       <w:hyperlink r:id="rId15">
         <w:r>
@@ -3394,11 +3371,65 @@
     <w:p>
       <w:pPr>
         <w:pStyle w:val="Normal"/>
+        <w:spacing w:lineRule="auto" w:line="240" w:before="0" w:after="0"/>
+        <w:ind w:left="283"/>
+        <w:rPr/>
+      </w:pPr>
+      <w:r>
+        <w:rPr>
+          <w:rFonts w:cs="Times New Roman"/>
+          <w:b w:val="false"/>
+          <w:i w:val="false"/>
+          <w:color w:val="1A1A1A"/>
+          <w:sz w:val="16"/>
+          <w:szCs w:val="16"/>
+        </w:rPr>
+        <w:t xml:space="preserve">– </w:t>
+      </w:r>
+      <w:r>
+        <w:rPr>
+          <w:rFonts w:cs="Times New Roman"/>
+          <w:b w:val="false"/>
+          <w:i w:val="false"/>
+          <w:color w:val="1A1A1A"/>
+          <w:sz w:val="16"/>
+          <w:szCs w:val="16"/>
+        </w:rPr>
+        <w:t xml:space="preserve">Energy and Environment   </w:t>
+      </w:r>
+      <w:r>
+        <w:rPr>
+          <w:rFonts w:cs="Times New Roman"/>
+          <w:b w:val="false"/>
+          <w:i w:val="false"/>
+          <w:color w:val="4D4D4D"/>
+          <w:sz w:val="16"/>
+          <w:szCs w:val="16"/>
+        </w:rPr>
+        <w:t xml:space="preserve">2024 · TAEBBTUG4LV3  ·  </w:t>
+      </w:r>
+      <w:hyperlink r:id="rId16">
+        <w:r>
+          <w:rPr>
+            <w:rStyle w:val="ListLabel11"/>
+            <w:rFonts w:cs="Times New Roman"/>
+            <w:color w:val="1F4E79"/>
+            <w:sz w:val="16"/>
+            <w:szCs w:val="16"/>
+            <w:u w:val="none"/>
+          </w:rPr>
+          <w:t>View certificate</w:t>
+        </w:r>
+      </w:hyperlink>
+    </w:p>
+    <w:p>
+      <w:pPr>
+        <w:pStyle w:val="Normal"/>
         <w:spacing w:lineRule="auto" w:line="240" w:before="20" w:after="60"/>
         <w:ind w:left="283"/>
         <w:rPr/>
       </w:pPr>
-      <w:hyperlink r:id="rId16">
+      <w:hyperlink r:id="rId17">
         <w:r>
           <w:rPr>
             <w:rStyle w:val="ListLabel11"/>
@@ -3487,60 +3518,6 @@
           <w:szCs w:val="16"/>
         </w:rPr>
         <w:t xml:space="preserve">2024 · ADAC17OAAUTM  ·  </w:t>
-      </w:r>
-      <w:hyperlink r:id="rId17">
-        <w:r>
-          <w:rPr>
-            <w:rStyle w:val="ListLabel11"/>
-            <w:rFonts w:cs="Times New Roman"/>
-            <w:color w:val="1F4E79"/>
-            <w:sz w:val="16"/>
-            <w:szCs w:val="16"/>
-            <w:u w:val="none"/>
-          </w:rPr>
-          <w:t>View certificate</w:t>
-        </w:r>
-      </w:hyperlink>
-    </w:p>
-    <w:p>
-      <w:pPr>
-        <w:pStyle w:val="Normal"/>
-        <w:spacing w:lineRule="auto" w:line="240" w:before="0" w:after="0"/>
-        <w:ind w:left="283"/>
-        <w:rPr/>
-      </w:pPr>
-      <w:r>
-        <w:rPr>
-          <w:rFonts w:cs="Times New Roman"/>
-          <w:b w:val="false"/>
-          <w:i w:val="false"/>
-          <w:color w:val="1A1A1A"/>
-          <w:sz w:val="16"/>
-          <w:szCs w:val="16"/>
-        </w:rPr>
-        <w:t xml:space="preserve">– </w:t>
-      </w:r>
-      <w:r>
-        <w:rPr>
-          <w:rFonts w:cs="Times New Roman"/>
-          <w:b w:val="false"/>
-          <w:i w:val="false"/>
-          <w:color w:val="1A1A1A"/>
-          <w:sz w:val="16"/>
-          <w:szCs w:val="16"/>
-        </w:rPr>
-        <w:t xml:space="preserve">Attract and Engage Customers with Digital Marketing   </w:t>
-      </w:r>
-      <w:r>
-        <w:rPr>
-          <w:rFonts w:cs="Times New Roman"/>
-          <w:b w:val="false"/>
-          <w:i w:val="false"/>
-          <w:color w:val="4D4D4D"/>
-          <w:sz w:val="16"/>
-          <w:szCs w:val="16"/>
-        </w:rPr>
-        <w:t xml:space="preserve">2024 · BYDLT1NC85UY  ·  </w:t>
       </w:r>
       <w:hyperlink r:id="rId18">
         <w:r>
@@ -3583,7 +3560,7 @@
           <w:sz w:val="16"/>
           <w:szCs w:val="16"/>
         </w:rPr>
-        <w:t xml:space="preserve">From Likes to Leads: Interact with Customers Online   </w:t>
+        <w:t xml:space="preserve">Attract and Engage Customers with Digital Marketing   </w:t>
       </w:r>
       <w:r>
         <w:rPr>
@@ -3594,7 +3571,7 @@
           <w:sz w:val="16"/>
           <w:szCs w:val="16"/>
         </w:rPr>
-        <w:t xml:space="preserve">2024 · OY3RTJ0FB1O9  ·  </w:t>
+        <w:t xml:space="preserve">2024 · BYDLT1NC85UY  ·  </w:t>
       </w:r>
       <w:hyperlink r:id="rId19">
         <w:r>
@@ -3637,7 +3614,7 @@
           <w:sz w:val="16"/>
           <w:szCs w:val="16"/>
         </w:rPr>
-        <w:t xml:space="preserve">Think Outside the Inbox: Email Marketing   </w:t>
+        <w:t xml:space="preserve">From Likes to Leads: Interact with Customers Online   </w:t>
       </w:r>
       <w:r>
         <w:rPr>
@@ -3648,7 +3625,7 @@
           <w:sz w:val="16"/>
           <w:szCs w:val="16"/>
         </w:rPr>
-        <w:t xml:space="preserve">2025 · J8KTD6HZ13TU  ·  </w:t>
+        <w:t xml:space="preserve">2024 · OY3RTJ0FB1O9  ·  </w:t>
       </w:r>
       <w:hyperlink r:id="rId20">
         <w:r>
@@ -3691,7 +3668,7 @@
           <w:sz w:val="16"/>
           <w:szCs w:val="16"/>
         </w:rPr>
-        <w:t xml:space="preserve">Assess for Success: Marketing Analytics and Measurement   </w:t>
+        <w:t xml:space="preserve">Think Outside the Inbox: Email Marketing   </w:t>
       </w:r>
       <w:r>
         <w:rPr>
@@ -3702,7 +3679,7 @@
           <w:sz w:val="16"/>
           <w:szCs w:val="16"/>
         </w:rPr>
-        <w:t xml:space="preserve">2025 · Z4TCNOZKS8MI  ·  </w:t>
+        <w:t xml:space="preserve">2025 · J8KTD6HZ13TU  ·  </w:t>
       </w:r>
       <w:hyperlink r:id="rId21">
         <w:r>
@@ -3745,7 +3722,7 @@
           <w:sz w:val="16"/>
           <w:szCs w:val="16"/>
         </w:rPr>
-        <w:t xml:space="preserve">Make the Sale: Build, Launch, and Manage E-commerce Stores   </w:t>
+        <w:t xml:space="preserve">Assess for Success: Marketing Analytics and Measurement   </w:t>
       </w:r>
       <w:r>
         <w:rPr>
@@ -3756,7 +3733,7 @@
           <w:sz w:val="16"/>
           <w:szCs w:val="16"/>
         </w:rPr>
-        <w:t xml:space="preserve">2025 · TOTMC7EZJCGQ  ·  </w:t>
+        <w:t xml:space="preserve">2025 · Z4TCNOZKS8MI  ·  </w:t>
       </w:r>
       <w:hyperlink r:id="rId22">
         <w:r>
@@ -3799,7 +3776,7 @@
           <w:sz w:val="16"/>
           <w:szCs w:val="16"/>
         </w:rPr>
-        <w:t xml:space="preserve">Satisfaction Guaranteed: Develop Customer Loyalty Online   </w:t>
+        <w:t xml:space="preserve">Make the Sale: Build, Launch, and Manage E-commerce Stores   </w:t>
       </w:r>
       <w:r>
         <w:rPr>
@@ -3810,7 +3787,7 @@
           <w:sz w:val="16"/>
           <w:szCs w:val="16"/>
         </w:rPr>
-        <w:t xml:space="preserve">2025 · 7IHL2H68QMKE  ·  </w:t>
+        <w:t xml:space="preserve">2025 · TOTMC7EZJCGQ  ·  </w:t>
       </w:r>
       <w:hyperlink r:id="rId23">
         <w:r>
@@ -3829,11 +3806,65 @@
     <w:p>
       <w:pPr>
         <w:pStyle w:val="Normal"/>
+        <w:spacing w:lineRule="auto" w:line="240" w:before="0" w:after="0"/>
+        <w:ind w:left="283"/>
+        <w:rPr/>
+      </w:pPr>
+      <w:r>
+        <w:rPr>
+          <w:rFonts w:cs="Times New Roman"/>
+          <w:b w:val="false"/>
+          <w:i w:val="false"/>
+          <w:color w:val="1A1A1A"/>
+          <w:sz w:val="16"/>
+          <w:szCs w:val="16"/>
+        </w:rPr>
+        <w:t xml:space="preserve">– </w:t>
+      </w:r>
+      <w:r>
+        <w:rPr>
+          <w:rFonts w:cs="Times New Roman"/>
+          <w:b w:val="false"/>
+          <w:i w:val="false"/>
+          <w:color w:val="1A1A1A"/>
+          <w:sz w:val="16"/>
+          <w:szCs w:val="16"/>
+        </w:rPr>
+        <w:t xml:space="preserve">Satisfaction Guaranteed: Develop Customer Loyalty Online   </w:t>
+      </w:r>
+      <w:r>
+        <w:rPr>
+          <w:rFonts w:cs="Times New Roman"/>
+          <w:b w:val="false"/>
+          <w:i w:val="false"/>
+          <w:color w:val="4D4D4D"/>
+          <w:sz w:val="16"/>
+          <w:szCs w:val="16"/>
+        </w:rPr>
+        <w:t xml:space="preserve">2025 · 7IHL2H68QMKE  ·  </w:t>
+      </w:r>
+      <w:hyperlink r:id="rId24">
+        <w:r>
+          <w:rPr>
+            <w:rStyle w:val="ListLabel11"/>
+            <w:rFonts w:cs="Times New Roman"/>
+            <w:color w:val="1F4E79"/>
+            <w:sz w:val="16"/>
+            <w:szCs w:val="16"/>
+            <w:u w:val="none"/>
+          </w:rPr>
+          <w:t>View certificate</w:t>
+        </w:r>
+      </w:hyperlink>
+    </w:p>
+    <w:p>
+      <w:pPr>
+        <w:pStyle w:val="Normal"/>
         <w:spacing w:lineRule="auto" w:line="240" w:before="20" w:after="60"/>
         <w:ind w:left="283"/>
         <w:rPr/>
       </w:pPr>
-      <w:hyperlink r:id="rId24">
+      <w:hyperlink r:id="rId25">
         <w:r>
           <w:rPr>
             <w:rStyle w:val="ListLabel11"/>
@@ -3874,48 +3905,6 @@
           <w:szCs w:val="16"/>
         </w:rPr>
         <w:t xml:space="preserve">Johns Hopkins University  ·  2025 · PD3013GV4N42  ·  </w:t>
-      </w:r>
-      <w:hyperlink r:id="rId25">
-        <w:r>
-          <w:rPr>
-            <w:rStyle w:val="ListLabel11"/>
-            <w:rFonts w:cs="Times New Roman"/>
-            <w:color w:val="1F4E79"/>
-            <w:sz w:val="16"/>
-            <w:szCs w:val="16"/>
-            <w:u w:val="none"/>
-          </w:rPr>
-          <w:t>View certificate</w:t>
-        </w:r>
-      </w:hyperlink>
-    </w:p>
-    <w:p>
-      <w:pPr>
-        <w:pStyle w:val="Normal"/>
-        <w:spacing w:lineRule="auto" w:line="240" w:before="0" w:after="0"/>
-        <w:rPr/>
-      </w:pPr>
-      <w:r>
-        <w:rPr>
-          <w:rFonts w:cs="Times New Roman"/>
-          <w:b w:val="false"/>
-          <w:i w:val="false"/>
-          <w:color w:val="1A1A1A"/>
-          <w:sz w:val="16"/>
-          <w:szCs w:val="16"/>
-        </w:rPr>
-        <w:t xml:space="preserve">Sustainable Transportation Networks and Streetscapes   </w:t>
-      </w:r>
-      <w:r>
-        <w:rPr>
-          <w:rFonts w:cs="Times New Roman"/>
-          <w:b w:val="false"/>
-          <w:i w:val="false"/>
-          <w:color w:val="4D4D4D"/>
-          <w:sz w:val="16"/>
-          <w:szCs w:val="16"/>
-        </w:rPr>
-        <w:t xml:space="preserve">Johns Hopkins University  ·  2025 · BQ9NUFWQ8JHO  ·  </w:t>
       </w:r>
       <w:hyperlink r:id="rId26">
         <w:r>
@@ -3946,7 +3935,7 @@
           <w:sz w:val="16"/>
           <w:szCs w:val="16"/>
         </w:rPr>
-        <w:t xml:space="preserve">Wind Energy   </w:t>
+        <w:t xml:space="preserve">Sustainable Transportation Networks and Streetscapes   </w:t>
       </w:r>
       <w:r>
         <w:rPr>
@@ -3957,7 +3946,7 @@
           <w:sz w:val="16"/>
           <w:szCs w:val="16"/>
         </w:rPr>
-        <w:t xml:space="preserve">Technical University of Denmark (DTU)  ·  2025 · BF3120EB7YPC  ·  </w:t>
+        <w:t xml:space="preserve">Johns Hopkins University  ·  2025 · BQ9NUFWQ8JHO  ·  </w:t>
       </w:r>
       <w:hyperlink r:id="rId27">
         <w:r>
@@ -3988,7 +3977,7 @@
           <w:sz w:val="16"/>
           <w:szCs w:val="16"/>
         </w:rPr>
-        <w:t xml:space="preserve">Sustainable Regional Principles, Planning and Transportation   </w:t>
+        <w:t xml:space="preserve">Wind Energy   </w:t>
       </w:r>
       <w:r>
         <w:rPr>
@@ -3999,7 +3988,7 @@
           <w:sz w:val="16"/>
           <w:szCs w:val="16"/>
         </w:rPr>
-        <w:t xml:space="preserve">Johns Hopkins University  ·  2025 · HIHAH8WSFR95  ·  </w:t>
+        <w:t xml:space="preserve">Technical University of Denmark (DTU)  ·  2025 · BF3120EB7YPC  ·  </w:t>
       </w:r>
       <w:hyperlink r:id="rId28">
         <w:r>
@@ -4030,7 +4019,7 @@
           <w:sz w:val="16"/>
           <w:szCs w:val="16"/>
         </w:rPr>
-        <w:t xml:space="preserve">Our Earth: Its Climate, History, and Processes   </w:t>
+        <w:t xml:space="preserve">Sustainable Regional Principles, Planning and Transportation   </w:t>
       </w:r>
       <w:r>
         <w:rPr>
@@ -4041,7 +4030,7 @@
           <w:sz w:val="16"/>
           <w:szCs w:val="16"/>
         </w:rPr>
-        <w:t xml:space="preserve">University of Manchester  ·  2023 · 6Y537YJ5QH9J  ·  </w:t>
+        <w:t xml:space="preserve">Johns Hopkins University  ·  2025 · HIHAH8WSFR95  ·  </w:t>
       </w:r>
       <w:hyperlink r:id="rId29">
         <w:r>
@@ -4072,7 +4061,7 @@
           <w:sz w:val="16"/>
           <w:szCs w:val="16"/>
         </w:rPr>
-        <w:t xml:space="preserve">Extinctions: Past, Present, &amp; Future   </w:t>
+        <w:t xml:space="preserve">Our Earth: Its Climate, History, and Processes   </w:t>
       </w:r>
       <w:r>
         <w:rPr>
@@ -4083,7 +4072,7 @@
           <w:sz w:val="16"/>
           <w:szCs w:val="16"/>
         </w:rPr>
-        <w:t xml:space="preserve">Emory University  ·  2023 · EK5WJUBLEB92  ·  </w:t>
+        <w:t xml:space="preserve">University of Manchester  ·  2023 · 6Y537YJ5QH9J  ·  </w:t>
       </w:r>
       <w:hyperlink r:id="rId30">
         <w:r>
@@ -4114,7 +4103,7 @@
           <w:sz w:val="16"/>
           <w:szCs w:val="16"/>
         </w:rPr>
-        <w:t xml:space="preserve">Electric Power Systems   </w:t>
+        <w:t xml:space="preserve">Extinctions: Past, Present, &amp; Future   </w:t>
       </w:r>
       <w:r>
         <w:rPr>
@@ -4125,7 +4114,7 @@
           <w:sz w:val="16"/>
           <w:szCs w:val="16"/>
         </w:rPr>
-        <w:t xml:space="preserve">University at Buffalo  ·  2023 · QFFR5N2AQ26W  ·  </w:t>
+        <w:t xml:space="preserve">Emory University  ·  2023 · EK5WJUBLEB92  ·  </w:t>
       </w:r>
       <w:hyperlink r:id="rId31">
         <w:r>
@@ -4156,7 +4145,7 @@
           <w:sz w:val="16"/>
           <w:szCs w:val="16"/>
         </w:rPr>
-        <w:t xml:space="preserve">Introduction to GIS Mapping   </w:t>
+        <w:t xml:space="preserve">Electric Power Systems   </w:t>
       </w:r>
       <w:r>
         <w:rPr>
@@ -4167,7 +4156,7 @@
           <w:sz w:val="16"/>
           <w:szCs w:val="16"/>
         </w:rPr>
-        <w:t xml:space="preserve">University of Toronto  ·  2023 · RXDSMTEBNYCY  ·  </w:t>
+        <w:t xml:space="preserve">University at Buffalo  ·  2023 · QFFR5N2AQ26W  ·  </w:t>
       </w:r>
       <w:hyperlink r:id="rId32">
         <w:r>
@@ -4198,7 +4187,7 @@
           <w:sz w:val="16"/>
           <w:szCs w:val="16"/>
         </w:rPr>
-        <w:t xml:space="preserve">Solar Energy Basics   </w:t>
+        <w:t xml:space="preserve">Introduction to GIS Mapping   </w:t>
       </w:r>
       <w:r>
         <w:rPr>
@@ -4209,7 +4198,7 @@
           <w:sz w:val="16"/>
           <w:szCs w:val="16"/>
         </w:rPr>
-        <w:t xml:space="preserve">The State University of New York  ·  2023 · PTMSZ9B6KQ8F  ·  </w:t>
+        <w:t xml:space="preserve">University of Toronto  ·  2023 · RXDSMTEBNYCY  ·  </w:t>
       </w:r>
       <w:hyperlink r:id="rId33">
         <w:r>
@@ -4240,7 +4229,7 @@
           <w:sz w:val="16"/>
           <w:szCs w:val="16"/>
         </w:rPr>
-        <w:t xml:space="preserve">Oil &amp; Gas Industry Operations and Markets   </w:t>
+        <w:t xml:space="preserve">Solar Energy Basics   </w:t>
       </w:r>
       <w:r>
         <w:rPr>
@@ -4251,7 +4240,7 @@
           <w:sz w:val="16"/>
           <w:szCs w:val="16"/>
         </w:rPr>
-        <w:t xml:space="preserve">Duke University  ·  2023 · G7DYSPR7M3RR  ·  </w:t>
+        <w:t xml:space="preserve">The State University of New York  ·  2023 · PTMSZ9B6KQ8F  ·  </w:t>
       </w:r>
       <w:hyperlink r:id="rId34">
         <w:r>
@@ -4282,7 +4271,7 @@
           <w:sz w:val="16"/>
           <w:szCs w:val="16"/>
         </w:rPr>
-        <w:t xml:space="preserve">Unity: Design &amp; Deform Meshes for 3D Geometry Control   </w:t>
+        <w:t xml:space="preserve">Oil &amp; Gas Industry Operations and Markets   </w:t>
       </w:r>
       <w:r>
         <w:rPr>
@@ -4293,7 +4282,7 @@
           <w:sz w:val="16"/>
           <w:szCs w:val="16"/>
         </w:rPr>
-        <w:t xml:space="preserve">EDUCBA  ·  2025 · PAOC4O9D4ALK  ·  </w:t>
+        <w:t xml:space="preserve">Duke University  ·  2023 · G7DYSPR7M3RR  ·  </w:t>
       </w:r>
       <w:hyperlink r:id="rId35">
         <w:r>
@@ -4324,7 +4313,7 @@
           <w:sz w:val="16"/>
           <w:szCs w:val="16"/>
         </w:rPr>
-        <w:t xml:space="preserve">Positive Psychiatry and Mental Health   </w:t>
+        <w:t xml:space="preserve">Unity: Design &amp; Deform Meshes for 3D Geometry Control   </w:t>
       </w:r>
       <w:r>
         <w:rPr>
@@ -4335,7 +4324,7 @@
           <w:sz w:val="16"/>
           <w:szCs w:val="16"/>
         </w:rPr>
-        <w:t xml:space="preserve">The University of Sydney  ·  2025 · LQ39UU674WEF  ·  </w:t>
+        <w:t xml:space="preserve">EDUCBA  ·  2025 · PAOC4O9D4ALK  ·  </w:t>
       </w:r>
       <w:hyperlink r:id="rId36">
         <w:r>
@@ -4366,7 +4355,7 @@
           <w:sz w:val="16"/>
           <w:szCs w:val="16"/>
         </w:rPr>
-        <w:t xml:space="preserve">Firm Level Economics: Markets and Allocations   </w:t>
+        <w:t xml:space="preserve">Positive Psychiatry and Mental Health   </w:t>
       </w:r>
       <w:r>
         <w:rPr>
@@ -4377,7 +4366,7 @@
           <w:sz w:val="16"/>
           <w:szCs w:val="16"/>
         </w:rPr>
-        <w:t xml:space="preserve">University of Illinois Urbana-Champaign  ·  2024 · XICPQ5ZM9KSV  ·  </w:t>
+        <w:t xml:space="preserve">The University of Sydney  ·  2025 · LQ39UU674WEF  ·  </w:t>
       </w:r>
       <w:hyperlink r:id="rId37">
         <w:r>
@@ -4408,7 +4397,7 @@
           <w:sz w:val="16"/>
           <w:szCs w:val="16"/>
         </w:rPr>
-        <w:t xml:space="preserve">Introduction to Web Development   </w:t>
+        <w:t xml:space="preserve">Firm Level Economics: Markets and Allocations   </w:t>
       </w:r>
       <w:r>
         <w:rPr>
@@ -4419,7 +4408,7 @@
           <w:sz w:val="16"/>
           <w:szCs w:val="16"/>
         </w:rPr>
-        <w:t xml:space="preserve">University of California, Davis  ·  2024 · OISIZ0VHN9AP  ·  </w:t>
+        <w:t xml:space="preserve">University of Illinois Urbana-Champaign  ·  2024 · XICPQ5ZM9KSV  ·  </w:t>
       </w:r>
       <w:hyperlink r:id="rId38">
         <w:r>
@@ -4450,7 +4439,7 @@
           <w:sz w:val="16"/>
           <w:szCs w:val="16"/>
         </w:rPr>
-        <w:t xml:space="preserve">How to Write and Publish a Scientific Paper   </w:t>
+        <w:t xml:space="preserve">Introduction to Web Development   </w:t>
       </w:r>
       <w:r>
         <w:rPr>
@@ -4461,7 +4450,7 @@
           <w:sz w:val="16"/>
           <w:szCs w:val="16"/>
         </w:rPr>
-        <w:t xml:space="preserve">École Polytechnique  ·  2024 · TRG7BMSS8Q9I  ·  </w:t>
+        <w:t xml:space="preserve">University of California, Davis  ·  2024 · OISIZ0VHN9AP  ·  </w:t>
       </w:r>
       <w:hyperlink r:id="rId39">
         <w:r>
@@ -4492,7 +4481,7 @@
           <w:sz w:val="16"/>
           <w:szCs w:val="16"/>
         </w:rPr>
-        <w:t xml:space="preserve">Firm Level Economics: Consumer and Producer Behavior   </w:t>
+        <w:t xml:space="preserve">How to Write and Publish a Scientific Paper   </w:t>
       </w:r>
       <w:r>
         <w:rPr>
@@ -4503,7 +4492,7 @@
           <w:sz w:val="16"/>
           <w:szCs w:val="16"/>
         </w:rPr>
-        <w:t xml:space="preserve">University of Illinois Urbana-Champaign  ·  2024 · 1JH025ZXSAFZ  ·  </w:t>
+        <w:t xml:space="preserve">École Polytechnique  ·  2024 · TRG7BMSS8Q9I  ·  </w:t>
       </w:r>
       <w:hyperlink r:id="rId40">
         <w:r>
@@ -4534,7 +4523,7 @@
           <w:sz w:val="16"/>
           <w:szCs w:val="16"/>
         </w:rPr>
-        <w:t xml:space="preserve">Build a Full Website using WordPress   </w:t>
+        <w:t xml:space="preserve">Firm Level Economics: Consumer and Producer Behavior   </w:t>
       </w:r>
       <w:r>
         <w:rPr>
@@ -4545,7 +4534,7 @@
           <w:sz w:val="16"/>
           <w:szCs w:val="16"/>
         </w:rPr>
-        <w:t xml:space="preserve">Coursera  ·  2023 · FLH3PRW9CBDC  ·  </w:t>
+        <w:t xml:space="preserve">University of Illinois Urbana-Champaign  ·  2024 · 1JH025ZXSAFZ  ·  </w:t>
       </w:r>
       <w:hyperlink r:id="rId41">
         <w:r>
@@ -4576,7 +4565,7 @@
           <w:sz w:val="16"/>
           <w:szCs w:val="16"/>
         </w:rPr>
-        <w:t xml:space="preserve">COVID-19 Contact Tracing   </w:t>
+        <w:t xml:space="preserve">Build a Full Website using WordPress   </w:t>
       </w:r>
       <w:r>
         <w:rPr>
@@ -4587,7 +4576,7 @@
           <w:sz w:val="16"/>
           <w:szCs w:val="16"/>
         </w:rPr>
-        <w:t xml:space="preserve">Johns Hopkins University  ·  2023 · CTXPE9DBBSWB  ·  </w:t>
+        <w:t xml:space="preserve">Coursera  ·  2023 · FLH3PRW9CBDC  ·  </w:t>
       </w:r>
       <w:hyperlink r:id="rId42">
         <w:r>
@@ -4618,7 +4607,7 @@
           <w:sz w:val="16"/>
           <w:szCs w:val="16"/>
         </w:rPr>
-        <w:t xml:space="preserve">High Stakes Leadership: Leading in Times of Crisis   </w:t>
+        <w:t xml:space="preserve">COVID-19 Contact Tracing   </w:t>
       </w:r>
       <w:r>
         <w:rPr>
@@ -4629,7 +4618,7 @@
           <w:sz w:val="16"/>
           <w:szCs w:val="16"/>
         </w:rPr>
-        <w:t xml:space="preserve">University of Michigan  ·  2023 · XWTEBYE99LJU  ·  </w:t>
+        <w:t xml:space="preserve">Johns Hopkins University  ·  2023 · CTXPE9DBBSWB  ·  </w:t>
       </w:r>
       <w:hyperlink r:id="rId43">
         <w:r>
@@ -4645,10 +4634,477 @@
         </w:r>
       </w:hyperlink>
     </w:p>
+    <w:p>
+      <w:pPr>
+        <w:pStyle w:val="Normal"/>
+        <w:spacing w:lineRule="auto" w:line="240" w:before="0" w:after="0"/>
+        <w:rPr/>
+      </w:pPr>
+      <w:r>
+        <w:rPr>
+          <w:rFonts w:cs="Times New Roman"/>
+          <w:b w:val="false"/>
+          <w:i w:val="false"/>
+          <w:color w:val="1A1A1A"/>
+          <w:sz w:val="16"/>
+          <w:szCs w:val="16"/>
+        </w:rPr>
+        <w:t xml:space="preserve">High Stakes Leadership: Leading in Times of Crisis   </w:t>
+      </w:r>
+      <w:r>
+        <w:rPr>
+          <w:rFonts w:cs="Times New Roman"/>
+          <w:b w:val="false"/>
+          <w:i w:val="false"/>
+          <w:color w:val="4D4D4D"/>
+          <w:sz w:val="16"/>
+          <w:szCs w:val="16"/>
+        </w:rPr>
+        <w:t xml:space="preserve">University of Michigan  ·  2023 · XWTEBYE99LJU  ·  </w:t>
+      </w:r>
+      <w:hyperlink r:id="rId44">
+        <w:r>
+          <w:rPr>
+            <w:rStyle w:val="ListLabel11"/>
+            <w:rFonts w:cs="Times New Roman"/>
+            <w:color w:val="1F4E79"/>
+            <w:sz w:val="16"/>
+            <w:szCs w:val="16"/>
+            <w:u w:val="none"/>
+          </w:rPr>
+          <w:t>View certificate</w:t>
+        </w:r>
+      </w:hyperlink>
+    </w:p>
+    <w:p>
+      <w:pPr>
+        <w:pStyle w:val="Normal"/>
+        <w:spacing w:lineRule="auto" w:line="240" w:before="0" w:after="0"/>
+        <w:rPr/>
+      </w:pPr>
+      <w:r>
+        <w:rPr>
+          <w:rFonts w:cs="Times New Roman"/>
+          <w:b w:val="false"/>
+          <w:i w:val="false"/>
+          <w:color w:val="1A1A1A"/>
+          <w:sz w:val="16"/>
+          <w:szCs w:val="16"/>
+        </w:rPr>
+        <w:t xml:space="preserve">Vocational Skill Certificate — WordPress CMS Developer   </w:t>
+      </w:r>
+      <w:r>
+        <w:rPr>
+          <w:rFonts w:cs="Times New Roman"/>
+          <w:b w:val="false"/>
+          <w:i w:val="false"/>
+          <w:color w:val="4D4D4D"/>
+          <w:sz w:val="16"/>
+          <w:szCs w:val="16"/>
+        </w:rPr>
+        <w:t xml:space="preserve">Technical and Vocational Training Organization of Iran  ·  Standard ID 7321205300201  ·  2025 · 42245009  ·  </w:t>
+      </w:r>
+      <w:hyperlink r:id="rId45">
+        <w:r>
+          <w:rPr>
+            <w:rStyle w:val="ListLabel11"/>
+            <w:rFonts w:cs="Times New Roman"/>
+            <w:color w:val="1F4E79"/>
+            <w:sz w:val="16"/>
+            <w:szCs w:val="16"/>
+            <w:u w:val="none"/>
+          </w:rPr>
+          <w:t>View certificate</w:t>
+        </w:r>
+      </w:hyperlink>
+    </w:p>
+    <w:p>
+      <w:pPr>
+        <w:pStyle w:val="Normal"/>
+        <w:spacing w:lineRule="auto" w:line="240" w:before="0" w:after="0"/>
+        <w:rPr/>
+      </w:pPr>
+      <w:r>
+        <w:rPr>
+          <w:rFonts w:cs="Times New Roman"/>
+          <w:b w:val="false"/>
+          <w:i w:val="false"/>
+          <w:color w:val="1A1A1A"/>
+          <w:sz w:val="16"/>
+          <w:szCs w:val="16"/>
+        </w:rPr>
+        <w:t xml:space="preserve">Vocational Skill Certificate — Goldsmith   </w:t>
+      </w:r>
+      <w:r>
+        <w:rPr>
+          <w:rFonts w:cs="Times New Roman"/>
+          <w:b w:val="false"/>
+          <w:i w:val="false"/>
+          <w:color w:val="4D4D4D"/>
+          <w:sz w:val="16"/>
+          <w:szCs w:val="16"/>
+        </w:rPr>
+        <w:t xml:space="preserve">Technical and Vocational Training Organization of Iran  ·  Standard ID 7313207900301  ·  2025 · 42788555  ·  </w:t>
+      </w:r>
+      <w:hyperlink r:id="rId46">
+        <w:r>
+          <w:rPr>
+            <w:rStyle w:val="ListLabel11"/>
+            <w:rFonts w:cs="Times New Roman"/>
+            <w:color w:val="1F4E79"/>
+            <w:sz w:val="16"/>
+            <w:szCs w:val="16"/>
+            <w:u w:val="none"/>
+          </w:rPr>
+          <w:t>View certificate</w:t>
+        </w:r>
+      </w:hyperlink>
+    </w:p>
+    <w:p>
+      <w:pPr>
+        <w:pStyle w:val="Normal"/>
+        <w:spacing w:lineRule="auto" w:line="240" w:before="0" w:after="0"/>
+        <w:rPr/>
+      </w:pPr>
+      <w:r>
+        <w:rPr>
+          <w:rFonts w:cs="Times New Roman"/>
+          <w:b w:val="false"/>
+          <w:i w:val="false"/>
+          <w:color w:val="1A1A1A"/>
+          <w:sz w:val="16"/>
+          <w:szCs w:val="16"/>
+        </w:rPr>
+        <w:t xml:space="preserve">Petroleum Engineering with AI Applications   </w:t>
+      </w:r>
+      <w:r>
+        <w:rPr>
+          <w:rFonts w:cs="Times New Roman"/>
+          <w:b w:val="false"/>
+          <w:i w:val="false"/>
+          <w:color w:val="4D4D4D"/>
+          <w:sz w:val="16"/>
+          <w:szCs w:val="16"/>
+        </w:rPr>
+        <w:t xml:space="preserve">Coursera Specialization  ·  </w:t>
+      </w:r>
+      <w:hyperlink r:id="rId47">
+        <w:r>
+          <w:rPr>
+            <w:rStyle w:val="ListLabel11"/>
+            <w:rFonts w:cs="Times New Roman"/>
+            <w:color w:val="1F4E79"/>
+            <w:sz w:val="16"/>
+            <w:szCs w:val="16"/>
+            <w:u w:val="none"/>
+          </w:rPr>
+          <w:t>View Specialization Certificate</w:t>
+        </w:r>
+      </w:hyperlink>
+    </w:p>
+    <w:p>
+      <w:pPr>
+        <w:pStyle w:val="Normal"/>
+        <w:spacing w:lineRule="auto" w:line="240" w:before="0" w:after="0"/>
+        <w:rPr/>
+      </w:pPr>
+      <w:r>
+        <w:rPr>
+          <w:rFonts w:cs="Times New Roman"/>
+          <w:b w:val="false"/>
+          <w:i w:val="false"/>
+          <w:color w:val="1A1A1A"/>
+          <w:sz w:val="16"/>
+          <w:szCs w:val="16"/>
+        </w:rPr>
+        <w:t xml:space="preserve">Introduction to Environmental Science   </w:t>
+      </w:r>
+      <w:r>
+        <w:rPr>
+          <w:rFonts w:cs="Times New Roman"/>
+          <w:b w:val="false"/>
+          <w:i w:val="false"/>
+          <w:color w:val="4D4D4D"/>
+          <w:sz w:val="16"/>
+          <w:szCs w:val="16"/>
+        </w:rPr>
+        <w:t xml:space="preserve">Coursera Specialization  ·  </w:t>
+      </w:r>
+      <w:hyperlink r:id="rId48">
+        <w:r>
+          <w:rPr>
+            <w:rStyle w:val="ListLabel11"/>
+            <w:rFonts w:cs="Times New Roman"/>
+            <w:color w:val="1F4E79"/>
+            <w:sz w:val="16"/>
+            <w:szCs w:val="16"/>
+            <w:u w:val="none"/>
+          </w:rPr>
+          <w:t>View Specialization Certificate</w:t>
+        </w:r>
+      </w:hyperlink>
+    </w:p>
+    <w:p>
+      <w:pPr>
+        <w:pStyle w:val="Normal"/>
+        <w:spacing w:lineRule="auto" w:line="240" w:before="0" w:after="0"/>
+        <w:rPr/>
+      </w:pPr>
+      <w:r>
+        <w:rPr>
+          <w:rFonts w:cs="Times New Roman"/>
+          <w:b w:val="false"/>
+          <w:i w:val="false"/>
+          <w:color w:val="1A1A1A"/>
+          <w:sz w:val="16"/>
+          <w:szCs w:val="16"/>
+        </w:rPr>
+        <w:t xml:space="preserve">Google Digital Marketing &amp; E-commerce Professional Certificate   </w:t>
+      </w:r>
+      <w:r>
+        <w:rPr>
+          <w:rFonts w:cs="Times New Roman"/>
+          <w:b w:val="false"/>
+          <w:i w:val="false"/>
+          <w:color w:val="4D4D4D"/>
+          <w:sz w:val="16"/>
+          <w:szCs w:val="16"/>
+        </w:rPr>
+        <w:t xml:space="preserve">Coursera Professional Certificate  ·  </w:t>
+      </w:r>
+      <w:hyperlink r:id="rId49">
+        <w:r>
+          <w:rPr>
+            <w:rStyle w:val="ListLabel11"/>
+            <w:rFonts w:cs="Times New Roman"/>
+            <w:color w:val="1F4E79"/>
+            <w:sz w:val="16"/>
+            <w:szCs w:val="16"/>
+            <w:u w:val="none"/>
+          </w:rPr>
+          <w:t>View Professional Certificate</w:t>
+        </w:r>
+      </w:hyperlink>
+    </w:p>
+    <w:p>
+      <w:pPr>
+        <w:pStyle w:val="Normal"/>
+        <w:spacing w:lineRule="auto" w:line="240" w:before="0" w:after="0"/>
+        <w:rPr/>
+      </w:pPr>
+      <w:r>
+        <w:rPr>
+          <w:rFonts w:cs="Times New Roman"/>
+          <w:b w:val="false"/>
+          <w:i w:val="false"/>
+          <w:color w:val="1A1A1A"/>
+          <w:sz w:val="16"/>
+          <w:szCs w:val="16"/>
+        </w:rPr>
+        <w:t xml:space="preserve">Varjavand Intelligent Creative Software Co. — Activity License   </w:t>
+      </w:r>
+      <w:r>
+        <w:rPr>
+          <w:rFonts w:cs="Times New Roman"/>
+          <w:b w:val="false"/>
+          <w:i w:val="false"/>
+          <w:color w:val="4D4D4D"/>
+          <w:sz w:val="16"/>
+          <w:szCs w:val="16"/>
+        </w:rPr>
+        <w:t xml:space="preserve">Tehran Provincial Computer Trade Organization  ·  </w:t>
+      </w:r>
+      <w:hyperlink r:id="rId50">
+        <w:r>
+          <w:rPr>
+            <w:rStyle w:val="ListLabel11"/>
+            <w:rFonts w:cs="Times New Roman"/>
+            <w:color w:val="1F4E79"/>
+            <w:sz w:val="16"/>
+            <w:szCs w:val="16"/>
+            <w:u w:val="none"/>
+          </w:rPr>
+          <w:t>View license</w:t>
+        </w:r>
+      </w:hyperlink>
+    </w:p>
+    <w:p>
+      <w:pPr>
+        <w:pStyle w:val="Normal"/>
+        <w:spacing w:lineRule="auto" w:line="240" w:before="0" w:after="0"/>
+        <w:rPr/>
+      </w:pPr>
+      <w:r>
+        <w:rPr>
+          <w:rFonts w:cs="Times New Roman"/>
+          <w:b w:val="false"/>
+          <w:i w:val="false"/>
+          <w:color w:val="1A1A1A"/>
+          <w:sz w:val="16"/>
+          <w:szCs w:val="16"/>
+        </w:rPr>
+        <w:t xml:space="preserve">Home Business License — Artificial Intelligence   </w:t>
+      </w:r>
+      <w:hyperlink r:id="rId51">
+        <w:r>
+          <w:rPr>
+            <w:rStyle w:val="ListLabel11"/>
+            <w:rFonts w:cs="Times New Roman"/>
+            <w:color w:val="1F4E79"/>
+            <w:sz w:val="16"/>
+            <w:szCs w:val="16"/>
+            <w:u w:val="none"/>
+          </w:rPr>
+          <w:t>View license</w:t>
+        </w:r>
+      </w:hyperlink>
+    </w:p>
+    <w:p>
+      <w:pPr>
+        <w:pStyle w:val="Normal"/>
+        <w:spacing w:lineRule="auto" w:line="240" w:before="0" w:after="0"/>
+        <w:rPr/>
+      </w:pPr>
+      <w:r>
+        <w:rPr>
+          <w:rFonts w:cs="Times New Roman"/>
+          <w:b w:val="false"/>
+          <w:i w:val="false"/>
+          <w:color w:val="1A1A1A"/>
+          <w:sz w:val="16"/>
+          <w:szCs w:val="16"/>
+        </w:rPr>
+        <w:t xml:space="preserve">Home Business License — Software System Architecture Design   </w:t>
+      </w:r>
+      <w:hyperlink r:id="rId52">
+        <w:r>
+          <w:rPr>
+            <w:rStyle w:val="ListLabel11"/>
+            <w:rFonts w:cs="Times New Roman"/>
+            <w:color w:val="1F4E79"/>
+            <w:sz w:val="16"/>
+            <w:szCs w:val="16"/>
+            <w:u w:val="none"/>
+          </w:rPr>
+          <w:t>View license</w:t>
+        </w:r>
+      </w:hyperlink>
+    </w:p>
+    <w:p>
+      <w:pPr>
+        <w:pStyle w:val="Normal"/>
+        <w:spacing w:lineRule="auto" w:line="240" w:before="0" w:after="0"/>
+        <w:rPr/>
+      </w:pPr>
+      <w:r>
+        <w:rPr>
+          <w:rFonts w:cs="Times New Roman"/>
+          <w:b w:val="false"/>
+          <w:i w:val="false"/>
+          <w:color w:val="1A1A1A"/>
+          <w:sz w:val="16"/>
+          <w:szCs w:val="16"/>
+        </w:rPr>
+        <w:t xml:space="preserve">Home Business License — Gold &amp; Jewelry Design   </w:t>
+      </w:r>
+      <w:hyperlink r:id="rId53">
+        <w:r>
+          <w:rPr>
+            <w:rStyle w:val="ListLabel11"/>
+            <w:rFonts w:cs="Times New Roman"/>
+            <w:color w:val="1F4E79"/>
+            <w:sz w:val="16"/>
+            <w:szCs w:val="16"/>
+            <w:u w:val="none"/>
+          </w:rPr>
+          <w:t>View license</w:t>
+        </w:r>
+      </w:hyperlink>
+    </w:p>
+    <w:p>
+      <w:pPr>
+        <w:pStyle w:val="Normal"/>
+        <w:spacing w:lineRule="auto" w:line="240" w:before="0" w:after="0"/>
+        <w:rPr/>
+      </w:pPr>
+      <w:r>
+        <w:rPr>
+          <w:rFonts w:cs="Times New Roman"/>
+          <w:b w:val="false"/>
+          <w:i w:val="false"/>
+          <w:color w:val="1A1A1A"/>
+          <w:sz w:val="16"/>
+          <w:szCs w:val="16"/>
+        </w:rPr>
+        <w:t xml:space="preserve">Home Business License — Precious &amp; Semi-Precious Gemstone Cutting   </w:t>
+      </w:r>
+      <w:hyperlink r:id="rId54">
+        <w:r>
+          <w:rPr>
+            <w:rStyle w:val="ListLabel11"/>
+            <w:rFonts w:cs="Times New Roman"/>
+            <w:color w:val="1F4E79"/>
+            <w:sz w:val="16"/>
+            <w:szCs w:val="16"/>
+            <w:u w:val="none"/>
+          </w:rPr>
+          <w:t>View license</w:t>
+        </w:r>
+      </w:hyperlink>
+    </w:p>
+    <w:p>
+      <w:pPr>
+        <w:pStyle w:val="Normal"/>
+        <w:spacing w:lineRule="auto" w:line="240" w:before="0" w:after="0"/>
+        <w:rPr/>
+      </w:pPr>
+      <w:r>
+        <w:rPr>
+          <w:rFonts w:cs="Times New Roman"/>
+          <w:b w:val="false"/>
+          <w:i w:val="false"/>
+          <w:color w:val="1A1A1A"/>
+          <w:sz w:val="16"/>
+          <w:szCs w:val="16"/>
+        </w:rPr>
+        <w:t xml:space="preserve">Home Business License — Software Programming   </w:t>
+      </w:r>
+      <w:hyperlink r:id="rId55">
+        <w:r>
+          <w:rPr>
+            <w:rStyle w:val="ListLabel11"/>
+            <w:rFonts w:cs="Times New Roman"/>
+            <w:color w:val="1F4E79"/>
+            <w:sz w:val="16"/>
+            <w:szCs w:val="16"/>
+            <w:u w:val="none"/>
+          </w:rPr>
+          <w:t>View license</w:t>
+        </w:r>
+      </w:hyperlink>
+    </w:p>
+    <w:p>
+      <w:pPr>
+        <w:pStyle w:val="Normal"/>
+        <w:spacing w:lineRule="auto" w:line="240" w:before="0" w:after="0"/>
+        <w:rPr/>
+      </w:pPr>
+      <w:r>
+        <w:rPr>
+          <w:rFonts w:cs="Times New Roman"/>
+          <w:b w:val="false"/>
+          <w:i w:val="false"/>
+          <w:color w:val="1A1A1A"/>
+          <w:sz w:val="16"/>
+          <w:szCs w:val="16"/>
+        </w:rPr>
+        <w:t>Business License — Software Installation &amp; Setup Services and Related Activities (Legal Entity)</w:t>
+      </w:r>
+    </w:p>
     <w:sectPr>
-      <w:footerReference w:type="even" r:id="rId44"/>
-      <w:footerReference w:type="default" r:id="rId45"/>
-      <w:footerReference w:type="first" r:id="rId46"/>
+      <w:footerReference w:type="even" r:id="rId56"/>
+      <w:footerReference w:type="default" r:id="rId57"/>
+      <w:footerReference w:type="first" r:id="rId58"/>
       <w:type w:val="nextPage"/>
       <w:pgSz w:w="11906" w:h="16838"/>
       <w:pgMar w:left="794" w:right="794" w:gutter="0" w:header="0" w:top="720" w:footer="283" w:bottom="720"/>
@@ -4693,7 +5149,7 @@
         <w:sz w:val="16"/>
         <w:szCs w:val="16"/>
       </w:rPr>
-      <w:t>Last updated: September 5, 2026</w:t>
+      <w:t>Last updated: September 15, 2026</w:t>
     </w:r>
   </w:p>
 </w:ftr>
@@ -4717,7 +5173,7 @@
         <w:sz w:val="16"/>
         <w:szCs w:val="16"/>
       </w:rPr>
-      <w:t>Last updated: September 5, 2026</w:t>
+      <w:t>Last updated: September 15, 2026</w:t>
     </w:r>
   </w:p>
 </w:ftr>

--- a/assets/files/Aria-CV-En.docx
+++ b/assets/files/Aria-CV-En.docx
@@ -2894,13 +2894,13 @@
           <w:sz w:val="23"/>
           <w:szCs w:val="23"/>
         </w:rPr>
-        <w:t>COURSES, CERTIFICATES &amp; LICENSES</w:t>
+        <w:t>CERTIFICATES, LICENSES &amp; COURSES</w:t>
       </w:r>
     </w:p>
     <w:p>
       <w:pPr>
         <w:pStyle w:val="Normal"/>
-        <w:spacing w:lineRule="auto" w:line="240" w:before="40" w:after="0"/>
+        <w:spacing w:lineRule="auto" w:line="240" w:before="40" w:after="40"/>
         <w:rPr/>
       </w:pPr>
       <w:r>
@@ -2912,15 +2912,26 @@
           <w:sz w:val="21"/>
           <w:szCs w:val="21"/>
         </w:rPr>
-        <w:t>Petroleum Engineering with AI Applications</w:t>
+        <w:t>Certificates</w:t>
       </w:r>
     </w:p>
     <w:p>
       <w:pPr>
         <w:pStyle w:val="Normal"/>
-        <w:spacing w:lineRule="auto" w:line="240" w:before="0" w:after="20"/>
+        <w:spacing w:lineRule="auto" w:line="240" w:before="0" w:after="0"/>
         <w:rPr/>
       </w:pPr>
+      <w:r>
+        <w:rPr>
+          <w:rFonts w:cs="Times New Roman"/>
+          <w:b w:val="false"/>
+          <w:i w:val="false"/>
+          <w:color w:val="1A1A1A"/>
+          <w:sz w:val="16"/>
+          <w:szCs w:val="16"/>
+        </w:rPr>
+        <w:t xml:space="preserve">Vocational Skill Certificate — WordPress CMS Developer   </w:t>
+      </w:r>
       <w:r>
         <w:rPr>
           <w:rFonts w:cs="Times New Roman"/>
@@ -2930,48 +2941,7 @@
           <w:sz w:val="16"/>
           <w:szCs w:val="16"/>
         </w:rPr>
-        <w:t>Coursera Specialization · 5 courses</w:t>
-      </w:r>
-    </w:p>
-    <w:p>
-      <w:pPr>
-        <w:pStyle w:val="Normal"/>
-        <w:spacing w:lineRule="auto" w:line="240" w:before="0" w:after="0"/>
-        <w:ind w:left="283"/>
-        <w:rPr/>
-      </w:pPr>
-      <w:r>
-        <w:rPr>
-          <w:rFonts w:cs="Times New Roman"/>
-          <w:b w:val="false"/>
-          <w:i w:val="false"/>
-          <w:color w:val="1A1A1A"/>
-          <w:sz w:val="16"/>
-          <w:szCs w:val="16"/>
-        </w:rPr>
-        <w:t xml:space="preserve">– </w:t>
-      </w:r>
-      <w:r>
-        <w:rPr>
-          <w:rFonts w:cs="Times New Roman"/>
-          <w:b w:val="false"/>
-          <w:i w:val="false"/>
-          <w:color w:val="1A1A1A"/>
-          <w:sz w:val="16"/>
-          <w:szCs w:val="16"/>
-        </w:rPr>
-        <w:t xml:space="preserve">Hydrocarbon Exploration and Production   </w:t>
-      </w:r>
-      <w:r>
-        <w:rPr>
-          <w:rFonts w:cs="Times New Roman"/>
-          <w:b w:val="false"/>
-          <w:i w:val="false"/>
-          <w:color w:val="4D4D4D"/>
-          <w:sz w:val="16"/>
-          <w:szCs w:val="16"/>
-        </w:rPr>
-        <w:t xml:space="preserve">2025 · EVKUGMGT45RP  ·  </w:t>
+        <w:t xml:space="preserve">Technical and Vocational Training Organization of Iran  ·  Standard ID 7321205300201  ·  2025 · 42245009  ·  </w:t>
       </w:r>
       <w:hyperlink r:id="rId8">
         <w:r>
@@ -2991,7 +2961,6 @@
       <w:pPr>
         <w:pStyle w:val="Normal"/>
         <w:spacing w:lineRule="auto" w:line="240" w:before="0" w:after="0"/>
-        <w:ind w:left="283"/>
         <w:rPr/>
       </w:pPr>
       <w:r>
@@ -3003,18 +2972,7 @@
           <w:sz w:val="16"/>
           <w:szCs w:val="16"/>
         </w:rPr>
-        <w:t xml:space="preserve">– </w:t>
-      </w:r>
-      <w:r>
-        <w:rPr>
-          <w:rFonts w:cs="Times New Roman"/>
-          <w:b w:val="false"/>
-          <w:i w:val="false"/>
-          <w:color w:val="1A1A1A"/>
-          <w:sz w:val="16"/>
-          <w:szCs w:val="16"/>
-        </w:rPr>
-        <w:t xml:space="preserve">From Wellhead to Refinery: Midstream Oil and Gas Processing   </w:t>
+        <w:t xml:space="preserve">Vocational Skill Certificate — Goldsmith   </w:t>
       </w:r>
       <w:r>
         <w:rPr>
@@ -3025,7 +2983,7 @@
           <w:sz w:val="16"/>
           <w:szCs w:val="16"/>
         </w:rPr>
-        <w:t xml:space="preserve">2025 · RO8QDU44OUOL  ·  </w:t>
+        <w:t xml:space="preserve">Technical and Vocational Training Organization of Iran  ·  Standard ID 7313207900301  ·  2025 · 42788555  ·  </w:t>
       </w:r>
       <w:hyperlink r:id="rId9">
         <w:r>
@@ -3045,7 +3003,6 @@
       <w:pPr>
         <w:pStyle w:val="Normal"/>
         <w:spacing w:lineRule="auto" w:line="240" w:before="0" w:after="0"/>
-        <w:ind w:left="283"/>
         <w:rPr/>
       </w:pPr>
       <w:r>
@@ -3057,18 +3014,7 @@
           <w:sz w:val="16"/>
           <w:szCs w:val="16"/>
         </w:rPr>
-        <w:t xml:space="preserve">– </w:t>
-      </w:r>
-      <w:r>
-        <w:rPr>
-          <w:rFonts w:cs="Times New Roman"/>
-          <w:b w:val="false"/>
-          <w:i w:val="false"/>
-          <w:color w:val="1A1A1A"/>
-          <w:sz w:val="16"/>
-          <w:szCs w:val="16"/>
-        </w:rPr>
-        <w:t xml:space="preserve">Natural Gas Production and Processing   </w:t>
+        <w:t xml:space="preserve">Petroleum Engineering with AI Applications   </w:t>
       </w:r>
       <w:r>
         <w:rPr>
@@ -3079,138 +3025,9 @@
           <w:sz w:val="16"/>
           <w:szCs w:val="16"/>
         </w:rPr>
-        <w:t xml:space="preserve">2025 · IGS15UQQFRV4  ·  </w:t>
+        <w:t xml:space="preserve">Coursera Specialization  ·  </w:t>
       </w:r>
       <w:hyperlink r:id="rId10">
-        <w:r>
-          <w:rPr>
-            <w:rStyle w:val="ListLabel11"/>
-            <w:rFonts w:cs="Times New Roman"/>
-            <w:color w:val="1F4E79"/>
-            <w:sz w:val="16"/>
-            <w:szCs w:val="16"/>
-            <w:u w:val="none"/>
-          </w:rPr>
-          <w:t>View certificate</w:t>
-        </w:r>
-      </w:hyperlink>
-    </w:p>
-    <w:p>
-      <w:pPr>
-        <w:pStyle w:val="Normal"/>
-        <w:spacing w:lineRule="auto" w:line="240" w:before="0" w:after="0"/>
-        <w:ind w:left="283"/>
-        <w:rPr/>
-      </w:pPr>
-      <w:r>
-        <w:rPr>
-          <w:rFonts w:cs="Times New Roman"/>
-          <w:b w:val="false"/>
-          <w:i w:val="false"/>
-          <w:color w:val="1A1A1A"/>
-          <w:sz w:val="16"/>
-          <w:szCs w:val="16"/>
-        </w:rPr>
-        <w:t xml:space="preserve">– </w:t>
-      </w:r>
-      <w:r>
-        <w:rPr>
-          <w:rFonts w:cs="Times New Roman"/>
-          <w:b w:val="false"/>
-          <w:i w:val="false"/>
-          <w:color w:val="1A1A1A"/>
-          <w:sz w:val="16"/>
-          <w:szCs w:val="16"/>
-        </w:rPr>
-        <w:t xml:space="preserve">AI &amp; ML Applications in Oil and Gas Industry   </w:t>
-      </w:r>
-      <w:r>
-        <w:rPr>
-          <w:rFonts w:cs="Times New Roman"/>
-          <w:b w:val="false"/>
-          <w:i w:val="false"/>
-          <w:color w:val="4D4D4D"/>
-          <w:sz w:val="16"/>
-          <w:szCs w:val="16"/>
-        </w:rPr>
-        <w:t xml:space="preserve">2025 · O4Y2QT274ZI3  ·  </w:t>
-      </w:r>
-      <w:hyperlink r:id="rId11">
-        <w:r>
-          <w:rPr>
-            <w:rStyle w:val="ListLabel11"/>
-            <w:rFonts w:cs="Times New Roman"/>
-            <w:color w:val="1F4E79"/>
-            <w:sz w:val="16"/>
-            <w:szCs w:val="16"/>
-            <w:u w:val="none"/>
-          </w:rPr>
-          <w:t>View certificate</w:t>
-        </w:r>
-      </w:hyperlink>
-    </w:p>
-    <w:p>
-      <w:pPr>
-        <w:pStyle w:val="Normal"/>
-        <w:spacing w:lineRule="auto" w:line="240" w:before="0" w:after="0"/>
-        <w:ind w:left="283"/>
-        <w:rPr/>
-      </w:pPr>
-      <w:r>
-        <w:rPr>
-          <w:rFonts w:cs="Times New Roman"/>
-          <w:b w:val="false"/>
-          <w:i w:val="false"/>
-          <w:color w:val="1A1A1A"/>
-          <w:sz w:val="16"/>
-          <w:szCs w:val="16"/>
-        </w:rPr>
-        <w:t xml:space="preserve">– </w:t>
-      </w:r>
-      <w:r>
-        <w:rPr>
-          <w:rFonts w:cs="Times New Roman"/>
-          <w:b w:val="false"/>
-          <w:i w:val="false"/>
-          <w:color w:val="1A1A1A"/>
-          <w:sz w:val="16"/>
-          <w:szCs w:val="16"/>
-        </w:rPr>
-        <w:t xml:space="preserve">Utilities, Safety &amp; Environmental Care in Oil &amp; Gas Industry   </w:t>
-      </w:r>
-      <w:r>
-        <w:rPr>
-          <w:rFonts w:cs="Times New Roman"/>
-          <w:b w:val="false"/>
-          <w:i w:val="false"/>
-          <w:color w:val="4D4D4D"/>
-          <w:sz w:val="16"/>
-          <w:szCs w:val="16"/>
-        </w:rPr>
-        <w:t xml:space="preserve">2025 · UQWIYV2XAVAV  ·  </w:t>
-      </w:r>
-      <w:hyperlink r:id="rId12">
-        <w:r>
-          <w:rPr>
-            <w:rStyle w:val="ListLabel11"/>
-            <w:rFonts w:cs="Times New Roman"/>
-            <w:color w:val="1F4E79"/>
-            <w:sz w:val="16"/>
-            <w:szCs w:val="16"/>
-            <w:u w:val="none"/>
-          </w:rPr>
-          <w:t>View certificate</w:t>
-        </w:r>
-      </w:hyperlink>
-    </w:p>
-    <w:p>
-      <w:pPr>
-        <w:pStyle w:val="Normal"/>
-        <w:spacing w:lineRule="auto" w:line="240" w:before="20" w:after="60"/>
-        <w:ind w:left="283"/>
-        <w:rPr/>
-      </w:pPr>
-      <w:hyperlink r:id="rId13">
         <w:r>
           <w:rPr>
             <w:rStyle w:val="ListLabel11"/>
@@ -3227,27 +3044,20 @@
     <w:p>
       <w:pPr>
         <w:pStyle w:val="Normal"/>
-        <w:spacing w:lineRule="auto" w:line="240" w:before="40" w:after="0"/>
+        <w:spacing w:lineRule="auto" w:line="240" w:before="0" w:after="0"/>
         <w:rPr/>
       </w:pPr>
       <w:r>
         <w:rPr>
           <w:rFonts w:cs="Times New Roman"/>
-          <w:b/>
+          <w:b w:val="false"/>
           <w:i w:val="false"/>
           <w:color w:val="1A1A1A"/>
-          <w:sz w:val="21"/>
-          <w:szCs w:val="21"/>
-        </w:rPr>
-        <w:t>Introduction to Environmental Science</w:t>
-      </w:r>
-    </w:p>
-    <w:p>
-      <w:pPr>
-        <w:pStyle w:val="Normal"/>
-        <w:spacing w:lineRule="auto" w:line="240" w:before="0" w:after="20"/>
-        <w:rPr/>
-      </w:pPr>
+          <w:sz w:val="16"/>
+          <w:szCs w:val="16"/>
+        </w:rPr>
+        <w:t xml:space="preserve">Introduction to Environmental Science   </w:t>
+      </w:r>
       <w:r>
         <w:rPr>
           <w:rFonts w:cs="Times New Roman"/>
@@ -3257,179 +3067,9 @@
           <w:sz w:val="16"/>
           <w:szCs w:val="16"/>
         </w:rPr>
-        <w:t>Coursera Specialization · 3 courses</w:t>
-      </w:r>
-    </w:p>
-    <w:p>
-      <w:pPr>
-        <w:pStyle w:val="Normal"/>
-        <w:spacing w:lineRule="auto" w:line="240" w:before="0" w:after="0"/>
-        <w:ind w:left="283"/>
-        <w:rPr/>
-      </w:pPr>
-      <w:r>
-        <w:rPr>
-          <w:rFonts w:cs="Times New Roman"/>
-          <w:b w:val="false"/>
-          <w:i w:val="false"/>
-          <w:color w:val="1A1A1A"/>
-          <w:sz w:val="16"/>
-          <w:szCs w:val="16"/>
-        </w:rPr>
-        <w:t xml:space="preserve">– </w:t>
-      </w:r>
-      <w:r>
-        <w:rPr>
-          <w:rFonts w:cs="Times New Roman"/>
-          <w:b w:val="false"/>
-          <w:i w:val="false"/>
-          <w:color w:val="1A1A1A"/>
-          <w:sz w:val="16"/>
-          <w:szCs w:val="16"/>
-        </w:rPr>
-        <w:t xml:space="preserve">Environmental Science   </w:t>
-      </w:r>
-      <w:r>
-        <w:rPr>
-          <w:rFonts w:cs="Times New Roman"/>
-          <w:b w:val="false"/>
-          <w:i w:val="false"/>
-          <w:color w:val="4D4D4D"/>
-          <w:sz w:val="16"/>
-          <w:szCs w:val="16"/>
-        </w:rPr>
-        <w:t xml:space="preserve">2024 · 67L7TVDOHCS4  ·  </w:t>
-      </w:r>
-      <w:hyperlink r:id="rId14">
-        <w:r>
-          <w:rPr>
-            <w:rStyle w:val="ListLabel11"/>
-            <w:rFonts w:cs="Times New Roman"/>
-            <w:color w:val="1F4E79"/>
-            <w:sz w:val="16"/>
-            <w:szCs w:val="16"/>
-            <w:u w:val="none"/>
-          </w:rPr>
-          <w:t>View certificate</w:t>
-        </w:r>
-      </w:hyperlink>
-    </w:p>
-    <w:p>
-      <w:pPr>
-        <w:pStyle w:val="Normal"/>
-        <w:spacing w:lineRule="auto" w:line="240" w:before="0" w:after="0"/>
-        <w:ind w:left="283"/>
-        <w:rPr/>
-      </w:pPr>
-      <w:r>
-        <w:rPr>
-          <w:rFonts w:cs="Times New Roman"/>
-          <w:b w:val="false"/>
-          <w:i w:val="false"/>
-          <w:color w:val="1A1A1A"/>
-          <w:sz w:val="16"/>
-          <w:szCs w:val="16"/>
-        </w:rPr>
-        <w:t xml:space="preserve">– </w:t>
-      </w:r>
-      <w:r>
-        <w:rPr>
-          <w:rFonts w:cs="Times New Roman"/>
-          <w:b w:val="false"/>
-          <w:i w:val="false"/>
-          <w:color w:val="1A1A1A"/>
-          <w:sz w:val="16"/>
-          <w:szCs w:val="16"/>
-        </w:rPr>
-        <w:t xml:space="preserve">Population, Food, and Soil   </w:t>
-      </w:r>
-      <w:r>
-        <w:rPr>
-          <w:rFonts w:cs="Times New Roman"/>
-          <w:b w:val="false"/>
-          <w:i w:val="false"/>
-          <w:color w:val="4D4D4D"/>
-          <w:sz w:val="16"/>
-          <w:szCs w:val="16"/>
-        </w:rPr>
-        <w:t xml:space="preserve">2024 · E1UHZEYRKK2T  ·  </w:t>
-      </w:r>
-      <w:hyperlink r:id="rId15">
-        <w:r>
-          <w:rPr>
-            <w:rStyle w:val="ListLabel11"/>
-            <w:rFonts w:cs="Times New Roman"/>
-            <w:color w:val="1F4E79"/>
-            <w:sz w:val="16"/>
-            <w:szCs w:val="16"/>
-            <w:u w:val="none"/>
-          </w:rPr>
-          <w:t>View certificate</w:t>
-        </w:r>
-      </w:hyperlink>
-    </w:p>
-    <w:p>
-      <w:pPr>
-        <w:pStyle w:val="Normal"/>
-        <w:spacing w:lineRule="auto" w:line="240" w:before="0" w:after="0"/>
-        <w:ind w:left="283"/>
-        <w:rPr/>
-      </w:pPr>
-      <w:r>
-        <w:rPr>
-          <w:rFonts w:cs="Times New Roman"/>
-          <w:b w:val="false"/>
-          <w:i w:val="false"/>
-          <w:color w:val="1A1A1A"/>
-          <w:sz w:val="16"/>
-          <w:szCs w:val="16"/>
-        </w:rPr>
-        <w:t xml:space="preserve">– </w:t>
-      </w:r>
-      <w:r>
-        <w:rPr>
-          <w:rFonts w:cs="Times New Roman"/>
-          <w:b w:val="false"/>
-          <w:i w:val="false"/>
-          <w:color w:val="1A1A1A"/>
-          <w:sz w:val="16"/>
-          <w:szCs w:val="16"/>
-        </w:rPr>
-        <w:t xml:space="preserve">Energy and Environment   </w:t>
-      </w:r>
-      <w:r>
-        <w:rPr>
-          <w:rFonts w:cs="Times New Roman"/>
-          <w:b w:val="false"/>
-          <w:i w:val="false"/>
-          <w:color w:val="4D4D4D"/>
-          <w:sz w:val="16"/>
-          <w:szCs w:val="16"/>
-        </w:rPr>
-        <w:t xml:space="preserve">2024 · TAEBBTUG4LV3  ·  </w:t>
-      </w:r>
-      <w:hyperlink r:id="rId16">
-        <w:r>
-          <w:rPr>
-            <w:rStyle w:val="ListLabel11"/>
-            <w:rFonts w:cs="Times New Roman"/>
-            <w:color w:val="1F4E79"/>
-            <w:sz w:val="16"/>
-            <w:szCs w:val="16"/>
-            <w:u w:val="none"/>
-          </w:rPr>
-          <w:t>View certificate</w:t>
-        </w:r>
-      </w:hyperlink>
-    </w:p>
-    <w:p>
-      <w:pPr>
-        <w:pStyle w:val="Normal"/>
-        <w:spacing w:lineRule="auto" w:line="240" w:before="20" w:after="60"/>
-        <w:ind w:left="283"/>
-        <w:rPr/>
-      </w:pPr>
-      <w:hyperlink r:id="rId17">
+        <w:t xml:space="preserve">Coursera Specialization  ·  </w:t>
+      </w:r>
+      <w:hyperlink r:id="rId11">
         <w:r>
           <w:rPr>
             <w:rStyle w:val="ListLabel11"/>
@@ -3446,7 +3086,49 @@
     <w:p>
       <w:pPr>
         <w:pStyle w:val="Normal"/>
-        <w:spacing w:lineRule="auto" w:line="240" w:before="40" w:after="0"/>
+        <w:spacing w:lineRule="auto" w:line="240" w:before="0" w:after="0"/>
+        <w:rPr/>
+      </w:pPr>
+      <w:r>
+        <w:rPr>
+          <w:rFonts w:cs="Times New Roman"/>
+          <w:b w:val="false"/>
+          <w:i w:val="false"/>
+          <w:color w:val="1A1A1A"/>
+          <w:sz w:val="16"/>
+          <w:szCs w:val="16"/>
+        </w:rPr>
+        <w:t xml:space="preserve">Google Digital Marketing &amp; E-commerce Professional Certificate   </w:t>
+      </w:r>
+      <w:r>
+        <w:rPr>
+          <w:rFonts w:cs="Times New Roman"/>
+          <w:b w:val="false"/>
+          <w:i w:val="false"/>
+          <w:color w:val="4D4D4D"/>
+          <w:sz w:val="16"/>
+          <w:szCs w:val="16"/>
+        </w:rPr>
+        <w:t xml:space="preserve">Coursera Professional Certificate  ·  </w:t>
+      </w:r>
+      <w:hyperlink r:id="rId12">
+        <w:r>
+          <w:rPr>
+            <w:rStyle w:val="ListLabel11"/>
+            <w:rFonts w:cs="Times New Roman"/>
+            <w:color w:val="1F4E79"/>
+            <w:sz w:val="16"/>
+            <w:szCs w:val="16"/>
+            <w:u w:val="none"/>
+          </w:rPr>
+          <w:t>View Professional Certificate</w:t>
+        </w:r>
+      </w:hyperlink>
+    </w:p>
+    <w:p>
+      <w:pPr>
+        <w:pStyle w:val="Normal"/>
+        <w:spacing w:lineRule="auto" w:line="240" w:before="40" w:after="40"/>
         <w:rPr/>
       </w:pPr>
       <w:r>
@@ -3458,15 +3140,26 @@
           <w:sz w:val="21"/>
           <w:szCs w:val="21"/>
         </w:rPr>
-        <w:t>Google Digital Marketing &amp; E-commerce Professional Certificate</w:t>
+        <w:t>Licenses</w:t>
       </w:r>
     </w:p>
     <w:p>
       <w:pPr>
         <w:pStyle w:val="Normal"/>
-        <w:spacing w:lineRule="auto" w:line="240" w:before="0" w:after="20"/>
+        <w:spacing w:lineRule="auto" w:line="240" w:before="0" w:after="0"/>
         <w:rPr/>
       </w:pPr>
+      <w:r>
+        <w:rPr>
+          <w:rFonts w:cs="Times New Roman"/>
+          <w:b w:val="false"/>
+          <w:i w:val="false"/>
+          <w:color w:val="1A1A1A"/>
+          <w:sz w:val="16"/>
+          <w:szCs w:val="16"/>
+        </w:rPr>
+        <w:t xml:space="preserve">Varjavand Intelligent Creative Software Co. — Activity License   </w:t>
+      </w:r>
       <w:r>
         <w:rPr>
           <w:rFonts w:cs="Times New Roman"/>
@@ -3476,14 +3169,26 @@
           <w:sz w:val="16"/>
           <w:szCs w:val="16"/>
         </w:rPr>
-        <w:t>Coursera Professional Certificate · 7 courses</w:t>
-      </w:r>
+        <w:t xml:space="preserve">Tehran Provincial Computer Trade Organization  ·  </w:t>
+      </w:r>
+      <w:hyperlink r:id="rId13">
+        <w:r>
+          <w:rPr>
+            <w:rStyle w:val="ListLabel11"/>
+            <w:rFonts w:cs="Times New Roman"/>
+            <w:color w:val="1F4E79"/>
+            <w:sz w:val="16"/>
+            <w:szCs w:val="16"/>
+            <w:u w:val="none"/>
+          </w:rPr>
+          <w:t>View license</w:t>
+        </w:r>
+      </w:hyperlink>
     </w:p>
     <w:p>
       <w:pPr>
         <w:pStyle w:val="Normal"/>
         <w:spacing w:lineRule="auto" w:line="240" w:before="0" w:after="0"/>
-        <w:ind w:left="283"/>
         <w:rPr/>
       </w:pPr>
       <w:r>
@@ -3495,8 +3200,28 @@
           <w:sz w:val="16"/>
           <w:szCs w:val="16"/>
         </w:rPr>
-        <w:t xml:space="preserve">– </w:t>
-      </w:r>
+        <w:t xml:space="preserve">Home Business License — Artificial Intelligence   </w:t>
+      </w:r>
+      <w:hyperlink r:id="rId14">
+        <w:r>
+          <w:rPr>
+            <w:rStyle w:val="ListLabel11"/>
+            <w:rFonts w:cs="Times New Roman"/>
+            <w:color w:val="1F4E79"/>
+            <w:sz w:val="16"/>
+            <w:szCs w:val="16"/>
+            <w:u w:val="none"/>
+          </w:rPr>
+          <w:t>View license</w:t>
+        </w:r>
+      </w:hyperlink>
+    </w:p>
+    <w:p>
+      <w:pPr>
+        <w:pStyle w:val="Normal"/>
+        <w:spacing w:lineRule="auto" w:line="240" w:before="0" w:after="0"/>
+        <w:rPr/>
+      </w:pPr>
       <w:r>
         <w:rPr>
           <w:rFonts w:cs="Times New Roman"/>
@@ -3506,18 +3231,100 @@
           <w:sz w:val="16"/>
           <w:szCs w:val="16"/>
         </w:rPr>
-        <w:t xml:space="preserve">Foundations of Digital Marketing and E-commerce   </w:t>
-      </w:r>
-      <w:r>
-        <w:rPr>
-          <w:rFonts w:cs="Times New Roman"/>
-          <w:b w:val="false"/>
-          <w:i w:val="false"/>
-          <w:color w:val="4D4D4D"/>
+        <w:t xml:space="preserve">Home Business License — Software System Architecture Design   </w:t>
+      </w:r>
+      <w:hyperlink r:id="rId15">
+        <w:r>
+          <w:rPr>
+            <w:rStyle w:val="ListLabel11"/>
+            <w:rFonts w:cs="Times New Roman"/>
+            <w:color w:val="1F4E79"/>
+            <w:sz w:val="16"/>
+            <w:szCs w:val="16"/>
+            <w:u w:val="none"/>
+          </w:rPr>
+          <w:t>View license</w:t>
+        </w:r>
+      </w:hyperlink>
+    </w:p>
+    <w:p>
+      <w:pPr>
+        <w:pStyle w:val="Normal"/>
+        <w:spacing w:lineRule="auto" w:line="240" w:before="0" w:after="0"/>
+        <w:rPr/>
+      </w:pPr>
+      <w:r>
+        <w:rPr>
+          <w:rFonts w:cs="Times New Roman"/>
+          <w:b w:val="false"/>
+          <w:i w:val="false"/>
+          <w:color w:val="1A1A1A"/>
           <w:sz w:val="16"/>
           <w:szCs w:val="16"/>
         </w:rPr>
-        <w:t xml:space="preserve">2024 · ADAC17OAAUTM  ·  </w:t>
+        <w:t xml:space="preserve">Home Business License — Gold &amp; Jewelry Design   </w:t>
+      </w:r>
+      <w:hyperlink r:id="rId16">
+        <w:r>
+          <w:rPr>
+            <w:rStyle w:val="ListLabel11"/>
+            <w:rFonts w:cs="Times New Roman"/>
+            <w:color w:val="1F4E79"/>
+            <w:sz w:val="16"/>
+            <w:szCs w:val="16"/>
+            <w:u w:val="none"/>
+          </w:rPr>
+          <w:t>View license</w:t>
+        </w:r>
+      </w:hyperlink>
+    </w:p>
+    <w:p>
+      <w:pPr>
+        <w:pStyle w:val="Normal"/>
+        <w:spacing w:lineRule="auto" w:line="240" w:before="0" w:after="0"/>
+        <w:rPr/>
+      </w:pPr>
+      <w:r>
+        <w:rPr>
+          <w:rFonts w:cs="Times New Roman"/>
+          <w:b w:val="false"/>
+          <w:i w:val="false"/>
+          <w:color w:val="1A1A1A"/>
+          <w:sz w:val="16"/>
+          <w:szCs w:val="16"/>
+        </w:rPr>
+        <w:t xml:space="preserve">Home Business License — Precious &amp; Semi-Precious Gemstone Cutting   </w:t>
+      </w:r>
+      <w:hyperlink r:id="rId17">
+        <w:r>
+          <w:rPr>
+            <w:rStyle w:val="ListLabel11"/>
+            <w:rFonts w:cs="Times New Roman"/>
+            <w:color w:val="1F4E79"/>
+            <w:sz w:val="16"/>
+            <w:szCs w:val="16"/>
+            <w:u w:val="none"/>
+          </w:rPr>
+          <w:t>View license</w:t>
+        </w:r>
+      </w:hyperlink>
+    </w:p>
+    <w:p>
+      <w:pPr>
+        <w:pStyle w:val="Normal"/>
+        <w:spacing w:lineRule="auto" w:line="240" w:before="0" w:after="0"/>
+        <w:rPr/>
+      </w:pPr>
+      <w:r>
+        <w:rPr>
+          <w:rFonts w:cs="Times New Roman"/>
+          <w:b w:val="false"/>
+          <w:i w:val="false"/>
+          <w:color w:val="1A1A1A"/>
+          <w:sz w:val="16"/>
+          <w:szCs w:val="16"/>
+        </w:rPr>
+        <w:t xml:space="preserve">Home Business License — Software Programming   </w:t>
       </w:r>
       <w:hyperlink r:id="rId18">
         <w:r>
@@ -3529,7 +3336,7 @@
             <w:szCs w:val="16"/>
             <w:u w:val="none"/>
           </w:rPr>
-          <w:t>View certificate</w:t>
+          <w:t>View license</w:t>
         </w:r>
       </w:hyperlink>
     </w:p>
@@ -3537,7 +3344,6 @@
       <w:pPr>
         <w:pStyle w:val="Normal"/>
         <w:spacing w:lineRule="auto" w:line="240" w:before="0" w:after="0"/>
-        <w:ind w:left="283"/>
         <w:rPr/>
       </w:pPr>
       <w:r>
@@ -3549,8 +3355,70 @@
           <w:sz w:val="16"/>
           <w:szCs w:val="16"/>
         </w:rPr>
-        <w:t xml:space="preserve">– </w:t>
-      </w:r>
+        <w:t>Business License — Software Installation &amp; Setup Services and Related Activities (Legal Entity)</w:t>
+      </w:r>
+    </w:p>
+    <w:p>
+      <w:pPr>
+        <w:pStyle w:val="Normal"/>
+        <w:spacing w:lineRule="auto" w:line="240" w:before="40" w:after="40"/>
+        <w:rPr/>
+      </w:pPr>
+      <w:r>
+        <w:rPr>
+          <w:rFonts w:cs="Times New Roman"/>
+          <w:b/>
+          <w:i w:val="false"/>
+          <w:color w:val="1A1A1A"/>
+          <w:sz w:val="21"/>
+          <w:szCs w:val="21"/>
+        </w:rPr>
+        <w:t>Courses</w:t>
+      </w:r>
+    </w:p>
+    <w:p>
+      <w:pPr>
+        <w:pStyle w:val="Normal"/>
+        <w:spacing w:lineRule="auto" w:line="240" w:before="40" w:after="0"/>
+        <w:rPr/>
+      </w:pPr>
+      <w:r>
+        <w:rPr>
+          <w:rFonts w:cs="Times New Roman"/>
+          <w:b/>
+          <w:i w:val="false"/>
+          <w:color w:val="1A1A1A"/>
+          <w:sz w:val="21"/>
+          <w:szCs w:val="21"/>
+        </w:rPr>
+        <w:t>Petroleum Engineering with AI Applications</w:t>
+      </w:r>
+    </w:p>
+    <w:p>
+      <w:pPr>
+        <w:pStyle w:val="Normal"/>
+        <w:spacing w:lineRule="auto" w:line="240" w:before="0" w:after="20"/>
+        <w:rPr/>
+      </w:pPr>
+      <w:r>
+        <w:rPr>
+          <w:rFonts w:cs="Times New Roman"/>
+          <w:b w:val="false"/>
+          <w:i w:val="false"/>
+          <w:color w:val="4D4D4D"/>
+          <w:sz w:val="16"/>
+          <w:szCs w:val="16"/>
+        </w:rPr>
+        <w:t>Coursera Specialization · 5 courses</w:t>
+      </w:r>
+    </w:p>
+    <w:p>
+      <w:pPr>
+        <w:pStyle w:val="Normal"/>
+        <w:spacing w:lineRule="auto" w:line="240" w:before="0" w:after="0"/>
+        <w:ind w:left="283"/>
+        <w:rPr/>
+      </w:pPr>
       <w:r>
         <w:rPr>
           <w:rFonts w:cs="Times New Roman"/>
@@ -3560,7 +3428,18 @@
           <w:sz w:val="16"/>
           <w:szCs w:val="16"/>
         </w:rPr>
-        <w:t xml:space="preserve">Attract and Engage Customers with Digital Marketing   </w:t>
+        <w:t xml:space="preserve">– </w:t>
+      </w:r>
+      <w:r>
+        <w:rPr>
+          <w:rFonts w:cs="Times New Roman"/>
+          <w:b w:val="false"/>
+          <w:i w:val="false"/>
+          <w:color w:val="1A1A1A"/>
+          <w:sz w:val="16"/>
+          <w:szCs w:val="16"/>
+        </w:rPr>
+        <w:t xml:space="preserve">Hydrocarbon Exploration and Production   </w:t>
       </w:r>
       <w:r>
         <w:rPr>
@@ -3571,7 +3450,7 @@
           <w:sz w:val="16"/>
           <w:szCs w:val="16"/>
         </w:rPr>
-        <w:t xml:space="preserve">2024 · BYDLT1NC85UY  ·  </w:t>
+        <w:t xml:space="preserve">2025 · EVKUGMGT45RP  ·  </w:t>
       </w:r>
       <w:hyperlink r:id="rId19">
         <w:r>
@@ -3614,7 +3493,7 @@
           <w:sz w:val="16"/>
           <w:szCs w:val="16"/>
         </w:rPr>
-        <w:t xml:space="preserve">From Likes to Leads: Interact with Customers Online   </w:t>
+        <w:t xml:space="preserve">From Wellhead to Refinery: Midstream Oil and Gas Processing   </w:t>
       </w:r>
       <w:r>
         <w:rPr>
@@ -3625,7 +3504,7 @@
           <w:sz w:val="16"/>
           <w:szCs w:val="16"/>
         </w:rPr>
-        <w:t xml:space="preserve">2024 · OY3RTJ0FB1O9  ·  </w:t>
+        <w:t xml:space="preserve">2025 · RO8QDU44OUOL  ·  </w:t>
       </w:r>
       <w:hyperlink r:id="rId20">
         <w:r>
@@ -3668,7 +3547,7 @@
           <w:sz w:val="16"/>
           <w:szCs w:val="16"/>
         </w:rPr>
-        <w:t xml:space="preserve">Think Outside the Inbox: Email Marketing   </w:t>
+        <w:t xml:space="preserve">Natural Gas Production and Processing   </w:t>
       </w:r>
       <w:r>
         <w:rPr>
@@ -3679,7 +3558,7 @@
           <w:sz w:val="16"/>
           <w:szCs w:val="16"/>
         </w:rPr>
-        <w:t xml:space="preserve">2025 · J8KTD6HZ13TU  ·  </w:t>
+        <w:t xml:space="preserve">2025 · IGS15UQQFRV4  ·  </w:t>
       </w:r>
       <w:hyperlink r:id="rId21">
         <w:r>
@@ -3722,7 +3601,7 @@
           <w:sz w:val="16"/>
           <w:szCs w:val="16"/>
         </w:rPr>
-        <w:t xml:space="preserve">Assess for Success: Marketing Analytics and Measurement   </w:t>
+        <w:t xml:space="preserve">AI &amp; ML Applications in Oil and Gas Industry   </w:t>
       </w:r>
       <w:r>
         <w:rPr>
@@ -3733,7 +3612,7 @@
           <w:sz w:val="16"/>
           <w:szCs w:val="16"/>
         </w:rPr>
-        <w:t xml:space="preserve">2025 · Z4TCNOZKS8MI  ·  </w:t>
+        <w:t xml:space="preserve">2025 · O4Y2QT274ZI3  ·  </w:t>
       </w:r>
       <w:hyperlink r:id="rId22">
         <w:r>
@@ -3776,7 +3655,7 @@
           <w:sz w:val="16"/>
           <w:szCs w:val="16"/>
         </w:rPr>
-        <w:t xml:space="preserve">Make the Sale: Build, Launch, and Manage E-commerce Stores   </w:t>
+        <w:t xml:space="preserve">Utilities, Safety &amp; Environmental Care in Oil &amp; Gas Industry   </w:t>
       </w:r>
       <w:r>
         <w:rPr>
@@ -3787,7 +3666,7 @@
           <w:sz w:val="16"/>
           <w:szCs w:val="16"/>
         </w:rPr>
-        <w:t xml:space="preserve">2025 · TOTMC7EZJCGQ  ·  </w:t>
+        <w:t xml:space="preserve">2025 · UQWIYV2XAVAV  ·  </w:t>
       </w:r>
       <w:hyperlink r:id="rId23">
         <w:r>
@@ -3806,6 +3685,63 @@
     <w:p>
       <w:pPr>
         <w:pStyle w:val="Normal"/>
+        <w:spacing w:lineRule="auto" w:line="240" w:before="20" w:after="60"/>
+        <w:ind w:left="283"/>
+        <w:rPr/>
+      </w:pPr>
+      <w:hyperlink r:id="rId24">
+        <w:r>
+          <w:rPr>
+            <w:rStyle w:val="ListLabel11"/>
+            <w:rFonts w:cs="Times New Roman"/>
+            <w:color w:val="1F4E79"/>
+            <w:sz w:val="16"/>
+            <w:szCs w:val="16"/>
+            <w:u w:val="none"/>
+          </w:rPr>
+          <w:t>View Specialization Certificate</w:t>
+        </w:r>
+      </w:hyperlink>
+    </w:p>
+    <w:p>
+      <w:pPr>
+        <w:pStyle w:val="Normal"/>
+        <w:spacing w:lineRule="auto" w:line="240" w:before="40" w:after="0"/>
+        <w:rPr/>
+      </w:pPr>
+      <w:r>
+        <w:rPr>
+          <w:rFonts w:cs="Times New Roman"/>
+          <w:b/>
+          <w:i w:val="false"/>
+          <w:color w:val="1A1A1A"/>
+          <w:sz w:val="21"/>
+          <w:szCs w:val="21"/>
+        </w:rPr>
+        <w:t>Introduction to Environmental Science</w:t>
+      </w:r>
+    </w:p>
+    <w:p>
+      <w:pPr>
+        <w:pStyle w:val="Normal"/>
+        <w:spacing w:lineRule="auto" w:line="240" w:before="0" w:after="20"/>
+        <w:rPr/>
+      </w:pPr>
+      <w:r>
+        <w:rPr>
+          <w:rFonts w:cs="Times New Roman"/>
+          <w:b w:val="false"/>
+          <w:i w:val="false"/>
+          <w:color w:val="4D4D4D"/>
+          <w:sz w:val="16"/>
+          <w:szCs w:val="16"/>
+        </w:rPr>
+        <w:t>Coursera Specialization · 3 courses</w:t>
+      </w:r>
+    </w:p>
+    <w:p>
+      <w:pPr>
+        <w:pStyle w:val="Normal"/>
         <w:spacing w:lineRule="auto" w:line="240" w:before="0" w:after="0"/>
         <w:ind w:left="283"/>
         <w:rPr/>
@@ -3830,7 +3766,7 @@
           <w:sz w:val="16"/>
           <w:szCs w:val="16"/>
         </w:rPr>
-        <w:t xml:space="preserve">Satisfaction Guaranteed: Develop Customer Loyalty Online   </w:t>
+        <w:t xml:space="preserve">Environmental Science   </w:t>
       </w:r>
       <w:r>
         <w:rPr>
@@ -3841,9 +3777,9 @@
           <w:sz w:val="16"/>
           <w:szCs w:val="16"/>
         </w:rPr>
-        <w:t xml:space="preserve">2025 · 7IHL2H68QMKE  ·  </w:t>
-      </w:r>
-      <w:hyperlink r:id="rId24">
+        <w:t xml:space="preserve">2024 · 67L7TVDOHCS4  ·  </w:t>
+      </w:r>
+      <w:hyperlink r:id="rId25">
         <w:r>
           <w:rPr>
             <w:rStyle w:val="ListLabel11"/>
@@ -3860,28 +3796,8 @@
     <w:p>
       <w:pPr>
         <w:pStyle w:val="Normal"/>
-        <w:spacing w:lineRule="auto" w:line="240" w:before="20" w:after="60"/>
+        <w:spacing w:lineRule="auto" w:line="240" w:before="0" w:after="0"/>
         <w:ind w:left="283"/>
-        <w:rPr/>
-      </w:pPr>
-      <w:hyperlink r:id="rId25">
-        <w:r>
-          <w:rPr>
-            <w:rStyle w:val="ListLabel11"/>
-            <w:rFonts w:cs="Times New Roman"/>
-            <w:color w:val="1F4E79"/>
-            <w:sz w:val="16"/>
-            <w:szCs w:val="16"/>
-            <w:u w:val="none"/>
-          </w:rPr>
-          <w:t>View Professional Certificate</w:t>
-        </w:r>
-      </w:hyperlink>
-    </w:p>
-    <w:p>
-      <w:pPr>
-        <w:pStyle w:val="Normal"/>
-        <w:spacing w:lineRule="auto" w:line="240" w:before="0" w:after="0"/>
         <w:rPr/>
       </w:pPr>
       <w:r>
@@ -3893,7 +3809,18 @@
           <w:sz w:val="16"/>
           <w:szCs w:val="16"/>
         </w:rPr>
-        <w:t xml:space="preserve">Sustainable Neighborhoods   </w:t>
+        <w:t xml:space="preserve">– </w:t>
+      </w:r>
+      <w:r>
+        <w:rPr>
+          <w:rFonts w:cs="Times New Roman"/>
+          <w:b w:val="false"/>
+          <w:i w:val="false"/>
+          <w:color w:val="1A1A1A"/>
+          <w:sz w:val="16"/>
+          <w:szCs w:val="16"/>
+        </w:rPr>
+        <w:t xml:space="preserve">Population, Food, and Soil   </w:t>
       </w:r>
       <w:r>
         <w:rPr>
@@ -3904,7 +3831,7 @@
           <w:sz w:val="16"/>
           <w:szCs w:val="16"/>
         </w:rPr>
-        <w:t xml:space="preserve">Johns Hopkins University  ·  2025 · PD3013GV4N42  ·  </w:t>
+        <w:t xml:space="preserve">2024 · E1UHZEYRKK2T  ·  </w:t>
       </w:r>
       <w:hyperlink r:id="rId26">
         <w:r>
@@ -3924,6 +3851,7 @@
       <w:pPr>
         <w:pStyle w:val="Normal"/>
         <w:spacing w:lineRule="auto" w:line="240" w:before="0" w:after="0"/>
+        <w:ind w:left="283"/>
         <w:rPr/>
       </w:pPr>
       <w:r>
@@ -3935,7 +3863,18 @@
           <w:sz w:val="16"/>
           <w:szCs w:val="16"/>
         </w:rPr>
-        <w:t xml:space="preserve">Sustainable Transportation Networks and Streetscapes   </w:t>
+        <w:t xml:space="preserve">– </w:t>
+      </w:r>
+      <w:r>
+        <w:rPr>
+          <w:rFonts w:cs="Times New Roman"/>
+          <w:b w:val="false"/>
+          <w:i w:val="false"/>
+          <w:color w:val="1A1A1A"/>
+          <w:sz w:val="16"/>
+          <w:szCs w:val="16"/>
+        </w:rPr>
+        <w:t xml:space="preserve">Energy and Environment   </w:t>
       </w:r>
       <w:r>
         <w:rPr>
@@ -3946,7 +3885,7 @@
           <w:sz w:val="16"/>
           <w:szCs w:val="16"/>
         </w:rPr>
-        <w:t xml:space="preserve">Johns Hopkins University  ·  2025 · BQ9NUFWQ8JHO  ·  </w:t>
+        <w:t xml:space="preserve">2024 · TAEBBTUG4LV3  ·  </w:t>
       </w:r>
       <w:hyperlink r:id="rId27">
         <w:r>
@@ -3965,31 +3904,10 @@
     <w:p>
       <w:pPr>
         <w:pStyle w:val="Normal"/>
-        <w:spacing w:lineRule="auto" w:line="240" w:before="0" w:after="0"/>
+        <w:spacing w:lineRule="auto" w:line="240" w:before="20" w:after="60"/>
+        <w:ind w:left="283"/>
         <w:rPr/>
       </w:pPr>
-      <w:r>
-        <w:rPr>
-          <w:rFonts w:cs="Times New Roman"/>
-          <w:b w:val="false"/>
-          <w:i w:val="false"/>
-          <w:color w:val="1A1A1A"/>
-          <w:sz w:val="16"/>
-          <w:szCs w:val="16"/>
-        </w:rPr>
-        <w:t xml:space="preserve">Wind Energy   </w:t>
-      </w:r>
-      <w:r>
-        <w:rPr>
-          <w:rFonts w:cs="Times New Roman"/>
-          <w:b w:val="false"/>
-          <w:i w:val="false"/>
-          <w:color w:val="4D4D4D"/>
-          <w:sz w:val="16"/>
-          <w:szCs w:val="16"/>
-        </w:rPr>
-        <w:t xml:space="preserve">Technical University of Denmark (DTU)  ·  2025 · BF3120EB7YPC  ·  </w:t>
-      </w:r>
       <w:hyperlink r:id="rId28">
         <w:r>
           <w:rPr>
@@ -4000,14 +3918,51 @@
             <w:szCs w:val="16"/>
             <w:u w:val="none"/>
           </w:rPr>
-          <w:t>View certificate</w:t>
+          <w:t>View Specialization Certificate</w:t>
         </w:r>
       </w:hyperlink>
     </w:p>
     <w:p>
       <w:pPr>
         <w:pStyle w:val="Normal"/>
+        <w:spacing w:lineRule="auto" w:line="240" w:before="40" w:after="0"/>
+        <w:rPr/>
+      </w:pPr>
+      <w:r>
+        <w:rPr>
+          <w:rFonts w:cs="Times New Roman"/>
+          <w:b/>
+          <w:i w:val="false"/>
+          <w:color w:val="1A1A1A"/>
+          <w:sz w:val="21"/>
+          <w:szCs w:val="21"/>
+        </w:rPr>
+        <w:t>Google Digital Marketing &amp; E-commerce Professional Certificate</w:t>
+      </w:r>
+    </w:p>
+    <w:p>
+      <w:pPr>
+        <w:pStyle w:val="Normal"/>
+        <w:spacing w:lineRule="auto" w:line="240" w:before="0" w:after="20"/>
+        <w:rPr/>
+      </w:pPr>
+      <w:r>
+        <w:rPr>
+          <w:rFonts w:cs="Times New Roman"/>
+          <w:b w:val="false"/>
+          <w:i w:val="false"/>
+          <w:color w:val="4D4D4D"/>
+          <w:sz w:val="16"/>
+          <w:szCs w:val="16"/>
+        </w:rPr>
+        <w:t>Coursera Professional Certificate · 7 courses</w:t>
+      </w:r>
+    </w:p>
+    <w:p>
+      <w:pPr>
+        <w:pStyle w:val="Normal"/>
         <w:spacing w:lineRule="auto" w:line="240" w:before="0" w:after="0"/>
+        <w:ind w:left="283"/>
         <w:rPr/>
       </w:pPr>
       <w:r>
@@ -4019,7 +3974,18 @@
           <w:sz w:val="16"/>
           <w:szCs w:val="16"/>
         </w:rPr>
-        <w:t xml:space="preserve">Sustainable Regional Principles, Planning and Transportation   </w:t>
+        <w:t xml:space="preserve">– </w:t>
+      </w:r>
+      <w:r>
+        <w:rPr>
+          <w:rFonts w:cs="Times New Roman"/>
+          <w:b w:val="false"/>
+          <w:i w:val="false"/>
+          <w:color w:val="1A1A1A"/>
+          <w:sz w:val="16"/>
+          <w:szCs w:val="16"/>
+        </w:rPr>
+        <w:t xml:space="preserve">Foundations of Digital Marketing and E-commerce   </w:t>
       </w:r>
       <w:r>
         <w:rPr>
@@ -4030,7 +3996,7 @@
           <w:sz w:val="16"/>
           <w:szCs w:val="16"/>
         </w:rPr>
-        <w:t xml:space="preserve">Johns Hopkins University  ·  2025 · HIHAH8WSFR95  ·  </w:t>
+        <w:t xml:space="preserve">2024 · ADAC17OAAUTM  ·  </w:t>
       </w:r>
       <w:hyperlink r:id="rId29">
         <w:r>
@@ -4050,6 +4016,7 @@
       <w:pPr>
         <w:pStyle w:val="Normal"/>
         <w:spacing w:lineRule="auto" w:line="240" w:before="0" w:after="0"/>
+        <w:ind w:left="283"/>
         <w:rPr/>
       </w:pPr>
       <w:r>
@@ -4061,7 +4028,18 @@
           <w:sz w:val="16"/>
           <w:szCs w:val="16"/>
         </w:rPr>
-        <w:t xml:space="preserve">Our Earth: Its Climate, History, and Processes   </w:t>
+        <w:t xml:space="preserve">– </w:t>
+      </w:r>
+      <w:r>
+        <w:rPr>
+          <w:rFonts w:cs="Times New Roman"/>
+          <w:b w:val="false"/>
+          <w:i w:val="false"/>
+          <w:color w:val="1A1A1A"/>
+          <w:sz w:val="16"/>
+          <w:szCs w:val="16"/>
+        </w:rPr>
+        <w:t xml:space="preserve">Attract and Engage Customers with Digital Marketing   </w:t>
       </w:r>
       <w:r>
         <w:rPr>
@@ -4072,7 +4050,7 @@
           <w:sz w:val="16"/>
           <w:szCs w:val="16"/>
         </w:rPr>
-        <w:t xml:space="preserve">University of Manchester  ·  2023 · 6Y537YJ5QH9J  ·  </w:t>
+        <w:t xml:space="preserve">2024 · BYDLT1NC85UY  ·  </w:t>
       </w:r>
       <w:hyperlink r:id="rId30">
         <w:r>
@@ -4092,6 +4070,7 @@
       <w:pPr>
         <w:pStyle w:val="Normal"/>
         <w:spacing w:lineRule="auto" w:line="240" w:before="0" w:after="0"/>
+        <w:ind w:left="283"/>
         <w:rPr/>
       </w:pPr>
       <w:r>
@@ -4103,7 +4082,18 @@
           <w:sz w:val="16"/>
           <w:szCs w:val="16"/>
         </w:rPr>
-        <w:t xml:space="preserve">Extinctions: Past, Present, &amp; Future   </w:t>
+        <w:t xml:space="preserve">– </w:t>
+      </w:r>
+      <w:r>
+        <w:rPr>
+          <w:rFonts w:cs="Times New Roman"/>
+          <w:b w:val="false"/>
+          <w:i w:val="false"/>
+          <w:color w:val="1A1A1A"/>
+          <w:sz w:val="16"/>
+          <w:szCs w:val="16"/>
+        </w:rPr>
+        <w:t xml:space="preserve">From Likes to Leads: Interact with Customers Online   </w:t>
       </w:r>
       <w:r>
         <w:rPr>
@@ -4114,7 +4104,7 @@
           <w:sz w:val="16"/>
           <w:szCs w:val="16"/>
         </w:rPr>
-        <w:t xml:space="preserve">Emory University  ·  2023 · EK5WJUBLEB92  ·  </w:t>
+        <w:t xml:space="preserve">2024 · OY3RTJ0FB1O9  ·  </w:t>
       </w:r>
       <w:hyperlink r:id="rId31">
         <w:r>
@@ -4134,6 +4124,7 @@
       <w:pPr>
         <w:pStyle w:val="Normal"/>
         <w:spacing w:lineRule="auto" w:line="240" w:before="0" w:after="0"/>
+        <w:ind w:left="283"/>
         <w:rPr/>
       </w:pPr>
       <w:r>
@@ -4145,7 +4136,18 @@
           <w:sz w:val="16"/>
           <w:szCs w:val="16"/>
         </w:rPr>
-        <w:t xml:space="preserve">Electric Power Systems   </w:t>
+        <w:t xml:space="preserve">– </w:t>
+      </w:r>
+      <w:r>
+        <w:rPr>
+          <w:rFonts w:cs="Times New Roman"/>
+          <w:b w:val="false"/>
+          <w:i w:val="false"/>
+          <w:color w:val="1A1A1A"/>
+          <w:sz w:val="16"/>
+          <w:szCs w:val="16"/>
+        </w:rPr>
+        <w:t xml:space="preserve">Think Outside the Inbox: Email Marketing   </w:t>
       </w:r>
       <w:r>
         <w:rPr>
@@ -4156,7 +4158,7 @@
           <w:sz w:val="16"/>
           <w:szCs w:val="16"/>
         </w:rPr>
-        <w:t xml:space="preserve">University at Buffalo  ·  2023 · QFFR5N2AQ26W  ·  </w:t>
+        <w:t xml:space="preserve">2025 · J8KTD6HZ13TU  ·  </w:t>
       </w:r>
       <w:hyperlink r:id="rId32">
         <w:r>
@@ -4176,6 +4178,7 @@
       <w:pPr>
         <w:pStyle w:val="Normal"/>
         <w:spacing w:lineRule="auto" w:line="240" w:before="0" w:after="0"/>
+        <w:ind w:left="283"/>
         <w:rPr/>
       </w:pPr>
       <w:r>
@@ -4187,7 +4190,18 @@
           <w:sz w:val="16"/>
           <w:szCs w:val="16"/>
         </w:rPr>
-        <w:t xml:space="preserve">Introduction to GIS Mapping   </w:t>
+        <w:t xml:space="preserve">– </w:t>
+      </w:r>
+      <w:r>
+        <w:rPr>
+          <w:rFonts w:cs="Times New Roman"/>
+          <w:b w:val="false"/>
+          <w:i w:val="false"/>
+          <w:color w:val="1A1A1A"/>
+          <w:sz w:val="16"/>
+          <w:szCs w:val="16"/>
+        </w:rPr>
+        <w:t xml:space="preserve">Assess for Success: Marketing Analytics and Measurement   </w:t>
       </w:r>
       <w:r>
         <w:rPr>
@@ -4198,7 +4212,7 @@
           <w:sz w:val="16"/>
           <w:szCs w:val="16"/>
         </w:rPr>
-        <w:t xml:space="preserve">University of Toronto  ·  2023 · RXDSMTEBNYCY  ·  </w:t>
+        <w:t xml:space="preserve">2025 · Z4TCNOZKS8MI  ·  </w:t>
       </w:r>
       <w:hyperlink r:id="rId33">
         <w:r>
@@ -4218,6 +4232,7 @@
       <w:pPr>
         <w:pStyle w:val="Normal"/>
         <w:spacing w:lineRule="auto" w:line="240" w:before="0" w:after="0"/>
+        <w:ind w:left="283"/>
         <w:rPr/>
       </w:pPr>
       <w:r>
@@ -4229,7 +4244,18 @@
           <w:sz w:val="16"/>
           <w:szCs w:val="16"/>
         </w:rPr>
-        <w:t xml:space="preserve">Solar Energy Basics   </w:t>
+        <w:t xml:space="preserve">– </w:t>
+      </w:r>
+      <w:r>
+        <w:rPr>
+          <w:rFonts w:cs="Times New Roman"/>
+          <w:b w:val="false"/>
+          <w:i w:val="false"/>
+          <w:color w:val="1A1A1A"/>
+          <w:sz w:val="16"/>
+          <w:szCs w:val="16"/>
+        </w:rPr>
+        <w:t xml:space="preserve">Make the Sale: Build, Launch, and Manage E-commerce Stores   </w:t>
       </w:r>
       <w:r>
         <w:rPr>
@@ -4240,7 +4266,7 @@
           <w:sz w:val="16"/>
           <w:szCs w:val="16"/>
         </w:rPr>
-        <w:t xml:space="preserve">The State University of New York  ·  2023 · PTMSZ9B6KQ8F  ·  </w:t>
+        <w:t xml:space="preserve">2025 · TOTMC7EZJCGQ  ·  </w:t>
       </w:r>
       <w:hyperlink r:id="rId34">
         <w:r>
@@ -4260,6 +4286,7 @@
       <w:pPr>
         <w:pStyle w:val="Normal"/>
         <w:spacing w:lineRule="auto" w:line="240" w:before="0" w:after="0"/>
+        <w:ind w:left="283"/>
         <w:rPr/>
       </w:pPr>
       <w:r>
@@ -4271,7 +4298,18 @@
           <w:sz w:val="16"/>
           <w:szCs w:val="16"/>
         </w:rPr>
-        <w:t xml:space="preserve">Oil &amp; Gas Industry Operations and Markets   </w:t>
+        <w:t xml:space="preserve">– </w:t>
+      </w:r>
+      <w:r>
+        <w:rPr>
+          <w:rFonts w:cs="Times New Roman"/>
+          <w:b w:val="false"/>
+          <w:i w:val="false"/>
+          <w:color w:val="1A1A1A"/>
+          <w:sz w:val="16"/>
+          <w:szCs w:val="16"/>
+        </w:rPr>
+        <w:t xml:space="preserve">Satisfaction Guaranteed: Develop Customer Loyalty Online   </w:t>
       </w:r>
       <w:r>
         <w:rPr>
@@ -4282,7 +4320,7 @@
           <w:sz w:val="16"/>
           <w:szCs w:val="16"/>
         </w:rPr>
-        <w:t xml:space="preserve">Duke University  ·  2023 · G7DYSPR7M3RR  ·  </w:t>
+        <w:t xml:space="preserve">2025 · 7IHL2H68QMKE  ·  </w:t>
       </w:r>
       <w:hyperlink r:id="rId35">
         <w:r>
@@ -4301,31 +4339,10 @@
     <w:p>
       <w:pPr>
         <w:pStyle w:val="Normal"/>
-        <w:spacing w:lineRule="auto" w:line="240" w:before="0" w:after="0"/>
+        <w:spacing w:lineRule="auto" w:line="240" w:before="20" w:after="60"/>
+        <w:ind w:left="283"/>
         <w:rPr/>
       </w:pPr>
-      <w:r>
-        <w:rPr>
-          <w:rFonts w:cs="Times New Roman"/>
-          <w:b w:val="false"/>
-          <w:i w:val="false"/>
-          <w:color w:val="1A1A1A"/>
-          <w:sz w:val="16"/>
-          <w:szCs w:val="16"/>
-        </w:rPr>
-        <w:t xml:space="preserve">Unity: Design &amp; Deform Meshes for 3D Geometry Control   </w:t>
-      </w:r>
-      <w:r>
-        <w:rPr>
-          <w:rFonts w:cs="Times New Roman"/>
-          <w:b w:val="false"/>
-          <w:i w:val="false"/>
-          <w:color w:val="4D4D4D"/>
-          <w:sz w:val="16"/>
-          <w:szCs w:val="16"/>
-        </w:rPr>
-        <w:t xml:space="preserve">EDUCBA  ·  2025 · PAOC4O9D4ALK  ·  </w:t>
-      </w:r>
       <w:hyperlink r:id="rId36">
         <w:r>
           <w:rPr>
@@ -4336,7 +4353,7 @@
             <w:szCs w:val="16"/>
             <w:u w:val="none"/>
           </w:rPr>
-          <w:t>View certificate</w:t>
+          <w:t>View Professional Certificate</w:t>
         </w:r>
       </w:hyperlink>
     </w:p>
@@ -4355,7 +4372,7 @@
           <w:sz w:val="16"/>
           <w:szCs w:val="16"/>
         </w:rPr>
-        <w:t xml:space="preserve">Positive Psychiatry and Mental Health   </w:t>
+        <w:t xml:space="preserve">Sustainable Neighborhoods   </w:t>
       </w:r>
       <w:r>
         <w:rPr>
@@ -4366,7 +4383,7 @@
           <w:sz w:val="16"/>
           <w:szCs w:val="16"/>
         </w:rPr>
-        <w:t xml:space="preserve">The University of Sydney  ·  2025 · LQ39UU674WEF  ·  </w:t>
+        <w:t xml:space="preserve">Johns Hopkins University  ·  2025 · PD3013GV4N42  ·  </w:t>
       </w:r>
       <w:hyperlink r:id="rId37">
         <w:r>
@@ -4397,7 +4414,7 @@
           <w:sz w:val="16"/>
           <w:szCs w:val="16"/>
         </w:rPr>
-        <w:t xml:space="preserve">Firm Level Economics: Markets and Allocations   </w:t>
+        <w:t xml:space="preserve">Sustainable Transportation Networks and Streetscapes   </w:t>
       </w:r>
       <w:r>
         <w:rPr>
@@ -4408,7 +4425,7 @@
           <w:sz w:val="16"/>
           <w:szCs w:val="16"/>
         </w:rPr>
-        <w:t xml:space="preserve">University of Illinois Urbana-Champaign  ·  2024 · XICPQ5ZM9KSV  ·  </w:t>
+        <w:t xml:space="preserve">Johns Hopkins University  ·  2025 · BQ9NUFWQ8JHO  ·  </w:t>
       </w:r>
       <w:hyperlink r:id="rId38">
         <w:r>
@@ -4439,7 +4456,7 @@
           <w:sz w:val="16"/>
           <w:szCs w:val="16"/>
         </w:rPr>
-        <w:t xml:space="preserve">Introduction to Web Development   </w:t>
+        <w:t xml:space="preserve">Wind Energy   </w:t>
       </w:r>
       <w:r>
         <w:rPr>
@@ -4450,7 +4467,7 @@
           <w:sz w:val="16"/>
           <w:szCs w:val="16"/>
         </w:rPr>
-        <w:t xml:space="preserve">University of California, Davis  ·  2024 · OISIZ0VHN9AP  ·  </w:t>
+        <w:t xml:space="preserve">Technical University of Denmark (DTU)  ·  2025 · BF3120EB7YPC  ·  </w:t>
       </w:r>
       <w:hyperlink r:id="rId39">
         <w:r>
@@ -4481,7 +4498,7 @@
           <w:sz w:val="16"/>
           <w:szCs w:val="16"/>
         </w:rPr>
-        <w:t xml:space="preserve">How to Write and Publish a Scientific Paper   </w:t>
+        <w:t xml:space="preserve">Sustainable Regional Principles, Planning and Transportation   </w:t>
       </w:r>
       <w:r>
         <w:rPr>
@@ -4492,7 +4509,7 @@
           <w:sz w:val="16"/>
           <w:szCs w:val="16"/>
         </w:rPr>
-        <w:t xml:space="preserve">École Polytechnique  ·  2024 · TRG7BMSS8Q9I  ·  </w:t>
+        <w:t xml:space="preserve">Johns Hopkins University  ·  2025 · HIHAH8WSFR95  ·  </w:t>
       </w:r>
       <w:hyperlink r:id="rId40">
         <w:r>
@@ -4523,7 +4540,7 @@
           <w:sz w:val="16"/>
           <w:szCs w:val="16"/>
         </w:rPr>
-        <w:t xml:space="preserve">Firm Level Economics: Consumer and Producer Behavior   </w:t>
+        <w:t xml:space="preserve">Our Earth: Its Climate, History, and Processes   </w:t>
       </w:r>
       <w:r>
         <w:rPr>
@@ -4534,7 +4551,7 @@
           <w:sz w:val="16"/>
           <w:szCs w:val="16"/>
         </w:rPr>
-        <w:t xml:space="preserve">University of Illinois Urbana-Champaign  ·  2024 · 1JH025ZXSAFZ  ·  </w:t>
+        <w:t xml:space="preserve">University of Manchester  ·  2023 · 6Y537YJ5QH9J  ·  </w:t>
       </w:r>
       <w:hyperlink r:id="rId41">
         <w:r>
@@ -4565,7 +4582,7 @@
           <w:sz w:val="16"/>
           <w:szCs w:val="16"/>
         </w:rPr>
-        <w:t xml:space="preserve">Build a Full Website using WordPress   </w:t>
+        <w:t xml:space="preserve">Extinctions: Past, Present, &amp; Future   </w:t>
       </w:r>
       <w:r>
         <w:rPr>
@@ -4576,7 +4593,7 @@
           <w:sz w:val="16"/>
           <w:szCs w:val="16"/>
         </w:rPr>
-        <w:t xml:space="preserve">Coursera  ·  2023 · FLH3PRW9CBDC  ·  </w:t>
+        <w:t xml:space="preserve">Emory University  ·  2023 · EK5WJUBLEB92  ·  </w:t>
       </w:r>
       <w:hyperlink r:id="rId42">
         <w:r>
@@ -4607,7 +4624,7 @@
           <w:sz w:val="16"/>
           <w:szCs w:val="16"/>
         </w:rPr>
-        <w:t xml:space="preserve">COVID-19 Contact Tracing   </w:t>
+        <w:t xml:space="preserve">Electric Power Systems   </w:t>
       </w:r>
       <w:r>
         <w:rPr>
@@ -4618,7 +4635,7 @@
           <w:sz w:val="16"/>
           <w:szCs w:val="16"/>
         </w:rPr>
-        <w:t xml:space="preserve">Johns Hopkins University  ·  2023 · CTXPE9DBBSWB  ·  </w:t>
+        <w:t xml:space="preserve">University at Buffalo  ·  2023 · QFFR5N2AQ26W  ·  </w:t>
       </w:r>
       <w:hyperlink r:id="rId43">
         <w:r>
@@ -4649,7 +4666,7 @@
           <w:sz w:val="16"/>
           <w:szCs w:val="16"/>
         </w:rPr>
-        <w:t xml:space="preserve">High Stakes Leadership: Leading in Times of Crisis   </w:t>
+        <w:t xml:space="preserve">Introduction to GIS Mapping   </w:t>
       </w:r>
       <w:r>
         <w:rPr>
@@ -4660,7 +4677,7 @@
           <w:sz w:val="16"/>
           <w:szCs w:val="16"/>
         </w:rPr>
-        <w:t xml:space="preserve">University of Michigan  ·  2023 · XWTEBYE99LJU  ·  </w:t>
+        <w:t xml:space="preserve">University of Toronto  ·  2023 · RXDSMTEBNYCY  ·  </w:t>
       </w:r>
       <w:hyperlink r:id="rId44">
         <w:r>
@@ -4691,7 +4708,7 @@
           <w:sz w:val="16"/>
           <w:szCs w:val="16"/>
         </w:rPr>
-        <w:t xml:space="preserve">Vocational Skill Certificate — WordPress CMS Developer   </w:t>
+        <w:t xml:space="preserve">Solar Energy Basics   </w:t>
       </w:r>
       <w:r>
         <w:rPr>
@@ -4702,7 +4719,7 @@
           <w:sz w:val="16"/>
           <w:szCs w:val="16"/>
         </w:rPr>
-        <w:t xml:space="preserve">Technical and Vocational Training Organization of Iran  ·  Standard ID 7321205300201  ·  2025 · 42245009  ·  </w:t>
+        <w:t xml:space="preserve">The State University of New York  ·  2023 · PTMSZ9B6KQ8F  ·  </w:t>
       </w:r>
       <w:hyperlink r:id="rId45">
         <w:r>
@@ -4733,7 +4750,7 @@
           <w:sz w:val="16"/>
           <w:szCs w:val="16"/>
         </w:rPr>
-        <w:t xml:space="preserve">Vocational Skill Certificate — Goldsmith   </w:t>
+        <w:t xml:space="preserve">Oil &amp; Gas Industry Operations and Markets   </w:t>
       </w:r>
       <w:r>
         <w:rPr>
@@ -4744,7 +4761,7 @@
           <w:sz w:val="16"/>
           <w:szCs w:val="16"/>
         </w:rPr>
-        <w:t xml:space="preserve">Technical and Vocational Training Organization of Iran  ·  Standard ID 7313207900301  ·  2025 · 42788555  ·  </w:t>
+        <w:t xml:space="preserve">Duke University  ·  2023 · G7DYSPR7M3RR  ·  </w:t>
       </w:r>
       <w:hyperlink r:id="rId46">
         <w:r>
@@ -4775,7 +4792,7 @@
           <w:sz w:val="16"/>
           <w:szCs w:val="16"/>
         </w:rPr>
-        <w:t xml:space="preserve">Petroleum Engineering with AI Applications   </w:t>
+        <w:t xml:space="preserve">Unity: Design &amp; Deform Meshes for 3D Geometry Control   </w:t>
       </w:r>
       <w:r>
         <w:rPr>
@@ -4786,7 +4803,7 @@
           <w:sz w:val="16"/>
           <w:szCs w:val="16"/>
         </w:rPr>
-        <w:t xml:space="preserve">Coursera Specialization  ·  </w:t>
+        <w:t xml:space="preserve">EDUCBA  ·  2025 · PAOC4O9D4ALK  ·  </w:t>
       </w:r>
       <w:hyperlink r:id="rId47">
         <w:r>
@@ -4798,7 +4815,7 @@
             <w:szCs w:val="16"/>
             <w:u w:val="none"/>
           </w:rPr>
-          <w:t>View Specialization Certificate</w:t>
+          <w:t>View certificate</w:t>
         </w:r>
       </w:hyperlink>
     </w:p>
@@ -4817,7 +4834,7 @@
           <w:sz w:val="16"/>
           <w:szCs w:val="16"/>
         </w:rPr>
-        <w:t xml:space="preserve">Introduction to Environmental Science   </w:t>
+        <w:t xml:space="preserve">Positive Psychiatry and Mental Health   </w:t>
       </w:r>
       <w:r>
         <w:rPr>
@@ -4828,7 +4845,7 @@
           <w:sz w:val="16"/>
           <w:szCs w:val="16"/>
         </w:rPr>
-        <w:t xml:space="preserve">Coursera Specialization  ·  </w:t>
+        <w:t xml:space="preserve">The University of Sydney  ·  2025 · LQ39UU674WEF  ·  </w:t>
       </w:r>
       <w:hyperlink r:id="rId48">
         <w:r>
@@ -4840,7 +4857,7 @@
             <w:szCs w:val="16"/>
             <w:u w:val="none"/>
           </w:rPr>
-          <w:t>View Specialization Certificate</w:t>
+          <w:t>View certificate</w:t>
         </w:r>
       </w:hyperlink>
     </w:p>
@@ -4859,7 +4876,7 @@
           <w:sz w:val="16"/>
           <w:szCs w:val="16"/>
         </w:rPr>
-        <w:t xml:space="preserve">Google Digital Marketing &amp; E-commerce Professional Certificate   </w:t>
+        <w:t xml:space="preserve">Firm Level Economics: Markets and Allocations   </w:t>
       </w:r>
       <w:r>
         <w:rPr>
@@ -4870,7 +4887,7 @@
           <w:sz w:val="16"/>
           <w:szCs w:val="16"/>
         </w:rPr>
-        <w:t xml:space="preserve">Coursera Professional Certificate  ·  </w:t>
+        <w:t xml:space="preserve">University of Illinois Urbana-Champaign  ·  2024 · XICPQ5ZM9KSV  ·  </w:t>
       </w:r>
       <w:hyperlink r:id="rId49">
         <w:r>
@@ -4882,7 +4899,7 @@
             <w:szCs w:val="16"/>
             <w:u w:val="none"/>
           </w:rPr>
-          <w:t>View Professional Certificate</w:t>
+          <w:t>View certificate</w:t>
         </w:r>
       </w:hyperlink>
     </w:p>
@@ -4901,7 +4918,7 @@
           <w:sz w:val="16"/>
           <w:szCs w:val="16"/>
         </w:rPr>
-        <w:t xml:space="preserve">Varjavand Intelligent Creative Software Co. — Activity License   </w:t>
+        <w:t xml:space="preserve">Introduction to Web Development   </w:t>
       </w:r>
       <w:r>
         <w:rPr>
@@ -4912,7 +4929,7 @@
           <w:sz w:val="16"/>
           <w:szCs w:val="16"/>
         </w:rPr>
-        <w:t xml:space="preserve">Tehran Provincial Computer Trade Organization  ·  </w:t>
+        <w:t xml:space="preserve">University of California, Davis  ·  2024 · OISIZ0VHN9AP  ·  </w:t>
       </w:r>
       <w:hyperlink r:id="rId50">
         <w:r>
@@ -4924,7 +4941,7 @@
             <w:szCs w:val="16"/>
             <w:u w:val="none"/>
           </w:rPr>
-          <w:t>View license</w:t>
+          <w:t>View certificate</w:t>
         </w:r>
       </w:hyperlink>
     </w:p>
@@ -4943,7 +4960,18 @@
           <w:sz w:val="16"/>
           <w:szCs w:val="16"/>
         </w:rPr>
-        <w:t xml:space="preserve">Home Business License — Artificial Intelligence   </w:t>
+        <w:t xml:space="preserve">How to Write and Publish a Scientific Paper   </w:t>
+      </w:r>
+      <w:r>
+        <w:rPr>
+          <w:rFonts w:cs="Times New Roman"/>
+          <w:b w:val="false"/>
+          <w:i w:val="false"/>
+          <w:color w:val="4D4D4D"/>
+          <w:sz w:val="16"/>
+          <w:szCs w:val="16"/>
+        </w:rPr>
+        <w:t xml:space="preserve">École Polytechnique  ·  2024 · TRG7BMSS8Q9I  ·  </w:t>
       </w:r>
       <w:hyperlink r:id="rId51">
         <w:r>
@@ -4955,7 +4983,7 @@
             <w:szCs w:val="16"/>
             <w:u w:val="none"/>
           </w:rPr>
-          <w:t>View license</w:t>
+          <w:t>View certificate</w:t>
         </w:r>
       </w:hyperlink>
     </w:p>
@@ -4974,7 +5002,18 @@
           <w:sz w:val="16"/>
           <w:szCs w:val="16"/>
         </w:rPr>
-        <w:t xml:space="preserve">Home Business License — Software System Architecture Design   </w:t>
+        <w:t xml:space="preserve">Firm Level Economics: Consumer and Producer Behavior   </w:t>
+      </w:r>
+      <w:r>
+        <w:rPr>
+          <w:rFonts w:cs="Times New Roman"/>
+          <w:b w:val="false"/>
+          <w:i w:val="false"/>
+          <w:color w:val="4D4D4D"/>
+          <w:sz w:val="16"/>
+          <w:szCs w:val="16"/>
+        </w:rPr>
+        <w:t xml:space="preserve">University of Illinois Urbana-Champaign  ·  2024 · 1JH025ZXSAFZ  ·  </w:t>
       </w:r>
       <w:hyperlink r:id="rId52">
         <w:r>
@@ -4986,7 +5025,7 @@
             <w:szCs w:val="16"/>
             <w:u w:val="none"/>
           </w:rPr>
-          <w:t>View license</w:t>
+          <w:t>View certificate</w:t>
         </w:r>
       </w:hyperlink>
     </w:p>
@@ -5005,7 +5044,18 @@
           <w:sz w:val="16"/>
           <w:szCs w:val="16"/>
         </w:rPr>
-        <w:t xml:space="preserve">Home Business License — Gold &amp; Jewelry Design   </w:t>
+        <w:t xml:space="preserve">Build a Full Website using WordPress   </w:t>
+      </w:r>
+      <w:r>
+        <w:rPr>
+          <w:rFonts w:cs="Times New Roman"/>
+          <w:b w:val="false"/>
+          <w:i w:val="false"/>
+          <w:color w:val="4D4D4D"/>
+          <w:sz w:val="16"/>
+          <w:szCs w:val="16"/>
+        </w:rPr>
+        <w:t xml:space="preserve">Coursera  ·  2023 · FLH3PRW9CBDC  ·  </w:t>
       </w:r>
       <w:hyperlink r:id="rId53">
         <w:r>
@@ -5017,7 +5067,7 @@
             <w:szCs w:val="16"/>
             <w:u w:val="none"/>
           </w:rPr>
-          <w:t>View license</w:t>
+          <w:t>View certificate</w:t>
         </w:r>
       </w:hyperlink>
     </w:p>
@@ -5036,7 +5086,18 @@
           <w:sz w:val="16"/>
           <w:szCs w:val="16"/>
         </w:rPr>
-        <w:t xml:space="preserve">Home Business License — Precious &amp; Semi-Precious Gemstone Cutting   </w:t>
+        <w:t xml:space="preserve">COVID-19 Contact Tracing   </w:t>
+      </w:r>
+      <w:r>
+        <w:rPr>
+          <w:rFonts w:cs="Times New Roman"/>
+          <w:b w:val="false"/>
+          <w:i w:val="false"/>
+          <w:color w:val="4D4D4D"/>
+          <w:sz w:val="16"/>
+          <w:szCs w:val="16"/>
+        </w:rPr>
+        <w:t xml:space="preserve">Johns Hopkins University  ·  2023 · CTXPE9DBBSWB  ·  </w:t>
       </w:r>
       <w:hyperlink r:id="rId54">
         <w:r>
@@ -5048,7 +5109,7 @@
             <w:szCs w:val="16"/>
             <w:u w:val="none"/>
           </w:rPr>
-          <w:t>View license</w:t>
+          <w:t>View certificate</w:t>
         </w:r>
       </w:hyperlink>
     </w:p>
@@ -5067,7 +5128,18 @@
           <w:sz w:val="16"/>
           <w:szCs w:val="16"/>
         </w:rPr>
-        <w:t xml:space="preserve">Home Business License — Software Programming   </w:t>
+        <w:t xml:space="preserve">High Stakes Leadership: Leading in Times of Crisis   </w:t>
+      </w:r>
+      <w:r>
+        <w:rPr>
+          <w:rFonts w:cs="Times New Roman"/>
+          <w:b w:val="false"/>
+          <w:i w:val="false"/>
+          <w:color w:val="4D4D4D"/>
+          <w:sz w:val="16"/>
+          <w:szCs w:val="16"/>
+        </w:rPr>
+        <w:t xml:space="preserve">University of Michigan  ·  2023 · XWTEBYE99LJU  ·  </w:t>
       </w:r>
       <w:hyperlink r:id="rId55">
         <w:r>
@@ -5079,27 +5151,9 @@
             <w:szCs w:val="16"/>
             <w:u w:val="none"/>
           </w:rPr>
-          <w:t>View license</w:t>
+          <w:t>View certificate</w:t>
         </w:r>
       </w:hyperlink>
-    </w:p>
-    <w:p>
-      <w:pPr>
-        <w:pStyle w:val="Normal"/>
-        <w:spacing w:lineRule="auto" w:line="240" w:before="0" w:after="0"/>
-        <w:rPr/>
-      </w:pPr>
-      <w:r>
-        <w:rPr>
-          <w:rFonts w:cs="Times New Roman"/>
-          <w:b w:val="false"/>
-          <w:i w:val="false"/>
-          <w:color w:val="1A1A1A"/>
-          <w:sz w:val="16"/>
-          <w:szCs w:val="16"/>
-        </w:rPr>
-        <w:t>Business License — Software Installation &amp; Setup Services and Related Activities (Legal Entity)</w:t>
-      </w:r>
     </w:p>
     <w:sectPr>
       <w:footerReference w:type="even" r:id="rId56"/>

--- a/assets/files/Aria-CV-En.docx
+++ b/assets/files/Aria-CV-En.docx
@@ -659,7 +659,7 @@
           <w:sz w:val="21"/>
           <w:szCs w:val="21"/>
         </w:rPr>
-        <w:t>Shahid Beheshti University, Tehran, Iran</w:t>
+        <w:t>Gemology Science and Art Development Co. (Gemsa), Knowledge-Based Company</w:t>
       </w:r>
     </w:p>
     <w:p>
@@ -681,7 +681,7 @@
           <w:sz w:val="21"/>
           <w:szCs w:val="21"/>
         </w:rPr>
-        <w:t>Research Collaborator</w:t>
+        <w:t>Research &amp; Development (R&amp;D) Manager</w:t>
       </w:r>
       <w:r>
         <w:rPr>
@@ -694,7 +694,28 @@
           <w:szCs w:val="21"/>
         </w:rPr>
         <w:tab/>
-        <w:t>Feb 2025 – Sep 2026</w:t>
+        <w:t>Sep 2024 – Apr 2025</w:t>
+      </w:r>
+    </w:p>
+    <w:p>
+      <w:pPr>
+        <w:pStyle w:val="Normal"/>
+        <w:pBdr>
+          <w:bottom w:val="single" w:sz="4" w:space="2" w:color="333333"/>
+        </w:pBdr>
+        <w:spacing w:lineRule="auto" w:line="240" w:before="60" w:after="60"/>
+        <w:rPr/>
+      </w:pPr>
+      <w:r>
+        <w:rPr>
+          <w:rFonts w:cs="Times New Roman"/>
+          <w:b/>
+          <w:i w:val="false"/>
+          <w:color w:val="1F4E79"/>
+          <w:sz w:val="23"/>
+          <w:szCs w:val="23"/>
+        </w:rPr>
+        <w:t>RESEARCH &amp; INVESTIGATIVE EXPERIENCE</w:t>
       </w:r>
     </w:p>
     <w:p>
@@ -710,44 +731,63 @@
       <w:r>
         <w:rPr>
           <w:rFonts w:cs="Times New Roman"/>
+          <w:b/>
+          <w:i w:val="false"/>
+          <w:color w:val="1A1A1A"/>
+          <w:sz w:val="21"/>
+          <w:szCs w:val="21"/>
+        </w:rPr>
+        <w:t>Academic Internship</w:t>
+      </w:r>
+      <w:r>
+        <w:rPr>
+          <w:rFonts w:cs="Times New Roman"/>
+          <w:b w:val="false"/>
+          <w:i w:val="false"/>
+          <w:color w:val="4D4D4D"/>
+          <w:spacing w:val="-3"/>
+          <w:sz w:val="21"/>
+          <w:szCs w:val="21"/>
+        </w:rPr>
+        <w:tab/>
+        <w:t>May 2025 – Aug 2025</w:t>
+      </w:r>
+    </w:p>
+    <w:p>
+      <w:pPr>
+        <w:pStyle w:val="Normal"/>
+        <w:spacing w:lineRule="auto" w:line="240" w:before="0" w:after="0"/>
+        <w:jc w:val="both"/>
+        <w:rPr/>
+      </w:pPr>
+      <w:r>
+        <w:rPr>
+          <w:rFonts w:cs="Times New Roman"/>
           <w:b w:val="false"/>
           <w:i/>
           <w:color w:val="4D4D4D"/>
           <w:sz w:val="21"/>
           <w:szCs w:val="21"/>
         </w:rPr>
-        <w:t>Technical Manager, SARMAD High-Performance Computing (HPC) System</w:t>
-      </w:r>
-      <w:r>
-        <w:rPr>
-          <w:rFonts w:cs="Times New Roman"/>
-          <w:b w:val="false"/>
-          <w:i w:val="false"/>
-          <w:color w:val="4D4D4D"/>
-          <w:spacing w:val="-3"/>
-          <w:sz w:val="21"/>
-          <w:szCs w:val="21"/>
-        </w:rPr>
-        <w:tab/>
-        <w:t>Feb 2025 – Aug 2026</w:t>
+        <w:t>National Iranian Oil Company</w:t>
       </w:r>
     </w:p>
     <w:p>
       <w:pPr>
         <w:pStyle w:val="Normal"/>
-        <w:spacing w:lineRule="auto" w:line="240" w:before="60" w:after="0"/>
+        <w:spacing w:lineRule="auto" w:line="240" w:before="0" w:after="40"/>
         <w:rPr/>
       </w:pPr>
       <w:r>
         <w:rPr>
           <w:rFonts w:cs="Times New Roman"/>
-          <w:b/>
-          <w:i w:val="false"/>
-          <w:color w:val="1A1A1A"/>
-          <w:sz w:val="21"/>
-          <w:szCs w:val="21"/>
-        </w:rPr>
-        <w:t>Gemology Science and Art Development Co. (Gemsa), Knowledge-Based Company</w:t>
+          <w:b w:val="false"/>
+          <w:i w:val="false"/>
+          <w:color w:val="4D4D4D"/>
+          <w:sz w:val="16"/>
+          <w:szCs w:val="16"/>
+        </w:rPr>
+        <w:t>Internship report: National Iranian South Oilfields Company, Geological Operations Department · Grade A · Supervised by Eng. Afshin Amini, Manager of NISOC's South Dezful Districts</w:t>
       </w:r>
     </w:p>
     <w:p>
@@ -763,47 +803,63 @@
       <w:r>
         <w:rPr>
           <w:rFonts w:cs="Times New Roman"/>
+          <w:b/>
+          <w:i w:val="false"/>
+          <w:color w:val="1A1A1A"/>
+          <w:sz w:val="21"/>
+          <w:szCs w:val="21"/>
+        </w:rPr>
+        <w:t>Research &amp; Development</w:t>
+      </w:r>
+      <w:r>
+        <w:rPr>
+          <w:rFonts w:cs="Times New Roman"/>
+          <w:b w:val="false"/>
+          <w:i w:val="false"/>
+          <w:color w:val="4D4D4D"/>
+          <w:spacing w:val="-3"/>
+          <w:sz w:val="21"/>
+          <w:szCs w:val="21"/>
+        </w:rPr>
+        <w:tab/>
+        <w:t>Sep 2024 – Apr 2025</w:t>
+      </w:r>
+    </w:p>
+    <w:p>
+      <w:pPr>
+        <w:pStyle w:val="Normal"/>
+        <w:spacing w:lineRule="auto" w:line="240" w:before="0" w:after="0"/>
+        <w:jc w:val="both"/>
+        <w:rPr/>
+      </w:pPr>
+      <w:r>
+        <w:rPr>
+          <w:rFonts w:cs="Times New Roman"/>
           <w:b w:val="false"/>
           <w:i/>
           <w:color w:val="4D4D4D"/>
           <w:sz w:val="21"/>
           <w:szCs w:val="21"/>
         </w:rPr>
-        <w:t>Research &amp; Development (R&amp;D) Manager</w:t>
-      </w:r>
-      <w:r>
-        <w:rPr>
-          <w:rFonts w:cs="Times New Roman"/>
-          <w:b w:val="false"/>
-          <w:i w:val="false"/>
-          <w:color w:val="4D4D4D"/>
-          <w:spacing w:val="-3"/>
-          <w:sz w:val="21"/>
-          <w:szCs w:val="21"/>
-        </w:rPr>
-        <w:tab/>
-        <w:t>Sep 2024 – Apr 2025</w:t>
+        <w:t>Gemology Science and Art Development Co. (Gemsa)</w:t>
       </w:r>
     </w:p>
     <w:p>
       <w:pPr>
         <w:pStyle w:val="Normal"/>
-        <w:pBdr>
-          <w:bottom w:val="single" w:sz="4" w:space="2" w:color="333333"/>
-        </w:pBdr>
-        <w:spacing w:lineRule="auto" w:line="240" w:before="60" w:after="60"/>
+        <w:spacing w:lineRule="auto" w:line="240" w:before="0" w:after="40"/>
         <w:rPr/>
       </w:pPr>
       <w:r>
         <w:rPr>
           <w:rFonts w:cs="Times New Roman"/>
-          <w:b/>
-          <w:i w:val="false"/>
-          <w:color w:val="1F4E79"/>
-          <w:sz w:val="23"/>
-          <w:szCs w:val="23"/>
-        </w:rPr>
-        <w:t>RESEARCH EXPERIENCE</w:t>
+          <w:b w:val="false"/>
+          <w:i w:val="false"/>
+          <w:color w:val="4D4D4D"/>
+          <w:sz w:val="16"/>
+          <w:szCs w:val="16"/>
+        </w:rPr>
+        <w:t>Research on Raman spectroscopy using spectrophotometric methods · Supervised by Prof. Fariborz Masoudi (Full Professor)</w:t>
       </w:r>
     </w:p>
     <w:p>
@@ -825,7 +881,7 @@
           <w:sz w:val="21"/>
           <w:szCs w:val="21"/>
         </w:rPr>
-        <w:t>Academic Internship</w:t>
+        <w:t>Research Collaborator</w:t>
       </w:r>
       <w:r>
         <w:rPr>
@@ -838,7 +894,7 @@
           <w:szCs w:val="21"/>
         </w:rPr>
         <w:tab/>
-        <w:t>May 2025 – Aug 2025</w:t>
+        <w:t>Oct 2024 – Present</w:t>
       </w:r>
     </w:p>
     <w:p>
@@ -857,7 +913,7 @@
           <w:sz w:val="21"/>
           <w:szCs w:val="21"/>
         </w:rPr>
-        <w:t>National Iranian Oil Company</w:t>
+        <w:t>Institute of Medicinal Plants and Raw Materials, Shahid Beheshti University</w:t>
       </w:r>
     </w:p>
     <w:p>
@@ -875,7 +931,7 @@
           <w:sz w:val="16"/>
           <w:szCs w:val="16"/>
         </w:rPr>
-        <w:t>Internship report: National Iranian South Oilfields Company, Geological Operations Department · Grade A</w:t>
+        <w:t>Supervised by Dr. Hassan Rezadoost Chahardehi (Associate Professor) · h_rezadoost@sbu.ac.ir</w:t>
       </w:r>
     </w:p>
     <w:p>
@@ -897,7 +953,7 @@
           <w:sz w:val="21"/>
           <w:szCs w:val="21"/>
         </w:rPr>
-        <w:t>Researcher and Research Collaborator</w:t>
+        <w:t>Research Collaborator and Manager, Physical Chemistry HPC Core</w:t>
       </w:r>
       <w:r>
         <w:rPr>
@@ -910,7 +966,7 @@
           <w:szCs w:val="21"/>
         </w:rPr>
         <w:tab/>
-        <w:t>Feb 2025 – Sep 2026</w:t>
+        <w:t>Apr 2025 – Present</w:t>
       </w:r>
     </w:p>
     <w:p>
@@ -929,7 +985,7 @@
           <w:sz w:val="21"/>
           <w:szCs w:val="21"/>
         </w:rPr>
-        <w:t>Shahid Beheshti University, Tehran</w:t>
+        <w:t>Faculty of Chemistry and Petroleum, Shahid Beheshti University, Tehran</w:t>
       </w:r>
     </w:p>
     <w:p>
@@ -947,7 +1003,7 @@
           <w:sz w:val="16"/>
           <w:szCs w:val="16"/>
         </w:rPr>
-        <w:t>Developing HPC infrastructure, supporting faculty with computational code, contributing to papers, and debugging scientific programs.</w:t>
+        <w:t>Supervised by Prof. Mansour Zahedi (Full Professor) · M-Zahedi@sbu.ac.ir</w:t>
       </w:r>
     </w:p>
     <w:p>
@@ -969,7 +1025,7 @@
           <w:sz w:val="21"/>
           <w:szCs w:val="21"/>
         </w:rPr>
-        <w:t>Research &amp; Development</w:t>
+        <w:t>Earth Sciences Researcher</w:t>
       </w:r>
       <w:r>
         <w:rPr>
@@ -982,7 +1038,7 @@
           <w:szCs w:val="21"/>
         </w:rPr>
         <w:tab/>
-        <w:t>Sep 2024 – Apr 2025</w:t>
+        <w:t>Jan 2026 – Present</w:t>
       </w:r>
     </w:p>
     <w:p>
@@ -1001,7 +1057,7 @@
           <w:sz w:val="21"/>
           <w:szCs w:val="21"/>
         </w:rPr>
-        <w:t>Gemology Science and Art Development Co. (Gemsa)</w:t>
+        <w:t>Pars Geological Research Center (Arian Zamin)</w:t>
       </w:r>
     </w:p>
     <w:p>
@@ -1019,7 +1075,100 @@
           <w:sz w:val="16"/>
           <w:szCs w:val="16"/>
         </w:rPr>
-        <w:t>Research on Raman spectroscopy using spectrophotometric methods.</w:t>
+        <w:t>Supervised by Prof. Mansour Ghorbani (Full Professor) · m-ghorbani@sbu.ac.ir</w:t>
+      </w:r>
+    </w:p>
+    <w:p>
+      <w:pPr>
+        <w:pStyle w:val="Normal"/>
+        <w:pBdr>
+          <w:bottom w:val="single" w:sz="4" w:space="2" w:color="333333"/>
+        </w:pBdr>
+        <w:spacing w:lineRule="auto" w:line="240" w:before="60" w:after="60"/>
+        <w:rPr/>
+      </w:pPr>
+      <w:r>
+        <w:rPr>
+          <w:rFonts w:cs="Times New Roman"/>
+          <w:b/>
+          <w:i w:val="false"/>
+          <w:color w:val="1F4E79"/>
+          <w:sz w:val="23"/>
+          <w:szCs w:val="23"/>
+        </w:rPr>
+        <w:t>TEACHING ACTIVITIES</w:t>
+      </w:r>
+    </w:p>
+    <w:p>
+      <w:pPr>
+        <w:pStyle w:val="Normal"/>
+        <w:tabs>
+          <w:tab w:val="clear" w:pos="720"/>
+          <w:tab w:val="right" w:pos="10318" w:leader="none"/>
+        </w:tabs>
+        <w:spacing w:lineRule="auto" w:line="240" w:before="0" w:after="0"/>
+        <w:rPr/>
+      </w:pPr>
+      <w:r>
+        <w:rPr>
+          <w:rFonts w:cs="Times New Roman"/>
+          <w:b/>
+          <w:i w:val="false"/>
+          <w:color w:val="1A1A1A"/>
+          <w:sz w:val="21"/>
+          <w:szCs w:val="21"/>
+        </w:rPr>
+        <w:t>Research Week Events &amp; Workshops Series</w:t>
+      </w:r>
+      <w:r>
+        <w:rPr>
+          <w:rFonts w:cs="Times New Roman"/>
+          <w:b w:val="false"/>
+          <w:i w:val="false"/>
+          <w:color w:val="4D4D4D"/>
+          <w:spacing w:val="-3"/>
+          <w:sz w:val="21"/>
+          <w:szCs w:val="21"/>
+        </w:rPr>
+        <w:tab/>
+        <w:t>Jan 2026 – Feb 2026</w:t>
+      </w:r>
+    </w:p>
+    <w:p>
+      <w:pPr>
+        <w:pStyle w:val="Normal"/>
+        <w:spacing w:lineRule="auto" w:line="240" w:before="0" w:after="0"/>
+        <w:jc w:val="both"/>
+        <w:rPr/>
+      </w:pPr>
+      <w:r>
+        <w:rPr>
+          <w:rFonts w:cs="Times New Roman"/>
+          <w:b w:val="false"/>
+          <w:i/>
+          <w:color w:val="4D4D4D"/>
+          <w:sz w:val="21"/>
+          <w:szCs w:val="21"/>
+        </w:rPr>
+        <w:t>Shahid Beheshti University, Tehran</w:t>
+      </w:r>
+    </w:p>
+    <w:p>
+      <w:pPr>
+        <w:pStyle w:val="Normal"/>
+        <w:spacing w:lineRule="auto" w:line="240" w:before="0" w:after="40"/>
+        <w:rPr/>
+      </w:pPr>
+      <w:r>
+        <w:rPr>
+          <w:rFonts w:cs="Times New Roman"/>
+          <w:b w:val="false"/>
+          <w:i w:val="false"/>
+          <w:color w:val="4D4D4D"/>
+          <w:sz w:val="16"/>
+          <w:szCs w:val="16"/>
+        </w:rPr>
+        <w:t>Instructor · Workshop: Introduction to Parallel Processing Systems and Linux-Based High-Performance Computing Environments</w:t>
       </w:r>
     </w:p>
     <w:p>
@@ -1772,99 +1921,6 @@
           <w:szCs w:val="21"/>
         </w:rPr>
         <w:t>Iranian Patent Application · Sole Inventor</w:t>
-      </w:r>
-    </w:p>
-    <w:p>
-      <w:pPr>
-        <w:pStyle w:val="Normal"/>
-        <w:pBdr>
-          <w:bottom w:val="single" w:sz="4" w:space="2" w:color="333333"/>
-        </w:pBdr>
-        <w:spacing w:lineRule="auto" w:line="240" w:before="60" w:after="60"/>
-        <w:rPr/>
-      </w:pPr>
-      <w:r>
-        <w:rPr>
-          <w:rFonts w:cs="Times New Roman"/>
-          <w:b/>
-          <w:i w:val="false"/>
-          <w:color w:val="1F4E79"/>
-          <w:sz w:val="23"/>
-          <w:szCs w:val="23"/>
-        </w:rPr>
-        <w:t>TEACHING ACTIVITIES</w:t>
-      </w:r>
-    </w:p>
-    <w:p>
-      <w:pPr>
-        <w:pStyle w:val="Normal"/>
-        <w:tabs>
-          <w:tab w:val="clear" w:pos="720"/>
-          <w:tab w:val="right" w:pos="10318" w:leader="none"/>
-        </w:tabs>
-        <w:spacing w:lineRule="auto" w:line="240" w:before="0" w:after="0"/>
-        <w:rPr/>
-      </w:pPr>
-      <w:r>
-        <w:rPr>
-          <w:rFonts w:cs="Times New Roman"/>
-          <w:b/>
-          <w:i w:val="false"/>
-          <w:color w:val="1A1A1A"/>
-          <w:sz w:val="21"/>
-          <w:szCs w:val="21"/>
-        </w:rPr>
-        <w:t>Research Week Events &amp; Workshops Series</w:t>
-      </w:r>
-      <w:r>
-        <w:rPr>
-          <w:rFonts w:cs="Times New Roman"/>
-          <w:b w:val="false"/>
-          <w:i w:val="false"/>
-          <w:color w:val="4D4D4D"/>
-          <w:spacing w:val="-3"/>
-          <w:sz w:val="21"/>
-          <w:szCs w:val="21"/>
-        </w:rPr>
-        <w:tab/>
-        <w:t>Jan 2026 – Feb 2026</w:t>
-      </w:r>
-    </w:p>
-    <w:p>
-      <w:pPr>
-        <w:pStyle w:val="Normal"/>
-        <w:spacing w:lineRule="auto" w:line="240" w:before="0" w:after="0"/>
-        <w:jc w:val="both"/>
-        <w:rPr/>
-      </w:pPr>
-      <w:r>
-        <w:rPr>
-          <w:rFonts w:cs="Times New Roman"/>
-          <w:b w:val="false"/>
-          <w:i/>
-          <w:color w:val="4D4D4D"/>
-          <w:sz w:val="21"/>
-          <w:szCs w:val="21"/>
-        </w:rPr>
-        <w:t>Shahid Beheshti University, Tehran</w:t>
-      </w:r>
-    </w:p>
-    <w:p>
-      <w:pPr>
-        <w:pStyle w:val="Normal"/>
-        <w:spacing w:lineRule="auto" w:line="240" w:before="0" w:after="40"/>
-        <w:rPr/>
-      </w:pPr>
-      <w:r>
-        <w:rPr>
-          <w:rFonts w:cs="Times New Roman"/>
-          <w:b w:val="false"/>
-          <w:i w:val="false"/>
-          <w:color w:val="4D4D4D"/>
-          <w:sz w:val="16"/>
-          <w:szCs w:val="16"/>
-        </w:rPr>
-        <w:t>Instructor · Workshop: Introduction to Parallel Processing Systems and Linux-Based High-Performance Computing Environments</w:t>
       </w:r>
     </w:p>
     <w:p>
@@ -5203,7 +5259,7 @@
         <w:sz w:val="16"/>
         <w:szCs w:val="16"/>
       </w:rPr>
-      <w:t>Last updated: September 15, 2026</w:t>
+      <w:t>Last updated: September 16, 2026</w:t>
     </w:r>
   </w:p>
 </w:ftr>
@@ -5227,7 +5283,7 @@
         <w:sz w:val="16"/>
         <w:szCs w:val="16"/>
       </w:rPr>
-      <w:t>Last updated: September 15, 2026</w:t>
+      <w:t>Last updated: September 16, 2026</w:t>
     </w:r>
   </w:p>
 </w:ftr>

--- a/assets/files/Aria-CV-En.docx
+++ b/assets/files/Aria-CV-En.docx
@@ -475,6 +475,24 @@
     <w:p>
       <w:pPr>
         <w:pStyle w:val="Normal"/>
+        <w:spacing w:lineRule="auto" w:line="240" w:before="0" w:after="0"/>
+        <w:rPr/>
+      </w:pPr>
+      <w:r>
+        <w:rPr>
+          <w:rFonts w:cs="Times New Roman"/>
+          <w:b w:val="false"/>
+          <w:i w:val="false"/>
+          <w:color w:val="4D4D4D"/>
+          <w:sz w:val="16"/>
+          <w:szCs w:val="16"/>
+        </w:rPr>
+        <w:t>Full-Time</w:t>
+      </w:r>
+    </w:p>
+    <w:p>
+      <w:pPr>
+        <w:pStyle w:val="Normal"/>
         <w:spacing w:lineRule="auto" w:line="240" w:before="0" w:after="40"/>
         <w:rPr/>
       </w:pPr>
@@ -559,10 +577,6 @@
     <w:p>
       <w:pPr>
         <w:pStyle w:val="Normal"/>
-        <w:tabs>
-          <w:tab w:val="clear" w:pos="720"/>
-          <w:tab w:val="right" w:pos="10318" w:leader="none"/>
-        </w:tabs>
         <w:spacing w:lineRule="auto" w:line="240" w:before="0" w:after="0"/>
         <w:rPr/>
       </w:pPr>
@@ -570,43 +584,12 @@
         <w:rPr>
           <w:rFonts w:cs="Times New Roman"/>
           <w:b w:val="false"/>
-          <w:i/>
+          <w:i w:val="false"/>
           <w:color w:val="4D4D4D"/>
-          <w:sz w:val="21"/>
-          <w:szCs w:val="21"/>
-        </w:rPr>
-        <w:t>Editorial Specialist and Publications Researcher</w:t>
-      </w:r>
-      <w:r>
-        <w:rPr>
-          <w:rFonts w:cs="Times New Roman"/>
-          <w:b w:val="false"/>
-          <w:i w:val="false"/>
-          <w:color w:val="4D4D4D"/>
-          <w:spacing w:val="-3"/>
-          <w:sz w:val="21"/>
-          <w:szCs w:val="21"/>
-        </w:rPr>
-        <w:tab/>
-        <w:t>Mar 2023 – Apr 2026</w:t>
-      </w:r>
-    </w:p>
-    <w:p>
-      <w:pPr>
-        <w:pStyle w:val="Normal"/>
-        <w:spacing w:lineRule="auto" w:line="240" w:before="60" w:after="0"/>
-        <w:rPr/>
-      </w:pPr>
-      <w:r>
-        <w:rPr>
-          <w:rFonts w:cs="Times New Roman"/>
-          <w:b/>
-          <w:i w:val="false"/>
-          <w:color w:val="1A1A1A"/>
-          <w:sz w:val="21"/>
-          <w:szCs w:val="21"/>
-        </w:rPr>
-        <w:t>Pars Geological Research Center (Arian Zamin)</w:t>
+          <w:sz w:val="16"/>
+          <w:szCs w:val="16"/>
+        </w:rPr>
+        <w:t>Full-Time</w:t>
       </w:r>
     </w:p>
     <w:p>
@@ -628,7 +611,7 @@
           <w:sz w:val="21"/>
           <w:szCs w:val="21"/>
         </w:rPr>
-        <w:t>Geology Specialist</w:t>
+        <w:t>Editorial Specialist and Publications Researcher</w:t>
       </w:r>
       <w:r>
         <w:rPr>
@@ -641,7 +624,25 @@
           <w:szCs w:val="21"/>
         </w:rPr>
         <w:tab/>
-        <w:t>Feb 2023 – Present</w:t>
+        <w:t>Mar 2023 – Apr 2026</w:t>
+      </w:r>
+    </w:p>
+    <w:p>
+      <w:pPr>
+        <w:pStyle w:val="Normal"/>
+        <w:spacing w:lineRule="auto" w:line="240" w:before="0" w:after="0"/>
+        <w:rPr/>
+      </w:pPr>
+      <w:r>
+        <w:rPr>
+          <w:rFonts w:cs="Times New Roman"/>
+          <w:b w:val="false"/>
+          <w:i w:val="false"/>
+          <w:color w:val="4D4D4D"/>
+          <w:sz w:val="16"/>
+          <w:szCs w:val="16"/>
+        </w:rPr>
+        <w:t>Full-Time</w:t>
       </w:r>
     </w:p>
     <w:p>
@@ -659,7 +660,7 @@
           <w:sz w:val="21"/>
           <w:szCs w:val="21"/>
         </w:rPr>
-        <w:t>Gemology Science and Art Development Co. (Gemsa), Knowledge-Based Company</w:t>
+        <w:t>Pars Geological Research Center (Arian Zamin)</w:t>
       </w:r>
     </w:p>
     <w:p>
@@ -681,7 +682,7 @@
           <w:sz w:val="21"/>
           <w:szCs w:val="21"/>
         </w:rPr>
-        <w:t>Research &amp; Development (R&amp;D) Manager</w:t>
+        <w:t>Geology Specialist</w:t>
       </w:r>
       <w:r>
         <w:rPr>
@@ -694,7 +695,96 @@
           <w:szCs w:val="21"/>
         </w:rPr>
         <w:tab/>
+        <w:t>Feb 2023 – Present</w:t>
+      </w:r>
+    </w:p>
+    <w:p>
+      <w:pPr>
+        <w:pStyle w:val="Normal"/>
+        <w:spacing w:lineRule="auto" w:line="240" w:before="0" w:after="0"/>
+        <w:rPr/>
+      </w:pPr>
+      <w:r>
+        <w:rPr>
+          <w:rFonts w:cs="Times New Roman"/>
+          <w:b w:val="false"/>
+          <w:i w:val="false"/>
+          <w:color w:val="4D4D4D"/>
+          <w:sz w:val="16"/>
+          <w:szCs w:val="16"/>
+        </w:rPr>
+        <w:t>Full-Time</w:t>
+      </w:r>
+    </w:p>
+    <w:p>
+      <w:pPr>
+        <w:pStyle w:val="Normal"/>
+        <w:spacing w:lineRule="auto" w:line="240" w:before="60" w:after="0"/>
+        <w:rPr/>
+      </w:pPr>
+      <w:r>
+        <w:rPr>
+          <w:rFonts w:cs="Times New Roman"/>
+          <w:b/>
+          <w:i w:val="false"/>
+          <w:color w:val="1A1A1A"/>
+          <w:sz w:val="21"/>
+          <w:szCs w:val="21"/>
+        </w:rPr>
+        <w:t>Gemology Science and Art Development Co. (Gemsa), Knowledge-Based Company</w:t>
+      </w:r>
+    </w:p>
+    <w:p>
+      <w:pPr>
+        <w:pStyle w:val="Normal"/>
+        <w:tabs>
+          <w:tab w:val="clear" w:pos="720"/>
+          <w:tab w:val="right" w:pos="10318" w:leader="none"/>
+        </w:tabs>
+        <w:spacing w:lineRule="auto" w:line="240" w:before="0" w:after="0"/>
+        <w:rPr/>
+      </w:pPr>
+      <w:r>
+        <w:rPr>
+          <w:rFonts w:cs="Times New Roman"/>
+          <w:b w:val="false"/>
+          <w:i/>
+          <w:color w:val="4D4D4D"/>
+          <w:sz w:val="21"/>
+          <w:szCs w:val="21"/>
+        </w:rPr>
+        <w:t>Research &amp; Development (R&amp;D) Manager</w:t>
+      </w:r>
+      <w:r>
+        <w:rPr>
+          <w:rFonts w:cs="Times New Roman"/>
+          <w:b w:val="false"/>
+          <w:i w:val="false"/>
+          <w:color w:val="4D4D4D"/>
+          <w:spacing w:val="-3"/>
+          <w:sz w:val="21"/>
+          <w:szCs w:val="21"/>
+        </w:rPr>
+        <w:tab/>
         <w:t>Sep 2024 – Apr 2025</w:t>
+      </w:r>
+    </w:p>
+    <w:p>
+      <w:pPr>
+        <w:pStyle w:val="Normal"/>
+        <w:spacing w:lineRule="auto" w:line="240" w:before="0" w:after="0"/>
+        <w:rPr/>
+      </w:pPr>
+      <w:r>
+        <w:rPr>
+          <w:rFonts w:cs="Times New Roman"/>
+          <w:b w:val="false"/>
+          <w:i w:val="false"/>
+          <w:color w:val="4D4D4D"/>
+          <w:sz w:val="16"/>
+          <w:szCs w:val="16"/>
+        </w:rPr>
+        <w:t>Full-Time</w:t>
       </w:r>
     </w:p>
     <w:p>
@@ -5259,7 +5349,7 @@
         <w:sz w:val="16"/>
         <w:szCs w:val="16"/>
       </w:rPr>
-      <w:t>Last updated: September 16, 2026</w:t>
+      <w:t>Last updated: September 17, 2026</w:t>
     </w:r>
   </w:p>
 </w:ftr>
@@ -5283,7 +5373,7 @@
         <w:sz w:val="16"/>
         <w:szCs w:val="16"/>
       </w:rPr>
-      <w:t>Last updated: September 16, 2026</w:t>
+      <w:t>Last updated: September 17, 2026</w:t>
     </w:r>
   </w:p>
 </w:ftr>

--- a/assets/files/Aria-CV-En.docx
+++ b/assets/files/Aria-CV-En.docx
@@ -456,7 +456,7 @@
           <w:sz w:val="21"/>
           <w:szCs w:val="21"/>
         </w:rPr>
-        <w:t>Chief Executive Officer (CEO) and Chairman of the Board</w:t>
+        <w:t>Chief Executive Officer (CEO) and Chairman of the Board  ·  Full-Time</w:t>
       </w:r>
       <w:r>
         <w:rPr>
@@ -470,24 +470,6 @@
         </w:rPr>
         <w:tab/>
         <w:t>Jul 2025 – Present</w:t>
-      </w:r>
-    </w:p>
-    <w:p>
-      <w:pPr>
-        <w:pStyle w:val="Normal"/>
-        <w:spacing w:lineRule="auto" w:line="240" w:before="0" w:after="0"/>
-        <w:rPr/>
-      </w:pPr>
-      <w:r>
-        <w:rPr>
-          <w:rFonts w:cs="Times New Roman"/>
-          <w:b w:val="false"/>
-          <w:i w:val="false"/>
-          <w:color w:val="4D4D4D"/>
-          <w:sz w:val="16"/>
-          <w:szCs w:val="16"/>
-        </w:rPr>
-        <w:t>Full-Time</w:t>
       </w:r>
     </w:p>
     <w:p>
@@ -558,7 +540,7 @@
           <w:sz w:val="21"/>
           <w:szCs w:val="21"/>
         </w:rPr>
-        <w:t>Director</w:t>
+        <w:t>Director  ·  Full-Time</w:t>
       </w:r>
       <w:r>
         <w:rPr>
@@ -572,24 +554,6 @@
         </w:rPr>
         <w:tab/>
         <w:t>Apr 2026 – Present</w:t>
-      </w:r>
-    </w:p>
-    <w:p>
-      <w:pPr>
-        <w:pStyle w:val="Normal"/>
-        <w:spacing w:lineRule="auto" w:line="240" w:before="0" w:after="0"/>
-        <w:rPr/>
-      </w:pPr>
-      <w:r>
-        <w:rPr>
-          <w:rFonts w:cs="Times New Roman"/>
-          <w:b w:val="false"/>
-          <w:i w:val="false"/>
-          <w:color w:val="4D4D4D"/>
-          <w:sz w:val="16"/>
-          <w:szCs w:val="16"/>
-        </w:rPr>
-        <w:t>Full-Time</w:t>
       </w:r>
     </w:p>
     <w:p>
@@ -611,7 +575,7 @@
           <w:sz w:val="21"/>
           <w:szCs w:val="21"/>
         </w:rPr>
-        <w:t>Editorial Specialist and Publications Researcher</w:t>
+        <w:t>Editorial Specialist and Publications Researcher  ·  Part-Time</w:t>
       </w:r>
       <w:r>
         <w:rPr>
@@ -625,24 +589,6 @@
         </w:rPr>
         <w:tab/>
         <w:t>Mar 2023 – Apr 2026</w:t>
-      </w:r>
-    </w:p>
-    <w:p>
-      <w:pPr>
-        <w:pStyle w:val="Normal"/>
-        <w:spacing w:lineRule="auto" w:line="240" w:before="0" w:after="0"/>
-        <w:rPr/>
-      </w:pPr>
-      <w:r>
-        <w:rPr>
-          <w:rFonts w:cs="Times New Roman"/>
-          <w:b w:val="false"/>
-          <w:i w:val="false"/>
-          <w:color w:val="4D4D4D"/>
-          <w:sz w:val="16"/>
-          <w:szCs w:val="16"/>
-        </w:rPr>
-        <w:t>Full-Time</w:t>
       </w:r>
     </w:p>
     <w:p>
@@ -682,7 +628,7 @@
           <w:sz w:val="21"/>
           <w:szCs w:val="21"/>
         </w:rPr>
-        <w:t>Geology Specialist</w:t>
+        <w:t>Geology Specialist  ·  Full-Time</w:t>
       </w:r>
       <w:r>
         <w:rPr>
@@ -696,24 +642,6 @@
         </w:rPr>
         <w:tab/>
         <w:t>Feb 2023 – Present</w:t>
-      </w:r>
-    </w:p>
-    <w:p>
-      <w:pPr>
-        <w:pStyle w:val="Normal"/>
-        <w:spacing w:lineRule="auto" w:line="240" w:before="0" w:after="0"/>
-        <w:rPr/>
-      </w:pPr>
-      <w:r>
-        <w:rPr>
-          <w:rFonts w:cs="Times New Roman"/>
-          <w:b w:val="false"/>
-          <w:i w:val="false"/>
-          <w:color w:val="4D4D4D"/>
-          <w:sz w:val="16"/>
-          <w:szCs w:val="16"/>
-        </w:rPr>
-        <w:t>Full-Time</w:t>
       </w:r>
     </w:p>
     <w:p>
@@ -753,7 +681,7 @@
           <w:sz w:val="21"/>
           <w:szCs w:val="21"/>
         </w:rPr>
-        <w:t>Research &amp; Development (R&amp;D) Manager</w:t>
+        <w:t>Research &amp; Development (R&amp;D) Manager  ·  Full-Time</w:t>
       </w:r>
       <w:r>
         <w:rPr>
@@ -767,24 +695,6 @@
         </w:rPr>
         <w:tab/>
         <w:t>Sep 2024 – Apr 2025</w:t>
-      </w:r>
-    </w:p>
-    <w:p>
-      <w:pPr>
-        <w:pStyle w:val="Normal"/>
-        <w:spacing w:lineRule="auto" w:line="240" w:before="0" w:after="0"/>
-        <w:rPr/>
-      </w:pPr>
-      <w:r>
-        <w:rPr>
-          <w:rFonts w:cs="Times New Roman"/>
-          <w:b w:val="false"/>
-          <w:i w:val="false"/>
-          <w:color w:val="4D4D4D"/>
-          <w:sz w:val="16"/>
-          <w:szCs w:val="16"/>
-        </w:rPr>
-        <w:t>Full-Time</w:t>
       </w:r>
     </w:p>
     <w:p>
@@ -1021,7 +931,7 @@
           <w:sz w:val="16"/>
           <w:szCs w:val="16"/>
         </w:rPr>
-        <w:t>Supervised by Dr. Hassan Rezadoost Chahardehi (Associate Professor) · h_rezadoost@sbu.ac.ir</w:t>
+        <w:t>Research on chemical characterization and data analysis of medicinal plant and raw material samples · Supervised by Dr. Hassan Rezadoost Chahardehi (Associate Professor) · h_rezadoost@sbu.ac.ir</w:t>
       </w:r>
     </w:p>
     <w:p>
@@ -1093,7 +1003,7 @@
           <w:sz w:val="16"/>
           <w:szCs w:val="16"/>
         </w:rPr>
-        <w:t>Supervised by Prof. Mansour Zahedi (Full Professor) · M-Zahedi@sbu.ac.ir</w:t>
+        <w:t>Managing and developing the faculty's HPC infrastructure to support computational and physical chemistry research · Supervised by Prof. Mansour Zahedi (Full Professor) · M-Zahedi@sbu.ac.ir</w:t>
       </w:r>
     </w:p>
     <w:p>
@@ -1128,7 +1038,7 @@
           <w:szCs w:val="21"/>
         </w:rPr>
         <w:tab/>
-        <w:t>Jan 2026 – Present</w:t>
+        <w:t>Jan 2023 – Present</w:t>
       </w:r>
     </w:p>
     <w:p>
@@ -1165,7 +1075,7 @@
           <w:sz w:val="16"/>
           <w:szCs w:val="16"/>
         </w:rPr>
-        <w:t>Supervised by Prof. Mansour Ghorbani (Full Professor) · m-ghorbani@sbu.ac.ir</w:t>
+        <w:t>Research on economic geology and mineral deposits, including petrographic and geochemical data analysis · Supervised by Prof. Mansour Ghorbani (Full Professor) · m-ghorbani@sbu.ac.ir</w:t>
       </w:r>
     </w:p>
     <w:p>
@@ -1259,6 +1169,150 @@
           <w:szCs w:val="16"/>
         </w:rPr>
         <w:t>Instructor · Workshop: Introduction to Parallel Processing Systems and Linux-Based High-Performance Computing Environments</w:t>
+      </w:r>
+    </w:p>
+    <w:p>
+      <w:pPr>
+        <w:pStyle w:val="Normal"/>
+        <w:tabs>
+          <w:tab w:val="clear" w:pos="720"/>
+          <w:tab w:val="right" w:pos="10318" w:leader="none"/>
+        </w:tabs>
+        <w:spacing w:lineRule="auto" w:line="240" w:before="0" w:after="0"/>
+        <w:rPr/>
+      </w:pPr>
+      <w:r>
+        <w:rPr>
+          <w:rFonts w:cs="Times New Roman"/>
+          <w:b/>
+          <w:i w:val="false"/>
+          <w:color w:val="1A1A1A"/>
+          <w:sz w:val="21"/>
+          <w:szCs w:val="21"/>
+        </w:rPr>
+        <w:t>Igneous Petrology</w:t>
+      </w:r>
+      <w:r>
+        <w:rPr>
+          <w:rFonts w:cs="Times New Roman"/>
+          <w:b w:val="false"/>
+          <w:i w:val="false"/>
+          <w:color w:val="4D4D4D"/>
+          <w:spacing w:val="-3"/>
+          <w:sz w:val="21"/>
+          <w:szCs w:val="21"/>
+        </w:rPr>
+        <w:tab/>
+        <w:t>Oct 2025 – Feb 2026</w:t>
+      </w:r>
+    </w:p>
+    <w:p>
+      <w:pPr>
+        <w:pStyle w:val="Normal"/>
+        <w:spacing w:lineRule="auto" w:line="240" w:before="0" w:after="0"/>
+        <w:jc w:val="both"/>
+        <w:rPr/>
+      </w:pPr>
+      <w:r>
+        <w:rPr>
+          <w:rFonts w:cs="Times New Roman"/>
+          <w:b w:val="false"/>
+          <w:i/>
+          <w:color w:val="4D4D4D"/>
+          <w:sz w:val="21"/>
+          <w:szCs w:val="21"/>
+        </w:rPr>
+        <w:t>Shahid Beheshti University, Tehran, Faculty of Earth Sciences</w:t>
+      </w:r>
+    </w:p>
+    <w:p>
+      <w:pPr>
+        <w:pStyle w:val="Normal"/>
+        <w:spacing w:lineRule="auto" w:line="240" w:before="0" w:after="40"/>
+        <w:rPr/>
+      </w:pPr>
+      <w:r>
+        <w:rPr>
+          <w:rFonts w:cs="Times New Roman"/>
+          <w:b w:val="false"/>
+          <w:i w:val="false"/>
+          <w:color w:val="4D4D4D"/>
+          <w:sz w:val="16"/>
+          <w:szCs w:val="16"/>
+        </w:rPr>
+        <w:t>Teaching Assistant · Course for third-semester undergraduate students · Supervised by Prof. Mansour Ghorbani (Full Professor)</w:t>
+      </w:r>
+    </w:p>
+    <w:p>
+      <w:pPr>
+        <w:pStyle w:val="Normal"/>
+        <w:tabs>
+          <w:tab w:val="clear" w:pos="720"/>
+          <w:tab w:val="right" w:pos="10318" w:leader="none"/>
+        </w:tabs>
+        <w:spacing w:lineRule="auto" w:line="240" w:before="0" w:after="0"/>
+        <w:rPr/>
+      </w:pPr>
+      <w:r>
+        <w:rPr>
+          <w:rFonts w:cs="Times New Roman"/>
+          <w:b/>
+          <w:i w:val="false"/>
+          <w:color w:val="1A1A1A"/>
+          <w:sz w:val="21"/>
+          <w:szCs w:val="21"/>
+        </w:rPr>
+        <w:t>Igneous Petrology</w:t>
+      </w:r>
+      <w:r>
+        <w:rPr>
+          <w:rFonts w:cs="Times New Roman"/>
+          <w:b w:val="false"/>
+          <w:i w:val="false"/>
+          <w:color w:val="4D4D4D"/>
+          <w:spacing w:val="-3"/>
+          <w:sz w:val="21"/>
+          <w:szCs w:val="21"/>
+        </w:rPr>
+        <w:tab/>
+        <w:t>Oct 2024 – Feb 2025</w:t>
+      </w:r>
+    </w:p>
+    <w:p>
+      <w:pPr>
+        <w:pStyle w:val="Normal"/>
+        <w:spacing w:lineRule="auto" w:line="240" w:before="0" w:after="0"/>
+        <w:jc w:val="both"/>
+        <w:rPr/>
+      </w:pPr>
+      <w:r>
+        <w:rPr>
+          <w:rFonts w:cs="Times New Roman"/>
+          <w:b w:val="false"/>
+          <w:i/>
+          <w:color w:val="4D4D4D"/>
+          <w:sz w:val="21"/>
+          <w:szCs w:val="21"/>
+        </w:rPr>
+        <w:t>Shahid Beheshti University, Tehran, Faculty of Earth Sciences</w:t>
+      </w:r>
+    </w:p>
+    <w:p>
+      <w:pPr>
+        <w:pStyle w:val="Normal"/>
+        <w:spacing w:lineRule="auto" w:line="240" w:before="0" w:after="40"/>
+        <w:rPr/>
+      </w:pPr>
+      <w:r>
+        <w:rPr>
+          <w:rFonts w:cs="Times New Roman"/>
+          <w:b w:val="false"/>
+          <w:i w:val="false"/>
+          <w:color w:val="4D4D4D"/>
+          <w:sz w:val="16"/>
+          <w:szCs w:val="16"/>
+        </w:rPr>
+        <w:t>Teaching Assistant · Course for third-semester undergraduate students · Supervised by Prof. Mansour Ghorbani (Full Professor)</w:t>
       </w:r>
     </w:p>
     <w:p>

--- a/assets/files/Aria-CV-En.docx
+++ b/assets/files/Aria-CV-En.docx
@@ -931,7 +931,7 @@
           <w:sz w:val="16"/>
           <w:szCs w:val="16"/>
         </w:rPr>
-        <w:t>Research on chemical characterization and data analysis of medicinal plant and raw material samples · Supervised by Dr. Hassan Rezadoost Chahardehi (Associate Professor) · h_rezadoost@sbu.ac.ir</w:t>
+        <w:t>Designed, built, and operated the group's computing infrastructure and processing environment · Directly assisted with running and compiling code, and supported its users · Supervised by Dr. Hassan Rezadoost Chahardehi (Associate Professor) · h_rezadoost@sbu.ac.ir</w:t>
       </w:r>
     </w:p>
     <w:p>
@@ -1003,7 +1003,7 @@
           <w:sz w:val="16"/>
           <w:szCs w:val="16"/>
         </w:rPr>
-        <w:t>Managing and developing the faculty's HPC infrastructure to support computational and physical chemistry research · Supervised by Prof. Mansour Zahedi (Full Professor) · M-Zahedi@sbu.ac.ir</w:t>
+        <w:t>Managing and developing the faculty's HPC infrastructure to support computational and physical chemistry research · Also assisted with managing computing users, compiling code, and running computations · Supervised by Prof. Mansour Zahedi (Full Professor) · M-Zahedi@sbu.ac.ir</w:t>
       </w:r>
     </w:p>
     <w:p>
@@ -1118,7 +1118,7 @@
           <w:sz w:val="21"/>
           <w:szCs w:val="21"/>
         </w:rPr>
-        <w:t>Research Week Events &amp; Workshops Series</w:t>
+        <w:t>Teaching Assistant (TA) — Igneous Petrology</w:t>
       </w:r>
       <w:r>
         <w:rPr>
@@ -1131,7 +1131,7 @@
           <w:szCs w:val="21"/>
         </w:rPr>
         <w:tab/>
-        <w:t>Jan 2026 – Feb 2026</w:t>
+        <w:t>Oct 2025 – Feb 2026</w:t>
       </w:r>
     </w:p>
     <w:p>
@@ -1150,7 +1150,7 @@
           <w:sz w:val="21"/>
           <w:szCs w:val="21"/>
         </w:rPr>
-        <w:t>Shahid Beheshti University, Tehran</w:t>
+        <w:t>Shahid Beheshti University, Tehran, Faculty of Earth Sciences</w:t>
       </w:r>
     </w:p>
     <w:p>
@@ -1168,7 +1168,7 @@
           <w:sz w:val="16"/>
           <w:szCs w:val="16"/>
         </w:rPr>
-        <w:t>Instructor · Workshop: Introduction to Parallel Processing Systems and Linux-Based High-Performance Computing Environments</w:t>
+        <w:t>Course for third-semester undergraduate students · Supervised by Prof. Mansour Ghorbani (Full Professor)</w:t>
       </w:r>
     </w:p>
     <w:p>
@@ -1190,7 +1190,7 @@
           <w:sz w:val="21"/>
           <w:szCs w:val="21"/>
         </w:rPr>
-        <w:t>Igneous Petrology</w:t>
+        <w:t>Teaching Assistant (TA) — Igneous Petrology</w:t>
       </w:r>
       <w:r>
         <w:rPr>
@@ -1203,7 +1203,7 @@
           <w:szCs w:val="21"/>
         </w:rPr>
         <w:tab/>
-        <w:t>Oct 2025 – Feb 2026</w:t>
+        <w:t>Oct 2024 – Feb 2025</w:t>
       </w:r>
     </w:p>
     <w:p>
@@ -1240,7 +1240,7 @@
           <w:sz w:val="16"/>
           <w:szCs w:val="16"/>
         </w:rPr>
-        <w:t>Teaching Assistant · Course for third-semester undergraduate students · Supervised by Prof. Mansour Ghorbani (Full Professor)</w:t>
+        <w:t>Course for third-semester undergraduate students · Supervised by Prof. Mansour Ghorbani (Full Professor)</w:t>
       </w:r>
     </w:p>
     <w:p>
@@ -1262,7 +1262,7 @@
           <w:sz w:val="21"/>
           <w:szCs w:val="21"/>
         </w:rPr>
-        <w:t>Igneous Petrology</w:t>
+        <w:t>Research Week Events &amp; Workshops Series</w:t>
       </w:r>
       <w:r>
         <w:rPr>
@@ -1275,7 +1275,7 @@
           <w:szCs w:val="21"/>
         </w:rPr>
         <w:tab/>
-        <w:t>Oct 2024 – Feb 2025</w:t>
+        <w:t>Jan 2026 – Feb 2026</w:t>
       </w:r>
     </w:p>
     <w:p>
@@ -1294,7 +1294,7 @@
           <w:sz w:val="21"/>
           <w:szCs w:val="21"/>
         </w:rPr>
-        <w:t>Shahid Beheshti University, Tehran, Faculty of Earth Sciences</w:t>
+        <w:t>Shahid Beheshti University, Tehran</w:t>
       </w:r>
     </w:p>
     <w:p>
@@ -1312,7 +1312,7 @@
           <w:sz w:val="16"/>
           <w:szCs w:val="16"/>
         </w:rPr>
-        <w:t>Teaching Assistant · Course for third-semester undergraduate students · Supervised by Prof. Mansour Ghorbani (Full Professor)</w:t>
+        <w:t>Instructor · Workshop: Introduction to Parallel Processing Systems and Linux-Based High-Performance Computing Environments</w:t>
       </w:r>
     </w:p>
     <w:p>
@@ -2854,11 +2854,7 @@
     <w:p>
       <w:pPr>
         <w:pStyle w:val="Normal"/>
-        <w:pBdr>
-          <w:left w:val="single" w:sz="6" w:space="6" w:color="999999"/>
-        </w:pBdr>
         <w:spacing w:lineRule="auto" w:line="240" w:before="0" w:after="0"/>
-        <w:ind w:left="283"/>
         <w:rPr/>
       </w:pPr>
       <w:r>
@@ -2876,11 +2872,7 @@
     <w:p>
       <w:pPr>
         <w:pStyle w:val="Normal"/>
-        <w:pBdr>
-          <w:left w:val="single" w:sz="6" w:space="6" w:color="999999"/>
-        </w:pBdr>
         <w:spacing w:lineRule="auto" w:line="240" w:before="0" w:after="0"/>
-        <w:ind w:left="283"/>
         <w:jc w:val="both"/>
         <w:rPr/>
       </w:pPr>
@@ -2899,11 +2891,7 @@
     <w:p>
       <w:pPr>
         <w:pStyle w:val="Normal"/>
-        <w:pBdr>
-          <w:left w:val="single" w:sz="6" w:space="6" w:color="999999"/>
-        </w:pBdr>
         <w:spacing w:lineRule="auto" w:line="240" w:before="60" w:after="0"/>
-        <w:ind w:left="283"/>
         <w:rPr/>
       </w:pPr>
       <w:r>
@@ -2921,11 +2909,7 @@
     <w:p>
       <w:pPr>
         <w:pStyle w:val="Normal"/>
-        <w:pBdr>
-          <w:left w:val="single" w:sz="6" w:space="6" w:color="999999"/>
-        </w:pBdr>
         <w:spacing w:lineRule="auto" w:line="240" w:before="0" w:after="0"/>
-        <w:ind w:left="283"/>
         <w:jc w:val="both"/>
         <w:rPr/>
       </w:pPr>
@@ -2944,11 +2928,7 @@
     <w:p>
       <w:pPr>
         <w:pStyle w:val="Normal"/>
-        <w:pBdr>
-          <w:left w:val="single" w:sz="6" w:space="6" w:color="999999"/>
-        </w:pBdr>
         <w:spacing w:lineRule="auto" w:line="240" w:before="60" w:after="0"/>
-        <w:ind w:left="283"/>
         <w:rPr/>
       </w:pPr>
       <w:r>
@@ -2966,11 +2946,7 @@
     <w:p>
       <w:pPr>
         <w:pStyle w:val="Normal"/>
-        <w:pBdr>
-          <w:left w:val="single" w:sz="6" w:space="6" w:color="999999"/>
-        </w:pBdr>
         <w:spacing w:lineRule="auto" w:line="240" w:before="0" w:after="0"/>
-        <w:ind w:left="283"/>
         <w:jc w:val="both"/>
         <w:rPr/>
       </w:pPr>
@@ -2989,11 +2965,7 @@
     <w:p>
       <w:pPr>
         <w:pStyle w:val="Normal"/>
-        <w:pBdr>
-          <w:left w:val="single" w:sz="6" w:space="6" w:color="999999"/>
-        </w:pBdr>
         <w:spacing w:lineRule="auto" w:line="240" w:before="60" w:after="0"/>
-        <w:ind w:left="283"/>
         <w:rPr/>
       </w:pPr>
       <w:r>
@@ -3011,11 +2983,7 @@
     <w:p>
       <w:pPr>
         <w:pStyle w:val="Normal"/>
-        <w:pBdr>
-          <w:left w:val="single" w:sz="6" w:space="6" w:color="999999"/>
-        </w:pBdr>
         <w:spacing w:lineRule="auto" w:line="240" w:before="0" w:after="0"/>
-        <w:ind w:left="283"/>
         <w:jc w:val="both"/>
         <w:rPr/>
       </w:pPr>
@@ -3034,11 +3002,7 @@
     <w:p>
       <w:pPr>
         <w:pStyle w:val="Normal"/>
-        <w:pBdr>
-          <w:left w:val="single" w:sz="6" w:space="6" w:color="999999"/>
-        </w:pBdr>
         <w:spacing w:lineRule="auto" w:line="240" w:before="60" w:after="0"/>
-        <w:ind w:left="283"/>
         <w:rPr/>
       </w:pPr>
       <w:r>
@@ -3056,11 +3020,7 @@
     <w:p>
       <w:pPr>
         <w:pStyle w:val="Normal"/>
-        <w:pBdr>
-          <w:left w:val="single" w:sz="6" w:space="6" w:color="999999"/>
-        </w:pBdr>
         <w:spacing w:lineRule="auto" w:line="240" w:before="0" w:after="40"/>
-        <w:ind w:left="283"/>
         <w:jc w:val="both"/>
         <w:rPr/>
       </w:pPr>

--- a/assets/files/Aria-CV-En.docx
+++ b/assets/files/Aria-CV-En.docx
@@ -881,7 +881,7 @@
           <w:sz w:val="21"/>
           <w:szCs w:val="21"/>
         </w:rPr>
-        <w:t>Research Collaborator</w:t>
+        <w:t>Research Collaborator and Manager of HPC Infrastructure</w:t>
       </w:r>
       <w:r>
         <w:rPr>
@@ -953,7 +953,7 @@
           <w:sz w:val="21"/>
           <w:szCs w:val="21"/>
         </w:rPr>
-        <w:t>Research Collaborator and Manager, Physical Chemistry HPC Core</w:t>
+        <w:t>Research Collaborator and Manager, Physical Chemistry Computing (HPC) Core</w:t>
       </w:r>
       <w:r>
         <w:rPr>
@@ -1025,7 +1025,7 @@
           <w:sz w:val="21"/>
           <w:szCs w:val="21"/>
         </w:rPr>
-        <w:t>Earth Sciences Researcher</w:t>
+        <w:t>Earth Sciences and Petroleum Researcher</w:t>
       </w:r>
       <w:r>
         <w:rPr>
@@ -1075,7 +1075,7 @@
           <w:sz w:val="16"/>
           <w:szCs w:val="16"/>
         </w:rPr>
-        <w:t>Research on economic geology and mineral deposits, including petrographic and geochemical data analysis · Supervised by Prof. Mansour Ghorbani (Full Professor) · m-ghorbani@sbu.ac.ir</w:t>
+        <w:t>Research on economic geology, mineral deposits, and petroleum geology, including petrographic and geochemical data analysis · Supervised by Prof. Mansour Ghorbani (Full Professor) · m-ghorbani@sbu.ac.ir</w:t>
       </w:r>
     </w:p>
     <w:p>

--- a/assets/files/Aria-CV-En.docx
+++ b/assets/files/Aria-CV-En.docx
@@ -1118,7 +1118,7 @@
           <w:sz w:val="21"/>
           <w:szCs w:val="21"/>
         </w:rPr>
-        <w:t>Teaching Assistant (TA) — Igneous Petrology</w:t>
+        <w:t>Teaching Assistant (TA) — Mining Engineering Technical Services and Mining Regulations</w:t>
       </w:r>
       <w:r>
         <w:rPr>
@@ -1131,7 +1131,7 @@
           <w:szCs w:val="21"/>
         </w:rPr>
         <w:tab/>
-        <w:t>Oct 2025 – Feb 2026</w:t>
+        <w:t>Feb 2026 – Sep 2026</w:t>
       </w:r>
     </w:p>
     <w:p>
@@ -1168,7 +1168,7 @@
           <w:sz w:val="16"/>
           <w:szCs w:val="16"/>
         </w:rPr>
-        <w:t>Course for third-semester undergraduate students · Supervised by Prof. Mansour Ghorbani (Full Professor)</w:t>
+        <w:t>Course for 8th-semester undergraduate Geology students · Supervised by Prof. Mansour Ghorbani (Full Professor)</w:t>
       </w:r>
     </w:p>
     <w:p>
@@ -1203,7 +1203,7 @@
           <w:szCs w:val="21"/>
         </w:rPr>
         <w:tab/>
-        <w:t>Oct 2024 – Feb 2025</w:t>
+        <w:t>Oct 2025 – Feb 2026</w:t>
       </w:r>
     </w:p>
     <w:p>
@@ -1240,7 +1240,79 @@
           <w:sz w:val="16"/>
           <w:szCs w:val="16"/>
         </w:rPr>
-        <w:t>Course for third-semester undergraduate students · Supervised by Prof. Mansour Ghorbani (Full Professor)</w:t>
+        <w:t>Course for third-semester undergraduate Geology students · Supervised by Prof. Mansour Ghorbani (Full Professor)</w:t>
+      </w:r>
+    </w:p>
+    <w:p>
+      <w:pPr>
+        <w:pStyle w:val="Normal"/>
+        <w:tabs>
+          <w:tab w:val="clear" w:pos="720"/>
+          <w:tab w:val="right" w:pos="10318" w:leader="none"/>
+        </w:tabs>
+        <w:spacing w:lineRule="auto" w:line="240" w:before="0" w:after="0"/>
+        <w:rPr/>
+      </w:pPr>
+      <w:r>
+        <w:rPr>
+          <w:rFonts w:cs="Times New Roman"/>
+          <w:b/>
+          <w:i w:val="false"/>
+          <w:color w:val="1A1A1A"/>
+          <w:sz w:val="21"/>
+          <w:szCs w:val="21"/>
+        </w:rPr>
+        <w:t>Teaching Assistant (TA) — Igneous Petrology</w:t>
+      </w:r>
+      <w:r>
+        <w:rPr>
+          <w:rFonts w:cs="Times New Roman"/>
+          <w:b w:val="false"/>
+          <w:i w:val="false"/>
+          <w:color w:val="4D4D4D"/>
+          <w:spacing w:val="-3"/>
+          <w:sz w:val="21"/>
+          <w:szCs w:val="21"/>
+        </w:rPr>
+        <w:tab/>
+        <w:t>Oct 2024 – Feb 2025</w:t>
+      </w:r>
+    </w:p>
+    <w:p>
+      <w:pPr>
+        <w:pStyle w:val="Normal"/>
+        <w:spacing w:lineRule="auto" w:line="240" w:before="0" w:after="0"/>
+        <w:jc w:val="both"/>
+        <w:rPr/>
+      </w:pPr>
+      <w:r>
+        <w:rPr>
+          <w:rFonts w:cs="Times New Roman"/>
+          <w:b w:val="false"/>
+          <w:i/>
+          <w:color w:val="4D4D4D"/>
+          <w:sz w:val="21"/>
+          <w:szCs w:val="21"/>
+        </w:rPr>
+        <w:t>Shahid Beheshti University, Tehran, Faculty of Earth Sciences</w:t>
+      </w:r>
+    </w:p>
+    <w:p>
+      <w:pPr>
+        <w:pStyle w:val="Normal"/>
+        <w:spacing w:lineRule="auto" w:line="240" w:before="0" w:after="40"/>
+        <w:rPr/>
+      </w:pPr>
+      <w:r>
+        <w:rPr>
+          <w:rFonts w:cs="Times New Roman"/>
+          <w:b w:val="false"/>
+          <w:i w:val="false"/>
+          <w:color w:val="4D4D4D"/>
+          <w:sz w:val="16"/>
+          <w:szCs w:val="16"/>
+        </w:rPr>
+        <w:t>Course for third-semester undergraduate Geology students · Supervised by Prof. Mansour Ghorbani (Full Professor)</w:t>
       </w:r>
     </w:p>
     <w:p>

--- a/assets/files/Aria-CV-En.docx
+++ b/assets/files/Aria-CV-En.docx
@@ -1003,7 +1003,7 @@
           <w:sz w:val="16"/>
           <w:szCs w:val="16"/>
         </w:rPr>
-        <w:t>Managing and developing the faculty's HPC infrastructure to support computational and physical chemistry research · Also assisted with managing computing users, compiling code, and running computations · Supervised by Prof. Mansour Zahedi (Full Professor) · M-Zahedi@sbu.ac.ir</w:t>
+        <w:t>Managing and developing the faculty's HPC infrastructure to support computational and physical chemistry research · Also assisted with managing computing users, compiling code, and running computations · Supervised by Prof. Mansour Zahedi (Full Professor) · m-zahedi@sbu.ac.ir</w:t>
       </w:r>
     </w:p>
     <w:p>
@@ -1168,7 +1168,7 @@
           <w:sz w:val="16"/>
           <w:szCs w:val="16"/>
         </w:rPr>
-        <w:t>Course for 8th-semester undergraduate Geology students · Supervised by Prof. Mansour Ghorbani (Full Professor)</w:t>
+        <w:t>Course for 8th-semester undergraduate Geology students · Supervised by Prof. Mansour Ghorbani (Full Professor) · m-ghorbani@sbu.ac.ir</w:t>
       </w:r>
     </w:p>
     <w:p>
@@ -1240,7 +1240,7 @@
           <w:sz w:val="16"/>
           <w:szCs w:val="16"/>
         </w:rPr>
-        <w:t>Course for third-semester undergraduate Geology students · Supervised by Prof. Mansour Ghorbani (Full Professor)</w:t>
+        <w:t>Course for third-semester undergraduate Geology students · Supervised by Prof. Mansour Ghorbani (Full Professor) · m-ghorbani@sbu.ac.ir</w:t>
       </w:r>
     </w:p>
     <w:p>
@@ -1312,7 +1312,7 @@
           <w:sz w:val="16"/>
           <w:szCs w:val="16"/>
         </w:rPr>
-        <w:t>Course for third-semester undergraduate Geology students · Supervised by Prof. Mansour Ghorbani (Full Professor)</w:t>
+        <w:t>Course for third-semester undergraduate Geology students · Supervised by Prof. Mansour Ghorbani (Full Professor) · m-ghorbani@sbu.ac.ir</w:t>
       </w:r>
     </w:p>
     <w:p>
@@ -2117,7 +2117,7 @@
           <w:szCs w:val="21"/>
         </w:rPr>
         <w:tab/>
-        <w:t>Under Review</w:t>
+        <w:t>2026 · Under Review</w:t>
       </w:r>
     </w:p>
     <w:p>

--- a/assets/files/Aria-CV-En.docx
+++ b/assets/files/Aria-CV-En.docx
@@ -56,7 +56,7 @@
           <w:sz w:val="21"/>
           <w:szCs w:val="21"/>
         </w:rPr>
-        <w:t xml:space="preserve">Tehran, Iran   |   mo.aria.am@gmail.com   |   </w:t>
+        <w:t xml:space="preserve">Tehran, Iran   |   aria@amini.info   |   </w:t>
       </w:r>
       <w:hyperlink r:id="rId2">
         <w:r>

--- a/assets/files/Aria-CV-En.docx
+++ b/assets/files/Aria-CV-En.docx
@@ -56,9 +56,33 @@
           <w:sz w:val="21"/>
           <w:szCs w:val="21"/>
         </w:rPr>
-        <w:t xml:space="preserve">Tehran, Iran   |   aria@amini.info   |   </w:t>
+        <w:t xml:space="preserve">Tehran, Iran   |   </w:t>
       </w:r>
       <w:hyperlink r:id="rId2">
+        <w:r>
+          <w:rPr>
+            <w:rStyle w:val="ListLabel10"/>
+            <w:rFonts w:cs="Times New Roman"/>
+            <w:color w:val="4D4D4D"/>
+            <w:sz w:val="21"/>
+            <w:szCs w:val="21"/>
+            <w:u w:val="none"/>
+          </w:rPr>
+          <w:t>aria@amini.info</w:t>
+        </w:r>
+      </w:hyperlink>
+      <w:r>
+        <w:rPr>
+          <w:rFonts w:cs="Times New Roman"/>
+          <w:b w:val="false"/>
+          <w:i w:val="false"/>
+          <w:color w:val="4D4D4D"/>
+          <w:sz w:val="21"/>
+          <w:szCs w:val="21"/>
+        </w:rPr>
+        <w:t xml:space="preserve">   |   </w:t>
+      </w:r>
+      <w:hyperlink r:id="rId3">
         <w:r>
           <w:rPr>
             <w:rStyle w:val="ListLabel10"/>
@@ -82,7 +106,7 @@
         </w:rPr>
         <w:t xml:space="preserve">   |   </w:t>
       </w:r>
-      <w:hyperlink r:id="rId3">
+      <w:hyperlink r:id="rId4">
         <w:r>
           <w:rPr>
             <w:rStyle w:val="ListLabel10"/>
@@ -489,7 +513,7 @@
         </w:rPr>
         <w:t xml:space="preserve">Website: </w:t>
       </w:r>
-      <w:hyperlink r:id="rId4">
+      <w:hyperlink r:id="rId5">
         <w:r>
           <w:rPr>
             <w:rStyle w:val="ListLabel11"/>
@@ -787,7 +811,7 @@
           <w:sz w:val="16"/>
           <w:szCs w:val="16"/>
         </w:rPr>
-        <w:t>Internship report: National Iranian South Oilfields Company, Geological Operations Department · Grade A · Supervised by Eng. Afshin Amini, Manager of NISOC's South Dezful Districts</w:t>
+        <w:t>Internship report: National Iranian South Oilfields Company, Geological Operations Department · Grade A</w:t>
       </w:r>
     </w:p>
     <w:p>
@@ -931,8 +955,21 @@
           <w:sz w:val="16"/>
           <w:szCs w:val="16"/>
         </w:rPr>
-        <w:t>Designed, built, and operated the group's computing infrastructure and processing environment · Directly assisted with running and compiling code, and supported its users · Supervised by Dr. Hassan Rezadoost Chahardehi (Associate Professor) · h_rezadoost@sbu.ac.ir</w:t>
-      </w:r>
+        <w:t xml:space="preserve">Designed, built, and operated the group's computing infrastructure and processing environment · Directly assisted with running and compiling code, and supported its users · Supervised by Dr. Hassan Rezadoost Chahardehi (Associate Professor)  ·  </w:t>
+      </w:r>
+      <w:hyperlink r:id="rId6">
+        <w:r>
+          <w:rPr>
+            <w:rStyle w:val="ListLabel11"/>
+            <w:rFonts w:cs="Times New Roman"/>
+            <w:color w:val="1F4E79"/>
+            <w:sz w:val="16"/>
+            <w:szCs w:val="16"/>
+            <w:u w:val="none"/>
+          </w:rPr>
+          <w:t>h_rezadoost@sbu.ac.ir</w:t>
+        </w:r>
+      </w:hyperlink>
     </w:p>
     <w:p>
       <w:pPr>
@@ -1003,8 +1040,21 @@
           <w:sz w:val="16"/>
           <w:szCs w:val="16"/>
         </w:rPr>
-        <w:t>Managing and developing the faculty's HPC infrastructure to support computational and physical chemistry research · Also assisted with managing computing users, compiling code, and running computations · Supervised by Prof. Mansour Zahedi (Full Professor) · m-zahedi@sbu.ac.ir</w:t>
-      </w:r>
+        <w:t xml:space="preserve">Managing and developing the faculty's HPC infrastructure to support computational and physical chemistry research · Also assisted with managing computing users, compiling code, and running computations · Supervised by Prof. Mansour Zahedi (Full Professor)  ·  </w:t>
+      </w:r>
+      <w:hyperlink r:id="rId7">
+        <w:r>
+          <w:rPr>
+            <w:rStyle w:val="ListLabel11"/>
+            <w:rFonts w:cs="Times New Roman"/>
+            <w:color w:val="1F4E79"/>
+            <w:sz w:val="16"/>
+            <w:szCs w:val="16"/>
+            <w:u w:val="none"/>
+          </w:rPr>
+          <w:t>m-zahedi@sbu.ac.ir</w:t>
+        </w:r>
+      </w:hyperlink>
     </w:p>
     <w:p>
       <w:pPr>
@@ -1075,8 +1125,21 @@
           <w:sz w:val="16"/>
           <w:szCs w:val="16"/>
         </w:rPr>
-        <w:t>Research on economic geology, mineral deposits, and petroleum geology, including petrographic and geochemical data analysis · Supervised by Prof. Mansour Ghorbani (Full Professor) · m-ghorbani@sbu.ac.ir</w:t>
-      </w:r>
+        <w:t xml:space="preserve">Research on economic geology, mineral deposits, and petroleum geology, including petrographic and geochemical data analysis · Supervised by Prof. Mansour Ghorbani (Full Professor)  ·  </w:t>
+      </w:r>
+      <w:hyperlink r:id="rId8">
+        <w:r>
+          <w:rPr>
+            <w:rStyle w:val="ListLabel11"/>
+            <w:rFonts w:cs="Times New Roman"/>
+            <w:color w:val="1F4E79"/>
+            <w:sz w:val="16"/>
+            <w:szCs w:val="16"/>
+            <w:u w:val="none"/>
+          </w:rPr>
+          <w:t>m-ghorbani@sbu.ac.ir</w:t>
+        </w:r>
+      </w:hyperlink>
     </w:p>
     <w:p>
       <w:pPr>
@@ -1168,8 +1231,21 @@
           <w:sz w:val="16"/>
           <w:szCs w:val="16"/>
         </w:rPr>
-        <w:t>Course for 8th-semester undergraduate Geology students · Supervised by Prof. Mansour Ghorbani (Full Professor) · m-ghorbani@sbu.ac.ir</w:t>
-      </w:r>
+        <w:t xml:space="preserve">Course for 8th-semester undergraduate Geology students · Supervised by Prof. Mansour Ghorbani (Full Professor)  ·  </w:t>
+      </w:r>
+      <w:hyperlink r:id="rId9">
+        <w:r>
+          <w:rPr>
+            <w:rStyle w:val="ListLabel11"/>
+            <w:rFonts w:cs="Times New Roman"/>
+            <w:color w:val="1F4E79"/>
+            <w:sz w:val="16"/>
+            <w:szCs w:val="16"/>
+            <w:u w:val="none"/>
+          </w:rPr>
+          <w:t>m-ghorbani@sbu.ac.ir</w:t>
+        </w:r>
+      </w:hyperlink>
     </w:p>
     <w:p>
       <w:pPr>
@@ -1240,8 +1316,21 @@
           <w:sz w:val="16"/>
           <w:szCs w:val="16"/>
         </w:rPr>
-        <w:t>Course for third-semester undergraduate Geology students · Supervised by Prof. Mansour Ghorbani (Full Professor) · m-ghorbani@sbu.ac.ir</w:t>
-      </w:r>
+        <w:t xml:space="preserve">Course for third-semester undergraduate Geology students · Supervised by Prof. Mansour Ghorbani (Full Professor)  ·  </w:t>
+      </w:r>
+      <w:hyperlink r:id="rId10">
+        <w:r>
+          <w:rPr>
+            <w:rStyle w:val="ListLabel11"/>
+            <w:rFonts w:cs="Times New Roman"/>
+            <w:color w:val="1F4E79"/>
+            <w:sz w:val="16"/>
+            <w:szCs w:val="16"/>
+            <w:u w:val="none"/>
+          </w:rPr>
+          <w:t>m-ghorbani@sbu.ac.ir</w:t>
+        </w:r>
+      </w:hyperlink>
     </w:p>
     <w:p>
       <w:pPr>
@@ -1312,8 +1401,21 @@
           <w:sz w:val="16"/>
           <w:szCs w:val="16"/>
         </w:rPr>
-        <w:t>Course for third-semester undergraduate Geology students · Supervised by Prof. Mansour Ghorbani (Full Professor) · m-ghorbani@sbu.ac.ir</w:t>
-      </w:r>
+        <w:t xml:space="preserve">Course for third-semester undergraduate Geology students · Supervised by Prof. Mansour Ghorbani (Full Professor)  ·  </w:t>
+      </w:r>
+      <w:hyperlink r:id="rId11">
+        <w:r>
+          <w:rPr>
+            <w:rStyle w:val="ListLabel11"/>
+            <w:rFonts w:cs="Times New Roman"/>
+            <w:color w:val="1F4E79"/>
+            <w:sz w:val="16"/>
+            <w:szCs w:val="16"/>
+            <w:u w:val="none"/>
+          </w:rPr>
+          <w:t>m-ghorbani@sbu.ac.ir</w:t>
+        </w:r>
+      </w:hyperlink>
     </w:p>
     <w:p>
       <w:pPr>
@@ -1640,7 +1742,7 @@
           <w:sz w:val="16"/>
           <w:szCs w:val="16"/>
         </w:rPr>
-        <w:t xml:space="preserve">Paper:  </w:t>
+        <w:t xml:space="preserve">Paper Title:  </w:t>
       </w:r>
       <w:r>
         <w:rPr>
@@ -1741,7 +1843,7 @@
           <w:sz w:val="16"/>
           <w:szCs w:val="16"/>
         </w:rPr>
-        <w:t xml:space="preserve">Paper:  </w:t>
+        <w:t xml:space="preserve">Paper Title:  </w:t>
       </w:r>
       <w:r>
         <w:rPr>
@@ -1822,7 +1924,7 @@
         </w:rPr>
         <w:t xml:space="preserve">Authors: Ziba Delpasand, Fariborz Masoudi, Mohammad Aria Amini · 10 pages · Persian  ·  National Sci-Doc ID: GSI43_151  ·  </w:t>
       </w:r>
-      <w:hyperlink r:id="rId5">
+      <w:hyperlink r:id="rId12">
         <w:r>
           <w:rPr>
             <w:rStyle w:val="ListLabel11"/>
@@ -1855,7 +1957,7 @@
           <w:sz w:val="16"/>
           <w:szCs w:val="16"/>
         </w:rPr>
-        <w:t xml:space="preserve">Paper:  </w:t>
+        <w:t xml:space="preserve">Paper Title:  </w:t>
       </w:r>
       <w:r>
         <w:rPr>
@@ -1936,7 +2038,7 @@
         </w:rPr>
         <w:t xml:space="preserve">Author: Mohammad Aria Amini · 13 pages · Persian  ·  National Sci-Doc ID: GSI43_064  ·  </w:t>
       </w:r>
-      <w:hyperlink r:id="rId6">
+      <w:hyperlink r:id="rId13">
         <w:r>
           <w:rPr>
             <w:rStyle w:val="ListLabel11"/>
@@ -1969,7 +2071,7 @@
           <w:sz w:val="16"/>
           <w:szCs w:val="16"/>
         </w:rPr>
-        <w:t xml:space="preserve">Paper:  </w:t>
+        <w:t xml:space="preserve">Paper Title:  </w:t>
       </w:r>
       <w:r>
         <w:rPr>
@@ -2050,7 +2152,7 @@
         </w:rPr>
         <w:t xml:space="preserve">Authors: Mohammad Aria Amini, Shohreh Salkhordeh · 15 pages · Persian  ·  National Sci-Doc ID: GSI42_161  ·  </w:t>
       </w:r>
-      <w:hyperlink r:id="rId7">
+      <w:hyperlink r:id="rId14">
         <w:r>
           <w:rPr>
             <w:rStyle w:val="ListLabel11"/>
@@ -2427,7 +2529,7 @@
           <w:sz w:val="21"/>
           <w:szCs w:val="21"/>
         </w:rPr>
-        <w:t>Executive Secretary and Website Manager of the Iranian Geological Society</w:t>
+        <w:t>Member of the Iranian Geological Society</w:t>
       </w:r>
       <w:r>
         <w:rPr>
@@ -2440,7 +2542,7 @@
           <w:szCs w:val="21"/>
         </w:rPr>
         <w:tab/>
-        <w:t>Apr 2023 – Present</w:t>
+        <w:t>Oct 2022 – Present</w:t>
       </w:r>
     </w:p>
     <w:p>
@@ -2459,7 +2561,7 @@
           <w:sz w:val="21"/>
           <w:szCs w:val="21"/>
         </w:rPr>
-        <w:t>Iranian Geological Society</w:t>
+        <w:t>Full (regular) member of the society, and also Executive Secretary and Website Manager of the Iranian Geological Society</w:t>
       </w:r>
     </w:p>
     <w:p>
@@ -2481,47 +2583,7 @@
           <w:sz w:val="21"/>
           <w:szCs w:val="21"/>
         </w:rPr>
-        <w:t>Member of the Organizing Committee</w:t>
-      </w:r>
-    </w:p>
-    <w:p>
-      <w:pPr>
-        <w:pStyle w:val="Normal"/>
-        <w:spacing w:lineRule="auto" w:line="240" w:before="0" w:after="0"/>
-        <w:jc w:val="both"/>
-        <w:rPr/>
-      </w:pPr>
-      <w:r>
-        <w:rPr>
-          <w:rFonts w:cs="Times New Roman"/>
-          <w:b w:val="false"/>
-          <w:i/>
-          <w:color w:val="4D4D4D"/>
-          <w:sz w:val="21"/>
-          <w:szCs w:val="21"/>
-        </w:rPr>
-        <w:t>Five National Geological Congresses of the Iranian Geological Society</w:t>
-      </w:r>
-    </w:p>
-    <w:p>
-      <w:pPr>
-        <w:pStyle w:val="Normal"/>
-        <w:pBdr>
-          <w:bottom w:val="single" w:sz="4" w:space="2" w:color="333333"/>
-        </w:pBdr>
-        <w:spacing w:lineRule="auto" w:line="240" w:before="60" w:after="60"/>
-        <w:rPr/>
-      </w:pPr>
-      <w:r>
-        <w:rPr>
-          <w:rFonts w:cs="Times New Roman"/>
-          <w:b/>
-          <w:i w:val="false"/>
-          <w:color w:val="1F4E79"/>
-          <w:sz w:val="23"/>
-          <w:szCs w:val="23"/>
-        </w:rPr>
-        <w:t>VOLUNTARY &amp; SOCIAL ACTIVITIES</w:t>
+        <w:t>Member of the Geological Society of America (GSA)</w:t>
       </w:r>
     </w:p>
     <w:p>
@@ -2543,57 +2605,28 @@
           <w:sz w:val="21"/>
           <w:szCs w:val="21"/>
         </w:rPr>
-        <w:t>Volunteer Supporting Mahak Hospital and Rehabilitation Complex &amp; Patients</w:t>
-      </w:r>
-      <w:r>
-        <w:rPr>
-          <w:rFonts w:cs="Times New Roman"/>
-          <w:b w:val="false"/>
-          <w:i w:val="false"/>
-          <w:color w:val="4D4D4D"/>
-          <w:spacing w:val="-3"/>
-          <w:sz w:val="21"/>
-          <w:szCs w:val="21"/>
-        </w:rPr>
-        <w:tab/>
-        <w:t>Mar 2023 – Present</w:t>
+        <w:t>Member of the American Association of Petroleum Geologists (AAPG)</w:t>
       </w:r>
     </w:p>
     <w:p>
       <w:pPr>
         <w:pStyle w:val="Normal"/>
-        <w:spacing w:lineRule="auto" w:line="240" w:before="0" w:after="0"/>
-        <w:jc w:val="both"/>
+        <w:pBdr>
+          <w:bottom w:val="single" w:sz="4" w:space="2" w:color="333333"/>
+        </w:pBdr>
+        <w:spacing w:lineRule="auto" w:line="240" w:before="60" w:after="60"/>
         <w:rPr/>
       </w:pPr>
       <w:r>
         <w:rPr>
           <w:rFonts w:cs="Times New Roman"/>
-          <w:b w:val="false"/>
-          <w:i/>
-          <w:color w:val="4D4D4D"/>
-          <w:sz w:val="21"/>
-          <w:szCs w:val="21"/>
-        </w:rPr>
-        <w:t>MAHAK Charity — The Society to Support Children Suffering from Cancer</w:t>
-      </w:r>
-    </w:p>
-    <w:p>
-      <w:pPr>
-        <w:pStyle w:val="Normal"/>
-        <w:spacing w:lineRule="auto" w:line="240" w:before="0" w:after="40"/>
-        <w:rPr/>
-      </w:pPr>
-      <w:r>
-        <w:rPr>
-          <w:rFonts w:cs="Times New Roman"/>
-          <w:b w:val="false"/>
-          <w:i w:val="false"/>
-          <w:color w:val="4D4D4D"/>
-          <w:sz w:val="16"/>
-          <w:szCs w:val="16"/>
-        </w:rPr>
-        <w:t>Disaster and Humanitarian Relief · MAHAK ID: 020175959 · MAHAK Membership No.: 10704</w:t>
+          <w:b/>
+          <w:i w:val="false"/>
+          <w:color w:val="1F4E79"/>
+          <w:sz w:val="23"/>
+          <w:szCs w:val="23"/>
+        </w:rPr>
+        <w:t>VOLUNTARY &amp; SOCIAL ACTIVITIES</w:t>
       </w:r>
     </w:p>
     <w:p>
@@ -2615,7 +2648,7 @@
           <w:sz w:val="21"/>
           <w:szCs w:val="21"/>
         </w:rPr>
-        <w:t>Organ Donation Ambassador</w:t>
+        <w:t>Volunteer Supporting Mahak Hospital and Rehabilitation Complex &amp; Patients</w:t>
       </w:r>
       <w:r>
         <w:rPr>
@@ -2628,7 +2661,7 @@
           <w:szCs w:val="21"/>
         </w:rPr>
         <w:tab/>
-        <w:t>Apr 2023 – Present</w:t>
+        <w:t>Mar 2023 – Present</w:t>
       </w:r>
     </w:p>
     <w:p>
@@ -2647,7 +2680,7 @@
           <w:sz w:val="21"/>
           <w:szCs w:val="21"/>
         </w:rPr>
-        <w:t>Iranian Society of Organ Donation</w:t>
+        <w:t>MAHAK Charity — The Society to Support Children Suffering from Cancer</w:t>
       </w:r>
     </w:p>
     <w:p>
@@ -2665,7 +2698,7 @@
           <w:sz w:val="16"/>
           <w:szCs w:val="16"/>
         </w:rPr>
-        <w:t>Health</w:t>
+        <w:t>Disaster and Humanitarian Relief · MAHAK ID: 020175959 · MAHAK Membership No.: 10704</w:t>
       </w:r>
     </w:p>
     <w:p>
@@ -2687,7 +2720,7 @@
           <w:sz w:val="21"/>
           <w:szCs w:val="21"/>
         </w:rPr>
-        <w:t>Organ Donation Volunteer</w:t>
+        <w:t>Organ Donation Ambassador</w:t>
       </w:r>
       <w:r>
         <w:rPr>
@@ -2700,7 +2733,7 @@
           <w:szCs w:val="21"/>
         </w:rPr>
         <w:tab/>
-        <w:t>Aug 2019 – Present</w:t>
+        <w:t>Apr 2023 – Present</w:t>
       </w:r>
     </w:p>
     <w:p>
@@ -2737,7 +2770,7 @@
           <w:sz w:val="16"/>
           <w:szCs w:val="16"/>
         </w:rPr>
-        <w:t>Disaster and Humanitarian Relief · Membership No.: 3751462 (ehda.ir)</w:t>
+        <w:t>Health</w:t>
       </w:r>
     </w:p>
     <w:p>
@@ -2759,7 +2792,7 @@
           <w:sz w:val="21"/>
           <w:szCs w:val="21"/>
         </w:rPr>
-        <w:t>Volunteer</w:t>
+        <w:t>Organ Donation Volunteer</w:t>
       </w:r>
       <w:r>
         <w:rPr>
@@ -2772,7 +2805,7 @@
           <w:szCs w:val="21"/>
         </w:rPr>
         <w:tab/>
-        <w:t>Apr 2023 – Present</w:t>
+        <w:t>Aug 2019 – Present</w:t>
       </w:r>
     </w:p>
     <w:p>
@@ -2791,7 +2824,7 @@
           <w:sz w:val="21"/>
           <w:szCs w:val="21"/>
         </w:rPr>
-        <w:t>Iranian Red Crescent Society Innovation Center</w:t>
+        <w:t>Iranian Society of Organ Donation</w:t>
       </w:r>
     </w:p>
     <w:p>
@@ -2809,7 +2842,7 @@
           <w:sz w:val="16"/>
           <w:szCs w:val="16"/>
         </w:rPr>
-        <w:t>Disaster and Humanitarian Relief</w:t>
+        <w:t>Disaster and Humanitarian Relief · Membership No.: 3751462 (ehda.ir)</w:t>
       </w:r>
     </w:p>
     <w:p>
@@ -2831,6 +2864,78 @@
           <w:sz w:val="21"/>
           <w:szCs w:val="21"/>
         </w:rPr>
+        <w:t>Volunteer</w:t>
+      </w:r>
+      <w:r>
+        <w:rPr>
+          <w:rFonts w:cs="Times New Roman"/>
+          <w:b w:val="false"/>
+          <w:i w:val="false"/>
+          <w:color w:val="4D4D4D"/>
+          <w:spacing w:val="-3"/>
+          <w:sz w:val="21"/>
+          <w:szCs w:val="21"/>
+        </w:rPr>
+        <w:tab/>
+        <w:t>Apr 2023 – Present</w:t>
+      </w:r>
+    </w:p>
+    <w:p>
+      <w:pPr>
+        <w:pStyle w:val="Normal"/>
+        <w:spacing w:lineRule="auto" w:line="240" w:before="0" w:after="0"/>
+        <w:jc w:val="both"/>
+        <w:rPr/>
+      </w:pPr>
+      <w:r>
+        <w:rPr>
+          <w:rFonts w:cs="Times New Roman"/>
+          <w:b w:val="false"/>
+          <w:i/>
+          <w:color w:val="4D4D4D"/>
+          <w:sz w:val="21"/>
+          <w:szCs w:val="21"/>
+        </w:rPr>
+        <w:t>Iranian Red Crescent Society Innovation Center</w:t>
+      </w:r>
+    </w:p>
+    <w:p>
+      <w:pPr>
+        <w:pStyle w:val="Normal"/>
+        <w:spacing w:lineRule="auto" w:line="240" w:before="0" w:after="40"/>
+        <w:rPr/>
+      </w:pPr>
+      <w:r>
+        <w:rPr>
+          <w:rFonts w:cs="Times New Roman"/>
+          <w:b w:val="false"/>
+          <w:i w:val="false"/>
+          <w:color w:val="4D4D4D"/>
+          <w:sz w:val="16"/>
+          <w:szCs w:val="16"/>
+        </w:rPr>
+        <w:t>Disaster and Humanitarian Relief</w:t>
+      </w:r>
+    </w:p>
+    <w:p>
+      <w:pPr>
+        <w:pStyle w:val="Normal"/>
+        <w:tabs>
+          <w:tab w:val="clear" w:pos="720"/>
+          <w:tab w:val="right" w:pos="10318" w:leader="none"/>
+        </w:tabs>
+        <w:spacing w:lineRule="auto" w:line="240" w:before="0" w:after="0"/>
+        <w:rPr/>
+      </w:pPr>
+      <w:r>
+        <w:rPr>
+          <w:rFonts w:cs="Times New Roman"/>
+          <w:b/>
+          <w:i w:val="false"/>
+          <w:color w:val="1A1A1A"/>
+          <w:sz w:val="21"/>
+          <w:szCs w:val="21"/>
+        </w:rPr>
         <w:t>Benevolent Member</w:t>
       </w:r>
       <w:r>
@@ -3175,7 +3280,7 @@
         </w:rPr>
         <w:t xml:space="preserve">Technical and Vocational Training Organization of Iran  ·  Standard ID 7321205300201  ·  2025 · 42245009  ·  </w:t>
       </w:r>
-      <w:hyperlink r:id="rId8">
+      <w:hyperlink r:id="rId15">
         <w:r>
           <w:rPr>
             <w:rStyle w:val="ListLabel11"/>
@@ -3217,7 +3322,7 @@
         </w:rPr>
         <w:t xml:space="preserve">Technical and Vocational Training Organization of Iran  ·  Standard ID 7313207900301  ·  2025 · 42788555  ·  </w:t>
       </w:r>
-      <w:hyperlink r:id="rId9">
+      <w:hyperlink r:id="rId16">
         <w:r>
           <w:rPr>
             <w:rStyle w:val="ListLabel11"/>
@@ -3259,7 +3364,7 @@
         </w:rPr>
         <w:t xml:space="preserve">Coursera Specialization  ·  </w:t>
       </w:r>
-      <w:hyperlink r:id="rId10">
+      <w:hyperlink r:id="rId17">
         <w:r>
           <w:rPr>
             <w:rStyle w:val="ListLabel11"/>
@@ -3301,7 +3406,7 @@
         </w:rPr>
         <w:t xml:space="preserve">Coursera Specialization  ·  </w:t>
       </w:r>
-      <w:hyperlink r:id="rId11">
+      <w:hyperlink r:id="rId18">
         <w:r>
           <w:rPr>
             <w:rStyle w:val="ListLabel11"/>
@@ -3343,7 +3448,7 @@
         </w:rPr>
         <w:t xml:space="preserve">Coursera Professional Certificate  ·  </w:t>
       </w:r>
-      <w:hyperlink r:id="rId12">
+      <w:hyperlink r:id="rId19">
         <w:r>
           <w:rPr>
             <w:rStyle w:val="ListLabel11"/>
@@ -3403,7 +3508,7 @@
         </w:rPr>
         <w:t xml:space="preserve">Tehran Provincial Computer Trade Organization  ·  </w:t>
       </w:r>
-      <w:hyperlink r:id="rId13">
+      <w:hyperlink r:id="rId20">
         <w:r>
           <w:rPr>
             <w:rStyle w:val="ListLabel11"/>
@@ -3434,7 +3539,7 @@
         </w:rPr>
         <w:t xml:space="preserve">Home Business License — Artificial Intelligence   </w:t>
       </w:r>
-      <w:hyperlink r:id="rId14">
+      <w:hyperlink r:id="rId21">
         <w:r>
           <w:rPr>
             <w:rStyle w:val="ListLabel11"/>
@@ -3465,7 +3570,7 @@
         </w:rPr>
         <w:t xml:space="preserve">Home Business License — Software System Architecture Design   </w:t>
       </w:r>
-      <w:hyperlink r:id="rId15">
+      <w:hyperlink r:id="rId22">
         <w:r>
           <w:rPr>
             <w:rStyle w:val="ListLabel11"/>
@@ -3496,7 +3601,7 @@
         </w:rPr>
         <w:t xml:space="preserve">Home Business License — Gold &amp; Jewelry Design   </w:t>
       </w:r>
-      <w:hyperlink r:id="rId16">
+      <w:hyperlink r:id="rId23">
         <w:r>
           <w:rPr>
             <w:rStyle w:val="ListLabel11"/>
@@ -3527,7 +3632,7 @@
         </w:rPr>
         <w:t xml:space="preserve">Home Business License — Precious &amp; Semi-Precious Gemstone Cutting   </w:t>
       </w:r>
-      <w:hyperlink r:id="rId17">
+      <w:hyperlink r:id="rId24">
         <w:r>
           <w:rPr>
             <w:rStyle w:val="ListLabel11"/>
@@ -3558,7 +3663,7 @@
         </w:rPr>
         <w:t xml:space="preserve">Home Business License — Software Programming   </w:t>
       </w:r>
-      <w:hyperlink r:id="rId18">
+      <w:hyperlink r:id="rId25">
         <w:r>
           <w:rPr>
             <w:rStyle w:val="ListLabel11"/>
@@ -3683,387 +3788,6 @@
           <w:szCs w:val="16"/>
         </w:rPr>
         <w:t xml:space="preserve">2025 · EVKUGMGT45RP  ·  </w:t>
-      </w:r>
-      <w:hyperlink r:id="rId19">
-        <w:r>
-          <w:rPr>
-            <w:rStyle w:val="ListLabel11"/>
-            <w:rFonts w:cs="Times New Roman"/>
-            <w:color w:val="1F4E79"/>
-            <w:sz w:val="16"/>
-            <w:szCs w:val="16"/>
-            <w:u w:val="none"/>
-          </w:rPr>
-          <w:t>View certificate</w:t>
-        </w:r>
-      </w:hyperlink>
-    </w:p>
-    <w:p>
-      <w:pPr>
-        <w:pStyle w:val="Normal"/>
-        <w:spacing w:lineRule="auto" w:line="240" w:before="0" w:after="0"/>
-        <w:ind w:left="283"/>
-        <w:rPr/>
-      </w:pPr>
-      <w:r>
-        <w:rPr>
-          <w:rFonts w:cs="Times New Roman"/>
-          <w:b w:val="false"/>
-          <w:i w:val="false"/>
-          <w:color w:val="1A1A1A"/>
-          <w:sz w:val="16"/>
-          <w:szCs w:val="16"/>
-        </w:rPr>
-        <w:t xml:space="preserve">– </w:t>
-      </w:r>
-      <w:r>
-        <w:rPr>
-          <w:rFonts w:cs="Times New Roman"/>
-          <w:b w:val="false"/>
-          <w:i w:val="false"/>
-          <w:color w:val="1A1A1A"/>
-          <w:sz w:val="16"/>
-          <w:szCs w:val="16"/>
-        </w:rPr>
-        <w:t xml:space="preserve">From Wellhead to Refinery: Midstream Oil and Gas Processing   </w:t>
-      </w:r>
-      <w:r>
-        <w:rPr>
-          <w:rFonts w:cs="Times New Roman"/>
-          <w:b w:val="false"/>
-          <w:i w:val="false"/>
-          <w:color w:val="4D4D4D"/>
-          <w:sz w:val="16"/>
-          <w:szCs w:val="16"/>
-        </w:rPr>
-        <w:t xml:space="preserve">2025 · RO8QDU44OUOL  ·  </w:t>
-      </w:r>
-      <w:hyperlink r:id="rId20">
-        <w:r>
-          <w:rPr>
-            <w:rStyle w:val="ListLabel11"/>
-            <w:rFonts w:cs="Times New Roman"/>
-            <w:color w:val="1F4E79"/>
-            <w:sz w:val="16"/>
-            <w:szCs w:val="16"/>
-            <w:u w:val="none"/>
-          </w:rPr>
-          <w:t>View certificate</w:t>
-        </w:r>
-      </w:hyperlink>
-    </w:p>
-    <w:p>
-      <w:pPr>
-        <w:pStyle w:val="Normal"/>
-        <w:spacing w:lineRule="auto" w:line="240" w:before="0" w:after="0"/>
-        <w:ind w:left="283"/>
-        <w:rPr/>
-      </w:pPr>
-      <w:r>
-        <w:rPr>
-          <w:rFonts w:cs="Times New Roman"/>
-          <w:b w:val="false"/>
-          <w:i w:val="false"/>
-          <w:color w:val="1A1A1A"/>
-          <w:sz w:val="16"/>
-          <w:szCs w:val="16"/>
-        </w:rPr>
-        <w:t xml:space="preserve">– </w:t>
-      </w:r>
-      <w:r>
-        <w:rPr>
-          <w:rFonts w:cs="Times New Roman"/>
-          <w:b w:val="false"/>
-          <w:i w:val="false"/>
-          <w:color w:val="1A1A1A"/>
-          <w:sz w:val="16"/>
-          <w:szCs w:val="16"/>
-        </w:rPr>
-        <w:t xml:space="preserve">Natural Gas Production and Processing   </w:t>
-      </w:r>
-      <w:r>
-        <w:rPr>
-          <w:rFonts w:cs="Times New Roman"/>
-          <w:b w:val="false"/>
-          <w:i w:val="false"/>
-          <w:color w:val="4D4D4D"/>
-          <w:sz w:val="16"/>
-          <w:szCs w:val="16"/>
-        </w:rPr>
-        <w:t xml:space="preserve">2025 · IGS15UQQFRV4  ·  </w:t>
-      </w:r>
-      <w:hyperlink r:id="rId21">
-        <w:r>
-          <w:rPr>
-            <w:rStyle w:val="ListLabel11"/>
-            <w:rFonts w:cs="Times New Roman"/>
-            <w:color w:val="1F4E79"/>
-            <w:sz w:val="16"/>
-            <w:szCs w:val="16"/>
-            <w:u w:val="none"/>
-          </w:rPr>
-          <w:t>View certificate</w:t>
-        </w:r>
-      </w:hyperlink>
-    </w:p>
-    <w:p>
-      <w:pPr>
-        <w:pStyle w:val="Normal"/>
-        <w:spacing w:lineRule="auto" w:line="240" w:before="0" w:after="0"/>
-        <w:ind w:left="283"/>
-        <w:rPr/>
-      </w:pPr>
-      <w:r>
-        <w:rPr>
-          <w:rFonts w:cs="Times New Roman"/>
-          <w:b w:val="false"/>
-          <w:i w:val="false"/>
-          <w:color w:val="1A1A1A"/>
-          <w:sz w:val="16"/>
-          <w:szCs w:val="16"/>
-        </w:rPr>
-        <w:t xml:space="preserve">– </w:t>
-      </w:r>
-      <w:r>
-        <w:rPr>
-          <w:rFonts w:cs="Times New Roman"/>
-          <w:b w:val="false"/>
-          <w:i w:val="false"/>
-          <w:color w:val="1A1A1A"/>
-          <w:sz w:val="16"/>
-          <w:szCs w:val="16"/>
-        </w:rPr>
-        <w:t xml:space="preserve">AI &amp; ML Applications in Oil and Gas Industry   </w:t>
-      </w:r>
-      <w:r>
-        <w:rPr>
-          <w:rFonts w:cs="Times New Roman"/>
-          <w:b w:val="false"/>
-          <w:i w:val="false"/>
-          <w:color w:val="4D4D4D"/>
-          <w:sz w:val="16"/>
-          <w:szCs w:val="16"/>
-        </w:rPr>
-        <w:t xml:space="preserve">2025 · O4Y2QT274ZI3  ·  </w:t>
-      </w:r>
-      <w:hyperlink r:id="rId22">
-        <w:r>
-          <w:rPr>
-            <w:rStyle w:val="ListLabel11"/>
-            <w:rFonts w:cs="Times New Roman"/>
-            <w:color w:val="1F4E79"/>
-            <w:sz w:val="16"/>
-            <w:szCs w:val="16"/>
-            <w:u w:val="none"/>
-          </w:rPr>
-          <w:t>View certificate</w:t>
-        </w:r>
-      </w:hyperlink>
-    </w:p>
-    <w:p>
-      <w:pPr>
-        <w:pStyle w:val="Normal"/>
-        <w:spacing w:lineRule="auto" w:line="240" w:before="0" w:after="0"/>
-        <w:ind w:left="283"/>
-        <w:rPr/>
-      </w:pPr>
-      <w:r>
-        <w:rPr>
-          <w:rFonts w:cs="Times New Roman"/>
-          <w:b w:val="false"/>
-          <w:i w:val="false"/>
-          <w:color w:val="1A1A1A"/>
-          <w:sz w:val="16"/>
-          <w:szCs w:val="16"/>
-        </w:rPr>
-        <w:t xml:space="preserve">– </w:t>
-      </w:r>
-      <w:r>
-        <w:rPr>
-          <w:rFonts w:cs="Times New Roman"/>
-          <w:b w:val="false"/>
-          <w:i w:val="false"/>
-          <w:color w:val="1A1A1A"/>
-          <w:sz w:val="16"/>
-          <w:szCs w:val="16"/>
-        </w:rPr>
-        <w:t xml:space="preserve">Utilities, Safety &amp; Environmental Care in Oil &amp; Gas Industry   </w:t>
-      </w:r>
-      <w:r>
-        <w:rPr>
-          <w:rFonts w:cs="Times New Roman"/>
-          <w:b w:val="false"/>
-          <w:i w:val="false"/>
-          <w:color w:val="4D4D4D"/>
-          <w:sz w:val="16"/>
-          <w:szCs w:val="16"/>
-        </w:rPr>
-        <w:t xml:space="preserve">2025 · UQWIYV2XAVAV  ·  </w:t>
-      </w:r>
-      <w:hyperlink r:id="rId23">
-        <w:r>
-          <w:rPr>
-            <w:rStyle w:val="ListLabel11"/>
-            <w:rFonts w:cs="Times New Roman"/>
-            <w:color w:val="1F4E79"/>
-            <w:sz w:val="16"/>
-            <w:szCs w:val="16"/>
-            <w:u w:val="none"/>
-          </w:rPr>
-          <w:t>View certificate</w:t>
-        </w:r>
-      </w:hyperlink>
-    </w:p>
-    <w:p>
-      <w:pPr>
-        <w:pStyle w:val="Normal"/>
-        <w:spacing w:lineRule="auto" w:line="240" w:before="20" w:after="60"/>
-        <w:ind w:left="283"/>
-        <w:rPr/>
-      </w:pPr>
-      <w:hyperlink r:id="rId24">
-        <w:r>
-          <w:rPr>
-            <w:rStyle w:val="ListLabel11"/>
-            <w:rFonts w:cs="Times New Roman"/>
-            <w:color w:val="1F4E79"/>
-            <w:sz w:val="16"/>
-            <w:szCs w:val="16"/>
-            <w:u w:val="none"/>
-          </w:rPr>
-          <w:t>View Specialization Certificate</w:t>
-        </w:r>
-      </w:hyperlink>
-    </w:p>
-    <w:p>
-      <w:pPr>
-        <w:pStyle w:val="Normal"/>
-        <w:spacing w:lineRule="auto" w:line="240" w:before="40" w:after="0"/>
-        <w:rPr/>
-      </w:pPr>
-      <w:r>
-        <w:rPr>
-          <w:rFonts w:cs="Times New Roman"/>
-          <w:b/>
-          <w:i w:val="false"/>
-          <w:color w:val="1A1A1A"/>
-          <w:sz w:val="21"/>
-          <w:szCs w:val="21"/>
-        </w:rPr>
-        <w:t>Introduction to Environmental Science</w:t>
-      </w:r>
-    </w:p>
-    <w:p>
-      <w:pPr>
-        <w:pStyle w:val="Normal"/>
-        <w:spacing w:lineRule="auto" w:line="240" w:before="0" w:after="20"/>
-        <w:rPr/>
-      </w:pPr>
-      <w:r>
-        <w:rPr>
-          <w:rFonts w:cs="Times New Roman"/>
-          <w:b w:val="false"/>
-          <w:i w:val="false"/>
-          <w:color w:val="4D4D4D"/>
-          <w:sz w:val="16"/>
-          <w:szCs w:val="16"/>
-        </w:rPr>
-        <w:t>Coursera Specialization · 3 courses</w:t>
-      </w:r>
-    </w:p>
-    <w:p>
-      <w:pPr>
-        <w:pStyle w:val="Normal"/>
-        <w:spacing w:lineRule="auto" w:line="240" w:before="0" w:after="0"/>
-        <w:ind w:left="283"/>
-        <w:rPr/>
-      </w:pPr>
-      <w:r>
-        <w:rPr>
-          <w:rFonts w:cs="Times New Roman"/>
-          <w:b w:val="false"/>
-          <w:i w:val="false"/>
-          <w:color w:val="1A1A1A"/>
-          <w:sz w:val="16"/>
-          <w:szCs w:val="16"/>
-        </w:rPr>
-        <w:t xml:space="preserve">– </w:t>
-      </w:r>
-      <w:r>
-        <w:rPr>
-          <w:rFonts w:cs="Times New Roman"/>
-          <w:b w:val="false"/>
-          <w:i w:val="false"/>
-          <w:color w:val="1A1A1A"/>
-          <w:sz w:val="16"/>
-          <w:szCs w:val="16"/>
-        </w:rPr>
-        <w:t xml:space="preserve">Environmental Science   </w:t>
-      </w:r>
-      <w:r>
-        <w:rPr>
-          <w:rFonts w:cs="Times New Roman"/>
-          <w:b w:val="false"/>
-          <w:i w:val="false"/>
-          <w:color w:val="4D4D4D"/>
-          <w:sz w:val="16"/>
-          <w:szCs w:val="16"/>
-        </w:rPr>
-        <w:t xml:space="preserve">2024 · 67L7TVDOHCS4  ·  </w:t>
-      </w:r>
-      <w:hyperlink r:id="rId25">
-        <w:r>
-          <w:rPr>
-            <w:rStyle w:val="ListLabel11"/>
-            <w:rFonts w:cs="Times New Roman"/>
-            <w:color w:val="1F4E79"/>
-            <w:sz w:val="16"/>
-            <w:szCs w:val="16"/>
-            <w:u w:val="none"/>
-          </w:rPr>
-          <w:t>View certificate</w:t>
-        </w:r>
-      </w:hyperlink>
-    </w:p>
-    <w:p>
-      <w:pPr>
-        <w:pStyle w:val="Normal"/>
-        <w:spacing w:lineRule="auto" w:line="240" w:before="0" w:after="0"/>
-        <w:ind w:left="283"/>
-        <w:rPr/>
-      </w:pPr>
-      <w:r>
-        <w:rPr>
-          <w:rFonts w:cs="Times New Roman"/>
-          <w:b w:val="false"/>
-          <w:i w:val="false"/>
-          <w:color w:val="1A1A1A"/>
-          <w:sz w:val="16"/>
-          <w:szCs w:val="16"/>
-        </w:rPr>
-        <w:t xml:space="preserve">– </w:t>
-      </w:r>
-      <w:r>
-        <w:rPr>
-          <w:rFonts w:cs="Times New Roman"/>
-          <w:b w:val="false"/>
-          <w:i w:val="false"/>
-          <w:color w:val="1A1A1A"/>
-          <w:sz w:val="16"/>
-          <w:szCs w:val="16"/>
-        </w:rPr>
-        <w:t xml:space="preserve">Population, Food, and Soil   </w:t>
-      </w:r>
-      <w:r>
-        <w:rPr>
-          <w:rFonts w:cs="Times New Roman"/>
-          <w:b w:val="false"/>
-          <w:i w:val="false"/>
-          <w:color w:val="4D4D4D"/>
-          <w:sz w:val="16"/>
-          <w:szCs w:val="16"/>
-        </w:rPr>
-        <w:t xml:space="preserve">2024 · E1UHZEYRKK2T  ·  </w:t>
       </w:r>
       <w:hyperlink r:id="rId26">
         <w:r>
@@ -4106,7 +3830,7 @@
           <w:sz w:val="16"/>
           <w:szCs w:val="16"/>
         </w:rPr>
-        <w:t xml:space="preserve">Energy and Environment   </w:t>
+        <w:t xml:space="preserve">From Wellhead to Refinery: Midstream Oil and Gas Processing   </w:t>
       </w:r>
       <w:r>
         <w:rPr>
@@ -4117,7 +3841,7 @@
           <w:sz w:val="16"/>
           <w:szCs w:val="16"/>
         </w:rPr>
-        <w:t xml:space="preserve">2024 · TAEBBTUG4LV3  ·  </w:t>
+        <w:t xml:space="preserve">2025 · RO8QDU44OUOL  ·  </w:t>
       </w:r>
       <w:hyperlink r:id="rId27">
         <w:r>
@@ -4136,10 +3860,43 @@
     <w:p>
       <w:pPr>
         <w:pStyle w:val="Normal"/>
-        <w:spacing w:lineRule="auto" w:line="240" w:before="20" w:after="60"/>
+        <w:spacing w:lineRule="auto" w:line="240" w:before="0" w:after="0"/>
         <w:ind w:left="283"/>
         <w:rPr/>
       </w:pPr>
+      <w:r>
+        <w:rPr>
+          <w:rFonts w:cs="Times New Roman"/>
+          <w:b w:val="false"/>
+          <w:i w:val="false"/>
+          <w:color w:val="1A1A1A"/>
+          <w:sz w:val="16"/>
+          <w:szCs w:val="16"/>
+        </w:rPr>
+        <w:t xml:space="preserve">– </w:t>
+      </w:r>
+      <w:r>
+        <w:rPr>
+          <w:rFonts w:cs="Times New Roman"/>
+          <w:b w:val="false"/>
+          <w:i w:val="false"/>
+          <w:color w:val="1A1A1A"/>
+          <w:sz w:val="16"/>
+          <w:szCs w:val="16"/>
+        </w:rPr>
+        <w:t xml:space="preserve">Natural Gas Production and Processing   </w:t>
+      </w:r>
+      <w:r>
+        <w:rPr>
+          <w:rFonts w:cs="Times New Roman"/>
+          <w:b w:val="false"/>
+          <w:i w:val="false"/>
+          <w:color w:val="4D4D4D"/>
+          <w:sz w:val="16"/>
+          <w:szCs w:val="16"/>
+        </w:rPr>
+        <w:t xml:space="preserve">2025 · IGS15UQQFRV4  ·  </w:t>
+      </w:r>
       <w:hyperlink r:id="rId28">
         <w:r>
           <w:rPr>
@@ -4150,34 +3907,39 @@
             <w:szCs w:val="16"/>
             <w:u w:val="none"/>
           </w:rPr>
-          <w:t>View Specialization Certificate</w:t>
+          <w:t>View certificate</w:t>
         </w:r>
       </w:hyperlink>
     </w:p>
     <w:p>
       <w:pPr>
         <w:pStyle w:val="Normal"/>
-        <w:spacing w:lineRule="auto" w:line="240" w:before="40" w:after="0"/>
+        <w:spacing w:lineRule="auto" w:line="240" w:before="0" w:after="0"/>
+        <w:ind w:left="283"/>
         <w:rPr/>
       </w:pPr>
       <w:r>
         <w:rPr>
           <w:rFonts w:cs="Times New Roman"/>
-          <w:b/>
+          <w:b w:val="false"/>
           <w:i w:val="false"/>
           <w:color w:val="1A1A1A"/>
-          <w:sz w:val="21"/>
-          <w:szCs w:val="21"/>
-        </w:rPr>
-        <w:t>Google Digital Marketing &amp; E-commerce Professional Certificate</w:t>
-      </w:r>
-    </w:p>
-    <w:p>
-      <w:pPr>
-        <w:pStyle w:val="Normal"/>
-        <w:spacing w:lineRule="auto" w:line="240" w:before="0" w:after="20"/>
-        <w:rPr/>
-      </w:pPr>
+          <w:sz w:val="16"/>
+          <w:szCs w:val="16"/>
+        </w:rPr>
+        <w:t xml:space="preserve">– </w:t>
+      </w:r>
+      <w:r>
+        <w:rPr>
+          <w:rFonts w:cs="Times New Roman"/>
+          <w:b w:val="false"/>
+          <w:i w:val="false"/>
+          <w:color w:val="1A1A1A"/>
+          <w:sz w:val="16"/>
+          <w:szCs w:val="16"/>
+        </w:rPr>
+        <w:t xml:space="preserve">AI &amp; ML Applications in Oil and Gas Industry   </w:t>
+      </w:r>
       <w:r>
         <w:rPr>
           <w:rFonts w:cs="Times New Roman"/>
@@ -4187,48 +3949,7 @@
           <w:sz w:val="16"/>
           <w:szCs w:val="16"/>
         </w:rPr>
-        <w:t>Coursera Professional Certificate · 7 courses</w:t>
-      </w:r>
-    </w:p>
-    <w:p>
-      <w:pPr>
-        <w:pStyle w:val="Normal"/>
-        <w:spacing w:lineRule="auto" w:line="240" w:before="0" w:after="0"/>
-        <w:ind w:left="283"/>
-        <w:rPr/>
-      </w:pPr>
-      <w:r>
-        <w:rPr>
-          <w:rFonts w:cs="Times New Roman"/>
-          <w:b w:val="false"/>
-          <w:i w:val="false"/>
-          <w:color w:val="1A1A1A"/>
-          <w:sz w:val="16"/>
-          <w:szCs w:val="16"/>
-        </w:rPr>
-        <w:t xml:space="preserve">– </w:t>
-      </w:r>
-      <w:r>
-        <w:rPr>
-          <w:rFonts w:cs="Times New Roman"/>
-          <w:b w:val="false"/>
-          <w:i w:val="false"/>
-          <w:color w:val="1A1A1A"/>
-          <w:sz w:val="16"/>
-          <w:szCs w:val="16"/>
-        </w:rPr>
-        <w:t xml:space="preserve">Foundations of Digital Marketing and E-commerce   </w:t>
-      </w:r>
-      <w:r>
-        <w:rPr>
-          <w:rFonts w:cs="Times New Roman"/>
-          <w:b w:val="false"/>
-          <w:i w:val="false"/>
-          <w:color w:val="4D4D4D"/>
-          <w:sz w:val="16"/>
-          <w:szCs w:val="16"/>
-        </w:rPr>
-        <w:t xml:space="preserve">2024 · ADAC17OAAUTM  ·  </w:t>
+        <w:t xml:space="preserve">2025 · O4Y2QT274ZI3  ·  </w:t>
       </w:r>
       <w:hyperlink r:id="rId29">
         <w:r>
@@ -4271,7 +3992,7 @@
           <w:sz w:val="16"/>
           <w:szCs w:val="16"/>
         </w:rPr>
-        <w:t xml:space="preserve">Attract and Engage Customers with Digital Marketing   </w:t>
+        <w:t xml:space="preserve">Utilities, Safety &amp; Environmental Care in Oil &amp; Gas Industry   </w:t>
       </w:r>
       <w:r>
         <w:rPr>
@@ -4282,7 +4003,7 @@
           <w:sz w:val="16"/>
           <w:szCs w:val="16"/>
         </w:rPr>
-        <w:t xml:space="preserve">2024 · BYDLT1NC85UY  ·  </w:t>
+        <w:t xml:space="preserve">2025 · UQWIYV2XAVAV  ·  </w:t>
       </w:r>
       <w:hyperlink r:id="rId30">
         <w:r>
@@ -4301,43 +4022,10 @@
     <w:p>
       <w:pPr>
         <w:pStyle w:val="Normal"/>
-        <w:spacing w:lineRule="auto" w:line="240" w:before="0" w:after="0"/>
+        <w:spacing w:lineRule="auto" w:line="240" w:before="20" w:after="60"/>
         <w:ind w:left="283"/>
         <w:rPr/>
       </w:pPr>
-      <w:r>
-        <w:rPr>
-          <w:rFonts w:cs="Times New Roman"/>
-          <w:b w:val="false"/>
-          <w:i w:val="false"/>
-          <w:color w:val="1A1A1A"/>
-          <w:sz w:val="16"/>
-          <w:szCs w:val="16"/>
-        </w:rPr>
-        <w:t xml:space="preserve">– </w:t>
-      </w:r>
-      <w:r>
-        <w:rPr>
-          <w:rFonts w:cs="Times New Roman"/>
-          <w:b w:val="false"/>
-          <w:i w:val="false"/>
-          <w:color w:val="1A1A1A"/>
-          <w:sz w:val="16"/>
-          <w:szCs w:val="16"/>
-        </w:rPr>
-        <w:t xml:space="preserve">From Likes to Leads: Interact with Customers Online   </w:t>
-      </w:r>
-      <w:r>
-        <w:rPr>
-          <w:rFonts w:cs="Times New Roman"/>
-          <w:b w:val="false"/>
-          <w:i w:val="false"/>
-          <w:color w:val="4D4D4D"/>
-          <w:sz w:val="16"/>
-          <w:szCs w:val="16"/>
-        </w:rPr>
-        <w:t xml:space="preserve">2024 · OY3RTJ0FB1O9  ·  </w:t>
-      </w:r>
       <w:hyperlink r:id="rId31">
         <w:r>
           <w:rPr>
@@ -4348,13 +4036,49 @@
             <w:szCs w:val="16"/>
             <w:u w:val="none"/>
           </w:rPr>
-          <w:t>View certificate</w:t>
+          <w:t>View Specialization Certificate</w:t>
         </w:r>
       </w:hyperlink>
     </w:p>
     <w:p>
       <w:pPr>
         <w:pStyle w:val="Normal"/>
+        <w:spacing w:lineRule="auto" w:line="240" w:before="40" w:after="0"/>
+        <w:rPr/>
+      </w:pPr>
+      <w:r>
+        <w:rPr>
+          <w:rFonts w:cs="Times New Roman"/>
+          <w:b/>
+          <w:i w:val="false"/>
+          <w:color w:val="1A1A1A"/>
+          <w:sz w:val="21"/>
+          <w:szCs w:val="21"/>
+        </w:rPr>
+        <w:t>Introduction to Environmental Science</w:t>
+      </w:r>
+    </w:p>
+    <w:p>
+      <w:pPr>
+        <w:pStyle w:val="Normal"/>
+        <w:spacing w:lineRule="auto" w:line="240" w:before="0" w:after="20"/>
+        <w:rPr/>
+      </w:pPr>
+      <w:r>
+        <w:rPr>
+          <w:rFonts w:cs="Times New Roman"/>
+          <w:b w:val="false"/>
+          <w:i w:val="false"/>
+          <w:color w:val="4D4D4D"/>
+          <w:sz w:val="16"/>
+          <w:szCs w:val="16"/>
+        </w:rPr>
+        <w:t>Coursera Specialization · 3 courses</w:t>
+      </w:r>
+    </w:p>
+    <w:p>
+      <w:pPr>
+        <w:pStyle w:val="Normal"/>
         <w:spacing w:lineRule="auto" w:line="240" w:before="0" w:after="0"/>
         <w:ind w:left="283"/>
         <w:rPr/>
@@ -4379,7 +4103,7 @@
           <w:sz w:val="16"/>
           <w:szCs w:val="16"/>
         </w:rPr>
-        <w:t xml:space="preserve">Think Outside the Inbox: Email Marketing   </w:t>
+        <w:t xml:space="preserve">Environmental Science   </w:t>
       </w:r>
       <w:r>
         <w:rPr>
@@ -4390,7 +4114,7 @@
           <w:sz w:val="16"/>
           <w:szCs w:val="16"/>
         </w:rPr>
-        <w:t xml:space="preserve">2025 · J8KTD6HZ13TU  ·  </w:t>
+        <w:t xml:space="preserve">2024 · 67L7TVDOHCS4  ·  </w:t>
       </w:r>
       <w:hyperlink r:id="rId32">
         <w:r>
@@ -4433,7 +4157,7 @@
           <w:sz w:val="16"/>
           <w:szCs w:val="16"/>
         </w:rPr>
-        <w:t xml:space="preserve">Assess for Success: Marketing Analytics and Measurement   </w:t>
+        <w:t xml:space="preserve">Population, Food, and Soil   </w:t>
       </w:r>
       <w:r>
         <w:rPr>
@@ -4444,7 +4168,7 @@
           <w:sz w:val="16"/>
           <w:szCs w:val="16"/>
         </w:rPr>
-        <w:t xml:space="preserve">2025 · Z4TCNOZKS8MI  ·  </w:t>
+        <w:t xml:space="preserve">2024 · E1UHZEYRKK2T  ·  </w:t>
       </w:r>
       <w:hyperlink r:id="rId33">
         <w:r>
@@ -4487,7 +4211,7 @@
           <w:sz w:val="16"/>
           <w:szCs w:val="16"/>
         </w:rPr>
-        <w:t xml:space="preserve">Make the Sale: Build, Launch, and Manage E-commerce Stores   </w:t>
+        <w:t xml:space="preserve">Energy and Environment   </w:t>
       </w:r>
       <w:r>
         <w:rPr>
@@ -4498,7 +4222,7 @@
           <w:sz w:val="16"/>
           <w:szCs w:val="16"/>
         </w:rPr>
-        <w:t xml:space="preserve">2025 · TOTMC7EZJCGQ  ·  </w:t>
+        <w:t xml:space="preserve">2024 · TAEBBTUG4LV3  ·  </w:t>
       </w:r>
       <w:hyperlink r:id="rId34">
         <w:r>
@@ -4517,6 +4241,63 @@
     <w:p>
       <w:pPr>
         <w:pStyle w:val="Normal"/>
+        <w:spacing w:lineRule="auto" w:line="240" w:before="20" w:after="60"/>
+        <w:ind w:left="283"/>
+        <w:rPr/>
+      </w:pPr>
+      <w:hyperlink r:id="rId35">
+        <w:r>
+          <w:rPr>
+            <w:rStyle w:val="ListLabel11"/>
+            <w:rFonts w:cs="Times New Roman"/>
+            <w:color w:val="1F4E79"/>
+            <w:sz w:val="16"/>
+            <w:szCs w:val="16"/>
+            <w:u w:val="none"/>
+          </w:rPr>
+          <w:t>View Specialization Certificate</w:t>
+        </w:r>
+      </w:hyperlink>
+    </w:p>
+    <w:p>
+      <w:pPr>
+        <w:pStyle w:val="Normal"/>
+        <w:spacing w:lineRule="auto" w:line="240" w:before="40" w:after="0"/>
+        <w:rPr/>
+      </w:pPr>
+      <w:r>
+        <w:rPr>
+          <w:rFonts w:cs="Times New Roman"/>
+          <w:b/>
+          <w:i w:val="false"/>
+          <w:color w:val="1A1A1A"/>
+          <w:sz w:val="21"/>
+          <w:szCs w:val="21"/>
+        </w:rPr>
+        <w:t>Google Digital Marketing &amp; E-commerce Professional Certificate</w:t>
+      </w:r>
+    </w:p>
+    <w:p>
+      <w:pPr>
+        <w:pStyle w:val="Normal"/>
+        <w:spacing w:lineRule="auto" w:line="240" w:before="0" w:after="20"/>
+        <w:rPr/>
+      </w:pPr>
+      <w:r>
+        <w:rPr>
+          <w:rFonts w:cs="Times New Roman"/>
+          <w:b w:val="false"/>
+          <w:i w:val="false"/>
+          <w:color w:val="4D4D4D"/>
+          <w:sz w:val="16"/>
+          <w:szCs w:val="16"/>
+        </w:rPr>
+        <w:t>Coursera Professional Certificate · 7 courses</w:t>
+      </w:r>
+    </w:p>
+    <w:p>
+      <w:pPr>
+        <w:pStyle w:val="Normal"/>
         <w:spacing w:lineRule="auto" w:line="240" w:before="0" w:after="0"/>
         <w:ind w:left="283"/>
         <w:rPr/>
@@ -4541,7 +4322,7 @@
           <w:sz w:val="16"/>
           <w:szCs w:val="16"/>
         </w:rPr>
-        <w:t xml:space="preserve">Satisfaction Guaranteed: Develop Customer Loyalty Online   </w:t>
+        <w:t xml:space="preserve">Foundations of Digital Marketing and E-commerce   </w:t>
       </w:r>
       <w:r>
         <w:rPr>
@@ -4552,9 +4333,9 @@
           <w:sz w:val="16"/>
           <w:szCs w:val="16"/>
         </w:rPr>
-        <w:t xml:space="preserve">2025 · 7IHL2H68QMKE  ·  </w:t>
-      </w:r>
-      <w:hyperlink r:id="rId35">
+        <w:t xml:space="preserve">2024 · ADAC17OAAUTM  ·  </w:t>
+      </w:r>
+      <w:hyperlink r:id="rId36">
         <w:r>
           <w:rPr>
             <w:rStyle w:val="ListLabel11"/>
@@ -4571,28 +4352,8 @@
     <w:p>
       <w:pPr>
         <w:pStyle w:val="Normal"/>
-        <w:spacing w:lineRule="auto" w:line="240" w:before="20" w:after="60"/>
+        <w:spacing w:lineRule="auto" w:line="240" w:before="0" w:after="0"/>
         <w:ind w:left="283"/>
-        <w:rPr/>
-      </w:pPr>
-      <w:hyperlink r:id="rId36">
-        <w:r>
-          <w:rPr>
-            <w:rStyle w:val="ListLabel11"/>
-            <w:rFonts w:cs="Times New Roman"/>
-            <w:color w:val="1F4E79"/>
-            <w:sz w:val="16"/>
-            <w:szCs w:val="16"/>
-            <w:u w:val="none"/>
-          </w:rPr>
-          <w:t>View Professional Certificate</w:t>
-        </w:r>
-      </w:hyperlink>
-    </w:p>
-    <w:p>
-      <w:pPr>
-        <w:pStyle w:val="Normal"/>
-        <w:spacing w:lineRule="auto" w:line="240" w:before="0" w:after="0"/>
         <w:rPr/>
       </w:pPr>
       <w:r>
@@ -4604,7 +4365,18 @@
           <w:sz w:val="16"/>
           <w:szCs w:val="16"/>
         </w:rPr>
-        <w:t xml:space="preserve">Sustainable Neighborhoods   </w:t>
+        <w:t xml:space="preserve">– </w:t>
+      </w:r>
+      <w:r>
+        <w:rPr>
+          <w:rFonts w:cs="Times New Roman"/>
+          <w:b w:val="false"/>
+          <w:i w:val="false"/>
+          <w:color w:val="1A1A1A"/>
+          <w:sz w:val="16"/>
+          <w:szCs w:val="16"/>
+        </w:rPr>
+        <w:t xml:space="preserve">Attract and Engage Customers with Digital Marketing   </w:t>
       </w:r>
       <w:r>
         <w:rPr>
@@ -4615,7 +4387,7 @@
           <w:sz w:val="16"/>
           <w:szCs w:val="16"/>
         </w:rPr>
-        <w:t xml:space="preserve">Johns Hopkins University  ·  2025 · PD3013GV4N42  ·  </w:t>
+        <w:t xml:space="preserve">2024 · BYDLT1NC85UY  ·  </w:t>
       </w:r>
       <w:hyperlink r:id="rId37">
         <w:r>
@@ -4635,6 +4407,7 @@
       <w:pPr>
         <w:pStyle w:val="Normal"/>
         <w:spacing w:lineRule="auto" w:line="240" w:before="0" w:after="0"/>
+        <w:ind w:left="283"/>
         <w:rPr/>
       </w:pPr>
       <w:r>
@@ -4646,7 +4419,18 @@
           <w:sz w:val="16"/>
           <w:szCs w:val="16"/>
         </w:rPr>
-        <w:t xml:space="preserve">Sustainable Transportation Networks and Streetscapes   </w:t>
+        <w:t xml:space="preserve">– </w:t>
+      </w:r>
+      <w:r>
+        <w:rPr>
+          <w:rFonts w:cs="Times New Roman"/>
+          <w:b w:val="false"/>
+          <w:i w:val="false"/>
+          <w:color w:val="1A1A1A"/>
+          <w:sz w:val="16"/>
+          <w:szCs w:val="16"/>
+        </w:rPr>
+        <w:t xml:space="preserve">From Likes to Leads: Interact with Customers Online   </w:t>
       </w:r>
       <w:r>
         <w:rPr>
@@ -4657,7 +4441,7 @@
           <w:sz w:val="16"/>
           <w:szCs w:val="16"/>
         </w:rPr>
-        <w:t xml:space="preserve">Johns Hopkins University  ·  2025 · BQ9NUFWQ8JHO  ·  </w:t>
+        <w:t xml:space="preserve">2024 · OY3RTJ0FB1O9  ·  </w:t>
       </w:r>
       <w:hyperlink r:id="rId38">
         <w:r>
@@ -4677,6 +4461,7 @@
       <w:pPr>
         <w:pStyle w:val="Normal"/>
         <w:spacing w:lineRule="auto" w:line="240" w:before="0" w:after="0"/>
+        <w:ind w:left="283"/>
         <w:rPr/>
       </w:pPr>
       <w:r>
@@ -4688,7 +4473,18 @@
           <w:sz w:val="16"/>
           <w:szCs w:val="16"/>
         </w:rPr>
-        <w:t xml:space="preserve">Wind Energy   </w:t>
+        <w:t xml:space="preserve">– </w:t>
+      </w:r>
+      <w:r>
+        <w:rPr>
+          <w:rFonts w:cs="Times New Roman"/>
+          <w:b w:val="false"/>
+          <w:i w:val="false"/>
+          <w:color w:val="1A1A1A"/>
+          <w:sz w:val="16"/>
+          <w:szCs w:val="16"/>
+        </w:rPr>
+        <w:t xml:space="preserve">Think Outside the Inbox: Email Marketing   </w:t>
       </w:r>
       <w:r>
         <w:rPr>
@@ -4699,7 +4495,7 @@
           <w:sz w:val="16"/>
           <w:szCs w:val="16"/>
         </w:rPr>
-        <w:t xml:space="preserve">Technical University of Denmark (DTU)  ·  2025 · BF3120EB7YPC  ·  </w:t>
+        <w:t xml:space="preserve">2025 · J8KTD6HZ13TU  ·  </w:t>
       </w:r>
       <w:hyperlink r:id="rId39">
         <w:r>
@@ -4719,6 +4515,7 @@
       <w:pPr>
         <w:pStyle w:val="Normal"/>
         <w:spacing w:lineRule="auto" w:line="240" w:before="0" w:after="0"/>
+        <w:ind w:left="283"/>
         <w:rPr/>
       </w:pPr>
       <w:r>
@@ -4730,7 +4527,18 @@
           <w:sz w:val="16"/>
           <w:szCs w:val="16"/>
         </w:rPr>
-        <w:t xml:space="preserve">Sustainable Regional Principles, Planning and Transportation   </w:t>
+        <w:t xml:space="preserve">– </w:t>
+      </w:r>
+      <w:r>
+        <w:rPr>
+          <w:rFonts w:cs="Times New Roman"/>
+          <w:b w:val="false"/>
+          <w:i w:val="false"/>
+          <w:color w:val="1A1A1A"/>
+          <w:sz w:val="16"/>
+          <w:szCs w:val="16"/>
+        </w:rPr>
+        <w:t xml:space="preserve">Assess for Success: Marketing Analytics and Measurement   </w:t>
       </w:r>
       <w:r>
         <w:rPr>
@@ -4741,7 +4549,7 @@
           <w:sz w:val="16"/>
           <w:szCs w:val="16"/>
         </w:rPr>
-        <w:t xml:space="preserve">Johns Hopkins University  ·  2025 · HIHAH8WSFR95  ·  </w:t>
+        <w:t xml:space="preserve">2025 · Z4TCNOZKS8MI  ·  </w:t>
       </w:r>
       <w:hyperlink r:id="rId40">
         <w:r>
@@ -4761,6 +4569,7 @@
       <w:pPr>
         <w:pStyle w:val="Normal"/>
         <w:spacing w:lineRule="auto" w:line="240" w:before="0" w:after="0"/>
+        <w:ind w:left="283"/>
         <w:rPr/>
       </w:pPr>
       <w:r>
@@ -4772,7 +4581,18 @@
           <w:sz w:val="16"/>
           <w:szCs w:val="16"/>
         </w:rPr>
-        <w:t xml:space="preserve">Our Earth: Its Climate, History, and Processes   </w:t>
+        <w:t xml:space="preserve">– </w:t>
+      </w:r>
+      <w:r>
+        <w:rPr>
+          <w:rFonts w:cs="Times New Roman"/>
+          <w:b w:val="false"/>
+          <w:i w:val="false"/>
+          <w:color w:val="1A1A1A"/>
+          <w:sz w:val="16"/>
+          <w:szCs w:val="16"/>
+        </w:rPr>
+        <w:t xml:space="preserve">Make the Sale: Build, Launch, and Manage E-commerce Stores   </w:t>
       </w:r>
       <w:r>
         <w:rPr>
@@ -4783,7 +4603,7 @@
           <w:sz w:val="16"/>
           <w:szCs w:val="16"/>
         </w:rPr>
-        <w:t xml:space="preserve">University of Manchester  ·  2023 · 6Y537YJ5QH9J  ·  </w:t>
+        <w:t xml:space="preserve">2025 · TOTMC7EZJCGQ  ·  </w:t>
       </w:r>
       <w:hyperlink r:id="rId41">
         <w:r>
@@ -4803,6 +4623,7 @@
       <w:pPr>
         <w:pStyle w:val="Normal"/>
         <w:spacing w:lineRule="auto" w:line="240" w:before="0" w:after="0"/>
+        <w:ind w:left="283"/>
         <w:rPr/>
       </w:pPr>
       <w:r>
@@ -4814,7 +4635,18 @@
           <w:sz w:val="16"/>
           <w:szCs w:val="16"/>
         </w:rPr>
-        <w:t xml:space="preserve">Extinctions: Past, Present, &amp; Future   </w:t>
+        <w:t xml:space="preserve">– </w:t>
+      </w:r>
+      <w:r>
+        <w:rPr>
+          <w:rFonts w:cs="Times New Roman"/>
+          <w:b w:val="false"/>
+          <w:i w:val="false"/>
+          <w:color w:val="1A1A1A"/>
+          <w:sz w:val="16"/>
+          <w:szCs w:val="16"/>
+        </w:rPr>
+        <w:t xml:space="preserve">Satisfaction Guaranteed: Develop Customer Loyalty Online   </w:t>
       </w:r>
       <w:r>
         <w:rPr>
@@ -4825,7 +4657,7 @@
           <w:sz w:val="16"/>
           <w:szCs w:val="16"/>
         </w:rPr>
-        <w:t xml:space="preserve">Emory University  ·  2023 · EK5WJUBLEB92  ·  </w:t>
+        <w:t xml:space="preserve">2025 · 7IHL2H68QMKE  ·  </w:t>
       </w:r>
       <w:hyperlink r:id="rId42">
         <w:r>
@@ -4844,31 +4676,10 @@
     <w:p>
       <w:pPr>
         <w:pStyle w:val="Normal"/>
-        <w:spacing w:lineRule="auto" w:line="240" w:before="0" w:after="0"/>
+        <w:spacing w:lineRule="auto" w:line="240" w:before="20" w:after="60"/>
+        <w:ind w:left="283"/>
         <w:rPr/>
       </w:pPr>
-      <w:r>
-        <w:rPr>
-          <w:rFonts w:cs="Times New Roman"/>
-          <w:b w:val="false"/>
-          <w:i w:val="false"/>
-          <w:color w:val="1A1A1A"/>
-          <w:sz w:val="16"/>
-          <w:szCs w:val="16"/>
-        </w:rPr>
-        <w:t xml:space="preserve">Electric Power Systems   </w:t>
-      </w:r>
-      <w:r>
-        <w:rPr>
-          <w:rFonts w:cs="Times New Roman"/>
-          <w:b w:val="false"/>
-          <w:i w:val="false"/>
-          <w:color w:val="4D4D4D"/>
-          <w:sz w:val="16"/>
-          <w:szCs w:val="16"/>
-        </w:rPr>
-        <w:t xml:space="preserve">University at Buffalo  ·  2023 · QFFR5N2AQ26W  ·  </w:t>
-      </w:r>
       <w:hyperlink r:id="rId43">
         <w:r>
           <w:rPr>
@@ -4879,7 +4690,7 @@
             <w:szCs w:val="16"/>
             <w:u w:val="none"/>
           </w:rPr>
-          <w:t>View certificate</w:t>
+          <w:t>View Professional Certificate</w:t>
         </w:r>
       </w:hyperlink>
     </w:p>
@@ -4898,7 +4709,7 @@
           <w:sz w:val="16"/>
           <w:szCs w:val="16"/>
         </w:rPr>
-        <w:t xml:space="preserve">Introduction to GIS Mapping   </w:t>
+        <w:t xml:space="preserve">Sustainable Neighborhoods   </w:t>
       </w:r>
       <w:r>
         <w:rPr>
@@ -4909,7 +4720,7 @@
           <w:sz w:val="16"/>
           <w:szCs w:val="16"/>
         </w:rPr>
-        <w:t xml:space="preserve">University of Toronto  ·  2023 · RXDSMTEBNYCY  ·  </w:t>
+        <w:t xml:space="preserve">Johns Hopkins University  ·  2025 · PD3013GV4N42  ·  </w:t>
       </w:r>
       <w:hyperlink r:id="rId44">
         <w:r>
@@ -4940,7 +4751,7 @@
           <w:sz w:val="16"/>
           <w:szCs w:val="16"/>
         </w:rPr>
-        <w:t xml:space="preserve">Solar Energy Basics   </w:t>
+        <w:t xml:space="preserve">Sustainable Transportation Networks and Streetscapes   </w:t>
       </w:r>
       <w:r>
         <w:rPr>
@@ -4951,7 +4762,7 @@
           <w:sz w:val="16"/>
           <w:szCs w:val="16"/>
         </w:rPr>
-        <w:t xml:space="preserve">The State University of New York  ·  2023 · PTMSZ9B6KQ8F  ·  </w:t>
+        <w:t xml:space="preserve">Johns Hopkins University  ·  2025 · BQ9NUFWQ8JHO  ·  </w:t>
       </w:r>
       <w:hyperlink r:id="rId45">
         <w:r>
@@ -4982,7 +4793,7 @@
           <w:sz w:val="16"/>
           <w:szCs w:val="16"/>
         </w:rPr>
-        <w:t xml:space="preserve">Oil &amp; Gas Industry Operations and Markets   </w:t>
+        <w:t xml:space="preserve">Wind Energy   </w:t>
       </w:r>
       <w:r>
         <w:rPr>
@@ -4993,7 +4804,7 @@
           <w:sz w:val="16"/>
           <w:szCs w:val="16"/>
         </w:rPr>
-        <w:t xml:space="preserve">Duke University  ·  2023 · G7DYSPR7M3RR  ·  </w:t>
+        <w:t xml:space="preserve">Technical University of Denmark (DTU)  ·  2025 · BF3120EB7YPC  ·  </w:t>
       </w:r>
       <w:hyperlink r:id="rId46">
         <w:r>
@@ -5024,7 +4835,7 @@
           <w:sz w:val="16"/>
           <w:szCs w:val="16"/>
         </w:rPr>
-        <w:t xml:space="preserve">Unity: Design &amp; Deform Meshes for 3D Geometry Control   </w:t>
+        <w:t xml:space="preserve">Sustainable Regional Principles, Planning and Transportation   </w:t>
       </w:r>
       <w:r>
         <w:rPr>
@@ -5035,7 +4846,7 @@
           <w:sz w:val="16"/>
           <w:szCs w:val="16"/>
         </w:rPr>
-        <w:t xml:space="preserve">EDUCBA  ·  2025 · PAOC4O9D4ALK  ·  </w:t>
+        <w:t xml:space="preserve">Johns Hopkins University  ·  2025 · HIHAH8WSFR95  ·  </w:t>
       </w:r>
       <w:hyperlink r:id="rId47">
         <w:r>
@@ -5066,7 +4877,7 @@
           <w:sz w:val="16"/>
           <w:szCs w:val="16"/>
         </w:rPr>
-        <w:t xml:space="preserve">Positive Psychiatry and Mental Health   </w:t>
+        <w:t xml:space="preserve">Our Earth: Its Climate, History, and Processes   </w:t>
       </w:r>
       <w:r>
         <w:rPr>
@@ -5077,7 +4888,7 @@
           <w:sz w:val="16"/>
           <w:szCs w:val="16"/>
         </w:rPr>
-        <w:t xml:space="preserve">The University of Sydney  ·  2025 · LQ39UU674WEF  ·  </w:t>
+        <w:t xml:space="preserve">University of Manchester  ·  2023 · 6Y537YJ5QH9J  ·  </w:t>
       </w:r>
       <w:hyperlink r:id="rId48">
         <w:r>
@@ -5108,7 +4919,7 @@
           <w:sz w:val="16"/>
           <w:szCs w:val="16"/>
         </w:rPr>
-        <w:t xml:space="preserve">Firm Level Economics: Markets and Allocations   </w:t>
+        <w:t xml:space="preserve">Extinctions: Past, Present, &amp; Future   </w:t>
       </w:r>
       <w:r>
         <w:rPr>
@@ -5119,7 +4930,7 @@
           <w:sz w:val="16"/>
           <w:szCs w:val="16"/>
         </w:rPr>
-        <w:t xml:space="preserve">University of Illinois Urbana-Champaign  ·  2024 · XICPQ5ZM9KSV  ·  </w:t>
+        <w:t xml:space="preserve">Emory University  ·  2023 · EK5WJUBLEB92  ·  </w:t>
       </w:r>
       <w:hyperlink r:id="rId49">
         <w:r>
@@ -5150,7 +4961,7 @@
           <w:sz w:val="16"/>
           <w:szCs w:val="16"/>
         </w:rPr>
-        <w:t xml:space="preserve">Introduction to Web Development   </w:t>
+        <w:t xml:space="preserve">Electric Power Systems   </w:t>
       </w:r>
       <w:r>
         <w:rPr>
@@ -5161,7 +4972,7 @@
           <w:sz w:val="16"/>
           <w:szCs w:val="16"/>
         </w:rPr>
-        <w:t xml:space="preserve">University of California, Davis  ·  2024 · OISIZ0VHN9AP  ·  </w:t>
+        <w:t xml:space="preserve">University at Buffalo  ·  2023 · QFFR5N2AQ26W  ·  </w:t>
       </w:r>
       <w:hyperlink r:id="rId50">
         <w:r>
@@ -5192,7 +5003,7 @@
           <w:sz w:val="16"/>
           <w:szCs w:val="16"/>
         </w:rPr>
-        <w:t xml:space="preserve">How to Write and Publish a Scientific Paper   </w:t>
+        <w:t xml:space="preserve">Introduction to GIS Mapping   </w:t>
       </w:r>
       <w:r>
         <w:rPr>
@@ -5203,7 +5014,7 @@
           <w:sz w:val="16"/>
           <w:szCs w:val="16"/>
         </w:rPr>
-        <w:t xml:space="preserve">École Polytechnique  ·  2024 · TRG7BMSS8Q9I  ·  </w:t>
+        <w:t xml:space="preserve">University of Toronto  ·  2023 · RXDSMTEBNYCY  ·  </w:t>
       </w:r>
       <w:hyperlink r:id="rId51">
         <w:r>
@@ -5234,7 +5045,7 @@
           <w:sz w:val="16"/>
           <w:szCs w:val="16"/>
         </w:rPr>
-        <w:t xml:space="preserve">Firm Level Economics: Consumer and Producer Behavior   </w:t>
+        <w:t xml:space="preserve">Solar Energy Basics   </w:t>
       </w:r>
       <w:r>
         <w:rPr>
@@ -5245,7 +5056,7 @@
           <w:sz w:val="16"/>
           <w:szCs w:val="16"/>
         </w:rPr>
-        <w:t xml:space="preserve">University of Illinois Urbana-Champaign  ·  2024 · 1JH025ZXSAFZ  ·  </w:t>
+        <w:t xml:space="preserve">The State University of New York  ·  2023 · PTMSZ9B6KQ8F  ·  </w:t>
       </w:r>
       <w:hyperlink r:id="rId52">
         <w:r>
@@ -5276,7 +5087,7 @@
           <w:sz w:val="16"/>
           <w:szCs w:val="16"/>
         </w:rPr>
-        <w:t xml:space="preserve">Build a Full Website using WordPress   </w:t>
+        <w:t xml:space="preserve">Oil &amp; Gas Industry Operations and Markets   </w:t>
       </w:r>
       <w:r>
         <w:rPr>
@@ -5287,7 +5098,7 @@
           <w:sz w:val="16"/>
           <w:szCs w:val="16"/>
         </w:rPr>
-        <w:t xml:space="preserve">Coursera  ·  2023 · FLH3PRW9CBDC  ·  </w:t>
+        <w:t xml:space="preserve">Duke University  ·  2023 · G7DYSPR7M3RR  ·  </w:t>
       </w:r>
       <w:hyperlink r:id="rId53">
         <w:r>
@@ -5318,7 +5129,7 @@
           <w:sz w:val="16"/>
           <w:szCs w:val="16"/>
         </w:rPr>
-        <w:t xml:space="preserve">COVID-19 Contact Tracing   </w:t>
+        <w:t xml:space="preserve">Unity: Design &amp; Deform Meshes for 3D Geometry Control   </w:t>
       </w:r>
       <w:r>
         <w:rPr>
@@ -5329,7 +5140,7 @@
           <w:sz w:val="16"/>
           <w:szCs w:val="16"/>
         </w:rPr>
-        <w:t xml:space="preserve">Johns Hopkins University  ·  2023 · CTXPE9DBBSWB  ·  </w:t>
+        <w:t xml:space="preserve">EDUCBA  ·  2025 · PAOC4O9D4ALK  ·  </w:t>
       </w:r>
       <w:hyperlink r:id="rId54">
         <w:r>
@@ -5360,7 +5171,7 @@
           <w:sz w:val="16"/>
           <w:szCs w:val="16"/>
         </w:rPr>
-        <w:t xml:space="preserve">High Stakes Leadership: Leading in Times of Crisis   </w:t>
+        <w:t xml:space="preserve">Positive Psychiatry and Mental Health   </w:t>
       </w:r>
       <w:r>
         <w:rPr>
@@ -5371,7 +5182,7 @@
           <w:sz w:val="16"/>
           <w:szCs w:val="16"/>
         </w:rPr>
-        <w:t xml:space="preserve">University of Michigan  ·  2023 · XWTEBYE99LJU  ·  </w:t>
+        <w:t xml:space="preserve">The University of Sydney  ·  2025 · LQ39UU674WEF  ·  </w:t>
       </w:r>
       <w:hyperlink r:id="rId55">
         <w:r>
@@ -5387,10 +5198,304 @@
         </w:r>
       </w:hyperlink>
     </w:p>
+    <w:p>
+      <w:pPr>
+        <w:pStyle w:val="Normal"/>
+        <w:spacing w:lineRule="auto" w:line="240" w:before="0" w:after="0"/>
+        <w:rPr/>
+      </w:pPr>
+      <w:r>
+        <w:rPr>
+          <w:rFonts w:cs="Times New Roman"/>
+          <w:b w:val="false"/>
+          <w:i w:val="false"/>
+          <w:color w:val="1A1A1A"/>
+          <w:sz w:val="16"/>
+          <w:szCs w:val="16"/>
+        </w:rPr>
+        <w:t xml:space="preserve">Firm Level Economics: Markets and Allocations   </w:t>
+      </w:r>
+      <w:r>
+        <w:rPr>
+          <w:rFonts w:cs="Times New Roman"/>
+          <w:b w:val="false"/>
+          <w:i w:val="false"/>
+          <w:color w:val="4D4D4D"/>
+          <w:sz w:val="16"/>
+          <w:szCs w:val="16"/>
+        </w:rPr>
+        <w:t xml:space="preserve">University of Illinois Urbana-Champaign  ·  2024 · XICPQ5ZM9KSV  ·  </w:t>
+      </w:r>
+      <w:hyperlink r:id="rId56">
+        <w:r>
+          <w:rPr>
+            <w:rStyle w:val="ListLabel11"/>
+            <w:rFonts w:cs="Times New Roman"/>
+            <w:color w:val="1F4E79"/>
+            <w:sz w:val="16"/>
+            <w:szCs w:val="16"/>
+            <w:u w:val="none"/>
+          </w:rPr>
+          <w:t>View certificate</w:t>
+        </w:r>
+      </w:hyperlink>
+    </w:p>
+    <w:p>
+      <w:pPr>
+        <w:pStyle w:val="Normal"/>
+        <w:spacing w:lineRule="auto" w:line="240" w:before="0" w:after="0"/>
+        <w:rPr/>
+      </w:pPr>
+      <w:r>
+        <w:rPr>
+          <w:rFonts w:cs="Times New Roman"/>
+          <w:b w:val="false"/>
+          <w:i w:val="false"/>
+          <w:color w:val="1A1A1A"/>
+          <w:sz w:val="16"/>
+          <w:szCs w:val="16"/>
+        </w:rPr>
+        <w:t xml:space="preserve">Introduction to Web Development   </w:t>
+      </w:r>
+      <w:r>
+        <w:rPr>
+          <w:rFonts w:cs="Times New Roman"/>
+          <w:b w:val="false"/>
+          <w:i w:val="false"/>
+          <w:color w:val="4D4D4D"/>
+          <w:sz w:val="16"/>
+          <w:szCs w:val="16"/>
+        </w:rPr>
+        <w:t xml:space="preserve">University of California, Davis  ·  2024 · OISIZ0VHN9AP  ·  </w:t>
+      </w:r>
+      <w:hyperlink r:id="rId57">
+        <w:r>
+          <w:rPr>
+            <w:rStyle w:val="ListLabel11"/>
+            <w:rFonts w:cs="Times New Roman"/>
+            <w:color w:val="1F4E79"/>
+            <w:sz w:val="16"/>
+            <w:szCs w:val="16"/>
+            <w:u w:val="none"/>
+          </w:rPr>
+          <w:t>View certificate</w:t>
+        </w:r>
+      </w:hyperlink>
+    </w:p>
+    <w:p>
+      <w:pPr>
+        <w:pStyle w:val="Normal"/>
+        <w:spacing w:lineRule="auto" w:line="240" w:before="0" w:after="0"/>
+        <w:rPr/>
+      </w:pPr>
+      <w:r>
+        <w:rPr>
+          <w:rFonts w:cs="Times New Roman"/>
+          <w:b w:val="false"/>
+          <w:i w:val="false"/>
+          <w:color w:val="1A1A1A"/>
+          <w:sz w:val="16"/>
+          <w:szCs w:val="16"/>
+        </w:rPr>
+        <w:t xml:space="preserve">How to Write and Publish a Scientific Paper   </w:t>
+      </w:r>
+      <w:r>
+        <w:rPr>
+          <w:rFonts w:cs="Times New Roman"/>
+          <w:b w:val="false"/>
+          <w:i w:val="false"/>
+          <w:color w:val="4D4D4D"/>
+          <w:sz w:val="16"/>
+          <w:szCs w:val="16"/>
+        </w:rPr>
+        <w:t xml:space="preserve">École Polytechnique  ·  2024 · TRG7BMSS8Q9I  ·  </w:t>
+      </w:r>
+      <w:hyperlink r:id="rId58">
+        <w:r>
+          <w:rPr>
+            <w:rStyle w:val="ListLabel11"/>
+            <w:rFonts w:cs="Times New Roman"/>
+            <w:color w:val="1F4E79"/>
+            <w:sz w:val="16"/>
+            <w:szCs w:val="16"/>
+            <w:u w:val="none"/>
+          </w:rPr>
+          <w:t>View certificate</w:t>
+        </w:r>
+      </w:hyperlink>
+    </w:p>
+    <w:p>
+      <w:pPr>
+        <w:pStyle w:val="Normal"/>
+        <w:spacing w:lineRule="auto" w:line="240" w:before="0" w:after="0"/>
+        <w:rPr/>
+      </w:pPr>
+      <w:r>
+        <w:rPr>
+          <w:rFonts w:cs="Times New Roman"/>
+          <w:b w:val="false"/>
+          <w:i w:val="false"/>
+          <w:color w:val="1A1A1A"/>
+          <w:sz w:val="16"/>
+          <w:szCs w:val="16"/>
+        </w:rPr>
+        <w:t xml:space="preserve">Firm Level Economics: Consumer and Producer Behavior   </w:t>
+      </w:r>
+      <w:r>
+        <w:rPr>
+          <w:rFonts w:cs="Times New Roman"/>
+          <w:b w:val="false"/>
+          <w:i w:val="false"/>
+          <w:color w:val="4D4D4D"/>
+          <w:sz w:val="16"/>
+          <w:szCs w:val="16"/>
+        </w:rPr>
+        <w:t xml:space="preserve">University of Illinois Urbana-Champaign  ·  2024 · 1JH025ZXSAFZ  ·  </w:t>
+      </w:r>
+      <w:hyperlink r:id="rId59">
+        <w:r>
+          <w:rPr>
+            <w:rStyle w:val="ListLabel11"/>
+            <w:rFonts w:cs="Times New Roman"/>
+            <w:color w:val="1F4E79"/>
+            <w:sz w:val="16"/>
+            <w:szCs w:val="16"/>
+            <w:u w:val="none"/>
+          </w:rPr>
+          <w:t>View certificate</w:t>
+        </w:r>
+      </w:hyperlink>
+    </w:p>
+    <w:p>
+      <w:pPr>
+        <w:pStyle w:val="Normal"/>
+        <w:spacing w:lineRule="auto" w:line="240" w:before="0" w:after="0"/>
+        <w:rPr/>
+      </w:pPr>
+      <w:r>
+        <w:rPr>
+          <w:rFonts w:cs="Times New Roman"/>
+          <w:b w:val="false"/>
+          <w:i w:val="false"/>
+          <w:color w:val="1A1A1A"/>
+          <w:sz w:val="16"/>
+          <w:szCs w:val="16"/>
+        </w:rPr>
+        <w:t xml:space="preserve">Build a Full Website using WordPress   </w:t>
+      </w:r>
+      <w:r>
+        <w:rPr>
+          <w:rFonts w:cs="Times New Roman"/>
+          <w:b w:val="false"/>
+          <w:i w:val="false"/>
+          <w:color w:val="4D4D4D"/>
+          <w:sz w:val="16"/>
+          <w:szCs w:val="16"/>
+        </w:rPr>
+        <w:t xml:space="preserve">Coursera  ·  2023 · FLH3PRW9CBDC  ·  </w:t>
+      </w:r>
+      <w:hyperlink r:id="rId60">
+        <w:r>
+          <w:rPr>
+            <w:rStyle w:val="ListLabel11"/>
+            <w:rFonts w:cs="Times New Roman"/>
+            <w:color w:val="1F4E79"/>
+            <w:sz w:val="16"/>
+            <w:szCs w:val="16"/>
+            <w:u w:val="none"/>
+          </w:rPr>
+          <w:t>View certificate</w:t>
+        </w:r>
+      </w:hyperlink>
+    </w:p>
+    <w:p>
+      <w:pPr>
+        <w:pStyle w:val="Normal"/>
+        <w:spacing w:lineRule="auto" w:line="240" w:before="0" w:after="0"/>
+        <w:rPr/>
+      </w:pPr>
+      <w:r>
+        <w:rPr>
+          <w:rFonts w:cs="Times New Roman"/>
+          <w:b w:val="false"/>
+          <w:i w:val="false"/>
+          <w:color w:val="1A1A1A"/>
+          <w:sz w:val="16"/>
+          <w:szCs w:val="16"/>
+        </w:rPr>
+        <w:t xml:space="preserve">COVID-19 Contact Tracing   </w:t>
+      </w:r>
+      <w:r>
+        <w:rPr>
+          <w:rFonts w:cs="Times New Roman"/>
+          <w:b w:val="false"/>
+          <w:i w:val="false"/>
+          <w:color w:val="4D4D4D"/>
+          <w:sz w:val="16"/>
+          <w:szCs w:val="16"/>
+        </w:rPr>
+        <w:t xml:space="preserve">Johns Hopkins University  ·  2023 · CTXPE9DBBSWB  ·  </w:t>
+      </w:r>
+      <w:hyperlink r:id="rId61">
+        <w:r>
+          <w:rPr>
+            <w:rStyle w:val="ListLabel11"/>
+            <w:rFonts w:cs="Times New Roman"/>
+            <w:color w:val="1F4E79"/>
+            <w:sz w:val="16"/>
+            <w:szCs w:val="16"/>
+            <w:u w:val="none"/>
+          </w:rPr>
+          <w:t>View certificate</w:t>
+        </w:r>
+      </w:hyperlink>
+    </w:p>
+    <w:p>
+      <w:pPr>
+        <w:pStyle w:val="Normal"/>
+        <w:spacing w:lineRule="auto" w:line="240" w:before="0" w:after="0"/>
+        <w:rPr/>
+      </w:pPr>
+      <w:r>
+        <w:rPr>
+          <w:rFonts w:cs="Times New Roman"/>
+          <w:b w:val="false"/>
+          <w:i w:val="false"/>
+          <w:color w:val="1A1A1A"/>
+          <w:sz w:val="16"/>
+          <w:szCs w:val="16"/>
+        </w:rPr>
+        <w:t xml:space="preserve">High Stakes Leadership: Leading in Times of Crisis   </w:t>
+      </w:r>
+      <w:r>
+        <w:rPr>
+          <w:rFonts w:cs="Times New Roman"/>
+          <w:b w:val="false"/>
+          <w:i w:val="false"/>
+          <w:color w:val="4D4D4D"/>
+          <w:sz w:val="16"/>
+          <w:szCs w:val="16"/>
+        </w:rPr>
+        <w:t xml:space="preserve">University of Michigan  ·  2023 · XWTEBYE99LJU  ·  </w:t>
+      </w:r>
+      <w:hyperlink r:id="rId62">
+        <w:r>
+          <w:rPr>
+            <w:rStyle w:val="ListLabel11"/>
+            <w:rFonts w:cs="Times New Roman"/>
+            <w:color w:val="1F4E79"/>
+            <w:sz w:val="16"/>
+            <w:szCs w:val="16"/>
+            <w:u w:val="none"/>
+          </w:rPr>
+          <w:t>View certificate</w:t>
+        </w:r>
+      </w:hyperlink>
+    </w:p>
     <w:sectPr>
-      <w:footerReference w:type="even" r:id="rId56"/>
-      <w:footerReference w:type="default" r:id="rId57"/>
-      <w:footerReference w:type="first" r:id="rId58"/>
+      <w:footerReference w:type="even" r:id="rId63"/>
+      <w:footerReference w:type="default" r:id="rId64"/>
+      <w:footerReference w:type="first" r:id="rId65"/>
       <w:type w:val="nextPage"/>
       <w:pgSz w:w="11906" w:h="16838"/>
       <w:pgMar w:left="794" w:right="794" w:gutter="0" w:header="0" w:top="720" w:footer="283" w:bottom="720"/>

--- a/assets/files/Aria-CV-En.docx
+++ b/assets/files/Aria-CV-En.docx
@@ -5540,7 +5540,7 @@
         <w:sz w:val="16"/>
         <w:szCs w:val="16"/>
       </w:rPr>
-      <w:t>Last updated: September 17, 2026</w:t>
+      <w:t>Last updated: September 18, 2026</w:t>
     </w:r>
   </w:p>
 </w:ftr>
@@ -5564,7 +5564,7 @@
         <w:sz w:val="16"/>
         <w:szCs w:val="16"/>
       </w:rPr>
-      <w:t>Last updated: September 17, 2026</w:t>
+      <w:t>Last updated: September 18, 2026</w:t>
     </w:r>
   </w:p>
 </w:ftr>

--- a/assets/files/Aria-CV-En.docx
+++ b/assets/files/Aria-CV-En.docx
@@ -2219,7 +2219,7 @@
           <w:szCs w:val="21"/>
         </w:rPr>
         <w:tab/>
-        <w:t>2026 · Under Review</w:t>
+        <w:t>Published · 2026</w:t>
       </w:r>
     </w:p>
     <w:p>
@@ -2238,88 +2238,13 @@
           <w:sz w:val="21"/>
           <w:szCs w:val="21"/>
         </w:rPr>
-        <w:t>Iranian Patent Application · Sole Inventor</w:t>
+        <w:t>Iranian Patent Application · Owner and Sole Inventor</w:t>
       </w:r>
     </w:p>
     <w:p>
       <w:pPr>
         <w:pStyle w:val="Normal"/>
-        <w:pBdr>
-          <w:bottom w:val="single" w:sz="4" w:space="2" w:color="333333"/>
-        </w:pBdr>
-        <w:spacing w:lineRule="auto" w:line="240" w:before="60" w:after="60"/>
-        <w:rPr/>
-      </w:pPr>
-      <w:r>
-        <w:rPr>
-          <w:rFonts w:cs="Times New Roman"/>
-          <w:b/>
-          <w:i w:val="false"/>
-          <w:color w:val="1F4E79"/>
-          <w:sz w:val="23"/>
-          <w:szCs w:val="23"/>
-        </w:rPr>
-        <w:t>HONORS &amp; AWARDS</w:t>
-      </w:r>
-    </w:p>
-    <w:p>
-      <w:pPr>
-        <w:pStyle w:val="Normal"/>
-        <w:tabs>
-          <w:tab w:val="clear" w:pos="720"/>
-          <w:tab w:val="right" w:pos="10318" w:leader="none"/>
-        </w:tabs>
         <w:spacing w:lineRule="auto" w:line="240" w:before="0" w:after="0"/>
-        <w:rPr/>
-      </w:pPr>
-      <w:r>
-        <w:rPr>
-          <w:rFonts w:cs="Times New Roman"/>
-          <w:b/>
-          <w:i w:val="false"/>
-          <w:color w:val="1A1A1A"/>
-          <w:sz w:val="21"/>
-          <w:szCs w:val="21"/>
-        </w:rPr>
-        <w:t>Top Young Earth Sciences Researcher</w:t>
-      </w:r>
-      <w:r>
-        <w:rPr>
-          <w:rFonts w:cs="Times New Roman"/>
-          <w:b w:val="false"/>
-          <w:i w:val="false"/>
-          <w:color w:val="4D4D4D"/>
-          <w:spacing w:val="-3"/>
-          <w:sz w:val="21"/>
-          <w:szCs w:val="21"/>
-        </w:rPr>
-        <w:tab/>
-        <w:t>2024</w:t>
-      </w:r>
-    </w:p>
-    <w:p>
-      <w:pPr>
-        <w:pStyle w:val="Normal"/>
-        <w:spacing w:lineRule="auto" w:line="240" w:before="0" w:after="0"/>
-        <w:jc w:val="both"/>
-        <w:rPr/>
-      </w:pPr>
-      <w:r>
-        <w:rPr>
-          <w:rFonts w:cs="Times New Roman"/>
-          <w:b w:val="false"/>
-          <w:i/>
-          <w:color w:val="4D4D4D"/>
-          <w:sz w:val="21"/>
-          <w:szCs w:val="21"/>
-        </w:rPr>
-        <w:t>Geological Society of Iran</w:t>
-      </w:r>
-    </w:p>
-    <w:p>
-      <w:pPr>
-        <w:pStyle w:val="Normal"/>
-        <w:spacing w:lineRule="auto" w:line="240" w:before="0" w:after="40"/>
         <w:rPr/>
       </w:pPr>
       <w:r>
@@ -2331,954 +2256,7 @@
           <w:sz w:val="16"/>
           <w:szCs w:val="16"/>
         </w:rPr>
-        <w:t>Awarded for the paper "Petrographic, Mineralization, and Alteration Study of the Choudarchay Copper Vein Deposit"</w:t>
-      </w:r>
-    </w:p>
-    <w:p>
-      <w:pPr>
-        <w:pStyle w:val="Normal"/>
-        <w:pBdr>
-          <w:bottom w:val="single" w:sz="4" w:space="2" w:color="333333"/>
-        </w:pBdr>
-        <w:spacing w:lineRule="auto" w:line="240" w:before="60" w:after="60"/>
-        <w:rPr/>
-      </w:pPr>
-      <w:r>
-        <w:rPr>
-          <w:rFonts w:cs="Times New Roman"/>
-          <w:b/>
-          <w:i w:val="false"/>
-          <w:color w:val="1F4E79"/>
-          <w:sz w:val="23"/>
-          <w:szCs w:val="23"/>
-        </w:rPr>
-        <w:t>LANGUAGES</w:t>
-      </w:r>
-    </w:p>
-    <w:p>
-      <w:pPr>
-        <w:pStyle w:val="Normal"/>
-        <w:spacing w:lineRule="auto" w:line="240" w:before="0" w:after="20"/>
-        <w:jc w:val="both"/>
-        <w:rPr/>
-      </w:pPr>
-      <w:r>
-        <w:rPr>
-          <w:rFonts w:cs="Times New Roman"/>
-          <w:b/>
-          <w:i w:val="false"/>
-          <w:color w:val="1A1A1A"/>
-          <w:sz w:val="21"/>
-          <w:szCs w:val="21"/>
-        </w:rPr>
-        <w:t>Persian</w:t>
-      </w:r>
-      <w:r>
-        <w:rPr>
-          <w:rFonts w:cs="Times New Roman"/>
-          <w:b w:val="false"/>
-          <w:i w:val="false"/>
-          <w:color w:val="1A1A1A"/>
-          <w:sz w:val="21"/>
-          <w:szCs w:val="21"/>
-        </w:rPr>
-        <w:t xml:space="preserve"> – Native   |   </w:t>
-      </w:r>
-      <w:r>
-        <w:rPr>
-          <w:rFonts w:cs="Times New Roman"/>
-          <w:b/>
-          <w:i w:val="false"/>
-          <w:color w:val="1A1A1A"/>
-          <w:sz w:val="21"/>
-          <w:szCs w:val="21"/>
-        </w:rPr>
-        <w:t>English</w:t>
-      </w:r>
-      <w:r>
-        <w:rPr>
-          <w:rFonts w:cs="Times New Roman"/>
-          <w:b w:val="false"/>
-          <w:i w:val="false"/>
-          <w:color w:val="1A1A1A"/>
-          <w:sz w:val="21"/>
-          <w:szCs w:val="21"/>
-        </w:rPr>
-        <w:t xml:space="preserve"> – Professional Working Proficiency   |   </w:t>
-      </w:r>
-      <w:r>
-        <w:rPr>
-          <w:rFonts w:cs="Times New Roman"/>
-          <w:b/>
-          <w:i w:val="false"/>
-          <w:color w:val="1A1A1A"/>
-          <w:sz w:val="21"/>
-          <w:szCs w:val="21"/>
-        </w:rPr>
-        <w:t>French</w:t>
-      </w:r>
-      <w:r>
-        <w:rPr>
-          <w:rFonts w:cs="Times New Roman"/>
-          <w:b w:val="false"/>
-          <w:i w:val="false"/>
-          <w:color w:val="1A1A1A"/>
-          <w:sz w:val="21"/>
-          <w:szCs w:val="21"/>
-        </w:rPr>
-        <w:t xml:space="preserve"> – Learning</w:t>
-      </w:r>
-    </w:p>
-    <w:p>
-      <w:pPr>
-        <w:pStyle w:val="Normal"/>
-        <w:spacing w:lineRule="auto" w:line="240" w:before="0" w:after="0"/>
-        <w:jc w:val="both"/>
-        <w:rPr/>
-      </w:pPr>
-      <w:r>
-        <w:rPr>
-          <w:rFonts w:cs="Times New Roman"/>
-          <w:b/>
-          <w:i w:val="false"/>
-          <w:color w:val="4D4D4D"/>
-          <w:sz w:val="16"/>
-          <w:szCs w:val="16"/>
-        </w:rPr>
-        <w:t xml:space="preserve">GRE General Test  </w:t>
-      </w:r>
-      <w:r>
-        <w:rPr>
-          <w:rFonts w:cs="Times New Roman"/>
-          <w:b w:val="false"/>
-          <w:i w:val="false"/>
-          <w:color w:val="4D4D4D"/>
-          <w:sz w:val="16"/>
-          <w:szCs w:val="16"/>
-        </w:rPr>
-        <w:t>Taken: Dec 11, 2024 · Expires: Dec 11, 2029  ·  Verbal Reasoning 166/170 · Quantitative Reasoning 166/170 · Analytical Writing 4.0/6.0 (63rd percentile)</w:t>
-      </w:r>
-    </w:p>
-    <w:p>
-      <w:pPr>
-        <w:pStyle w:val="Normal"/>
-        <w:spacing w:lineRule="auto" w:line="240" w:before="0" w:after="60"/>
-        <w:jc w:val="both"/>
-        <w:rPr/>
-      </w:pPr>
-      <w:r>
-        <w:rPr>
-          <w:rFonts w:cs="Times New Roman"/>
-          <w:b/>
-          <w:i w:val="false"/>
-          <w:color w:val="4D4D4D"/>
-          <w:sz w:val="16"/>
-          <w:szCs w:val="16"/>
-        </w:rPr>
-        <w:t xml:space="preserve">TOEFL iBT  </w:t>
-      </w:r>
-      <w:r>
-        <w:rPr>
-          <w:rFonts w:cs="Times New Roman"/>
-          <w:b w:val="false"/>
-          <w:i w:val="false"/>
-          <w:color w:val="4D4D4D"/>
-          <w:sz w:val="16"/>
-          <w:szCs w:val="16"/>
-        </w:rPr>
-        <w:t>Taken: Jan 1, 2025 · Expires: Jan 1, 2027  ·  Total Score 102/120 · Reading 30/30 · Listening 27/30 · Writing 28/30 · Speaking 17/30</w:t>
-      </w:r>
-    </w:p>
-    <w:p>
-      <w:pPr>
-        <w:pStyle w:val="Normal"/>
-        <w:pBdr>
-          <w:bottom w:val="single" w:sz="4" w:space="2" w:color="333333"/>
-        </w:pBdr>
-        <w:spacing w:lineRule="auto" w:line="240" w:before="60" w:after="60"/>
-        <w:rPr/>
-      </w:pPr>
-      <w:r>
-        <w:rPr>
-          <w:rFonts w:cs="Times New Roman"/>
-          <w:b/>
-          <w:i w:val="false"/>
-          <w:color w:val="1F4E79"/>
-          <w:sz w:val="23"/>
-          <w:szCs w:val="23"/>
-        </w:rPr>
-        <w:t>PROFESSIONAL MEMBERSHIPS</w:t>
-      </w:r>
-    </w:p>
-    <w:p>
-      <w:pPr>
-        <w:pStyle w:val="Normal"/>
-        <w:tabs>
-          <w:tab w:val="clear" w:pos="720"/>
-          <w:tab w:val="right" w:pos="10318" w:leader="none"/>
-        </w:tabs>
-        <w:spacing w:lineRule="auto" w:line="240" w:before="0" w:after="0"/>
-        <w:rPr/>
-      </w:pPr>
-      <w:r>
-        <w:rPr>
-          <w:rFonts w:cs="Times New Roman"/>
-          <w:b/>
-          <w:i w:val="false"/>
-          <w:color w:val="1A1A1A"/>
-          <w:sz w:val="21"/>
-          <w:szCs w:val="21"/>
-        </w:rPr>
-        <w:t>Member of the Iranian Geological Society</w:t>
-      </w:r>
-      <w:r>
-        <w:rPr>
-          <w:rFonts w:cs="Times New Roman"/>
-          <w:b w:val="false"/>
-          <w:i w:val="false"/>
-          <w:color w:val="4D4D4D"/>
-          <w:spacing w:val="-3"/>
-          <w:sz w:val="21"/>
-          <w:szCs w:val="21"/>
-        </w:rPr>
-        <w:tab/>
-        <w:t>Oct 2022 – Present</w:t>
-      </w:r>
-    </w:p>
-    <w:p>
-      <w:pPr>
-        <w:pStyle w:val="Normal"/>
-        <w:spacing w:lineRule="auto" w:line="240" w:before="0" w:after="0"/>
-        <w:jc w:val="both"/>
-        <w:rPr/>
-      </w:pPr>
-      <w:r>
-        <w:rPr>
-          <w:rFonts w:cs="Times New Roman"/>
-          <w:b w:val="false"/>
-          <w:i/>
-          <w:color w:val="4D4D4D"/>
-          <w:sz w:val="21"/>
-          <w:szCs w:val="21"/>
-        </w:rPr>
-        <w:t>Full (regular) member of the society, and also Executive Secretary and Website Manager of the Iranian Geological Society</w:t>
-      </w:r>
-    </w:p>
-    <w:p>
-      <w:pPr>
-        <w:pStyle w:val="Normal"/>
-        <w:tabs>
-          <w:tab w:val="clear" w:pos="720"/>
-          <w:tab w:val="right" w:pos="10318" w:leader="none"/>
-        </w:tabs>
-        <w:spacing w:lineRule="auto" w:line="240" w:before="0" w:after="0"/>
-        <w:rPr/>
-      </w:pPr>
-      <w:r>
-        <w:rPr>
-          <w:rFonts w:cs="Times New Roman"/>
-          <w:b/>
-          <w:i w:val="false"/>
-          <w:color w:val="1A1A1A"/>
-          <w:sz w:val="21"/>
-          <w:szCs w:val="21"/>
-        </w:rPr>
-        <w:t>Member of the Geological Society of America (GSA)</w:t>
-      </w:r>
-    </w:p>
-    <w:p>
-      <w:pPr>
-        <w:pStyle w:val="Normal"/>
-        <w:tabs>
-          <w:tab w:val="clear" w:pos="720"/>
-          <w:tab w:val="right" w:pos="10318" w:leader="none"/>
-        </w:tabs>
-        <w:spacing w:lineRule="auto" w:line="240" w:before="0" w:after="0"/>
-        <w:rPr/>
-      </w:pPr>
-      <w:r>
-        <w:rPr>
-          <w:rFonts w:cs="Times New Roman"/>
-          <w:b/>
-          <w:i w:val="false"/>
-          <w:color w:val="1A1A1A"/>
-          <w:sz w:val="21"/>
-          <w:szCs w:val="21"/>
-        </w:rPr>
-        <w:t>Member of the American Association of Petroleum Geologists (AAPG)</w:t>
-      </w:r>
-    </w:p>
-    <w:p>
-      <w:pPr>
-        <w:pStyle w:val="Normal"/>
-        <w:pBdr>
-          <w:bottom w:val="single" w:sz="4" w:space="2" w:color="333333"/>
-        </w:pBdr>
-        <w:spacing w:lineRule="auto" w:line="240" w:before="60" w:after="60"/>
-        <w:rPr/>
-      </w:pPr>
-      <w:r>
-        <w:rPr>
-          <w:rFonts w:cs="Times New Roman"/>
-          <w:b/>
-          <w:i w:val="false"/>
-          <w:color w:val="1F4E79"/>
-          <w:sz w:val="23"/>
-          <w:szCs w:val="23"/>
-        </w:rPr>
-        <w:t>VOLUNTARY &amp; SOCIAL ACTIVITIES</w:t>
-      </w:r>
-    </w:p>
-    <w:p>
-      <w:pPr>
-        <w:pStyle w:val="Normal"/>
-        <w:tabs>
-          <w:tab w:val="clear" w:pos="720"/>
-          <w:tab w:val="right" w:pos="10318" w:leader="none"/>
-        </w:tabs>
-        <w:spacing w:lineRule="auto" w:line="240" w:before="0" w:after="0"/>
-        <w:rPr/>
-      </w:pPr>
-      <w:r>
-        <w:rPr>
-          <w:rFonts w:cs="Times New Roman"/>
-          <w:b/>
-          <w:i w:val="false"/>
-          <w:color w:val="1A1A1A"/>
-          <w:sz w:val="21"/>
-          <w:szCs w:val="21"/>
-        </w:rPr>
-        <w:t>Volunteer Supporting Mahak Hospital and Rehabilitation Complex &amp; Patients</w:t>
-      </w:r>
-      <w:r>
-        <w:rPr>
-          <w:rFonts w:cs="Times New Roman"/>
-          <w:b w:val="false"/>
-          <w:i w:val="false"/>
-          <w:color w:val="4D4D4D"/>
-          <w:spacing w:val="-3"/>
-          <w:sz w:val="21"/>
-          <w:szCs w:val="21"/>
-        </w:rPr>
-        <w:tab/>
-        <w:t>Mar 2023 – Present</w:t>
-      </w:r>
-    </w:p>
-    <w:p>
-      <w:pPr>
-        <w:pStyle w:val="Normal"/>
-        <w:spacing w:lineRule="auto" w:line="240" w:before="0" w:after="0"/>
-        <w:jc w:val="both"/>
-        <w:rPr/>
-      </w:pPr>
-      <w:r>
-        <w:rPr>
-          <w:rFonts w:cs="Times New Roman"/>
-          <w:b w:val="false"/>
-          <w:i/>
-          <w:color w:val="4D4D4D"/>
-          <w:sz w:val="21"/>
-          <w:szCs w:val="21"/>
-        </w:rPr>
-        <w:t>MAHAK Charity — The Society to Support Children Suffering from Cancer</w:t>
-      </w:r>
-    </w:p>
-    <w:p>
-      <w:pPr>
-        <w:pStyle w:val="Normal"/>
-        <w:spacing w:lineRule="auto" w:line="240" w:before="0" w:after="40"/>
-        <w:rPr/>
-      </w:pPr>
-      <w:r>
-        <w:rPr>
-          <w:rFonts w:cs="Times New Roman"/>
-          <w:b w:val="false"/>
-          <w:i w:val="false"/>
-          <w:color w:val="4D4D4D"/>
-          <w:sz w:val="16"/>
-          <w:szCs w:val="16"/>
-        </w:rPr>
-        <w:t>Disaster and Humanitarian Relief · MAHAK ID: 020175959 · MAHAK Membership No.: 10704</w:t>
-      </w:r>
-    </w:p>
-    <w:p>
-      <w:pPr>
-        <w:pStyle w:val="Normal"/>
-        <w:tabs>
-          <w:tab w:val="clear" w:pos="720"/>
-          <w:tab w:val="right" w:pos="10318" w:leader="none"/>
-        </w:tabs>
-        <w:spacing w:lineRule="auto" w:line="240" w:before="0" w:after="0"/>
-        <w:rPr/>
-      </w:pPr>
-      <w:r>
-        <w:rPr>
-          <w:rFonts w:cs="Times New Roman"/>
-          <w:b/>
-          <w:i w:val="false"/>
-          <w:color w:val="1A1A1A"/>
-          <w:sz w:val="21"/>
-          <w:szCs w:val="21"/>
-        </w:rPr>
-        <w:t>Organ Donation Ambassador</w:t>
-      </w:r>
-      <w:r>
-        <w:rPr>
-          <w:rFonts w:cs="Times New Roman"/>
-          <w:b w:val="false"/>
-          <w:i w:val="false"/>
-          <w:color w:val="4D4D4D"/>
-          <w:spacing w:val="-3"/>
-          <w:sz w:val="21"/>
-          <w:szCs w:val="21"/>
-        </w:rPr>
-        <w:tab/>
-        <w:t>Apr 2023 – Present</w:t>
-      </w:r>
-    </w:p>
-    <w:p>
-      <w:pPr>
-        <w:pStyle w:val="Normal"/>
-        <w:spacing w:lineRule="auto" w:line="240" w:before="0" w:after="0"/>
-        <w:jc w:val="both"/>
-        <w:rPr/>
-      </w:pPr>
-      <w:r>
-        <w:rPr>
-          <w:rFonts w:cs="Times New Roman"/>
-          <w:b w:val="false"/>
-          <w:i/>
-          <w:color w:val="4D4D4D"/>
-          <w:sz w:val="21"/>
-          <w:szCs w:val="21"/>
-        </w:rPr>
-        <w:t>Iranian Society of Organ Donation</w:t>
-      </w:r>
-    </w:p>
-    <w:p>
-      <w:pPr>
-        <w:pStyle w:val="Normal"/>
-        <w:spacing w:lineRule="auto" w:line="240" w:before="0" w:after="40"/>
-        <w:rPr/>
-      </w:pPr>
-      <w:r>
-        <w:rPr>
-          <w:rFonts w:cs="Times New Roman"/>
-          <w:b w:val="false"/>
-          <w:i w:val="false"/>
-          <w:color w:val="4D4D4D"/>
-          <w:sz w:val="16"/>
-          <w:szCs w:val="16"/>
-        </w:rPr>
-        <w:t>Health</w:t>
-      </w:r>
-    </w:p>
-    <w:p>
-      <w:pPr>
-        <w:pStyle w:val="Normal"/>
-        <w:tabs>
-          <w:tab w:val="clear" w:pos="720"/>
-          <w:tab w:val="right" w:pos="10318" w:leader="none"/>
-        </w:tabs>
-        <w:spacing w:lineRule="auto" w:line="240" w:before="0" w:after="0"/>
-        <w:rPr/>
-      </w:pPr>
-      <w:r>
-        <w:rPr>
-          <w:rFonts w:cs="Times New Roman"/>
-          <w:b/>
-          <w:i w:val="false"/>
-          <w:color w:val="1A1A1A"/>
-          <w:sz w:val="21"/>
-          <w:szCs w:val="21"/>
-        </w:rPr>
-        <w:t>Organ Donation Volunteer</w:t>
-      </w:r>
-      <w:r>
-        <w:rPr>
-          <w:rFonts w:cs="Times New Roman"/>
-          <w:b w:val="false"/>
-          <w:i w:val="false"/>
-          <w:color w:val="4D4D4D"/>
-          <w:spacing w:val="-3"/>
-          <w:sz w:val="21"/>
-          <w:szCs w:val="21"/>
-        </w:rPr>
-        <w:tab/>
-        <w:t>Aug 2019 – Present</w:t>
-      </w:r>
-    </w:p>
-    <w:p>
-      <w:pPr>
-        <w:pStyle w:val="Normal"/>
-        <w:spacing w:lineRule="auto" w:line="240" w:before="0" w:after="0"/>
-        <w:jc w:val="both"/>
-        <w:rPr/>
-      </w:pPr>
-      <w:r>
-        <w:rPr>
-          <w:rFonts w:cs="Times New Roman"/>
-          <w:b w:val="false"/>
-          <w:i/>
-          <w:color w:val="4D4D4D"/>
-          <w:sz w:val="21"/>
-          <w:szCs w:val="21"/>
-        </w:rPr>
-        <w:t>Iranian Society of Organ Donation</w:t>
-      </w:r>
-    </w:p>
-    <w:p>
-      <w:pPr>
-        <w:pStyle w:val="Normal"/>
-        <w:spacing w:lineRule="auto" w:line="240" w:before="0" w:after="40"/>
-        <w:rPr/>
-      </w:pPr>
-      <w:r>
-        <w:rPr>
-          <w:rFonts w:cs="Times New Roman"/>
-          <w:b w:val="false"/>
-          <w:i w:val="false"/>
-          <w:color w:val="4D4D4D"/>
-          <w:sz w:val="16"/>
-          <w:szCs w:val="16"/>
-        </w:rPr>
-        <w:t>Disaster and Humanitarian Relief · Membership No.: 3751462 (ehda.ir)</w:t>
-      </w:r>
-    </w:p>
-    <w:p>
-      <w:pPr>
-        <w:pStyle w:val="Normal"/>
-        <w:tabs>
-          <w:tab w:val="clear" w:pos="720"/>
-          <w:tab w:val="right" w:pos="10318" w:leader="none"/>
-        </w:tabs>
-        <w:spacing w:lineRule="auto" w:line="240" w:before="0" w:after="0"/>
-        <w:rPr/>
-      </w:pPr>
-      <w:r>
-        <w:rPr>
-          <w:rFonts w:cs="Times New Roman"/>
-          <w:b/>
-          <w:i w:val="false"/>
-          <w:color w:val="1A1A1A"/>
-          <w:sz w:val="21"/>
-          <w:szCs w:val="21"/>
-        </w:rPr>
-        <w:t>Volunteer</w:t>
-      </w:r>
-      <w:r>
-        <w:rPr>
-          <w:rFonts w:cs="Times New Roman"/>
-          <w:b w:val="false"/>
-          <w:i w:val="false"/>
-          <w:color w:val="4D4D4D"/>
-          <w:spacing w:val="-3"/>
-          <w:sz w:val="21"/>
-          <w:szCs w:val="21"/>
-        </w:rPr>
-        <w:tab/>
-        <w:t>Apr 2023 – Present</w:t>
-      </w:r>
-    </w:p>
-    <w:p>
-      <w:pPr>
-        <w:pStyle w:val="Normal"/>
-        <w:spacing w:lineRule="auto" w:line="240" w:before="0" w:after="0"/>
-        <w:jc w:val="both"/>
-        <w:rPr/>
-      </w:pPr>
-      <w:r>
-        <w:rPr>
-          <w:rFonts w:cs="Times New Roman"/>
-          <w:b w:val="false"/>
-          <w:i/>
-          <w:color w:val="4D4D4D"/>
-          <w:sz w:val="21"/>
-          <w:szCs w:val="21"/>
-        </w:rPr>
-        <w:t>Iranian Red Crescent Society Innovation Center</w:t>
-      </w:r>
-    </w:p>
-    <w:p>
-      <w:pPr>
-        <w:pStyle w:val="Normal"/>
-        <w:spacing w:lineRule="auto" w:line="240" w:before="0" w:after="40"/>
-        <w:rPr/>
-      </w:pPr>
-      <w:r>
-        <w:rPr>
-          <w:rFonts w:cs="Times New Roman"/>
-          <w:b w:val="false"/>
-          <w:i w:val="false"/>
-          <w:color w:val="4D4D4D"/>
-          <w:sz w:val="16"/>
-          <w:szCs w:val="16"/>
-        </w:rPr>
-        <w:t>Disaster and Humanitarian Relief</w:t>
-      </w:r>
-    </w:p>
-    <w:p>
-      <w:pPr>
-        <w:pStyle w:val="Normal"/>
-        <w:tabs>
-          <w:tab w:val="clear" w:pos="720"/>
-          <w:tab w:val="right" w:pos="10318" w:leader="none"/>
-        </w:tabs>
-        <w:spacing w:lineRule="auto" w:line="240" w:before="0" w:after="0"/>
-        <w:rPr/>
-      </w:pPr>
-      <w:r>
-        <w:rPr>
-          <w:rFonts w:cs="Times New Roman"/>
-          <w:b/>
-          <w:i w:val="false"/>
-          <w:color w:val="1A1A1A"/>
-          <w:sz w:val="21"/>
-          <w:szCs w:val="21"/>
-        </w:rPr>
-        <w:t>Benevolent Member</w:t>
-      </w:r>
-      <w:r>
-        <w:rPr>
-          <w:rFonts w:cs="Times New Roman"/>
-          <w:b w:val="false"/>
-          <w:i w:val="false"/>
-          <w:color w:val="4D4D4D"/>
-          <w:spacing w:val="-3"/>
-          <w:sz w:val="21"/>
-          <w:szCs w:val="21"/>
-        </w:rPr>
-        <w:tab/>
-        <w:t>Apr 2023 – Present</w:t>
-      </w:r>
-    </w:p>
-    <w:p>
-      <w:pPr>
-        <w:pStyle w:val="Normal"/>
-        <w:spacing w:lineRule="auto" w:line="240" w:before="0" w:after="0"/>
-        <w:jc w:val="both"/>
-        <w:rPr/>
-      </w:pPr>
-      <w:r>
-        <w:rPr>
-          <w:rFonts w:cs="Times New Roman"/>
-          <w:b w:val="false"/>
-          <w:i/>
-          <w:color w:val="4D4D4D"/>
-          <w:sz w:val="21"/>
-          <w:szCs w:val="21"/>
-        </w:rPr>
-        <w:t>Raad Charity</w:t>
-      </w:r>
-    </w:p>
-    <w:p>
-      <w:pPr>
-        <w:pStyle w:val="Normal"/>
-        <w:spacing w:lineRule="auto" w:line="240" w:before="0" w:after="0"/>
-        <w:rPr/>
-      </w:pPr>
-      <w:r>
-        <w:rPr>
-          <w:rFonts w:cs="Times New Roman"/>
-          <w:b w:val="false"/>
-          <w:i w:val="false"/>
-          <w:color w:val="4D4D4D"/>
-          <w:sz w:val="16"/>
-          <w:szCs w:val="16"/>
-        </w:rPr>
-        <w:t>Veteran Support &amp; Physical Disability Support · Membership No.: 421297</w:t>
-      </w:r>
-    </w:p>
-    <w:p>
-      <w:pPr>
-        <w:pStyle w:val="Normal"/>
-        <w:spacing w:lineRule="auto" w:line="240" w:before="0" w:after="40"/>
-        <w:rPr/>
-      </w:pPr>
-      <w:r>
-        <w:rPr>
-          <w:rFonts w:cs="Times New Roman"/>
-          <w:b w:val="false"/>
-          <w:i w:val="false"/>
-          <w:color w:val="4D4D4D"/>
-          <w:sz w:val="16"/>
-          <w:szCs w:val="16"/>
-        </w:rPr>
-        <w:t>Raad Charity is a private charitable organization dedicated to supporting and empowering people with physical disabilities.</w:t>
-      </w:r>
-    </w:p>
-    <w:p>
-      <w:pPr>
-        <w:pStyle w:val="Normal"/>
-        <w:pBdr>
-          <w:bottom w:val="single" w:sz="4" w:space="2" w:color="333333"/>
-        </w:pBdr>
-        <w:spacing w:lineRule="auto" w:line="240" w:before="60" w:after="60"/>
-        <w:rPr/>
-      </w:pPr>
-      <w:r>
-        <w:rPr>
-          <w:rFonts w:cs="Times New Roman"/>
-          <w:b/>
-          <w:i w:val="false"/>
-          <w:color w:val="1F4E79"/>
-          <w:sz w:val="23"/>
-          <w:szCs w:val="23"/>
-        </w:rPr>
-        <w:t>TECHNICAL &amp; SPECIALIZED SKILLS</w:t>
-      </w:r>
-    </w:p>
-    <w:p>
-      <w:pPr>
-        <w:pStyle w:val="Normal"/>
-        <w:spacing w:lineRule="auto" w:line="240" w:before="0" w:after="0"/>
-        <w:rPr/>
-      </w:pPr>
-      <w:r>
-        <w:rPr>
-          <w:rFonts w:cs="Times New Roman"/>
-          <w:b/>
-          <w:i w:val="false"/>
-          <w:color w:val="1A1A1A"/>
-          <w:sz w:val="21"/>
-          <w:szCs w:val="21"/>
-        </w:rPr>
-        <w:t>Earth Sciences &amp; Petroleum Geology</w:t>
-      </w:r>
-    </w:p>
-    <w:p>
-      <w:pPr>
-        <w:pStyle w:val="Normal"/>
-        <w:spacing w:lineRule="auto" w:line="240" w:before="0" w:after="0"/>
-        <w:jc w:val="both"/>
-        <w:rPr/>
-      </w:pPr>
-      <w:r>
-        <w:rPr>
-          <w:rFonts w:cs="Times New Roman"/>
-          <w:b w:val="false"/>
-          <w:i w:val="false"/>
-          <w:color w:val="1A1A1A"/>
-          <w:sz w:val="21"/>
-          <w:szCs w:val="21"/>
-        </w:rPr>
-        <w:t>Petroleum Geology  •  Geochemistry  •  Petrography &amp; Thin-Section Analysis  •  Geological Mapping  •  Geological Data Interpretation  •  Sedimentology &amp; Stratigraphy  •  Structural Geology &amp; Tectonics</w:t>
-      </w:r>
-    </w:p>
-    <w:p>
-      <w:pPr>
-        <w:pStyle w:val="Normal"/>
-        <w:spacing w:lineRule="auto" w:line="240" w:before="60" w:after="0"/>
-        <w:rPr/>
-      </w:pPr>
-      <w:r>
-        <w:rPr>
-          <w:rFonts w:cs="Times New Roman"/>
-          <w:b/>
-          <w:i w:val="false"/>
-          <w:color w:val="1A1A1A"/>
-          <w:sz w:val="21"/>
-          <w:szCs w:val="21"/>
-        </w:rPr>
-        <w:t>Geoscience-Specific Software &amp; Tools</w:t>
-      </w:r>
-    </w:p>
-    <w:p>
-      <w:pPr>
-        <w:pStyle w:val="Normal"/>
-        <w:spacing w:lineRule="auto" w:line="240" w:before="0" w:after="0"/>
-        <w:jc w:val="both"/>
-        <w:rPr/>
-      </w:pPr>
-      <w:r>
-        <w:rPr>
-          <w:rFonts w:cs="Times New Roman"/>
-          <w:b w:val="false"/>
-          <w:i w:val="false"/>
-          <w:color w:val="1A1A1A"/>
-          <w:sz w:val="21"/>
-          <w:szCs w:val="21"/>
-        </w:rPr>
-        <w:t>ArcGIS / ArcGIS Pro  •  QGIS  •  Google Earth Engine  •  ENVI  •  RockWorks  •  Petrel</w:t>
-      </w:r>
-    </w:p>
-    <w:p>
-      <w:pPr>
-        <w:pStyle w:val="Normal"/>
-        <w:spacing w:lineRule="auto" w:line="240" w:before="60" w:after="0"/>
-        <w:rPr/>
-      </w:pPr>
-      <w:r>
-        <w:rPr>
-          <w:rFonts w:cs="Times New Roman"/>
-          <w:b/>
-          <w:i w:val="false"/>
-          <w:color w:val="1A1A1A"/>
-          <w:sz w:val="21"/>
-          <w:szCs w:val="21"/>
-        </w:rPr>
-        <w:t>Programming, Computing &amp; Data Analysis</w:t>
-      </w:r>
-    </w:p>
-    <w:p>
-      <w:pPr>
-        <w:pStyle w:val="Normal"/>
-        <w:spacing w:lineRule="auto" w:line="240" w:before="0" w:after="0"/>
-        <w:jc w:val="both"/>
-        <w:rPr/>
-      </w:pPr>
-      <w:r>
-        <w:rPr>
-          <w:rFonts w:cs="Times New Roman"/>
-          <w:b w:val="false"/>
-          <w:i w:val="false"/>
-          <w:color w:val="1A1A1A"/>
-          <w:sz w:val="21"/>
-          <w:szCs w:val="21"/>
-        </w:rPr>
-        <w:t>Python  •  MATLAB  •  C#  •  JavaScript  •  PHP  •  Bash / Shell Scripting  •  Data Analysis &amp; Visualization  •  Geoscientific Data Modeling &amp; Analysis  •  Large-Scale Data Processing  •  High-Performance Computing (HPC)</w:t>
-      </w:r>
-    </w:p>
-    <w:p>
-      <w:pPr>
-        <w:pStyle w:val="Normal"/>
-        <w:spacing w:lineRule="auto" w:line="240" w:before="60" w:after="0"/>
-        <w:rPr/>
-      </w:pPr>
-      <w:r>
-        <w:rPr>
-          <w:rFonts w:cs="Times New Roman"/>
-          <w:b/>
-          <w:i w:val="false"/>
-          <w:color w:val="1A1A1A"/>
-          <w:sz w:val="21"/>
-          <w:szCs w:val="21"/>
-        </w:rPr>
-        <w:t>Infrastructure, Systems &amp; Networking</w:t>
-      </w:r>
-    </w:p>
-    <w:p>
-      <w:pPr>
-        <w:pStyle w:val="Normal"/>
-        <w:spacing w:lineRule="auto" w:line="240" w:before="0" w:after="0"/>
-        <w:jc w:val="both"/>
-        <w:rPr/>
-      </w:pPr>
-      <w:r>
-        <w:rPr>
-          <w:rFonts w:cs="Times New Roman"/>
-          <w:b w:val="false"/>
-          <w:i w:val="false"/>
-          <w:color w:val="1A1A1A"/>
-          <w:sz w:val="21"/>
-          <w:szCs w:val="21"/>
-        </w:rPr>
-        <w:t>Linux  •  Linux System Administration  •  Server Administration  •  Computer Networking  •  Network Infrastructure Management  •  Virtualization &amp; Virtual Machine Management  •  Data Center Infrastructure  •  Server &amp; Compute Resource Management</w:t>
-      </w:r>
-    </w:p>
-    <w:p>
-      <w:pPr>
-        <w:pStyle w:val="Normal"/>
-        <w:spacing w:lineRule="auto" w:line="240" w:before="60" w:after="0"/>
-        <w:rPr/>
-      </w:pPr>
-      <w:r>
-        <w:rPr>
-          <w:rFonts w:cs="Times New Roman"/>
-          <w:b/>
-          <w:i w:val="false"/>
-          <w:color w:val="1A1A1A"/>
-          <w:sz w:val="21"/>
-          <w:szCs w:val="21"/>
-        </w:rPr>
-        <w:t>General Software &amp; Productivity Tools</w:t>
-      </w:r>
-    </w:p>
-    <w:p>
-      <w:pPr>
-        <w:pStyle w:val="Normal"/>
-        <w:spacing w:lineRule="auto" w:line="240" w:before="0" w:after="40"/>
-        <w:jc w:val="both"/>
-        <w:rPr/>
-      </w:pPr>
-      <w:r>
-        <w:rPr>
-          <w:rFonts w:cs="Times New Roman"/>
-          <w:b w:val="false"/>
-          <w:i w:val="false"/>
-          <w:color w:val="1A1A1A"/>
-          <w:sz w:val="21"/>
-          <w:szCs w:val="21"/>
-        </w:rPr>
-        <w:t>Microsoft Office (Word, Excel, PowerPoint)  •  Git  •  GitHub  •  Command-Line Environments  •  Technical Documentation</w:t>
-      </w:r>
-    </w:p>
-    <w:p>
-      <w:pPr>
-        <w:pStyle w:val="Normal"/>
-        <w:pBdr>
-          <w:bottom w:val="single" w:sz="4" w:space="2" w:color="333333"/>
-        </w:pBdr>
-        <w:spacing w:lineRule="auto" w:line="240" w:before="60" w:after="60"/>
-        <w:rPr/>
-      </w:pPr>
-      <w:r>
-        <w:rPr>
-          <w:rFonts w:cs="Times New Roman"/>
-          <w:b/>
-          <w:i w:val="false"/>
-          <w:color w:val="1F4E79"/>
-          <w:sz w:val="23"/>
-          <w:szCs w:val="23"/>
-        </w:rPr>
-        <w:t>CERTIFICATES, LICENSES &amp; COURSES</w:t>
-      </w:r>
-    </w:p>
-    <w:p>
-      <w:pPr>
-        <w:pStyle w:val="Normal"/>
-        <w:spacing w:lineRule="auto" w:line="240" w:before="40" w:after="40"/>
-        <w:rPr/>
-      </w:pPr>
-      <w:r>
-        <w:rPr>
-          <w:rFonts w:cs="Times New Roman"/>
-          <w:b/>
-          <w:i w:val="false"/>
-          <w:color w:val="1A1A1A"/>
-          <w:sz w:val="21"/>
-          <w:szCs w:val="21"/>
-        </w:rPr>
-        <w:t>Certificates</w:t>
-      </w:r>
-    </w:p>
-    <w:p>
-      <w:pPr>
-        <w:pStyle w:val="Normal"/>
-        <w:spacing w:lineRule="auto" w:line="240" w:before="0" w:after="0"/>
-        <w:rPr/>
-      </w:pPr>
-      <w:r>
-        <w:rPr>
-          <w:rFonts w:cs="Times New Roman"/>
-          <w:b w:val="false"/>
-          <w:i w:val="false"/>
-          <w:color w:val="1A1A1A"/>
-          <w:sz w:val="16"/>
-          <w:szCs w:val="16"/>
-        </w:rPr>
-        <w:t xml:space="preserve">Vocational Skill Certificate — WordPress CMS Developer   </w:t>
-      </w:r>
-      <w:r>
-        <w:rPr>
-          <w:rFonts w:cs="Times New Roman"/>
-          <w:b w:val="false"/>
-          <w:i w:val="false"/>
-          <w:color w:val="4D4D4D"/>
-          <w:sz w:val="16"/>
-          <w:szCs w:val="16"/>
-        </w:rPr>
-        <w:t xml:space="preserve">Technical and Vocational Training Organization of Iran  ·  Standard ID 7321205300201  ·  2025 · 42245009  ·  </w:t>
+        <w:t xml:space="preserve">Application No. 140450140003008805 · Filed 18 Dec 2025 (1404/09/27) · Publication No. 140550440003003800 · Published 19 Sep 2026 (1405/06/28) · IPC: E21B 43/00  ·  </w:t>
       </w:r>
       <w:hyperlink r:id="rId15">
         <w:r>
@@ -3290,13 +2268,1043 @@
             <w:szCs w:val="16"/>
             <w:u w:val="none"/>
           </w:rPr>
-          <w:t>View certificate</w:t>
+          <w:t>View on Iranian Patent Office</w:t>
         </w:r>
       </w:hyperlink>
     </w:p>
     <w:p>
       <w:pPr>
         <w:pStyle w:val="Normal"/>
+        <w:spacing w:lineRule="auto" w:line="240" w:before="0" w:after="40"/>
+        <w:jc w:val="both"/>
+        <w:rPr/>
+      </w:pPr>
+      <w:r>
+        <w:rPr>
+          <w:rFonts w:cs="Times New Roman"/>
+          <w:b w:val="false"/>
+          <w:i w:val="false"/>
+          <w:color w:val="4D4D4D"/>
+          <w:sz w:val="16"/>
+          <w:szCs w:val="16"/>
+        </w:rPr>
+        <w:t>A depth-aware software system that standardizes and quality-controls multi-well log data, builds depth-based features, trains several classifiers, calibrates their probabilities and fuses them into per-depth zone labels with an uncertainty index.</w:t>
+      </w:r>
+    </w:p>
+    <w:p>
+      <w:pPr>
+        <w:pStyle w:val="Normal"/>
+        <w:pBdr>
+          <w:bottom w:val="single" w:sz="4" w:space="2" w:color="333333"/>
+        </w:pBdr>
+        <w:spacing w:lineRule="auto" w:line="240" w:before="60" w:after="60"/>
+        <w:rPr/>
+      </w:pPr>
+      <w:r>
+        <w:rPr>
+          <w:rFonts w:cs="Times New Roman"/>
+          <w:b/>
+          <w:i w:val="false"/>
+          <w:color w:val="1F4E79"/>
+          <w:sz w:val="23"/>
+          <w:szCs w:val="23"/>
+        </w:rPr>
+        <w:t>HONORS &amp; AWARDS</w:t>
+      </w:r>
+    </w:p>
+    <w:p>
+      <w:pPr>
+        <w:pStyle w:val="Normal"/>
+        <w:tabs>
+          <w:tab w:val="clear" w:pos="720"/>
+          <w:tab w:val="right" w:pos="10318" w:leader="none"/>
+        </w:tabs>
+        <w:spacing w:lineRule="auto" w:line="240" w:before="0" w:after="0"/>
+        <w:rPr/>
+      </w:pPr>
+      <w:r>
+        <w:rPr>
+          <w:rFonts w:cs="Times New Roman"/>
+          <w:b/>
+          <w:i w:val="false"/>
+          <w:color w:val="1A1A1A"/>
+          <w:sz w:val="21"/>
+          <w:szCs w:val="21"/>
+        </w:rPr>
+        <w:t>Top Young Earth Sciences Researcher</w:t>
+      </w:r>
+      <w:r>
+        <w:rPr>
+          <w:rFonts w:cs="Times New Roman"/>
+          <w:b w:val="false"/>
+          <w:i w:val="false"/>
+          <w:color w:val="4D4D4D"/>
+          <w:spacing w:val="-3"/>
+          <w:sz w:val="21"/>
+          <w:szCs w:val="21"/>
+        </w:rPr>
+        <w:tab/>
+        <w:t>2024</w:t>
+      </w:r>
+    </w:p>
+    <w:p>
+      <w:pPr>
+        <w:pStyle w:val="Normal"/>
+        <w:spacing w:lineRule="auto" w:line="240" w:before="0" w:after="0"/>
+        <w:jc w:val="both"/>
+        <w:rPr/>
+      </w:pPr>
+      <w:r>
+        <w:rPr>
+          <w:rFonts w:cs="Times New Roman"/>
+          <w:b w:val="false"/>
+          <w:i/>
+          <w:color w:val="4D4D4D"/>
+          <w:sz w:val="21"/>
+          <w:szCs w:val="21"/>
+        </w:rPr>
+        <w:t>Geological Society of Iran</w:t>
+      </w:r>
+    </w:p>
+    <w:p>
+      <w:pPr>
+        <w:pStyle w:val="Normal"/>
+        <w:spacing w:lineRule="auto" w:line="240" w:before="0" w:after="40"/>
+        <w:rPr/>
+      </w:pPr>
+      <w:r>
+        <w:rPr>
+          <w:rFonts w:cs="Times New Roman"/>
+          <w:b w:val="false"/>
+          <w:i w:val="false"/>
+          <w:color w:val="4D4D4D"/>
+          <w:sz w:val="16"/>
+          <w:szCs w:val="16"/>
+        </w:rPr>
+        <w:t>Awarded for the paper "Petrographic, Mineralization, and Alteration Study of the Choudarchay Copper Vein Deposit"</w:t>
+      </w:r>
+    </w:p>
+    <w:p>
+      <w:pPr>
+        <w:pStyle w:val="Normal"/>
+        <w:pBdr>
+          <w:bottom w:val="single" w:sz="4" w:space="2" w:color="333333"/>
+        </w:pBdr>
+        <w:spacing w:lineRule="auto" w:line="240" w:before="60" w:after="60"/>
+        <w:rPr/>
+      </w:pPr>
+      <w:r>
+        <w:rPr>
+          <w:rFonts w:cs="Times New Roman"/>
+          <w:b/>
+          <w:i w:val="false"/>
+          <w:color w:val="1F4E79"/>
+          <w:sz w:val="23"/>
+          <w:szCs w:val="23"/>
+        </w:rPr>
+        <w:t>LANGUAGES</w:t>
+      </w:r>
+    </w:p>
+    <w:p>
+      <w:pPr>
+        <w:pStyle w:val="Normal"/>
+        <w:spacing w:lineRule="auto" w:line="240" w:before="0" w:after="20"/>
+        <w:jc w:val="both"/>
+        <w:rPr/>
+      </w:pPr>
+      <w:r>
+        <w:rPr>
+          <w:rFonts w:cs="Times New Roman"/>
+          <w:b/>
+          <w:i w:val="false"/>
+          <w:color w:val="1A1A1A"/>
+          <w:sz w:val="21"/>
+          <w:szCs w:val="21"/>
+        </w:rPr>
+        <w:t>Persian</w:t>
+      </w:r>
+      <w:r>
+        <w:rPr>
+          <w:rFonts w:cs="Times New Roman"/>
+          <w:b w:val="false"/>
+          <w:i w:val="false"/>
+          <w:color w:val="1A1A1A"/>
+          <w:sz w:val="21"/>
+          <w:szCs w:val="21"/>
+        </w:rPr>
+        <w:t xml:space="preserve"> – Native   |   </w:t>
+      </w:r>
+      <w:r>
+        <w:rPr>
+          <w:rFonts w:cs="Times New Roman"/>
+          <w:b/>
+          <w:i w:val="false"/>
+          <w:color w:val="1A1A1A"/>
+          <w:sz w:val="21"/>
+          <w:szCs w:val="21"/>
+        </w:rPr>
+        <w:t>English</w:t>
+      </w:r>
+      <w:r>
+        <w:rPr>
+          <w:rFonts w:cs="Times New Roman"/>
+          <w:b w:val="false"/>
+          <w:i w:val="false"/>
+          <w:color w:val="1A1A1A"/>
+          <w:sz w:val="21"/>
+          <w:szCs w:val="21"/>
+        </w:rPr>
+        <w:t xml:space="preserve"> – Professional Working Proficiency   |   </w:t>
+      </w:r>
+      <w:r>
+        <w:rPr>
+          <w:rFonts w:cs="Times New Roman"/>
+          <w:b/>
+          <w:i w:val="false"/>
+          <w:color w:val="1A1A1A"/>
+          <w:sz w:val="21"/>
+          <w:szCs w:val="21"/>
+        </w:rPr>
+        <w:t>French</w:t>
+      </w:r>
+      <w:r>
+        <w:rPr>
+          <w:rFonts w:cs="Times New Roman"/>
+          <w:b w:val="false"/>
+          <w:i w:val="false"/>
+          <w:color w:val="1A1A1A"/>
+          <w:sz w:val="21"/>
+          <w:szCs w:val="21"/>
+        </w:rPr>
+        <w:t xml:space="preserve"> – Learning</w:t>
+      </w:r>
+    </w:p>
+    <w:p>
+      <w:pPr>
+        <w:pStyle w:val="Normal"/>
+        <w:spacing w:lineRule="auto" w:line="240" w:before="0" w:after="0"/>
+        <w:jc w:val="both"/>
+        <w:rPr/>
+      </w:pPr>
+      <w:r>
+        <w:rPr>
+          <w:rFonts w:cs="Times New Roman"/>
+          <w:b/>
+          <w:i w:val="false"/>
+          <w:color w:val="4D4D4D"/>
+          <w:sz w:val="16"/>
+          <w:szCs w:val="16"/>
+        </w:rPr>
+        <w:t xml:space="preserve">GRE General Test  </w:t>
+      </w:r>
+      <w:r>
+        <w:rPr>
+          <w:rFonts w:cs="Times New Roman"/>
+          <w:b w:val="false"/>
+          <w:i w:val="false"/>
+          <w:color w:val="4D4D4D"/>
+          <w:sz w:val="16"/>
+          <w:szCs w:val="16"/>
+        </w:rPr>
+        <w:t>Taken: Dec 11, 2024 · Expires: Dec 11, 2029  ·  Verbal Reasoning 166/170 · Quantitative Reasoning 166/170 · Analytical Writing 4.0/6.0 (63rd percentile)</w:t>
+      </w:r>
+    </w:p>
+    <w:p>
+      <w:pPr>
+        <w:pStyle w:val="Normal"/>
+        <w:spacing w:lineRule="auto" w:line="240" w:before="0" w:after="60"/>
+        <w:jc w:val="both"/>
+        <w:rPr/>
+      </w:pPr>
+      <w:r>
+        <w:rPr>
+          <w:rFonts w:cs="Times New Roman"/>
+          <w:b/>
+          <w:i w:val="false"/>
+          <w:color w:val="4D4D4D"/>
+          <w:sz w:val="16"/>
+          <w:szCs w:val="16"/>
+        </w:rPr>
+        <w:t xml:space="preserve">TOEFL iBT  </w:t>
+      </w:r>
+      <w:r>
+        <w:rPr>
+          <w:rFonts w:cs="Times New Roman"/>
+          <w:b w:val="false"/>
+          <w:i w:val="false"/>
+          <w:color w:val="4D4D4D"/>
+          <w:sz w:val="16"/>
+          <w:szCs w:val="16"/>
+        </w:rPr>
+        <w:t>Taken: Jan 1, 2025 · Expires: Jan 1, 2027  ·  Total Score 102/120 · Reading 30/30 · Listening 27/30 · Writing 28/30 · Speaking 17/30</w:t>
+      </w:r>
+    </w:p>
+    <w:p>
+      <w:pPr>
+        <w:pStyle w:val="Normal"/>
+        <w:pBdr>
+          <w:bottom w:val="single" w:sz="4" w:space="2" w:color="333333"/>
+        </w:pBdr>
+        <w:spacing w:lineRule="auto" w:line="240" w:before="60" w:after="60"/>
+        <w:rPr/>
+      </w:pPr>
+      <w:r>
+        <w:rPr>
+          <w:rFonts w:cs="Times New Roman"/>
+          <w:b/>
+          <w:i w:val="false"/>
+          <w:color w:val="1F4E79"/>
+          <w:sz w:val="23"/>
+          <w:szCs w:val="23"/>
+        </w:rPr>
+        <w:t>PROFESSIONAL MEMBERSHIPS</w:t>
+      </w:r>
+    </w:p>
+    <w:p>
+      <w:pPr>
+        <w:pStyle w:val="Normal"/>
+        <w:tabs>
+          <w:tab w:val="clear" w:pos="720"/>
+          <w:tab w:val="right" w:pos="10318" w:leader="none"/>
+        </w:tabs>
+        <w:spacing w:lineRule="auto" w:line="240" w:before="0" w:after="0"/>
+        <w:rPr/>
+      </w:pPr>
+      <w:r>
+        <w:rPr>
+          <w:rFonts w:cs="Times New Roman"/>
+          <w:b/>
+          <w:i w:val="false"/>
+          <w:color w:val="1A1A1A"/>
+          <w:sz w:val="21"/>
+          <w:szCs w:val="21"/>
+        </w:rPr>
+        <w:t>Member of the Iranian Geological Society</w:t>
+      </w:r>
+      <w:r>
+        <w:rPr>
+          <w:rFonts w:cs="Times New Roman"/>
+          <w:b w:val="false"/>
+          <w:i w:val="false"/>
+          <w:color w:val="4D4D4D"/>
+          <w:spacing w:val="-3"/>
+          <w:sz w:val="21"/>
+          <w:szCs w:val="21"/>
+        </w:rPr>
+        <w:tab/>
+        <w:t>Oct 2022 – Present</w:t>
+      </w:r>
+    </w:p>
+    <w:p>
+      <w:pPr>
+        <w:pStyle w:val="Normal"/>
+        <w:spacing w:lineRule="auto" w:line="240" w:before="0" w:after="0"/>
+        <w:jc w:val="both"/>
+        <w:rPr/>
+      </w:pPr>
+      <w:r>
+        <w:rPr>
+          <w:rFonts w:cs="Times New Roman"/>
+          <w:b w:val="false"/>
+          <w:i/>
+          <w:color w:val="4D4D4D"/>
+          <w:sz w:val="21"/>
+          <w:szCs w:val="21"/>
+        </w:rPr>
+        <w:t>Full (regular) member of the society, and also Executive Secretary and Website Manager of the Iranian Geological Society</w:t>
+      </w:r>
+    </w:p>
+    <w:p>
+      <w:pPr>
+        <w:pStyle w:val="Normal"/>
+        <w:tabs>
+          <w:tab w:val="clear" w:pos="720"/>
+          <w:tab w:val="right" w:pos="10318" w:leader="none"/>
+        </w:tabs>
+        <w:spacing w:lineRule="auto" w:line="240" w:before="0" w:after="0"/>
+        <w:rPr/>
+      </w:pPr>
+      <w:r>
+        <w:rPr>
+          <w:rFonts w:cs="Times New Roman"/>
+          <w:b/>
+          <w:i w:val="false"/>
+          <w:color w:val="1A1A1A"/>
+          <w:sz w:val="21"/>
+          <w:szCs w:val="21"/>
+        </w:rPr>
+        <w:t>Member of the Geological Society of America (GSA)</w:t>
+      </w:r>
+    </w:p>
+    <w:p>
+      <w:pPr>
+        <w:pStyle w:val="Normal"/>
+        <w:tabs>
+          <w:tab w:val="clear" w:pos="720"/>
+          <w:tab w:val="right" w:pos="10318" w:leader="none"/>
+        </w:tabs>
+        <w:spacing w:lineRule="auto" w:line="240" w:before="0" w:after="0"/>
+        <w:rPr/>
+      </w:pPr>
+      <w:r>
+        <w:rPr>
+          <w:rFonts w:cs="Times New Roman"/>
+          <w:b/>
+          <w:i w:val="false"/>
+          <w:color w:val="1A1A1A"/>
+          <w:sz w:val="21"/>
+          <w:szCs w:val="21"/>
+        </w:rPr>
+        <w:t>Member of the American Association of Petroleum Geologists (AAPG)</w:t>
+      </w:r>
+    </w:p>
+    <w:p>
+      <w:pPr>
+        <w:pStyle w:val="Normal"/>
+        <w:pBdr>
+          <w:bottom w:val="single" w:sz="4" w:space="2" w:color="333333"/>
+        </w:pBdr>
+        <w:spacing w:lineRule="auto" w:line="240" w:before="60" w:after="60"/>
+        <w:rPr/>
+      </w:pPr>
+      <w:r>
+        <w:rPr>
+          <w:rFonts w:cs="Times New Roman"/>
+          <w:b/>
+          <w:i w:val="false"/>
+          <w:color w:val="1F4E79"/>
+          <w:sz w:val="23"/>
+          <w:szCs w:val="23"/>
+        </w:rPr>
+        <w:t>VOLUNTARY &amp; SOCIAL ACTIVITIES</w:t>
+      </w:r>
+    </w:p>
+    <w:p>
+      <w:pPr>
+        <w:pStyle w:val="Normal"/>
+        <w:tabs>
+          <w:tab w:val="clear" w:pos="720"/>
+          <w:tab w:val="right" w:pos="10318" w:leader="none"/>
+        </w:tabs>
+        <w:spacing w:lineRule="auto" w:line="240" w:before="0" w:after="0"/>
+        <w:rPr/>
+      </w:pPr>
+      <w:r>
+        <w:rPr>
+          <w:rFonts w:cs="Times New Roman"/>
+          <w:b/>
+          <w:i w:val="false"/>
+          <w:color w:val="1A1A1A"/>
+          <w:sz w:val="21"/>
+          <w:szCs w:val="21"/>
+        </w:rPr>
+        <w:t>Volunteer Supporting Mahak Hospital and Rehabilitation Complex &amp; Patients</w:t>
+      </w:r>
+      <w:r>
+        <w:rPr>
+          <w:rFonts w:cs="Times New Roman"/>
+          <w:b w:val="false"/>
+          <w:i w:val="false"/>
+          <w:color w:val="4D4D4D"/>
+          <w:spacing w:val="-3"/>
+          <w:sz w:val="21"/>
+          <w:szCs w:val="21"/>
+        </w:rPr>
+        <w:tab/>
+        <w:t>Mar 2023 – Present</w:t>
+      </w:r>
+    </w:p>
+    <w:p>
+      <w:pPr>
+        <w:pStyle w:val="Normal"/>
+        <w:spacing w:lineRule="auto" w:line="240" w:before="0" w:after="0"/>
+        <w:jc w:val="both"/>
+        <w:rPr/>
+      </w:pPr>
+      <w:r>
+        <w:rPr>
+          <w:rFonts w:cs="Times New Roman"/>
+          <w:b w:val="false"/>
+          <w:i/>
+          <w:color w:val="4D4D4D"/>
+          <w:sz w:val="21"/>
+          <w:szCs w:val="21"/>
+        </w:rPr>
+        <w:t>MAHAK Charity — The Society to Support Children Suffering from Cancer</w:t>
+      </w:r>
+    </w:p>
+    <w:p>
+      <w:pPr>
+        <w:pStyle w:val="Normal"/>
+        <w:spacing w:lineRule="auto" w:line="240" w:before="0" w:after="40"/>
+        <w:rPr/>
+      </w:pPr>
+      <w:r>
+        <w:rPr>
+          <w:rFonts w:cs="Times New Roman"/>
+          <w:b w:val="false"/>
+          <w:i w:val="false"/>
+          <w:color w:val="4D4D4D"/>
+          <w:sz w:val="16"/>
+          <w:szCs w:val="16"/>
+        </w:rPr>
+        <w:t>Disaster and Humanitarian Relief · MAHAK ID: 020175959 · MAHAK Membership No.: 10704</w:t>
+      </w:r>
+    </w:p>
+    <w:p>
+      <w:pPr>
+        <w:pStyle w:val="Normal"/>
+        <w:tabs>
+          <w:tab w:val="clear" w:pos="720"/>
+          <w:tab w:val="right" w:pos="10318" w:leader="none"/>
+        </w:tabs>
+        <w:spacing w:lineRule="auto" w:line="240" w:before="0" w:after="0"/>
+        <w:rPr/>
+      </w:pPr>
+      <w:r>
+        <w:rPr>
+          <w:rFonts w:cs="Times New Roman"/>
+          <w:b/>
+          <w:i w:val="false"/>
+          <w:color w:val="1A1A1A"/>
+          <w:sz w:val="21"/>
+          <w:szCs w:val="21"/>
+        </w:rPr>
+        <w:t>Organ Donation Ambassador</w:t>
+      </w:r>
+      <w:r>
+        <w:rPr>
+          <w:rFonts w:cs="Times New Roman"/>
+          <w:b w:val="false"/>
+          <w:i w:val="false"/>
+          <w:color w:val="4D4D4D"/>
+          <w:spacing w:val="-3"/>
+          <w:sz w:val="21"/>
+          <w:szCs w:val="21"/>
+        </w:rPr>
+        <w:tab/>
+        <w:t>Apr 2023 – Present</w:t>
+      </w:r>
+    </w:p>
+    <w:p>
+      <w:pPr>
+        <w:pStyle w:val="Normal"/>
+        <w:spacing w:lineRule="auto" w:line="240" w:before="0" w:after="0"/>
+        <w:jc w:val="both"/>
+        <w:rPr/>
+      </w:pPr>
+      <w:r>
+        <w:rPr>
+          <w:rFonts w:cs="Times New Roman"/>
+          <w:b w:val="false"/>
+          <w:i/>
+          <w:color w:val="4D4D4D"/>
+          <w:sz w:val="21"/>
+          <w:szCs w:val="21"/>
+        </w:rPr>
+        <w:t>Iranian Society of Organ Donation</w:t>
+      </w:r>
+    </w:p>
+    <w:p>
+      <w:pPr>
+        <w:pStyle w:val="Normal"/>
+        <w:spacing w:lineRule="auto" w:line="240" w:before="0" w:after="40"/>
+        <w:rPr/>
+      </w:pPr>
+      <w:r>
+        <w:rPr>
+          <w:rFonts w:cs="Times New Roman"/>
+          <w:b w:val="false"/>
+          <w:i w:val="false"/>
+          <w:color w:val="4D4D4D"/>
+          <w:sz w:val="16"/>
+          <w:szCs w:val="16"/>
+        </w:rPr>
+        <w:t>Health</w:t>
+      </w:r>
+    </w:p>
+    <w:p>
+      <w:pPr>
+        <w:pStyle w:val="Normal"/>
+        <w:tabs>
+          <w:tab w:val="clear" w:pos="720"/>
+          <w:tab w:val="right" w:pos="10318" w:leader="none"/>
+        </w:tabs>
+        <w:spacing w:lineRule="auto" w:line="240" w:before="0" w:after="0"/>
+        <w:rPr/>
+      </w:pPr>
+      <w:r>
+        <w:rPr>
+          <w:rFonts w:cs="Times New Roman"/>
+          <w:b/>
+          <w:i w:val="false"/>
+          <w:color w:val="1A1A1A"/>
+          <w:sz w:val="21"/>
+          <w:szCs w:val="21"/>
+        </w:rPr>
+        <w:t>Organ Donation Volunteer</w:t>
+      </w:r>
+      <w:r>
+        <w:rPr>
+          <w:rFonts w:cs="Times New Roman"/>
+          <w:b w:val="false"/>
+          <w:i w:val="false"/>
+          <w:color w:val="4D4D4D"/>
+          <w:spacing w:val="-3"/>
+          <w:sz w:val="21"/>
+          <w:szCs w:val="21"/>
+        </w:rPr>
+        <w:tab/>
+        <w:t>Aug 2019 – Present</w:t>
+      </w:r>
+    </w:p>
+    <w:p>
+      <w:pPr>
+        <w:pStyle w:val="Normal"/>
+        <w:spacing w:lineRule="auto" w:line="240" w:before="0" w:after="0"/>
+        <w:jc w:val="both"/>
+        <w:rPr/>
+      </w:pPr>
+      <w:r>
+        <w:rPr>
+          <w:rFonts w:cs="Times New Roman"/>
+          <w:b w:val="false"/>
+          <w:i/>
+          <w:color w:val="4D4D4D"/>
+          <w:sz w:val="21"/>
+          <w:szCs w:val="21"/>
+        </w:rPr>
+        <w:t>Iranian Society of Organ Donation</w:t>
+      </w:r>
+    </w:p>
+    <w:p>
+      <w:pPr>
+        <w:pStyle w:val="Normal"/>
+        <w:spacing w:lineRule="auto" w:line="240" w:before="0" w:after="40"/>
+        <w:rPr/>
+      </w:pPr>
+      <w:r>
+        <w:rPr>
+          <w:rFonts w:cs="Times New Roman"/>
+          <w:b w:val="false"/>
+          <w:i w:val="false"/>
+          <w:color w:val="4D4D4D"/>
+          <w:sz w:val="16"/>
+          <w:szCs w:val="16"/>
+        </w:rPr>
+        <w:t>Disaster and Humanitarian Relief · Membership No.: 3751462 (ehda.ir)</w:t>
+      </w:r>
+    </w:p>
+    <w:p>
+      <w:pPr>
+        <w:pStyle w:val="Normal"/>
+        <w:tabs>
+          <w:tab w:val="clear" w:pos="720"/>
+          <w:tab w:val="right" w:pos="10318" w:leader="none"/>
+        </w:tabs>
+        <w:spacing w:lineRule="auto" w:line="240" w:before="0" w:after="0"/>
+        <w:rPr/>
+      </w:pPr>
+      <w:r>
+        <w:rPr>
+          <w:rFonts w:cs="Times New Roman"/>
+          <w:b/>
+          <w:i w:val="false"/>
+          <w:color w:val="1A1A1A"/>
+          <w:sz w:val="21"/>
+          <w:szCs w:val="21"/>
+        </w:rPr>
+        <w:t>Volunteer</w:t>
+      </w:r>
+      <w:r>
+        <w:rPr>
+          <w:rFonts w:cs="Times New Roman"/>
+          <w:b w:val="false"/>
+          <w:i w:val="false"/>
+          <w:color w:val="4D4D4D"/>
+          <w:spacing w:val="-3"/>
+          <w:sz w:val="21"/>
+          <w:szCs w:val="21"/>
+        </w:rPr>
+        <w:tab/>
+        <w:t>Apr 2023 – Present</w:t>
+      </w:r>
+    </w:p>
+    <w:p>
+      <w:pPr>
+        <w:pStyle w:val="Normal"/>
+        <w:spacing w:lineRule="auto" w:line="240" w:before="0" w:after="0"/>
+        <w:jc w:val="both"/>
+        <w:rPr/>
+      </w:pPr>
+      <w:r>
+        <w:rPr>
+          <w:rFonts w:cs="Times New Roman"/>
+          <w:b w:val="false"/>
+          <w:i/>
+          <w:color w:val="4D4D4D"/>
+          <w:sz w:val="21"/>
+          <w:szCs w:val="21"/>
+        </w:rPr>
+        <w:t>Iranian Red Crescent Society Innovation Center</w:t>
+      </w:r>
+    </w:p>
+    <w:p>
+      <w:pPr>
+        <w:pStyle w:val="Normal"/>
+        <w:spacing w:lineRule="auto" w:line="240" w:before="0" w:after="40"/>
+        <w:rPr/>
+      </w:pPr>
+      <w:r>
+        <w:rPr>
+          <w:rFonts w:cs="Times New Roman"/>
+          <w:b w:val="false"/>
+          <w:i w:val="false"/>
+          <w:color w:val="4D4D4D"/>
+          <w:sz w:val="16"/>
+          <w:szCs w:val="16"/>
+        </w:rPr>
+        <w:t>Disaster and Humanitarian Relief</w:t>
+      </w:r>
+    </w:p>
+    <w:p>
+      <w:pPr>
+        <w:pStyle w:val="Normal"/>
+        <w:tabs>
+          <w:tab w:val="clear" w:pos="720"/>
+          <w:tab w:val="right" w:pos="10318" w:leader="none"/>
+        </w:tabs>
+        <w:spacing w:lineRule="auto" w:line="240" w:before="0" w:after="0"/>
+        <w:rPr/>
+      </w:pPr>
+      <w:r>
+        <w:rPr>
+          <w:rFonts w:cs="Times New Roman"/>
+          <w:b/>
+          <w:i w:val="false"/>
+          <w:color w:val="1A1A1A"/>
+          <w:sz w:val="21"/>
+          <w:szCs w:val="21"/>
+        </w:rPr>
+        <w:t>Benevolent Member</w:t>
+      </w:r>
+      <w:r>
+        <w:rPr>
+          <w:rFonts w:cs="Times New Roman"/>
+          <w:b w:val="false"/>
+          <w:i w:val="false"/>
+          <w:color w:val="4D4D4D"/>
+          <w:spacing w:val="-3"/>
+          <w:sz w:val="21"/>
+          <w:szCs w:val="21"/>
+        </w:rPr>
+        <w:tab/>
+        <w:t>Apr 2023 – Present</w:t>
+      </w:r>
+    </w:p>
+    <w:p>
+      <w:pPr>
+        <w:pStyle w:val="Normal"/>
+        <w:spacing w:lineRule="auto" w:line="240" w:before="0" w:after="0"/>
+        <w:jc w:val="both"/>
+        <w:rPr/>
+      </w:pPr>
+      <w:r>
+        <w:rPr>
+          <w:rFonts w:cs="Times New Roman"/>
+          <w:b w:val="false"/>
+          <w:i/>
+          <w:color w:val="4D4D4D"/>
+          <w:sz w:val="21"/>
+          <w:szCs w:val="21"/>
+        </w:rPr>
+        <w:t>Raad Charity</w:t>
+      </w:r>
+    </w:p>
+    <w:p>
+      <w:pPr>
+        <w:pStyle w:val="Normal"/>
+        <w:spacing w:lineRule="auto" w:line="240" w:before="0" w:after="0"/>
+        <w:rPr/>
+      </w:pPr>
+      <w:r>
+        <w:rPr>
+          <w:rFonts w:cs="Times New Roman"/>
+          <w:b w:val="false"/>
+          <w:i w:val="false"/>
+          <w:color w:val="4D4D4D"/>
+          <w:sz w:val="16"/>
+          <w:szCs w:val="16"/>
+        </w:rPr>
+        <w:t>Veteran Support &amp; Physical Disability Support · Membership No.: 421297</w:t>
+      </w:r>
+    </w:p>
+    <w:p>
+      <w:pPr>
+        <w:pStyle w:val="Normal"/>
+        <w:spacing w:lineRule="auto" w:line="240" w:before="0" w:after="40"/>
+        <w:rPr/>
+      </w:pPr>
+      <w:r>
+        <w:rPr>
+          <w:rFonts w:cs="Times New Roman"/>
+          <w:b w:val="false"/>
+          <w:i w:val="false"/>
+          <w:color w:val="4D4D4D"/>
+          <w:sz w:val="16"/>
+          <w:szCs w:val="16"/>
+        </w:rPr>
+        <w:t>Raad Charity is a private charitable organization dedicated to supporting and empowering people with physical disabilities.</w:t>
+      </w:r>
+    </w:p>
+    <w:p>
+      <w:pPr>
+        <w:pStyle w:val="Normal"/>
+        <w:pBdr>
+          <w:bottom w:val="single" w:sz="4" w:space="2" w:color="333333"/>
+        </w:pBdr>
+        <w:spacing w:lineRule="auto" w:line="240" w:before="60" w:after="60"/>
+        <w:rPr/>
+      </w:pPr>
+      <w:r>
+        <w:rPr>
+          <w:rFonts w:cs="Times New Roman"/>
+          <w:b/>
+          <w:i w:val="false"/>
+          <w:color w:val="1F4E79"/>
+          <w:sz w:val="23"/>
+          <w:szCs w:val="23"/>
+        </w:rPr>
+        <w:t>TECHNICAL &amp; SPECIALIZED SKILLS</w:t>
+      </w:r>
+    </w:p>
+    <w:p>
+      <w:pPr>
+        <w:pStyle w:val="Normal"/>
+        <w:spacing w:lineRule="auto" w:line="240" w:before="0" w:after="0"/>
+        <w:rPr/>
+      </w:pPr>
+      <w:r>
+        <w:rPr>
+          <w:rFonts w:cs="Times New Roman"/>
+          <w:b/>
+          <w:i w:val="false"/>
+          <w:color w:val="1A1A1A"/>
+          <w:sz w:val="21"/>
+          <w:szCs w:val="21"/>
+        </w:rPr>
+        <w:t>Earth Sciences &amp; Petroleum Geology</w:t>
+      </w:r>
+    </w:p>
+    <w:p>
+      <w:pPr>
+        <w:pStyle w:val="Normal"/>
+        <w:spacing w:lineRule="auto" w:line="240" w:before="0" w:after="0"/>
+        <w:jc w:val="both"/>
+        <w:rPr/>
+      </w:pPr>
+      <w:r>
+        <w:rPr>
+          <w:rFonts w:cs="Times New Roman"/>
+          <w:b w:val="false"/>
+          <w:i w:val="false"/>
+          <w:color w:val="1A1A1A"/>
+          <w:sz w:val="21"/>
+          <w:szCs w:val="21"/>
+        </w:rPr>
+        <w:t>Petroleum Geology  •  Geochemistry  •  Petrography &amp; Thin-Section Analysis  •  Geological Mapping  •  Geological Data Interpretation  •  Sedimentology &amp; Stratigraphy  •  Structural Geology &amp; Tectonics</w:t>
+      </w:r>
+    </w:p>
+    <w:p>
+      <w:pPr>
+        <w:pStyle w:val="Normal"/>
+        <w:spacing w:lineRule="auto" w:line="240" w:before="60" w:after="0"/>
+        <w:rPr/>
+      </w:pPr>
+      <w:r>
+        <w:rPr>
+          <w:rFonts w:cs="Times New Roman"/>
+          <w:b/>
+          <w:i w:val="false"/>
+          <w:color w:val="1A1A1A"/>
+          <w:sz w:val="21"/>
+          <w:szCs w:val="21"/>
+        </w:rPr>
+        <w:t>Geoscience-Specific Software &amp; Tools</w:t>
+      </w:r>
+    </w:p>
+    <w:p>
+      <w:pPr>
+        <w:pStyle w:val="Normal"/>
+        <w:spacing w:lineRule="auto" w:line="240" w:before="0" w:after="0"/>
+        <w:jc w:val="both"/>
+        <w:rPr/>
+      </w:pPr>
+      <w:r>
+        <w:rPr>
+          <w:rFonts w:cs="Times New Roman"/>
+          <w:b w:val="false"/>
+          <w:i w:val="false"/>
+          <w:color w:val="1A1A1A"/>
+          <w:sz w:val="21"/>
+          <w:szCs w:val="21"/>
+        </w:rPr>
+        <w:t>ArcGIS / ArcGIS Pro  •  QGIS  •  Google Earth Engine  •  ENVI  •  RockWorks  •  Petrel</w:t>
+      </w:r>
+    </w:p>
+    <w:p>
+      <w:pPr>
+        <w:pStyle w:val="Normal"/>
+        <w:spacing w:lineRule="auto" w:line="240" w:before="60" w:after="0"/>
+        <w:rPr/>
+      </w:pPr>
+      <w:r>
+        <w:rPr>
+          <w:rFonts w:cs="Times New Roman"/>
+          <w:b/>
+          <w:i w:val="false"/>
+          <w:color w:val="1A1A1A"/>
+          <w:sz w:val="21"/>
+          <w:szCs w:val="21"/>
+        </w:rPr>
+        <w:t>Programming, Computing &amp; Data Analysis</w:t>
+      </w:r>
+    </w:p>
+    <w:p>
+      <w:pPr>
+        <w:pStyle w:val="Normal"/>
+        <w:spacing w:lineRule="auto" w:line="240" w:before="0" w:after="0"/>
+        <w:jc w:val="both"/>
+        <w:rPr/>
+      </w:pPr>
+      <w:r>
+        <w:rPr>
+          <w:rFonts w:cs="Times New Roman"/>
+          <w:b w:val="false"/>
+          <w:i w:val="false"/>
+          <w:color w:val="1A1A1A"/>
+          <w:sz w:val="21"/>
+          <w:szCs w:val="21"/>
+        </w:rPr>
+        <w:t>Python  •  MATLAB  •  C#  •  JavaScript  •  PHP  •  Bash / Shell Scripting  •  Data Analysis &amp; Visualization  •  Geoscientific Data Modeling &amp; Analysis  •  Large-Scale Data Processing  •  High-Performance Computing (HPC)</w:t>
+      </w:r>
+    </w:p>
+    <w:p>
+      <w:pPr>
+        <w:pStyle w:val="Normal"/>
+        <w:spacing w:lineRule="auto" w:line="240" w:before="60" w:after="0"/>
+        <w:rPr/>
+      </w:pPr>
+      <w:r>
+        <w:rPr>
+          <w:rFonts w:cs="Times New Roman"/>
+          <w:b/>
+          <w:i w:val="false"/>
+          <w:color w:val="1A1A1A"/>
+          <w:sz w:val="21"/>
+          <w:szCs w:val="21"/>
+        </w:rPr>
+        <w:t>Infrastructure, Systems &amp; Networking</w:t>
+      </w:r>
+    </w:p>
+    <w:p>
+      <w:pPr>
+        <w:pStyle w:val="Normal"/>
+        <w:spacing w:lineRule="auto" w:line="240" w:before="0" w:after="0"/>
+        <w:jc w:val="both"/>
+        <w:rPr/>
+      </w:pPr>
+      <w:r>
+        <w:rPr>
+          <w:rFonts w:cs="Times New Roman"/>
+          <w:b w:val="false"/>
+          <w:i w:val="false"/>
+          <w:color w:val="1A1A1A"/>
+          <w:sz w:val="21"/>
+          <w:szCs w:val="21"/>
+        </w:rPr>
+        <w:t>Linux  •  Linux System Administration  •  Server Administration  •  Computer Networking  •  Network Infrastructure Management  •  Virtualization &amp; Virtual Machine Management  •  Data Center Infrastructure  •  Server &amp; Compute Resource Management</w:t>
+      </w:r>
+    </w:p>
+    <w:p>
+      <w:pPr>
+        <w:pStyle w:val="Normal"/>
+        <w:spacing w:lineRule="auto" w:line="240" w:before="60" w:after="0"/>
+        <w:rPr/>
+      </w:pPr>
+      <w:r>
+        <w:rPr>
+          <w:rFonts w:cs="Times New Roman"/>
+          <w:b/>
+          <w:i w:val="false"/>
+          <w:color w:val="1A1A1A"/>
+          <w:sz w:val="21"/>
+          <w:szCs w:val="21"/>
+        </w:rPr>
+        <w:t>General Software &amp; Productivity Tools</w:t>
+      </w:r>
+    </w:p>
+    <w:p>
+      <w:pPr>
+        <w:pStyle w:val="Normal"/>
+        <w:spacing w:lineRule="auto" w:line="240" w:before="0" w:after="40"/>
+        <w:jc w:val="both"/>
+        <w:rPr/>
+      </w:pPr>
+      <w:r>
+        <w:rPr>
+          <w:rFonts w:cs="Times New Roman"/>
+          <w:b w:val="false"/>
+          <w:i w:val="false"/>
+          <w:color w:val="1A1A1A"/>
+          <w:sz w:val="21"/>
+          <w:szCs w:val="21"/>
+        </w:rPr>
+        <w:t>Microsoft Office (Word, Excel, PowerPoint)  •  Git  •  GitHub  •  Command-Line Environments  •  Technical Documentation</w:t>
+      </w:r>
+    </w:p>
+    <w:p>
+      <w:pPr>
+        <w:pStyle w:val="Normal"/>
+        <w:pBdr>
+          <w:bottom w:val="single" w:sz="4" w:space="2" w:color="333333"/>
+        </w:pBdr>
+        <w:spacing w:lineRule="auto" w:line="240" w:before="60" w:after="60"/>
+        <w:rPr/>
+      </w:pPr>
+      <w:r>
+        <w:rPr>
+          <w:rFonts w:cs="Times New Roman"/>
+          <w:b/>
+          <w:i w:val="false"/>
+          <w:color w:val="1F4E79"/>
+          <w:sz w:val="23"/>
+          <w:szCs w:val="23"/>
+        </w:rPr>
+        <w:t>CERTIFICATES, LICENSES &amp; COURSES</w:t>
+      </w:r>
+    </w:p>
+    <w:p>
+      <w:pPr>
+        <w:pStyle w:val="Normal"/>
+        <w:spacing w:lineRule="auto" w:line="240" w:before="40" w:after="40"/>
+        <w:rPr/>
+      </w:pPr>
+      <w:r>
+        <w:rPr>
+          <w:rFonts w:cs="Times New Roman"/>
+          <w:b/>
+          <w:i w:val="false"/>
+          <w:color w:val="1A1A1A"/>
+          <w:sz w:val="21"/>
+          <w:szCs w:val="21"/>
+        </w:rPr>
+        <w:t>Certificates</w:t>
+      </w:r>
+    </w:p>
+    <w:p>
+      <w:pPr>
+        <w:pStyle w:val="Normal"/>
         <w:spacing w:lineRule="auto" w:line="240" w:before="0" w:after="0"/>
         <w:rPr/>
       </w:pPr>
@@ -3309,7 +3317,7 @@
           <w:sz w:val="16"/>
           <w:szCs w:val="16"/>
         </w:rPr>
-        <w:t xml:space="preserve">Vocational Skill Certificate — Goldsmith   </w:t>
+        <w:t xml:space="preserve">Vocational Skill Certificate — WordPress CMS Developer   </w:t>
       </w:r>
       <w:r>
         <w:rPr>
@@ -3320,7 +3328,7 @@
           <w:sz w:val="16"/>
           <w:szCs w:val="16"/>
         </w:rPr>
-        <w:t xml:space="preserve">Technical and Vocational Training Organization of Iran  ·  Standard ID 7313207900301  ·  2025 · 42788555  ·  </w:t>
+        <w:t xml:space="preserve">Technical and Vocational Training Organization of Iran  ·  Standard ID 7321205300201  ·  2025 · 42245009  ·  </w:t>
       </w:r>
       <w:hyperlink r:id="rId16">
         <w:r>
@@ -3351,7 +3359,7 @@
           <w:sz w:val="16"/>
           <w:szCs w:val="16"/>
         </w:rPr>
-        <w:t xml:space="preserve">Petroleum Engineering with AI Applications   </w:t>
+        <w:t xml:space="preserve">Vocational Skill Certificate — Goldsmith   </w:t>
       </w:r>
       <w:r>
         <w:rPr>
@@ -3362,7 +3370,7 @@
           <w:sz w:val="16"/>
           <w:szCs w:val="16"/>
         </w:rPr>
-        <w:t xml:space="preserve">Coursera Specialization  ·  </w:t>
+        <w:t xml:space="preserve">Technical and Vocational Training Organization of Iran  ·  Standard ID 7313207900301  ·  2025 · 42788555  ·  </w:t>
       </w:r>
       <w:hyperlink r:id="rId17">
         <w:r>
@@ -3374,7 +3382,7 @@
             <w:szCs w:val="16"/>
             <w:u w:val="none"/>
           </w:rPr>
-          <w:t>View Specialization Certificate</w:t>
+          <w:t>View certificate</w:t>
         </w:r>
       </w:hyperlink>
     </w:p>
@@ -3393,7 +3401,7 @@
           <w:sz w:val="16"/>
           <w:szCs w:val="16"/>
         </w:rPr>
-        <w:t xml:space="preserve">Introduction to Environmental Science   </w:t>
+        <w:t xml:space="preserve">Petroleum Engineering with AI Applications   </w:t>
       </w:r>
       <w:r>
         <w:rPr>
@@ -3435,7 +3443,7 @@
           <w:sz w:val="16"/>
           <w:szCs w:val="16"/>
         </w:rPr>
-        <w:t xml:space="preserve">Google Digital Marketing &amp; E-commerce Professional Certificate   </w:t>
+        <w:t xml:space="preserve">Introduction to Environmental Science   </w:t>
       </w:r>
       <w:r>
         <w:rPr>
@@ -3446,9 +3454,51 @@
           <w:sz w:val="16"/>
           <w:szCs w:val="16"/>
         </w:rPr>
+        <w:t xml:space="preserve">Coursera Specialization  ·  </w:t>
+      </w:r>
+      <w:hyperlink r:id="rId19">
+        <w:r>
+          <w:rPr>
+            <w:rStyle w:val="ListLabel11"/>
+            <w:rFonts w:cs="Times New Roman"/>
+            <w:color w:val="1F4E79"/>
+            <w:sz w:val="16"/>
+            <w:szCs w:val="16"/>
+            <w:u w:val="none"/>
+          </w:rPr>
+          <w:t>View Specialization Certificate</w:t>
+        </w:r>
+      </w:hyperlink>
+    </w:p>
+    <w:p>
+      <w:pPr>
+        <w:pStyle w:val="Normal"/>
+        <w:spacing w:lineRule="auto" w:line="240" w:before="0" w:after="0"/>
+        <w:rPr/>
+      </w:pPr>
+      <w:r>
+        <w:rPr>
+          <w:rFonts w:cs="Times New Roman"/>
+          <w:b w:val="false"/>
+          <w:i w:val="false"/>
+          <w:color w:val="1A1A1A"/>
+          <w:sz w:val="16"/>
+          <w:szCs w:val="16"/>
+        </w:rPr>
+        <w:t xml:space="preserve">Google Digital Marketing &amp; E-commerce Professional Certificate   </w:t>
+      </w:r>
+      <w:r>
+        <w:rPr>
+          <w:rFonts w:cs="Times New Roman"/>
+          <w:b w:val="false"/>
+          <w:i w:val="false"/>
+          <w:color w:val="4D4D4D"/>
+          <w:sz w:val="16"/>
+          <w:szCs w:val="16"/>
+        </w:rPr>
         <w:t xml:space="preserve">Coursera Professional Certificate  ·  </w:t>
       </w:r>
-      <w:hyperlink r:id="rId19">
+      <w:hyperlink r:id="rId20">
         <w:r>
           <w:rPr>
             <w:rStyle w:val="ListLabel11"/>
@@ -3507,37 +3557,6 @@
           <w:szCs w:val="16"/>
         </w:rPr>
         <w:t xml:space="preserve">Tehran Provincial Computer Trade Organization  ·  </w:t>
-      </w:r>
-      <w:hyperlink r:id="rId20">
-        <w:r>
-          <w:rPr>
-            <w:rStyle w:val="ListLabel11"/>
-            <w:rFonts w:cs="Times New Roman"/>
-            <w:color w:val="1F4E79"/>
-            <w:sz w:val="16"/>
-            <w:szCs w:val="16"/>
-            <w:u w:val="none"/>
-          </w:rPr>
-          <w:t>View license</w:t>
-        </w:r>
-      </w:hyperlink>
-    </w:p>
-    <w:p>
-      <w:pPr>
-        <w:pStyle w:val="Normal"/>
-        <w:spacing w:lineRule="auto" w:line="240" w:before="0" w:after="0"/>
-        <w:rPr/>
-      </w:pPr>
-      <w:r>
-        <w:rPr>
-          <w:rFonts w:cs="Times New Roman"/>
-          <w:b w:val="false"/>
-          <w:i w:val="false"/>
-          <w:color w:val="1A1A1A"/>
-          <w:sz w:val="16"/>
-          <w:szCs w:val="16"/>
-        </w:rPr>
-        <w:t xml:space="preserve">Home Business License — Artificial Intelligence   </w:t>
       </w:r>
       <w:hyperlink r:id="rId21">
         <w:r>
@@ -3568,7 +3587,7 @@
           <w:sz w:val="16"/>
           <w:szCs w:val="16"/>
         </w:rPr>
-        <w:t xml:space="preserve">Home Business License — Software System Architecture Design   </w:t>
+        <w:t xml:space="preserve">Home Business License — Artificial Intelligence   </w:t>
       </w:r>
       <w:hyperlink r:id="rId22">
         <w:r>
@@ -3599,7 +3618,7 @@
           <w:sz w:val="16"/>
           <w:szCs w:val="16"/>
         </w:rPr>
-        <w:t xml:space="preserve">Home Business License — Gold &amp; Jewelry Design   </w:t>
+        <w:t xml:space="preserve">Home Business License — Software System Architecture Design   </w:t>
       </w:r>
       <w:hyperlink r:id="rId23">
         <w:r>
@@ -3630,7 +3649,7 @@
           <w:sz w:val="16"/>
           <w:szCs w:val="16"/>
         </w:rPr>
-        <w:t xml:space="preserve">Home Business License — Precious &amp; Semi-Precious Gemstone Cutting   </w:t>
+        <w:t xml:space="preserve">Home Business License — Gold &amp; Jewelry Design   </w:t>
       </w:r>
       <w:hyperlink r:id="rId24">
         <w:r>
@@ -3661,7 +3680,7 @@
           <w:sz w:val="16"/>
           <w:szCs w:val="16"/>
         </w:rPr>
-        <w:t xml:space="preserve">Home Business License — Software Programming   </w:t>
+        <w:t xml:space="preserve">Home Business License — Precious &amp; Semi-Precious Gemstone Cutting   </w:t>
       </w:r>
       <w:hyperlink r:id="rId25">
         <w:r>
@@ -3692,102 +3711,7 @@
           <w:sz w:val="16"/>
           <w:szCs w:val="16"/>
         </w:rPr>
-        <w:t>Business License — Software Installation &amp; Setup Services and Related Activities (Legal Entity)</w:t>
-      </w:r>
-    </w:p>
-    <w:p>
-      <w:pPr>
-        <w:pStyle w:val="Normal"/>
-        <w:spacing w:lineRule="auto" w:line="240" w:before="40" w:after="40"/>
-        <w:rPr/>
-      </w:pPr>
-      <w:r>
-        <w:rPr>
-          <w:rFonts w:cs="Times New Roman"/>
-          <w:b/>
-          <w:i w:val="false"/>
-          <w:color w:val="1A1A1A"/>
-          <w:sz w:val="21"/>
-          <w:szCs w:val="21"/>
-        </w:rPr>
-        <w:t>Courses</w:t>
-      </w:r>
-    </w:p>
-    <w:p>
-      <w:pPr>
-        <w:pStyle w:val="Normal"/>
-        <w:spacing w:lineRule="auto" w:line="240" w:before="40" w:after="0"/>
-        <w:rPr/>
-      </w:pPr>
-      <w:r>
-        <w:rPr>
-          <w:rFonts w:cs="Times New Roman"/>
-          <w:b/>
-          <w:i w:val="false"/>
-          <w:color w:val="1A1A1A"/>
-          <w:sz w:val="21"/>
-          <w:szCs w:val="21"/>
-        </w:rPr>
-        <w:t>Petroleum Engineering with AI Applications</w:t>
-      </w:r>
-    </w:p>
-    <w:p>
-      <w:pPr>
-        <w:pStyle w:val="Normal"/>
-        <w:spacing w:lineRule="auto" w:line="240" w:before="0" w:after="20"/>
-        <w:rPr/>
-      </w:pPr>
-      <w:r>
-        <w:rPr>
-          <w:rFonts w:cs="Times New Roman"/>
-          <w:b w:val="false"/>
-          <w:i w:val="false"/>
-          <w:color w:val="4D4D4D"/>
-          <w:sz w:val="16"/>
-          <w:szCs w:val="16"/>
-        </w:rPr>
-        <w:t>Coursera Specialization · 5 courses</w:t>
-      </w:r>
-    </w:p>
-    <w:p>
-      <w:pPr>
-        <w:pStyle w:val="Normal"/>
-        <w:spacing w:lineRule="auto" w:line="240" w:before="0" w:after="0"/>
-        <w:ind w:left="283"/>
-        <w:rPr/>
-      </w:pPr>
-      <w:r>
-        <w:rPr>
-          <w:rFonts w:cs="Times New Roman"/>
-          <w:b w:val="false"/>
-          <w:i w:val="false"/>
-          <w:color w:val="1A1A1A"/>
-          <w:sz w:val="16"/>
-          <w:szCs w:val="16"/>
-        </w:rPr>
-        <w:t xml:space="preserve">– </w:t>
-      </w:r>
-      <w:r>
-        <w:rPr>
-          <w:rFonts w:cs="Times New Roman"/>
-          <w:b w:val="false"/>
-          <w:i w:val="false"/>
-          <w:color w:val="1A1A1A"/>
-          <w:sz w:val="16"/>
-          <w:szCs w:val="16"/>
-        </w:rPr>
-        <w:t xml:space="preserve">Hydrocarbon Exploration and Production   </w:t>
-      </w:r>
-      <w:r>
-        <w:rPr>
-          <w:rFonts w:cs="Times New Roman"/>
-          <w:b w:val="false"/>
-          <w:i w:val="false"/>
-          <w:color w:val="4D4D4D"/>
-          <w:sz w:val="16"/>
-          <w:szCs w:val="16"/>
-        </w:rPr>
-        <w:t xml:space="preserve">2025 · EVKUGMGT45RP  ·  </w:t>
+        <w:t xml:space="preserve">Home Business License — Software Programming   </w:t>
       </w:r>
       <w:hyperlink r:id="rId26">
         <w:r>
@@ -3799,7 +3723,7 @@
             <w:szCs w:val="16"/>
             <w:u w:val="none"/>
           </w:rPr>
-          <w:t>View certificate</w:t>
+          <w:t>View license</w:t>
         </w:r>
       </w:hyperlink>
     </w:p>
@@ -3807,7 +3731,6 @@
       <w:pPr>
         <w:pStyle w:val="Normal"/>
         <w:spacing w:lineRule="auto" w:line="240" w:before="0" w:after="0"/>
-        <w:ind w:left="283"/>
         <w:rPr/>
       </w:pPr>
       <w:r>
@@ -3819,8 +3742,70 @@
           <w:sz w:val="16"/>
           <w:szCs w:val="16"/>
         </w:rPr>
-        <w:t xml:space="preserve">– </w:t>
-      </w:r>
+        <w:t>Business License — Software Installation &amp; Setup Services and Related Activities (Legal Entity)</w:t>
+      </w:r>
+    </w:p>
+    <w:p>
+      <w:pPr>
+        <w:pStyle w:val="Normal"/>
+        <w:spacing w:lineRule="auto" w:line="240" w:before="40" w:after="40"/>
+        <w:rPr/>
+      </w:pPr>
+      <w:r>
+        <w:rPr>
+          <w:rFonts w:cs="Times New Roman"/>
+          <w:b/>
+          <w:i w:val="false"/>
+          <w:color w:val="1A1A1A"/>
+          <w:sz w:val="21"/>
+          <w:szCs w:val="21"/>
+        </w:rPr>
+        <w:t>Courses</w:t>
+      </w:r>
+    </w:p>
+    <w:p>
+      <w:pPr>
+        <w:pStyle w:val="Normal"/>
+        <w:spacing w:lineRule="auto" w:line="240" w:before="40" w:after="0"/>
+        <w:rPr/>
+      </w:pPr>
+      <w:r>
+        <w:rPr>
+          <w:rFonts w:cs="Times New Roman"/>
+          <w:b/>
+          <w:i w:val="false"/>
+          <w:color w:val="1A1A1A"/>
+          <w:sz w:val="21"/>
+          <w:szCs w:val="21"/>
+        </w:rPr>
+        <w:t>Petroleum Engineering with AI Applications</w:t>
+      </w:r>
+    </w:p>
+    <w:p>
+      <w:pPr>
+        <w:pStyle w:val="Normal"/>
+        <w:spacing w:lineRule="auto" w:line="240" w:before="0" w:after="20"/>
+        <w:rPr/>
+      </w:pPr>
+      <w:r>
+        <w:rPr>
+          <w:rFonts w:cs="Times New Roman"/>
+          <w:b w:val="false"/>
+          <w:i w:val="false"/>
+          <w:color w:val="4D4D4D"/>
+          <w:sz w:val="16"/>
+          <w:szCs w:val="16"/>
+        </w:rPr>
+        <w:t>Coursera Specialization · 5 courses</w:t>
+      </w:r>
+    </w:p>
+    <w:p>
+      <w:pPr>
+        <w:pStyle w:val="Normal"/>
+        <w:spacing w:lineRule="auto" w:line="240" w:before="0" w:after="0"/>
+        <w:ind w:left="283"/>
+        <w:rPr/>
+      </w:pPr>
       <w:r>
         <w:rPr>
           <w:rFonts w:cs="Times New Roman"/>
@@ -3830,7 +3815,18 @@
           <w:sz w:val="16"/>
           <w:szCs w:val="16"/>
         </w:rPr>
-        <w:t xml:space="preserve">From Wellhead to Refinery: Midstream Oil and Gas Processing   </w:t>
+        <w:t xml:space="preserve">– </w:t>
+      </w:r>
+      <w:r>
+        <w:rPr>
+          <w:rFonts w:cs="Times New Roman"/>
+          <w:b w:val="false"/>
+          <w:i w:val="false"/>
+          <w:color w:val="1A1A1A"/>
+          <w:sz w:val="16"/>
+          <w:szCs w:val="16"/>
+        </w:rPr>
+        <w:t xml:space="preserve">Hydrocarbon Exploration and Production   </w:t>
       </w:r>
       <w:r>
         <w:rPr>
@@ -3841,7 +3837,7 @@
           <w:sz w:val="16"/>
           <w:szCs w:val="16"/>
         </w:rPr>
-        <w:t xml:space="preserve">2025 · RO8QDU44OUOL  ·  </w:t>
+        <w:t xml:space="preserve">2025 · EVKUGMGT45RP  ·  </w:t>
       </w:r>
       <w:hyperlink r:id="rId27">
         <w:r>
@@ -3884,7 +3880,7 @@
           <w:sz w:val="16"/>
           <w:szCs w:val="16"/>
         </w:rPr>
-        <w:t xml:space="preserve">Natural Gas Production and Processing   </w:t>
+        <w:t xml:space="preserve">From Wellhead to Refinery: Midstream Oil and Gas Processing   </w:t>
       </w:r>
       <w:r>
         <w:rPr>
@@ -3895,7 +3891,7 @@
           <w:sz w:val="16"/>
           <w:szCs w:val="16"/>
         </w:rPr>
-        <w:t xml:space="preserve">2025 · IGS15UQQFRV4  ·  </w:t>
+        <w:t xml:space="preserve">2025 · RO8QDU44OUOL  ·  </w:t>
       </w:r>
       <w:hyperlink r:id="rId28">
         <w:r>
@@ -3938,7 +3934,7 @@
           <w:sz w:val="16"/>
           <w:szCs w:val="16"/>
         </w:rPr>
-        <w:t xml:space="preserve">AI &amp; ML Applications in Oil and Gas Industry   </w:t>
+        <w:t xml:space="preserve">Natural Gas Production and Processing   </w:t>
       </w:r>
       <w:r>
         <w:rPr>
@@ -3949,7 +3945,7 @@
           <w:sz w:val="16"/>
           <w:szCs w:val="16"/>
         </w:rPr>
-        <w:t xml:space="preserve">2025 · O4Y2QT274ZI3  ·  </w:t>
+        <w:t xml:space="preserve">2025 · IGS15UQQFRV4  ·  </w:t>
       </w:r>
       <w:hyperlink r:id="rId29">
         <w:r>
@@ -3992,7 +3988,7 @@
           <w:sz w:val="16"/>
           <w:szCs w:val="16"/>
         </w:rPr>
-        <w:t xml:space="preserve">Utilities, Safety &amp; Environmental Care in Oil &amp; Gas Industry   </w:t>
+        <w:t xml:space="preserve">AI &amp; ML Applications in Oil and Gas Industry   </w:t>
       </w:r>
       <w:r>
         <w:rPr>
@@ -4003,7 +3999,7 @@
           <w:sz w:val="16"/>
           <w:szCs w:val="16"/>
         </w:rPr>
-        <w:t xml:space="preserve">2025 · UQWIYV2XAVAV  ·  </w:t>
+        <w:t xml:space="preserve">2025 · O4Y2QT274ZI3  ·  </w:t>
       </w:r>
       <w:hyperlink r:id="rId30">
         <w:r>
@@ -4022,11 +4018,65 @@
     <w:p>
       <w:pPr>
         <w:pStyle w:val="Normal"/>
+        <w:spacing w:lineRule="auto" w:line="240" w:before="0" w:after="0"/>
+        <w:ind w:left="283"/>
+        <w:rPr/>
+      </w:pPr>
+      <w:r>
+        <w:rPr>
+          <w:rFonts w:cs="Times New Roman"/>
+          <w:b w:val="false"/>
+          <w:i w:val="false"/>
+          <w:color w:val="1A1A1A"/>
+          <w:sz w:val="16"/>
+          <w:szCs w:val="16"/>
+        </w:rPr>
+        <w:t xml:space="preserve">– </w:t>
+      </w:r>
+      <w:r>
+        <w:rPr>
+          <w:rFonts w:cs="Times New Roman"/>
+          <w:b w:val="false"/>
+          <w:i w:val="false"/>
+          <w:color w:val="1A1A1A"/>
+          <w:sz w:val="16"/>
+          <w:szCs w:val="16"/>
+        </w:rPr>
+        <w:t xml:space="preserve">Utilities, Safety &amp; Environmental Care in Oil &amp; Gas Industry   </w:t>
+      </w:r>
+      <w:r>
+        <w:rPr>
+          <w:rFonts w:cs="Times New Roman"/>
+          <w:b w:val="false"/>
+          <w:i w:val="false"/>
+          <w:color w:val="4D4D4D"/>
+          <w:sz w:val="16"/>
+          <w:szCs w:val="16"/>
+        </w:rPr>
+        <w:t xml:space="preserve">2025 · UQWIYV2XAVAV  ·  </w:t>
+      </w:r>
+      <w:hyperlink r:id="rId31">
+        <w:r>
+          <w:rPr>
+            <w:rStyle w:val="ListLabel11"/>
+            <w:rFonts w:cs="Times New Roman"/>
+            <w:color w:val="1F4E79"/>
+            <w:sz w:val="16"/>
+            <w:szCs w:val="16"/>
+            <w:u w:val="none"/>
+          </w:rPr>
+          <w:t>View certificate</w:t>
+        </w:r>
+      </w:hyperlink>
+    </w:p>
+    <w:p>
+      <w:pPr>
+        <w:pStyle w:val="Normal"/>
         <w:spacing w:lineRule="auto" w:line="240" w:before="20" w:after="60"/>
         <w:ind w:left="283"/>
         <w:rPr/>
       </w:pPr>
-      <w:hyperlink r:id="rId31">
+      <w:hyperlink r:id="rId32">
         <w:r>
           <w:rPr>
             <w:rStyle w:val="ListLabel11"/>
@@ -4115,60 +4165,6 @@
           <w:szCs w:val="16"/>
         </w:rPr>
         <w:t xml:space="preserve">2024 · 67L7TVDOHCS4  ·  </w:t>
-      </w:r>
-      <w:hyperlink r:id="rId32">
-        <w:r>
-          <w:rPr>
-            <w:rStyle w:val="ListLabel11"/>
-            <w:rFonts w:cs="Times New Roman"/>
-            <w:color w:val="1F4E79"/>
-            <w:sz w:val="16"/>
-            <w:szCs w:val="16"/>
-            <w:u w:val="none"/>
-          </w:rPr>
-          <w:t>View certificate</w:t>
-        </w:r>
-      </w:hyperlink>
-    </w:p>
-    <w:p>
-      <w:pPr>
-        <w:pStyle w:val="Normal"/>
-        <w:spacing w:lineRule="auto" w:line="240" w:before="0" w:after="0"/>
-        <w:ind w:left="283"/>
-        <w:rPr/>
-      </w:pPr>
-      <w:r>
-        <w:rPr>
-          <w:rFonts w:cs="Times New Roman"/>
-          <w:b w:val="false"/>
-          <w:i w:val="false"/>
-          <w:color w:val="1A1A1A"/>
-          <w:sz w:val="16"/>
-          <w:szCs w:val="16"/>
-        </w:rPr>
-        <w:t xml:space="preserve">– </w:t>
-      </w:r>
-      <w:r>
-        <w:rPr>
-          <w:rFonts w:cs="Times New Roman"/>
-          <w:b w:val="false"/>
-          <w:i w:val="false"/>
-          <w:color w:val="1A1A1A"/>
-          <w:sz w:val="16"/>
-          <w:szCs w:val="16"/>
-        </w:rPr>
-        <w:t xml:space="preserve">Population, Food, and Soil   </w:t>
-      </w:r>
-      <w:r>
-        <w:rPr>
-          <w:rFonts w:cs="Times New Roman"/>
-          <w:b w:val="false"/>
-          <w:i w:val="false"/>
-          <w:color w:val="4D4D4D"/>
-          <w:sz w:val="16"/>
-          <w:szCs w:val="16"/>
-        </w:rPr>
-        <w:t xml:space="preserve">2024 · E1UHZEYRKK2T  ·  </w:t>
       </w:r>
       <w:hyperlink r:id="rId33">
         <w:r>
@@ -4211,7 +4207,7 @@
           <w:sz w:val="16"/>
           <w:szCs w:val="16"/>
         </w:rPr>
-        <w:t xml:space="preserve">Energy and Environment   </w:t>
+        <w:t xml:space="preserve">Population, Food, and Soil   </w:t>
       </w:r>
       <w:r>
         <w:rPr>
@@ -4222,7 +4218,7 @@
           <w:sz w:val="16"/>
           <w:szCs w:val="16"/>
         </w:rPr>
-        <w:t xml:space="preserve">2024 · TAEBBTUG4LV3  ·  </w:t>
+        <w:t xml:space="preserve">2024 · E1UHZEYRKK2T  ·  </w:t>
       </w:r>
       <w:hyperlink r:id="rId34">
         <w:r>
@@ -4241,11 +4237,65 @@
     <w:p>
       <w:pPr>
         <w:pStyle w:val="Normal"/>
+        <w:spacing w:lineRule="auto" w:line="240" w:before="0" w:after="0"/>
+        <w:ind w:left="283"/>
+        <w:rPr/>
+      </w:pPr>
+      <w:r>
+        <w:rPr>
+          <w:rFonts w:cs="Times New Roman"/>
+          <w:b w:val="false"/>
+          <w:i w:val="false"/>
+          <w:color w:val="1A1A1A"/>
+          <w:sz w:val="16"/>
+          <w:szCs w:val="16"/>
+        </w:rPr>
+        <w:t xml:space="preserve">– </w:t>
+      </w:r>
+      <w:r>
+        <w:rPr>
+          <w:rFonts w:cs="Times New Roman"/>
+          <w:b w:val="false"/>
+          <w:i w:val="false"/>
+          <w:color w:val="1A1A1A"/>
+          <w:sz w:val="16"/>
+          <w:szCs w:val="16"/>
+        </w:rPr>
+        <w:t xml:space="preserve">Energy and Environment   </w:t>
+      </w:r>
+      <w:r>
+        <w:rPr>
+          <w:rFonts w:cs="Times New Roman"/>
+          <w:b w:val="false"/>
+          <w:i w:val="false"/>
+          <w:color w:val="4D4D4D"/>
+          <w:sz w:val="16"/>
+          <w:szCs w:val="16"/>
+        </w:rPr>
+        <w:t xml:space="preserve">2024 · TAEBBTUG4LV3  ·  </w:t>
+      </w:r>
+      <w:hyperlink r:id="rId35">
+        <w:r>
+          <w:rPr>
+            <w:rStyle w:val="ListLabel11"/>
+            <w:rFonts w:cs="Times New Roman"/>
+            <w:color w:val="1F4E79"/>
+            <w:sz w:val="16"/>
+            <w:szCs w:val="16"/>
+            <w:u w:val="none"/>
+          </w:rPr>
+          <w:t>View certificate</w:t>
+        </w:r>
+      </w:hyperlink>
+    </w:p>
+    <w:p>
+      <w:pPr>
+        <w:pStyle w:val="Normal"/>
         <w:spacing w:lineRule="auto" w:line="240" w:before="20" w:after="60"/>
         <w:ind w:left="283"/>
         <w:rPr/>
       </w:pPr>
-      <w:hyperlink r:id="rId35">
+      <w:hyperlink r:id="rId36">
         <w:r>
           <w:rPr>
             <w:rStyle w:val="ListLabel11"/>
@@ -4334,60 +4384,6 @@
           <w:szCs w:val="16"/>
         </w:rPr>
         <w:t xml:space="preserve">2024 · ADAC17OAAUTM  ·  </w:t>
-      </w:r>
-      <w:hyperlink r:id="rId36">
-        <w:r>
-          <w:rPr>
-            <w:rStyle w:val="ListLabel11"/>
-            <w:rFonts w:cs="Times New Roman"/>
-            <w:color w:val="1F4E79"/>
-            <w:sz w:val="16"/>
-            <w:szCs w:val="16"/>
-            <w:u w:val="none"/>
-          </w:rPr>
-          <w:t>View certificate</w:t>
-        </w:r>
-      </w:hyperlink>
-    </w:p>
-    <w:p>
-      <w:pPr>
-        <w:pStyle w:val="Normal"/>
-        <w:spacing w:lineRule="auto" w:line="240" w:before="0" w:after="0"/>
-        <w:ind w:left="283"/>
-        <w:rPr/>
-      </w:pPr>
-      <w:r>
-        <w:rPr>
-          <w:rFonts w:cs="Times New Roman"/>
-          <w:b w:val="false"/>
-          <w:i w:val="false"/>
-          <w:color w:val="1A1A1A"/>
-          <w:sz w:val="16"/>
-          <w:szCs w:val="16"/>
-        </w:rPr>
-        <w:t xml:space="preserve">– </w:t>
-      </w:r>
-      <w:r>
-        <w:rPr>
-          <w:rFonts w:cs="Times New Roman"/>
-          <w:b w:val="false"/>
-          <w:i w:val="false"/>
-          <w:color w:val="1A1A1A"/>
-          <w:sz w:val="16"/>
-          <w:szCs w:val="16"/>
-        </w:rPr>
-        <w:t xml:space="preserve">Attract and Engage Customers with Digital Marketing   </w:t>
-      </w:r>
-      <w:r>
-        <w:rPr>
-          <w:rFonts w:cs="Times New Roman"/>
-          <w:b w:val="false"/>
-          <w:i w:val="false"/>
-          <w:color w:val="4D4D4D"/>
-          <w:sz w:val="16"/>
-          <w:szCs w:val="16"/>
-        </w:rPr>
-        <w:t xml:space="preserve">2024 · BYDLT1NC85UY  ·  </w:t>
       </w:r>
       <w:hyperlink r:id="rId37">
         <w:r>
@@ -4430,7 +4426,7 @@
           <w:sz w:val="16"/>
           <w:szCs w:val="16"/>
         </w:rPr>
-        <w:t xml:space="preserve">From Likes to Leads: Interact with Customers Online   </w:t>
+        <w:t xml:space="preserve">Attract and Engage Customers with Digital Marketing   </w:t>
       </w:r>
       <w:r>
         <w:rPr>
@@ -4441,7 +4437,7 @@
           <w:sz w:val="16"/>
           <w:szCs w:val="16"/>
         </w:rPr>
-        <w:t xml:space="preserve">2024 · OY3RTJ0FB1O9  ·  </w:t>
+        <w:t xml:space="preserve">2024 · BYDLT1NC85UY  ·  </w:t>
       </w:r>
       <w:hyperlink r:id="rId38">
         <w:r>
@@ -4484,7 +4480,7 @@
           <w:sz w:val="16"/>
           <w:szCs w:val="16"/>
         </w:rPr>
-        <w:t xml:space="preserve">Think Outside the Inbox: Email Marketing   </w:t>
+        <w:t xml:space="preserve">From Likes to Leads: Interact with Customers Online   </w:t>
       </w:r>
       <w:r>
         <w:rPr>
@@ -4495,7 +4491,7 @@
           <w:sz w:val="16"/>
           <w:szCs w:val="16"/>
         </w:rPr>
-        <w:t xml:space="preserve">2025 · J8KTD6HZ13TU  ·  </w:t>
+        <w:t xml:space="preserve">2024 · OY3RTJ0FB1O9  ·  </w:t>
       </w:r>
       <w:hyperlink r:id="rId39">
         <w:r>
@@ -4538,7 +4534,7 @@
           <w:sz w:val="16"/>
           <w:szCs w:val="16"/>
         </w:rPr>
-        <w:t xml:space="preserve">Assess for Success: Marketing Analytics and Measurement   </w:t>
+        <w:t xml:space="preserve">Think Outside the Inbox: Email Marketing   </w:t>
       </w:r>
       <w:r>
         <w:rPr>
@@ -4549,7 +4545,7 @@
           <w:sz w:val="16"/>
           <w:szCs w:val="16"/>
         </w:rPr>
-        <w:t xml:space="preserve">2025 · Z4TCNOZKS8MI  ·  </w:t>
+        <w:t xml:space="preserve">2025 · J8KTD6HZ13TU  ·  </w:t>
       </w:r>
       <w:hyperlink r:id="rId40">
         <w:r>
@@ -4592,7 +4588,7 @@
           <w:sz w:val="16"/>
           <w:szCs w:val="16"/>
         </w:rPr>
-        <w:t xml:space="preserve">Make the Sale: Build, Launch, and Manage E-commerce Stores   </w:t>
+        <w:t xml:space="preserve">Assess for Success: Marketing Analytics and Measurement   </w:t>
       </w:r>
       <w:r>
         <w:rPr>
@@ -4603,7 +4599,7 @@
           <w:sz w:val="16"/>
           <w:szCs w:val="16"/>
         </w:rPr>
-        <w:t xml:space="preserve">2025 · TOTMC7EZJCGQ  ·  </w:t>
+        <w:t xml:space="preserve">2025 · Z4TCNOZKS8MI  ·  </w:t>
       </w:r>
       <w:hyperlink r:id="rId41">
         <w:r>
@@ -4646,7 +4642,7 @@
           <w:sz w:val="16"/>
           <w:szCs w:val="16"/>
         </w:rPr>
-        <w:t xml:space="preserve">Satisfaction Guaranteed: Develop Customer Loyalty Online   </w:t>
+        <w:t xml:space="preserve">Make the Sale: Build, Launch, and Manage E-commerce Stores   </w:t>
       </w:r>
       <w:r>
         <w:rPr>
@@ -4657,7 +4653,7 @@
           <w:sz w:val="16"/>
           <w:szCs w:val="16"/>
         </w:rPr>
-        <w:t xml:space="preserve">2025 · 7IHL2H68QMKE  ·  </w:t>
+        <w:t xml:space="preserve">2025 · TOTMC7EZJCGQ  ·  </w:t>
       </w:r>
       <w:hyperlink r:id="rId42">
         <w:r>
@@ -4676,11 +4672,65 @@
     <w:p>
       <w:pPr>
         <w:pStyle w:val="Normal"/>
+        <w:spacing w:lineRule="auto" w:line="240" w:before="0" w:after="0"/>
+        <w:ind w:left="283"/>
+        <w:rPr/>
+      </w:pPr>
+      <w:r>
+        <w:rPr>
+          <w:rFonts w:cs="Times New Roman"/>
+          <w:b w:val="false"/>
+          <w:i w:val="false"/>
+          <w:color w:val="1A1A1A"/>
+          <w:sz w:val="16"/>
+          <w:szCs w:val="16"/>
+        </w:rPr>
+        <w:t xml:space="preserve">– </w:t>
+      </w:r>
+      <w:r>
+        <w:rPr>
+          <w:rFonts w:cs="Times New Roman"/>
+          <w:b w:val="false"/>
+          <w:i w:val="false"/>
+          <w:color w:val="1A1A1A"/>
+          <w:sz w:val="16"/>
+          <w:szCs w:val="16"/>
+        </w:rPr>
+        <w:t xml:space="preserve">Satisfaction Guaranteed: Develop Customer Loyalty Online   </w:t>
+      </w:r>
+      <w:r>
+        <w:rPr>
+          <w:rFonts w:cs="Times New Roman"/>
+          <w:b w:val="false"/>
+          <w:i w:val="false"/>
+          <w:color w:val="4D4D4D"/>
+          <w:sz w:val="16"/>
+          <w:szCs w:val="16"/>
+        </w:rPr>
+        <w:t xml:space="preserve">2025 · 7IHL2H68QMKE  ·  </w:t>
+      </w:r>
+      <w:hyperlink r:id="rId43">
+        <w:r>
+          <w:rPr>
+            <w:rStyle w:val="ListLabel11"/>
+            <w:rFonts w:cs="Times New Roman"/>
+            <w:color w:val="1F4E79"/>
+            <w:sz w:val="16"/>
+            <w:szCs w:val="16"/>
+            <w:u w:val="none"/>
+          </w:rPr>
+          <w:t>View certificate</w:t>
+        </w:r>
+      </w:hyperlink>
+    </w:p>
+    <w:p>
+      <w:pPr>
+        <w:pStyle w:val="Normal"/>
         <w:spacing w:lineRule="auto" w:line="240" w:before="20" w:after="60"/>
         <w:ind w:left="283"/>
         <w:rPr/>
       </w:pPr>
-      <w:hyperlink r:id="rId43">
+      <w:hyperlink r:id="rId44">
         <w:r>
           <w:rPr>
             <w:rStyle w:val="ListLabel11"/>
@@ -4721,48 +4771,6 @@
           <w:szCs w:val="16"/>
         </w:rPr>
         <w:t xml:space="preserve">Johns Hopkins University  ·  2025 · PD3013GV4N42  ·  </w:t>
-      </w:r>
-      <w:hyperlink r:id="rId44">
-        <w:r>
-          <w:rPr>
-            <w:rStyle w:val="ListLabel11"/>
-            <w:rFonts w:cs="Times New Roman"/>
-            <w:color w:val="1F4E79"/>
-            <w:sz w:val="16"/>
-            <w:szCs w:val="16"/>
-            <w:u w:val="none"/>
-          </w:rPr>
-          <w:t>View certificate</w:t>
-        </w:r>
-      </w:hyperlink>
-    </w:p>
-    <w:p>
-      <w:pPr>
-        <w:pStyle w:val="Normal"/>
-        <w:spacing w:lineRule="auto" w:line="240" w:before="0" w:after="0"/>
-        <w:rPr/>
-      </w:pPr>
-      <w:r>
-        <w:rPr>
-          <w:rFonts w:cs="Times New Roman"/>
-          <w:b w:val="false"/>
-          <w:i w:val="false"/>
-          <w:color w:val="1A1A1A"/>
-          <w:sz w:val="16"/>
-          <w:szCs w:val="16"/>
-        </w:rPr>
-        <w:t xml:space="preserve">Sustainable Transportation Networks and Streetscapes   </w:t>
-      </w:r>
-      <w:r>
-        <w:rPr>
-          <w:rFonts w:cs="Times New Roman"/>
-          <w:b w:val="false"/>
-          <w:i w:val="false"/>
-          <w:color w:val="4D4D4D"/>
-          <w:sz w:val="16"/>
-          <w:szCs w:val="16"/>
-        </w:rPr>
-        <w:t xml:space="preserve">Johns Hopkins University  ·  2025 · BQ9NUFWQ8JHO  ·  </w:t>
       </w:r>
       <w:hyperlink r:id="rId45">
         <w:r>
@@ -4793,7 +4801,7 @@
           <w:sz w:val="16"/>
           <w:szCs w:val="16"/>
         </w:rPr>
-        <w:t xml:space="preserve">Wind Energy   </w:t>
+        <w:t xml:space="preserve">Sustainable Transportation Networks and Streetscapes   </w:t>
       </w:r>
       <w:r>
         <w:rPr>
@@ -4804,7 +4812,7 @@
           <w:sz w:val="16"/>
           <w:szCs w:val="16"/>
         </w:rPr>
-        <w:t xml:space="preserve">Technical University of Denmark (DTU)  ·  2025 · BF3120EB7YPC  ·  </w:t>
+        <w:t xml:space="preserve">Johns Hopkins University  ·  2025 · BQ9NUFWQ8JHO  ·  </w:t>
       </w:r>
       <w:hyperlink r:id="rId46">
         <w:r>
@@ -4835,7 +4843,7 @@
           <w:sz w:val="16"/>
           <w:szCs w:val="16"/>
         </w:rPr>
-        <w:t xml:space="preserve">Sustainable Regional Principles, Planning and Transportation   </w:t>
+        <w:t xml:space="preserve">Wind Energy   </w:t>
       </w:r>
       <w:r>
         <w:rPr>
@@ -4846,7 +4854,7 @@
           <w:sz w:val="16"/>
           <w:szCs w:val="16"/>
         </w:rPr>
-        <w:t xml:space="preserve">Johns Hopkins University  ·  2025 · HIHAH8WSFR95  ·  </w:t>
+        <w:t xml:space="preserve">Technical University of Denmark (DTU)  ·  2025 · BF3120EB7YPC  ·  </w:t>
       </w:r>
       <w:hyperlink r:id="rId47">
         <w:r>
@@ -4877,7 +4885,7 @@
           <w:sz w:val="16"/>
           <w:szCs w:val="16"/>
         </w:rPr>
-        <w:t xml:space="preserve">Our Earth: Its Climate, History, and Processes   </w:t>
+        <w:t xml:space="preserve">Sustainable Regional Principles, Planning and Transportation   </w:t>
       </w:r>
       <w:r>
         <w:rPr>
@@ -4888,7 +4896,7 @@
           <w:sz w:val="16"/>
           <w:szCs w:val="16"/>
         </w:rPr>
-        <w:t xml:space="preserve">University of Manchester  ·  2023 · 6Y537YJ5QH9J  ·  </w:t>
+        <w:t xml:space="preserve">Johns Hopkins University  ·  2025 · HIHAH8WSFR95  ·  </w:t>
       </w:r>
       <w:hyperlink r:id="rId48">
         <w:r>
@@ -4919,7 +4927,7 @@
           <w:sz w:val="16"/>
           <w:szCs w:val="16"/>
         </w:rPr>
-        <w:t xml:space="preserve">Extinctions: Past, Present, &amp; Future   </w:t>
+        <w:t xml:space="preserve">Our Earth: Its Climate, History, and Processes   </w:t>
       </w:r>
       <w:r>
         <w:rPr>
@@ -4930,7 +4938,7 @@
           <w:sz w:val="16"/>
           <w:szCs w:val="16"/>
         </w:rPr>
-        <w:t xml:space="preserve">Emory University  ·  2023 · EK5WJUBLEB92  ·  </w:t>
+        <w:t xml:space="preserve">University of Manchester  ·  2023 · 6Y537YJ5QH9J  ·  </w:t>
       </w:r>
       <w:hyperlink r:id="rId49">
         <w:r>
@@ -4961,7 +4969,7 @@
           <w:sz w:val="16"/>
           <w:szCs w:val="16"/>
         </w:rPr>
-        <w:t xml:space="preserve">Electric Power Systems   </w:t>
+        <w:t xml:space="preserve">Extinctions: Past, Present, &amp; Future   </w:t>
       </w:r>
       <w:r>
         <w:rPr>
@@ -4972,7 +4980,7 @@
           <w:sz w:val="16"/>
           <w:szCs w:val="16"/>
         </w:rPr>
-        <w:t xml:space="preserve">University at Buffalo  ·  2023 · QFFR5N2AQ26W  ·  </w:t>
+        <w:t xml:space="preserve">Emory University  ·  2023 · EK5WJUBLEB92  ·  </w:t>
       </w:r>
       <w:hyperlink r:id="rId50">
         <w:r>
@@ -5003,7 +5011,7 @@
           <w:sz w:val="16"/>
           <w:szCs w:val="16"/>
         </w:rPr>
-        <w:t xml:space="preserve">Introduction to GIS Mapping   </w:t>
+        <w:t xml:space="preserve">Electric Power Systems   </w:t>
       </w:r>
       <w:r>
         <w:rPr>
@@ -5014,7 +5022,7 @@
           <w:sz w:val="16"/>
           <w:szCs w:val="16"/>
         </w:rPr>
-        <w:t xml:space="preserve">University of Toronto  ·  2023 · RXDSMTEBNYCY  ·  </w:t>
+        <w:t xml:space="preserve">University at Buffalo  ·  2023 · QFFR5N2AQ26W  ·  </w:t>
       </w:r>
       <w:hyperlink r:id="rId51">
         <w:r>
@@ -5045,7 +5053,7 @@
           <w:sz w:val="16"/>
           <w:szCs w:val="16"/>
         </w:rPr>
-        <w:t xml:space="preserve">Solar Energy Basics   </w:t>
+        <w:t xml:space="preserve">Introduction to GIS Mapping   </w:t>
       </w:r>
       <w:r>
         <w:rPr>
@@ -5056,7 +5064,7 @@
           <w:sz w:val="16"/>
           <w:szCs w:val="16"/>
         </w:rPr>
-        <w:t xml:space="preserve">The State University of New York  ·  2023 · PTMSZ9B6KQ8F  ·  </w:t>
+        <w:t xml:space="preserve">University of Toronto  ·  2023 · RXDSMTEBNYCY  ·  </w:t>
       </w:r>
       <w:hyperlink r:id="rId52">
         <w:r>
@@ -5087,7 +5095,7 @@
           <w:sz w:val="16"/>
           <w:szCs w:val="16"/>
         </w:rPr>
-        <w:t xml:space="preserve">Oil &amp; Gas Industry Operations and Markets   </w:t>
+        <w:t xml:space="preserve">Solar Energy Basics   </w:t>
       </w:r>
       <w:r>
         <w:rPr>
@@ -5098,7 +5106,7 @@
           <w:sz w:val="16"/>
           <w:szCs w:val="16"/>
         </w:rPr>
-        <w:t xml:space="preserve">Duke University  ·  2023 · G7DYSPR7M3RR  ·  </w:t>
+        <w:t xml:space="preserve">The State University of New York  ·  2023 · PTMSZ9B6KQ8F  ·  </w:t>
       </w:r>
       <w:hyperlink r:id="rId53">
         <w:r>
@@ -5129,7 +5137,7 @@
           <w:sz w:val="16"/>
           <w:szCs w:val="16"/>
         </w:rPr>
-        <w:t xml:space="preserve">Unity: Design &amp; Deform Meshes for 3D Geometry Control   </w:t>
+        <w:t xml:space="preserve">Oil &amp; Gas Industry Operations and Markets   </w:t>
       </w:r>
       <w:r>
         <w:rPr>
@@ -5140,7 +5148,7 @@
           <w:sz w:val="16"/>
           <w:szCs w:val="16"/>
         </w:rPr>
-        <w:t xml:space="preserve">EDUCBA  ·  2025 · PAOC4O9D4ALK  ·  </w:t>
+        <w:t xml:space="preserve">Duke University  ·  2023 · G7DYSPR7M3RR  ·  </w:t>
       </w:r>
       <w:hyperlink r:id="rId54">
         <w:r>
@@ -5171,7 +5179,7 @@
           <w:sz w:val="16"/>
           <w:szCs w:val="16"/>
         </w:rPr>
-        <w:t xml:space="preserve">Positive Psychiatry and Mental Health   </w:t>
+        <w:t xml:space="preserve">Unity: Design &amp; Deform Meshes for 3D Geometry Control   </w:t>
       </w:r>
       <w:r>
         <w:rPr>
@@ -5182,7 +5190,7 @@
           <w:sz w:val="16"/>
           <w:szCs w:val="16"/>
         </w:rPr>
-        <w:t xml:space="preserve">The University of Sydney  ·  2025 · LQ39UU674WEF  ·  </w:t>
+        <w:t xml:space="preserve">EDUCBA  ·  2025 · PAOC4O9D4ALK  ·  </w:t>
       </w:r>
       <w:hyperlink r:id="rId55">
         <w:r>
@@ -5213,7 +5221,7 @@
           <w:sz w:val="16"/>
           <w:szCs w:val="16"/>
         </w:rPr>
-        <w:t xml:space="preserve">Firm Level Economics: Markets and Allocations   </w:t>
+        <w:t xml:space="preserve">Positive Psychiatry and Mental Health   </w:t>
       </w:r>
       <w:r>
         <w:rPr>
@@ -5224,7 +5232,7 @@
           <w:sz w:val="16"/>
           <w:szCs w:val="16"/>
         </w:rPr>
-        <w:t xml:space="preserve">University of Illinois Urbana-Champaign  ·  2024 · XICPQ5ZM9KSV  ·  </w:t>
+        <w:t xml:space="preserve">The University of Sydney  ·  2025 · LQ39UU674WEF  ·  </w:t>
       </w:r>
       <w:hyperlink r:id="rId56">
         <w:r>
@@ -5255,7 +5263,7 @@
           <w:sz w:val="16"/>
           <w:szCs w:val="16"/>
         </w:rPr>
-        <w:t xml:space="preserve">Introduction to Web Development   </w:t>
+        <w:t xml:space="preserve">Firm Level Economics: Markets and Allocations   </w:t>
       </w:r>
       <w:r>
         <w:rPr>
@@ -5266,7 +5274,7 @@
           <w:sz w:val="16"/>
           <w:szCs w:val="16"/>
         </w:rPr>
-        <w:t xml:space="preserve">University of California, Davis  ·  2024 · OISIZ0VHN9AP  ·  </w:t>
+        <w:t xml:space="preserve">University of Illinois Urbana-Champaign  ·  2024 · XICPQ5ZM9KSV  ·  </w:t>
       </w:r>
       <w:hyperlink r:id="rId57">
         <w:r>
@@ -5297,7 +5305,7 @@
           <w:sz w:val="16"/>
           <w:szCs w:val="16"/>
         </w:rPr>
-        <w:t xml:space="preserve">How to Write and Publish a Scientific Paper   </w:t>
+        <w:t xml:space="preserve">Introduction to Web Development   </w:t>
       </w:r>
       <w:r>
         <w:rPr>
@@ -5308,7 +5316,7 @@
           <w:sz w:val="16"/>
           <w:szCs w:val="16"/>
         </w:rPr>
-        <w:t xml:space="preserve">École Polytechnique  ·  2024 · TRG7BMSS8Q9I  ·  </w:t>
+        <w:t xml:space="preserve">University of California, Davis  ·  2024 · OISIZ0VHN9AP  ·  </w:t>
       </w:r>
       <w:hyperlink r:id="rId58">
         <w:r>
@@ -5339,7 +5347,7 @@
           <w:sz w:val="16"/>
           <w:szCs w:val="16"/>
         </w:rPr>
-        <w:t xml:space="preserve">Firm Level Economics: Consumer and Producer Behavior   </w:t>
+        <w:t xml:space="preserve">How to Write and Publish a Scientific Paper   </w:t>
       </w:r>
       <w:r>
         <w:rPr>
@@ -5350,7 +5358,7 @@
           <w:sz w:val="16"/>
           <w:szCs w:val="16"/>
         </w:rPr>
-        <w:t xml:space="preserve">University of Illinois Urbana-Champaign  ·  2024 · 1JH025ZXSAFZ  ·  </w:t>
+        <w:t xml:space="preserve">École Polytechnique  ·  2024 · TRG7BMSS8Q9I  ·  </w:t>
       </w:r>
       <w:hyperlink r:id="rId59">
         <w:r>
@@ -5381,7 +5389,7 @@
           <w:sz w:val="16"/>
           <w:szCs w:val="16"/>
         </w:rPr>
-        <w:t xml:space="preserve">Build a Full Website using WordPress   </w:t>
+        <w:t xml:space="preserve">Firm Level Economics: Consumer and Producer Behavior   </w:t>
       </w:r>
       <w:r>
         <w:rPr>
@@ -5392,7 +5400,7 @@
           <w:sz w:val="16"/>
           <w:szCs w:val="16"/>
         </w:rPr>
-        <w:t xml:space="preserve">Coursera  ·  2023 · FLH3PRW9CBDC  ·  </w:t>
+        <w:t xml:space="preserve">University of Illinois Urbana-Champaign  ·  2024 · 1JH025ZXSAFZ  ·  </w:t>
       </w:r>
       <w:hyperlink r:id="rId60">
         <w:r>
@@ -5423,7 +5431,7 @@
           <w:sz w:val="16"/>
           <w:szCs w:val="16"/>
         </w:rPr>
-        <w:t xml:space="preserve">COVID-19 Contact Tracing   </w:t>
+        <w:t xml:space="preserve">Build a Full Website using WordPress   </w:t>
       </w:r>
       <w:r>
         <w:rPr>
@@ -5434,7 +5442,7 @@
           <w:sz w:val="16"/>
           <w:szCs w:val="16"/>
         </w:rPr>
-        <w:t xml:space="preserve">Johns Hopkins University  ·  2023 · CTXPE9DBBSWB  ·  </w:t>
+        <w:t xml:space="preserve">Coursera  ·  2023 · FLH3PRW9CBDC  ·  </w:t>
       </w:r>
       <w:hyperlink r:id="rId61">
         <w:r>
@@ -5465,7 +5473,7 @@
           <w:sz w:val="16"/>
           <w:szCs w:val="16"/>
         </w:rPr>
-        <w:t xml:space="preserve">High Stakes Leadership: Leading in Times of Crisis   </w:t>
+        <w:t xml:space="preserve">COVID-19 Contact Tracing   </w:t>
       </w:r>
       <w:r>
         <w:rPr>
@@ -5476,7 +5484,7 @@
           <w:sz w:val="16"/>
           <w:szCs w:val="16"/>
         </w:rPr>
-        <w:t xml:space="preserve">University of Michigan  ·  2023 · XWTEBYE99LJU  ·  </w:t>
+        <w:t xml:space="preserve">Johns Hopkins University  ·  2023 · CTXPE9DBBSWB  ·  </w:t>
       </w:r>
       <w:hyperlink r:id="rId62">
         <w:r>
@@ -5492,10 +5500,52 @@
         </w:r>
       </w:hyperlink>
     </w:p>
+    <w:p>
+      <w:pPr>
+        <w:pStyle w:val="Normal"/>
+        <w:spacing w:lineRule="auto" w:line="240" w:before="0" w:after="0"/>
+        <w:rPr/>
+      </w:pPr>
+      <w:r>
+        <w:rPr>
+          <w:rFonts w:cs="Times New Roman"/>
+          <w:b w:val="false"/>
+          <w:i w:val="false"/>
+          <w:color w:val="1A1A1A"/>
+          <w:sz w:val="16"/>
+          <w:szCs w:val="16"/>
+        </w:rPr>
+        <w:t xml:space="preserve">High Stakes Leadership: Leading in Times of Crisis   </w:t>
+      </w:r>
+      <w:r>
+        <w:rPr>
+          <w:rFonts w:cs="Times New Roman"/>
+          <w:b w:val="false"/>
+          <w:i w:val="false"/>
+          <w:color w:val="4D4D4D"/>
+          <w:sz w:val="16"/>
+          <w:szCs w:val="16"/>
+        </w:rPr>
+        <w:t xml:space="preserve">University of Michigan  ·  2023 · XWTEBYE99LJU  ·  </w:t>
+      </w:r>
+      <w:hyperlink r:id="rId63">
+        <w:r>
+          <w:rPr>
+            <w:rStyle w:val="ListLabel11"/>
+            <w:rFonts w:cs="Times New Roman"/>
+            <w:color w:val="1F4E79"/>
+            <w:sz w:val="16"/>
+            <w:szCs w:val="16"/>
+            <w:u w:val="none"/>
+          </w:rPr>
+          <w:t>View certificate</w:t>
+        </w:r>
+      </w:hyperlink>
+    </w:p>
     <w:sectPr>
-      <w:footerReference w:type="even" r:id="rId63"/>
-      <w:footerReference w:type="default" r:id="rId64"/>
-      <w:footerReference w:type="first" r:id="rId65"/>
+      <w:footerReference w:type="even" r:id="rId64"/>
+      <w:footerReference w:type="default" r:id="rId65"/>
+      <w:footerReference w:type="first" r:id="rId66"/>
       <w:type w:val="nextPage"/>
       <w:pgSz w:w="11906" w:h="16838"/>
       <w:pgMar w:left="794" w:right="794" w:gutter="0" w:header="0" w:top="720" w:footer="283" w:bottom="720"/>
@@ -5540,7 +5590,7 @@
         <w:sz w:val="16"/>
         <w:szCs w:val="16"/>
       </w:rPr>
-      <w:t>Last updated: September 18, 2026</w:t>
+      <w:t>Last updated: September 19, 2026</w:t>
     </w:r>
   </w:p>
 </w:ftr>
@@ -5564,7 +5614,7 @@
         <w:sz w:val="16"/>
         <w:szCs w:val="16"/>
       </w:rPr>
-      <w:t>Last updated: September 18, 2026</w:t>
+      <w:t>Last updated: September 19, 2026</w:t>
     </w:r>
   </w:p>
 </w:ftr>

--- a/assets/files/Aria-CV-En.docx
+++ b/assets/files/Aria-CV-En.docx
@@ -2219,7 +2219,7 @@
           <w:szCs w:val="21"/>
         </w:rPr>
         <w:tab/>
-        <w:t>Published · 2026</w:t>
+        <w:t>Registered · 2026</w:t>
       </w:r>
     </w:p>
     <w:p>
@@ -2238,7 +2238,7 @@
           <w:sz w:val="21"/>
           <w:szCs w:val="21"/>
         </w:rPr>
-        <w:t>Iranian Patent Application · Owner and Sole Inventor</w:t>
+        <w:t>Iranian Patent · Owner and Sole Inventor</w:t>
       </w:r>
     </w:p>
     <w:p>

--- a/assets/files/Aria-CV-En.docx
+++ b/assets/files/Aria-CV-En.docx
@@ -1507,220 +1507,7 @@
           <w:sz w:val="23"/>
           <w:szCs w:val="23"/>
         </w:rPr>
-        <w:t>BOOKS</w:t>
-      </w:r>
-    </w:p>
-    <w:p>
-      <w:pPr>
-        <w:pStyle w:val="Normal"/>
-        <w:spacing w:lineRule="auto" w:line="240" w:before="40" w:after="0"/>
-        <w:jc w:val="both"/>
-        <w:rPr/>
-      </w:pPr>
-      <w:r>
-        <w:rPr>
-          <w:rFonts w:cs="Times New Roman"/>
-          <w:b/>
-          <w:i w:val="false"/>
-          <w:color w:val="1A1A1A"/>
-          <w:sz w:val="21"/>
-          <w:szCs w:val="21"/>
-        </w:rPr>
-        <w:t>Ghorbani, M., &amp; Amini, M. A. (2025). The Historiography of Earth Science in Iran: Introducing a Number of Contemporary Pioneers.</w:t>
-      </w:r>
-    </w:p>
-    <w:p>
-      <w:pPr>
-        <w:pStyle w:val="Normal"/>
-        <w:spacing w:lineRule="auto" w:line="240" w:before="0" w:after="40"/>
-        <w:rPr/>
-      </w:pPr>
-      <w:r>
-        <w:rPr>
-          <w:rFonts w:cs="Times New Roman"/>
-          <w:b w:val="false"/>
-          <w:i/>
-          <w:color w:val="4D4D4D"/>
-          <w:sz w:val="21"/>
-          <w:szCs w:val="21"/>
-        </w:rPr>
-        <w:t>Co-author</w:t>
-      </w:r>
-      <w:r>
-        <w:rPr>
-          <w:rFonts w:cs="Times New Roman"/>
-          <w:b w:val="false"/>
-          <w:i w:val="false"/>
-          <w:color w:val="4D4D4D"/>
-          <w:sz w:val="16"/>
-          <w:szCs w:val="16"/>
-        </w:rPr>
-        <w:t xml:space="preserve">   ·   ISBN: 978-600-6058-43-6</w:t>
-      </w:r>
-    </w:p>
-    <w:p>
-      <w:pPr>
-        <w:pStyle w:val="Normal"/>
-        <w:spacing w:lineRule="auto" w:line="240" w:before="40" w:after="0"/>
-        <w:jc w:val="both"/>
-        <w:rPr/>
-      </w:pPr>
-      <w:r>
-        <w:rPr>
-          <w:rFonts w:cs="Times New Roman"/>
-          <w:b/>
-          <w:i w:val="false"/>
-          <w:color w:val="1A1A1A"/>
-          <w:sz w:val="21"/>
-          <w:szCs w:val="21"/>
-        </w:rPr>
-        <w:t>Fathi, T. (2026). Petroleum Contamination Hydrogeology: Geological, Environmental, Legal Aspects, and Models for the Remediation of Contaminated Groundwater.</w:t>
-      </w:r>
-    </w:p>
-    <w:p>
-      <w:pPr>
-        <w:pStyle w:val="Normal"/>
-        <w:spacing w:lineRule="auto" w:line="240" w:before="0" w:after="40"/>
-        <w:rPr/>
-      </w:pPr>
-      <w:r>
-        <w:rPr>
-          <w:rFonts w:cs="Times New Roman"/>
-          <w:b w:val="false"/>
-          <w:i/>
-          <w:color w:val="4D4D4D"/>
-          <w:sz w:val="21"/>
-          <w:szCs w:val="21"/>
-        </w:rPr>
-        <w:t>Scientific Editor</w:t>
-      </w:r>
-      <w:r>
-        <w:rPr>
-          <w:rFonts w:cs="Times New Roman"/>
-          <w:b w:val="false"/>
-          <w:i w:val="false"/>
-          <w:color w:val="4D4D4D"/>
-          <w:sz w:val="16"/>
-          <w:szCs w:val="16"/>
-        </w:rPr>
-        <w:t xml:space="preserve">   ·   ISBN (from the second edition): 978-600-6058-60-3</w:t>
-      </w:r>
-    </w:p>
-    <w:p>
-      <w:pPr>
-        <w:pStyle w:val="Normal"/>
-        <w:spacing w:lineRule="auto" w:line="240" w:before="40" w:after="0"/>
-        <w:jc w:val="both"/>
-        <w:rPr/>
-      </w:pPr>
-      <w:r>
-        <w:rPr>
-          <w:rFonts w:cs="Times New Roman"/>
-          <w:b/>
-          <w:i w:val="false"/>
-          <w:color w:val="1A1A1A"/>
-          <w:sz w:val="21"/>
-          <w:szCs w:val="21"/>
-        </w:rPr>
-        <w:t>Momenzadeh, M. (2025). The Mythical City of Zabol: The Burnt City.</w:t>
-      </w:r>
-    </w:p>
-    <w:p>
-      <w:pPr>
-        <w:pStyle w:val="Normal"/>
-        <w:spacing w:lineRule="auto" w:line="240" w:before="0" w:after="40"/>
-        <w:rPr/>
-      </w:pPr>
-      <w:r>
-        <w:rPr>
-          <w:rFonts w:cs="Times New Roman"/>
-          <w:b w:val="false"/>
-          <w:i/>
-          <w:color w:val="4D4D4D"/>
-          <w:sz w:val="21"/>
-          <w:szCs w:val="21"/>
-        </w:rPr>
-        <w:t>Editor</w:t>
-      </w:r>
-      <w:r>
-        <w:rPr>
-          <w:rFonts w:cs="Times New Roman"/>
-          <w:b w:val="false"/>
-          <w:i w:val="false"/>
-          <w:color w:val="4D4D4D"/>
-          <w:sz w:val="16"/>
-          <w:szCs w:val="16"/>
-        </w:rPr>
-        <w:t xml:space="preserve">   ·   ISBN: 978-600-6058-44-3</w:t>
-      </w:r>
-    </w:p>
-    <w:p>
-      <w:pPr>
-        <w:pStyle w:val="Normal"/>
-        <w:spacing w:lineRule="auto" w:line="240" w:before="40" w:after="0"/>
-        <w:jc w:val="both"/>
-        <w:rPr/>
-      </w:pPr>
-      <w:r>
-        <w:rPr>
-          <w:rFonts w:cs="Times New Roman"/>
-          <w:b/>
-          <w:i w:val="false"/>
-          <w:color w:val="1A1A1A"/>
-          <w:sz w:val="21"/>
-          <w:szCs w:val="21"/>
-        </w:rPr>
-        <w:t>Salmati, R. (2025). A Comprehensive Guide to Geological Mapping at Scales of 1:50,000 and Larger.</w:t>
-      </w:r>
-    </w:p>
-    <w:p>
-      <w:pPr>
-        <w:pStyle w:val="Normal"/>
-        <w:spacing w:lineRule="auto" w:line="240" w:before="0" w:after="40"/>
-        <w:rPr/>
-      </w:pPr>
-      <w:r>
-        <w:rPr>
-          <w:rFonts w:cs="Times New Roman"/>
-          <w:b w:val="false"/>
-          <w:i/>
-          <w:color w:val="4D4D4D"/>
-          <w:sz w:val="21"/>
-          <w:szCs w:val="21"/>
-        </w:rPr>
-        <w:t>Editor</w:t>
-      </w:r>
-      <w:r>
-        <w:rPr>
-          <w:rFonts w:cs="Times New Roman"/>
-          <w:b w:val="false"/>
-          <w:i w:val="false"/>
-          <w:color w:val="4D4D4D"/>
-          <w:sz w:val="16"/>
-          <w:szCs w:val="16"/>
-        </w:rPr>
-        <w:t xml:space="preserve">   ·   ISBN: 978-600-6058-42-9</w:t>
-      </w:r>
-    </w:p>
-    <w:p>
-      <w:pPr>
-        <w:pStyle w:val="Normal"/>
-        <w:pBdr>
-          <w:bottom w:val="single" w:sz="4" w:space="2" w:color="333333"/>
-        </w:pBdr>
-        <w:spacing w:lineRule="auto" w:line="240" w:before="60" w:after="60"/>
-        <w:rPr/>
-      </w:pPr>
-      <w:r>
-        <w:rPr>
-          <w:rFonts w:cs="Times New Roman"/>
-          <w:b/>
-          <w:i w:val="false"/>
-          <w:color w:val="1F4E79"/>
-          <w:sz w:val="23"/>
-          <w:szCs w:val="23"/>
-        </w:rPr>
-        <w:t>CONFERENCES</w:t>
+        <w:t>PATENTS</w:t>
       </w:r>
     </w:p>
     <w:p>
@@ -1738,22 +1525,11 @@
           <w:rFonts w:cs="Times New Roman"/>
           <w:b/>
           <w:i w:val="false"/>
-          <w:color w:val="4D4D4D"/>
-          <w:sz w:val="16"/>
-          <w:szCs w:val="16"/>
-        </w:rPr>
-        <w:t xml:space="preserve">Paper Title:  </w:t>
-      </w:r>
-      <w:r>
-        <w:rPr>
-          <w:rFonts w:cs="Times New Roman"/>
-          <w:b/>
-          <w:i w:val="false"/>
           <w:color w:val="1A1A1A"/>
           <w:sz w:val="21"/>
           <w:szCs w:val="21"/>
         </w:rPr>
-        <w:t>Natural Resources (Mineral, Energy, and Water Resources) in Iran</w:t>
+        <w:t>System and Method for Depth-Aware Identification and Zonation of Productive (Net Pay) Intervals in Oil Wells Using Multi-Model Probabilistic Fusion of Well-Log Data</w:t>
       </w:r>
       <w:r>
         <w:rPr>
@@ -1766,13 +1542,13 @@
           <w:szCs w:val="21"/>
         </w:rPr>
         <w:tab/>
-        <w:t>2025</w:t>
+        <w:t>Registered · 2026</w:t>
       </w:r>
     </w:p>
     <w:p>
       <w:pPr>
         <w:pStyle w:val="Normal"/>
-        <w:spacing w:lineRule="auto" w:line="240" w:before="0" w:after="0"/>
+        <w:spacing w:lineRule="auto" w:line="240" w:before="0" w:after="40"/>
         <w:jc w:val="both"/>
         <w:rPr/>
       </w:pPr>
@@ -1785,7 +1561,7 @@
           <w:sz w:val="21"/>
           <w:szCs w:val="21"/>
         </w:rPr>
-        <w:t>4th Global Summit on Advances in Earth Science &amp; Climate Change (Adv. ESCC 2025) - Berlin, Germany (Virtual Presentation)</w:t>
+        <w:t>Iranian Patent · Owner and Sole Inventor</w:t>
       </w:r>
     </w:p>
     <w:p>
@@ -1798,131 +1574,12 @@
         <w:rPr>
           <w:rFonts w:cs="Times New Roman"/>
           <w:b w:val="false"/>
-          <w:i/>
-          <w:color w:val="4D4D4D"/>
-          <w:sz w:val="21"/>
-          <w:szCs w:val="21"/>
-        </w:rPr>
-        <w:t>Oral Presentation</w:t>
-      </w:r>
-    </w:p>
-    <w:p>
-      <w:pPr>
-        <w:pStyle w:val="Normal"/>
-        <w:spacing w:lineRule="auto" w:line="240" w:before="0" w:after="40"/>
-        <w:rPr/>
-      </w:pPr>
-      <w:r>
-        <w:rPr>
-          <w:rFonts w:cs="Times New Roman"/>
-          <w:b w:val="false"/>
           <w:i w:val="false"/>
           <w:color w:val="4D4D4D"/>
           <w:sz w:val="16"/>
           <w:szCs w:val="16"/>
         </w:rPr>
-        <w:t>Authors: Mansour Ghorbani, Mohammad Aria Amini (Speaker) · Distinguished Speaker · Organized by Peers Alley Media · Sep 29–30, 2025</w:t>
-      </w:r>
-    </w:p>
-    <w:p>
-      <w:pPr>
-        <w:pStyle w:val="Normal"/>
-        <w:tabs>
-          <w:tab w:val="clear" w:pos="720"/>
-          <w:tab w:val="right" w:pos="10318" w:leader="none"/>
-        </w:tabs>
-        <w:spacing w:lineRule="auto" w:line="240" w:before="0" w:after="0"/>
-        <w:rPr/>
-      </w:pPr>
-      <w:r>
-        <w:rPr>
-          <w:rFonts w:cs="Times New Roman"/>
-          <w:b/>
-          <w:i w:val="false"/>
-          <w:color w:val="4D4D4D"/>
-          <w:sz w:val="16"/>
-          <w:szCs w:val="16"/>
-        </w:rPr>
-        <w:t xml:space="preserve">Paper Title:  </w:t>
-      </w:r>
-      <w:r>
-        <w:rPr>
-          <w:rFonts w:cs="Times New Roman"/>
-          <w:b/>
-          <w:i w:val="false"/>
-          <w:color w:val="1A1A1A"/>
-          <w:sz w:val="21"/>
-          <w:szCs w:val="21"/>
-        </w:rPr>
-        <w:t>Differences in Garnet Classification Based on Color</w:t>
-      </w:r>
-      <w:r>
-        <w:rPr>
-          <w:rFonts w:cs="Times New Roman"/>
-          <w:b w:val="false"/>
-          <w:i w:val="false"/>
-          <w:color w:val="4D4D4D"/>
-          <w:spacing w:val="-3"/>
-          <w:sz w:val="21"/>
-          <w:szCs w:val="21"/>
-        </w:rPr>
-        <w:tab/>
-        <w:t>2024</w:t>
-      </w:r>
-    </w:p>
-    <w:p>
-      <w:pPr>
-        <w:pStyle w:val="Normal"/>
-        <w:spacing w:lineRule="auto" w:line="240" w:before="0" w:after="0"/>
-        <w:jc w:val="both"/>
-        <w:rPr/>
-      </w:pPr>
-      <w:r>
-        <w:rPr>
-          <w:rFonts w:cs="Times New Roman"/>
-          <w:b w:val="false"/>
-          <w:i/>
-          <w:color w:val="4D4D4D"/>
-          <w:sz w:val="21"/>
-          <w:szCs w:val="21"/>
-        </w:rPr>
-        <w:t>43rd Earth Sciences Congress (National Conference) - Tehran, Iran</w:t>
-      </w:r>
-    </w:p>
-    <w:p>
-      <w:pPr>
-        <w:pStyle w:val="Normal"/>
-        <w:spacing w:lineRule="auto" w:line="240" w:before="0" w:after="0"/>
-        <w:rPr/>
-      </w:pPr>
-      <w:r>
-        <w:rPr>
-          <w:rFonts w:cs="Times New Roman"/>
-          <w:b w:val="false"/>
-          <w:i/>
-          <w:color w:val="4D4D4D"/>
-          <w:sz w:val="21"/>
-          <w:szCs w:val="21"/>
-        </w:rPr>
-        <w:t>Conference Paper</w:t>
-      </w:r>
-    </w:p>
-    <w:p>
-      <w:pPr>
-        <w:pStyle w:val="Normal"/>
-        <w:spacing w:lineRule="auto" w:line="240" w:before="0" w:after="40"/>
-        <w:rPr/>
-      </w:pPr>
-      <w:r>
-        <w:rPr>
-          <w:rFonts w:cs="Times New Roman"/>
-          <w:b w:val="false"/>
-          <w:i w:val="false"/>
-          <w:color w:val="4D4D4D"/>
-          <w:sz w:val="16"/>
-          <w:szCs w:val="16"/>
-        </w:rPr>
-        <w:t xml:space="preserve">Authors: Ziba Delpasand, Fariborz Masoudi, Mohammad Aria Amini · 10 pages · Persian  ·  National Sci-Doc ID: GSI43_151  ·  </w:t>
+        <w:t xml:space="preserve">Application No. 140450140003008805 · Filed 18 Dec 2025 (1404/09/27) · Publication No. 140550440003003800 · Published 19 Sep 2026 (1405/06/28) · IPC: E21B 43/00  ·  </w:t>
       </w:r>
       <w:hyperlink r:id="rId12">
         <w:r>
@@ -1934,9 +1591,262 @@
             <w:szCs w:val="16"/>
             <w:u w:val="none"/>
           </w:rPr>
-          <w:t>View on Civilica</w:t>
+          <w:t>View on Iranian Patent Office</w:t>
         </w:r>
       </w:hyperlink>
+    </w:p>
+    <w:p>
+      <w:pPr>
+        <w:pStyle w:val="Normal"/>
+        <w:spacing w:lineRule="auto" w:line="240" w:before="0" w:after="40"/>
+        <w:jc w:val="both"/>
+        <w:rPr/>
+      </w:pPr>
+      <w:r>
+        <w:rPr>
+          <w:rFonts w:cs="Times New Roman"/>
+          <w:b w:val="false"/>
+          <w:i w:val="false"/>
+          <w:color w:val="4D4D4D"/>
+          <w:sz w:val="16"/>
+          <w:szCs w:val="16"/>
+        </w:rPr>
+        <w:t>A depth-aware software system that standardizes and quality-controls multi-well log data, builds depth-based features, trains several classifiers, calibrates their probabilities and fuses them into per-depth zone labels with an uncertainty index.</w:t>
+      </w:r>
+    </w:p>
+    <w:p>
+      <w:pPr>
+        <w:pStyle w:val="Normal"/>
+        <w:pBdr>
+          <w:bottom w:val="single" w:sz="4" w:space="2" w:color="333333"/>
+        </w:pBdr>
+        <w:spacing w:lineRule="auto" w:line="240" w:before="60" w:after="60"/>
+        <w:rPr/>
+      </w:pPr>
+      <w:r>
+        <w:rPr>
+          <w:rFonts w:cs="Times New Roman"/>
+          <w:b/>
+          <w:i w:val="false"/>
+          <w:color w:val="1F4E79"/>
+          <w:sz w:val="23"/>
+          <w:szCs w:val="23"/>
+        </w:rPr>
+        <w:t>BOOKS</w:t>
+      </w:r>
+    </w:p>
+    <w:p>
+      <w:pPr>
+        <w:pStyle w:val="Normal"/>
+        <w:spacing w:lineRule="auto" w:line="240" w:before="40" w:after="0"/>
+        <w:jc w:val="both"/>
+        <w:rPr/>
+      </w:pPr>
+      <w:r>
+        <w:rPr>
+          <w:rFonts w:cs="Times New Roman"/>
+          <w:b/>
+          <w:i w:val="false"/>
+          <w:color w:val="1A1A1A"/>
+          <w:sz w:val="21"/>
+          <w:szCs w:val="21"/>
+        </w:rPr>
+        <w:t>Ghorbani, M., &amp; Amini, M. A. (2025). The Historiography of Earth Science in Iran: Introducing a Number of Contemporary Pioneers.</w:t>
+      </w:r>
+    </w:p>
+    <w:p>
+      <w:pPr>
+        <w:pStyle w:val="Normal"/>
+        <w:spacing w:lineRule="auto" w:line="240" w:before="0" w:after="40"/>
+        <w:rPr/>
+      </w:pPr>
+      <w:r>
+        <w:rPr>
+          <w:rFonts w:cs="Times New Roman"/>
+          <w:b w:val="false"/>
+          <w:i/>
+          <w:color w:val="4D4D4D"/>
+          <w:sz w:val="21"/>
+          <w:szCs w:val="21"/>
+        </w:rPr>
+        <w:t>Co-author</w:t>
+      </w:r>
+      <w:r>
+        <w:rPr>
+          <w:rFonts w:cs="Times New Roman"/>
+          <w:b w:val="false"/>
+          <w:i w:val="false"/>
+          <w:color w:val="4D4D4D"/>
+          <w:sz w:val="16"/>
+          <w:szCs w:val="16"/>
+        </w:rPr>
+        <w:t xml:space="preserve">   ·   ISBN: 978-600-6058-43-6</w:t>
+      </w:r>
+    </w:p>
+    <w:p>
+      <w:pPr>
+        <w:pStyle w:val="Normal"/>
+        <w:spacing w:lineRule="auto" w:line="240" w:before="40" w:after="0"/>
+        <w:jc w:val="both"/>
+        <w:rPr/>
+      </w:pPr>
+      <w:r>
+        <w:rPr>
+          <w:rFonts w:cs="Times New Roman"/>
+          <w:b/>
+          <w:i w:val="false"/>
+          <w:color w:val="1A1A1A"/>
+          <w:sz w:val="21"/>
+          <w:szCs w:val="21"/>
+        </w:rPr>
+        <w:t>Fathi, T. (2026). Petroleum Contamination Hydrogeology: Geological, Environmental, Legal Aspects, and Models for the Remediation of Contaminated Groundwater.</w:t>
+      </w:r>
+    </w:p>
+    <w:p>
+      <w:pPr>
+        <w:pStyle w:val="Normal"/>
+        <w:spacing w:lineRule="auto" w:line="240" w:before="0" w:after="40"/>
+        <w:rPr/>
+      </w:pPr>
+      <w:r>
+        <w:rPr>
+          <w:rFonts w:cs="Times New Roman"/>
+          <w:b w:val="false"/>
+          <w:i/>
+          <w:color w:val="4D4D4D"/>
+          <w:sz w:val="21"/>
+          <w:szCs w:val="21"/>
+        </w:rPr>
+        <w:t>Scientific Editor</w:t>
+      </w:r>
+      <w:r>
+        <w:rPr>
+          <w:rFonts w:cs="Times New Roman"/>
+          <w:b w:val="false"/>
+          <w:i w:val="false"/>
+          <w:color w:val="4D4D4D"/>
+          <w:sz w:val="16"/>
+          <w:szCs w:val="16"/>
+        </w:rPr>
+        <w:t xml:space="preserve">   ·   ISBN (from the second edition): 978-600-6058-60-3</w:t>
+      </w:r>
+    </w:p>
+    <w:p>
+      <w:pPr>
+        <w:pStyle w:val="Normal"/>
+        <w:spacing w:lineRule="auto" w:line="240" w:before="40" w:after="0"/>
+        <w:jc w:val="both"/>
+        <w:rPr/>
+      </w:pPr>
+      <w:r>
+        <w:rPr>
+          <w:rFonts w:cs="Times New Roman"/>
+          <w:b/>
+          <w:i w:val="false"/>
+          <w:color w:val="1A1A1A"/>
+          <w:sz w:val="21"/>
+          <w:szCs w:val="21"/>
+        </w:rPr>
+        <w:t>Momenzadeh, M. (2025). The Mythical City of Zabol: The Burnt City.</w:t>
+      </w:r>
+    </w:p>
+    <w:p>
+      <w:pPr>
+        <w:pStyle w:val="Normal"/>
+        <w:spacing w:lineRule="auto" w:line="240" w:before="0" w:after="40"/>
+        <w:rPr/>
+      </w:pPr>
+      <w:r>
+        <w:rPr>
+          <w:rFonts w:cs="Times New Roman"/>
+          <w:b w:val="false"/>
+          <w:i/>
+          <w:color w:val="4D4D4D"/>
+          <w:sz w:val="21"/>
+          <w:szCs w:val="21"/>
+        </w:rPr>
+        <w:t>Editor</w:t>
+      </w:r>
+      <w:r>
+        <w:rPr>
+          <w:rFonts w:cs="Times New Roman"/>
+          <w:b w:val="false"/>
+          <w:i w:val="false"/>
+          <w:color w:val="4D4D4D"/>
+          <w:sz w:val="16"/>
+          <w:szCs w:val="16"/>
+        </w:rPr>
+        <w:t xml:space="preserve">   ·   ISBN: 978-600-6058-44-3</w:t>
+      </w:r>
+    </w:p>
+    <w:p>
+      <w:pPr>
+        <w:pStyle w:val="Normal"/>
+        <w:spacing w:lineRule="auto" w:line="240" w:before="40" w:after="0"/>
+        <w:jc w:val="both"/>
+        <w:rPr/>
+      </w:pPr>
+      <w:r>
+        <w:rPr>
+          <w:rFonts w:cs="Times New Roman"/>
+          <w:b/>
+          <w:i w:val="false"/>
+          <w:color w:val="1A1A1A"/>
+          <w:sz w:val="21"/>
+          <w:szCs w:val="21"/>
+        </w:rPr>
+        <w:t>Salmati, R. (2025). A Comprehensive Guide to Geological Mapping at Scales of 1:50,000 and Larger.</w:t>
+      </w:r>
+    </w:p>
+    <w:p>
+      <w:pPr>
+        <w:pStyle w:val="Normal"/>
+        <w:spacing w:lineRule="auto" w:line="240" w:before="0" w:after="40"/>
+        <w:rPr/>
+      </w:pPr>
+      <w:r>
+        <w:rPr>
+          <w:rFonts w:cs="Times New Roman"/>
+          <w:b w:val="false"/>
+          <w:i/>
+          <w:color w:val="4D4D4D"/>
+          <w:sz w:val="21"/>
+          <w:szCs w:val="21"/>
+        </w:rPr>
+        <w:t>Editor</w:t>
+      </w:r>
+      <w:r>
+        <w:rPr>
+          <w:rFonts w:cs="Times New Roman"/>
+          <w:b w:val="false"/>
+          <w:i w:val="false"/>
+          <w:color w:val="4D4D4D"/>
+          <w:sz w:val="16"/>
+          <w:szCs w:val="16"/>
+        </w:rPr>
+        <w:t xml:space="preserve">   ·   ISBN: 978-600-6058-42-9</w:t>
+      </w:r>
+    </w:p>
+    <w:p>
+      <w:pPr>
+        <w:pStyle w:val="Normal"/>
+        <w:pBdr>
+          <w:bottom w:val="single" w:sz="4" w:space="2" w:color="333333"/>
+        </w:pBdr>
+        <w:spacing w:lineRule="auto" w:line="240" w:before="60" w:after="60"/>
+        <w:rPr/>
+      </w:pPr>
+      <w:r>
+        <w:rPr>
+          <w:rFonts w:cs="Times New Roman"/>
+          <w:b/>
+          <w:i w:val="false"/>
+          <w:color w:val="1F4E79"/>
+          <w:sz w:val="23"/>
+          <w:szCs w:val="23"/>
+        </w:rPr>
+        <w:t>CONFERENCES</w:t>
+      </w:r>
     </w:p>
     <w:p>
       <w:pPr>
@@ -1968,7 +1878,7 @@
           <w:sz w:val="21"/>
           <w:szCs w:val="21"/>
         </w:rPr>
-        <w:t>Petrographic, Mineralization, and Alteration Study of the Choudarchay Copper Vein Deposit</w:t>
+        <w:t>Natural Resources (Mineral, Energy, and Water Resources) in Iran</w:t>
       </w:r>
       <w:r>
         <w:rPr>
@@ -1981,7 +1891,7 @@
           <w:szCs w:val="21"/>
         </w:rPr>
         <w:tab/>
-        <w:t>2024</w:t>
+        <w:t>2025</w:t>
       </w:r>
     </w:p>
     <w:p>
@@ -2000,7 +1910,7 @@
           <w:sz w:val="21"/>
           <w:szCs w:val="21"/>
         </w:rPr>
-        <w:t>43rd Earth Sciences Congress (National Conference) - Tehran, Iran</w:t>
+        <w:t>4th Global Summit on Advances in Earth Science &amp; Climate Change (Adv. ESCC 2025) - Berlin, Germany (Virtual Presentation)</w:t>
       </w:r>
     </w:p>
     <w:p>
@@ -2036,7 +1946,108 @@
           <w:sz w:val="16"/>
           <w:szCs w:val="16"/>
         </w:rPr>
-        <w:t xml:space="preserve">Author: Mohammad Aria Amini · 13 pages · Persian  ·  National Sci-Doc ID: GSI43_064  ·  </w:t>
+        <w:t>Authors: Mansour Ghorbani, Mohammad Aria Amini (Speaker) · Distinguished Speaker · Organized by Peers Alley Media · Sep 29–30, 2025</w:t>
+      </w:r>
+    </w:p>
+    <w:p>
+      <w:pPr>
+        <w:pStyle w:val="Normal"/>
+        <w:tabs>
+          <w:tab w:val="clear" w:pos="720"/>
+          <w:tab w:val="right" w:pos="10318" w:leader="none"/>
+        </w:tabs>
+        <w:spacing w:lineRule="auto" w:line="240" w:before="0" w:after="0"/>
+        <w:rPr/>
+      </w:pPr>
+      <w:r>
+        <w:rPr>
+          <w:rFonts w:cs="Times New Roman"/>
+          <w:b/>
+          <w:i w:val="false"/>
+          <w:color w:val="4D4D4D"/>
+          <w:sz w:val="16"/>
+          <w:szCs w:val="16"/>
+        </w:rPr>
+        <w:t xml:space="preserve">Paper Title:  </w:t>
+      </w:r>
+      <w:r>
+        <w:rPr>
+          <w:rFonts w:cs="Times New Roman"/>
+          <w:b/>
+          <w:i w:val="false"/>
+          <w:color w:val="1A1A1A"/>
+          <w:sz w:val="21"/>
+          <w:szCs w:val="21"/>
+        </w:rPr>
+        <w:t>Differences in Garnet Classification Based on Color</w:t>
+      </w:r>
+      <w:r>
+        <w:rPr>
+          <w:rFonts w:cs="Times New Roman"/>
+          <w:b w:val="false"/>
+          <w:i w:val="false"/>
+          <w:color w:val="4D4D4D"/>
+          <w:spacing w:val="-3"/>
+          <w:sz w:val="21"/>
+          <w:szCs w:val="21"/>
+        </w:rPr>
+        <w:tab/>
+        <w:t>2024</w:t>
+      </w:r>
+    </w:p>
+    <w:p>
+      <w:pPr>
+        <w:pStyle w:val="Normal"/>
+        <w:spacing w:lineRule="auto" w:line="240" w:before="0" w:after="0"/>
+        <w:jc w:val="both"/>
+        <w:rPr/>
+      </w:pPr>
+      <w:r>
+        <w:rPr>
+          <w:rFonts w:cs="Times New Roman"/>
+          <w:b w:val="false"/>
+          <w:i/>
+          <w:color w:val="4D4D4D"/>
+          <w:sz w:val="21"/>
+          <w:szCs w:val="21"/>
+        </w:rPr>
+        <w:t>43rd Earth Sciences Congress (National Conference) - Tehran, Iran</w:t>
+      </w:r>
+    </w:p>
+    <w:p>
+      <w:pPr>
+        <w:pStyle w:val="Normal"/>
+        <w:spacing w:lineRule="auto" w:line="240" w:before="0" w:after="0"/>
+        <w:rPr/>
+      </w:pPr>
+      <w:r>
+        <w:rPr>
+          <w:rFonts w:cs="Times New Roman"/>
+          <w:b w:val="false"/>
+          <w:i/>
+          <w:color w:val="4D4D4D"/>
+          <w:sz w:val="21"/>
+          <w:szCs w:val="21"/>
+        </w:rPr>
+        <w:t>Conference Paper</w:t>
+      </w:r>
+    </w:p>
+    <w:p>
+      <w:pPr>
+        <w:pStyle w:val="Normal"/>
+        <w:spacing w:lineRule="auto" w:line="240" w:before="0" w:after="40"/>
+        <w:rPr/>
+      </w:pPr>
+      <w:r>
+        <w:rPr>
+          <w:rFonts w:cs="Times New Roman"/>
+          <w:b w:val="false"/>
+          <w:i w:val="false"/>
+          <w:color w:val="4D4D4D"/>
+          <w:sz w:val="16"/>
+          <w:szCs w:val="16"/>
+        </w:rPr>
+        <w:t xml:space="preserve">Authors: Ziba Delpasand, Fariborz Masoudi, Mohammad Aria Amini · 10 pages · Persian  ·  National Sci-Doc ID: GSI43_151  ·  </w:t>
       </w:r>
       <w:hyperlink r:id="rId13">
         <w:r>
@@ -2082,7 +2093,7 @@
           <w:sz w:val="21"/>
           <w:szCs w:val="21"/>
         </w:rPr>
-        <w:t>Economic Geology of Copper and Associated Elements in the South Rayen Area, with a Focus on Gadar-e-Siah</w:t>
+        <w:t>Petrographic, Mineralization, and Alteration Study of the Choudarchay Copper Vein Deposit</w:t>
       </w:r>
       <w:r>
         <w:rPr>
@@ -2095,7 +2106,7 @@
           <w:szCs w:val="21"/>
         </w:rPr>
         <w:tab/>
-        <w:t>2023</w:t>
+        <w:t>2024</w:t>
       </w:r>
     </w:p>
     <w:p>
@@ -2114,7 +2125,7 @@
           <w:sz w:val="21"/>
           <w:szCs w:val="21"/>
         </w:rPr>
-        <w:t>42nd Earth Sciences Congress (National Conference) - Tehran, Iran</w:t>
+        <w:t>43rd Earth Sciences Congress (National Conference) - Tehran, Iran</w:t>
       </w:r>
     </w:p>
     <w:p>
@@ -2150,7 +2161,7 @@
           <w:sz w:val="16"/>
           <w:szCs w:val="16"/>
         </w:rPr>
-        <w:t xml:space="preserve">Authors: Mohammad Aria Amini, Shohreh Salkhordeh · 15 pages · Persian  ·  National Sci-Doc ID: GSI42_161  ·  </w:t>
+        <w:t xml:space="preserve">Author: Mohammad Aria Amini · 13 pages · Persian  ·  National Sci-Doc ID: GSI43_064  ·  </w:t>
       </w:r>
       <w:hyperlink r:id="rId14">
         <w:r>
@@ -2169,27 +2180,6 @@
     <w:p>
       <w:pPr>
         <w:pStyle w:val="Normal"/>
-        <w:pBdr>
-          <w:bottom w:val="single" w:sz="4" w:space="2" w:color="333333"/>
-        </w:pBdr>
-        <w:spacing w:lineRule="auto" w:line="240" w:before="60" w:after="60"/>
-        <w:rPr/>
-      </w:pPr>
-      <w:r>
-        <w:rPr>
-          <w:rFonts w:cs="Times New Roman"/>
-          <w:b/>
-          <w:i w:val="false"/>
-          <w:color w:val="1F4E79"/>
-          <w:sz w:val="23"/>
-          <w:szCs w:val="23"/>
-        </w:rPr>
-        <w:t>PATENTS</w:t>
-      </w:r>
-    </w:p>
-    <w:p>
-      <w:pPr>
-        <w:pStyle w:val="Normal"/>
         <w:tabs>
           <w:tab w:val="clear" w:pos="720"/>
           <w:tab w:val="right" w:pos="10318" w:leader="none"/>
@@ -2202,11 +2192,22 @@
           <w:rFonts w:cs="Times New Roman"/>
           <w:b/>
           <w:i w:val="false"/>
+          <w:color w:val="4D4D4D"/>
+          <w:sz w:val="16"/>
+          <w:szCs w:val="16"/>
+        </w:rPr>
+        <w:t xml:space="preserve">Paper Title:  </w:t>
+      </w:r>
+      <w:r>
+        <w:rPr>
+          <w:rFonts w:cs="Times New Roman"/>
+          <w:b/>
+          <w:i w:val="false"/>
           <w:color w:val="1A1A1A"/>
           <w:sz w:val="21"/>
           <w:szCs w:val="21"/>
         </w:rPr>
-        <w:t>System and Method for Depth-Aware Identification and Zonation of Productive (Net Pay) Intervals in Oil Wells Using Multi-Model Probabilistic Fusion of Well-Log Data</w:t>
+        <w:t>Economic Geology of Copper and Associated Elements in the South Rayen Area, with a Focus on Gadar-e-Siah</w:t>
       </w:r>
       <w:r>
         <w:rPr>
@@ -2219,13 +2220,13 @@
           <w:szCs w:val="21"/>
         </w:rPr>
         <w:tab/>
-        <w:t>Registered · 2026</w:t>
+        <w:t>2023</w:t>
       </w:r>
     </w:p>
     <w:p>
       <w:pPr>
         <w:pStyle w:val="Normal"/>
-        <w:spacing w:lineRule="auto" w:line="240" w:before="0" w:after="40"/>
+        <w:spacing w:lineRule="auto" w:line="240" w:before="0" w:after="0"/>
         <w:jc w:val="both"/>
         <w:rPr/>
       </w:pPr>
@@ -2238,7 +2239,7 @@
           <w:sz w:val="21"/>
           <w:szCs w:val="21"/>
         </w:rPr>
-        <w:t>Iranian Patent · Owner and Sole Inventor</w:t>
+        <w:t>42nd Earth Sciences Congress (National Conference) - Tehran, Iran</w:t>
       </w:r>
     </w:p>
     <w:p>
@@ -2251,12 +2252,30 @@
         <w:rPr>
           <w:rFonts w:cs="Times New Roman"/>
           <w:b w:val="false"/>
+          <w:i/>
+          <w:color w:val="4D4D4D"/>
+          <w:sz w:val="21"/>
+          <w:szCs w:val="21"/>
+        </w:rPr>
+        <w:t>Oral Presentation</w:t>
+      </w:r>
+    </w:p>
+    <w:p>
+      <w:pPr>
+        <w:pStyle w:val="Normal"/>
+        <w:spacing w:lineRule="auto" w:line="240" w:before="0" w:after="40"/>
+        <w:rPr/>
+      </w:pPr>
+      <w:r>
+        <w:rPr>
+          <w:rFonts w:cs="Times New Roman"/>
+          <w:b w:val="false"/>
           <w:i w:val="false"/>
           <w:color w:val="4D4D4D"/>
           <w:sz w:val="16"/>
           <w:szCs w:val="16"/>
         </w:rPr>
-        <w:t xml:space="preserve">Application No. 140450140003008805 · Filed 18 Dec 2025 (1404/09/27) · Publication No. 140550440003003800 · Published 19 Sep 2026 (1405/06/28) · IPC: E21B 43/00  ·  </w:t>
+        <w:t xml:space="preserve">Authors: Mohammad Aria Amini, Shohreh Salkhordeh · 15 pages · Persian  ·  National Sci-Doc ID: GSI42_161  ·  </w:t>
       </w:r>
       <w:hyperlink r:id="rId15">
         <w:r>
@@ -2268,28 +2287,9 @@
             <w:szCs w:val="16"/>
             <w:u w:val="none"/>
           </w:rPr>
-          <w:t>View on Iranian Patent Office</w:t>
+          <w:t>View on Civilica</w:t>
         </w:r>
       </w:hyperlink>
-    </w:p>
-    <w:p>
-      <w:pPr>
-        <w:pStyle w:val="Normal"/>
-        <w:spacing w:lineRule="auto" w:line="240" w:before="0" w:after="40"/>
-        <w:jc w:val="both"/>
-        <w:rPr/>
-      </w:pPr>
-      <w:r>
-        <w:rPr>
-          <w:rFonts w:cs="Times New Roman"/>
-          <w:b w:val="false"/>
-          <w:i w:val="false"/>
-          <w:color w:val="4D4D4D"/>
-          <w:sz w:val="16"/>
-          <w:szCs w:val="16"/>
-        </w:rPr>
-        <w:t>A depth-aware software system that standardizes and quality-controls multi-well log data, builds depth-based features, trains several classifiers, calibrates their probabilities and fuses them into per-depth zone labels with an uncertainty index.</w:t>
-      </w:r>
     </w:p>
     <w:p>
       <w:pPr>

--- a/assets/files/Aria-CV-En.docx
+++ b/assets/files/Aria-CV-En.docx
@@ -5590,7 +5590,7 @@
         <w:sz w:val="16"/>
         <w:szCs w:val="16"/>
       </w:rPr>
-      <w:t>Last updated: September 19, 2026</w:t>
+      <w:t>Last updated: September 23, 2026</w:t>
     </w:r>
   </w:p>
 </w:ftr>
@@ -5614,7 +5614,7 @@
         <w:sz w:val="16"/>
         <w:szCs w:val="16"/>
       </w:rPr>
-      <w:t>Last updated: September 19, 2026</w:t>
+      <w:t>Last updated: September 23, 2026</w:t>
     </w:r>
   </w:p>
 </w:ftr>

--- a/assets/files/Aria-CV-En.docx
+++ b/assets/files/Aria-CV-En.docx
@@ -1579,7 +1579,7 @@
           <w:sz w:val="16"/>
           <w:szCs w:val="16"/>
         </w:rPr>
-        <w:t xml:space="preserve">Application No. 140450140003008805 · Filed 18 Dec 2025 (1404/09/27) · Publication No. 140550440003003800 · Published 19 Sep 2026 (1405/06/28) · IPC: E21B 43/00  ·  </w:t>
+        <w:t xml:space="preserve">Application No. 140450140003008805 · Filed 18 Dec 2025 (1404/09/27) · Registration No. 114471 · Published 23 Sep 2026 (1405/07/01) · IPC: E21B 43/00  ·  </w:t>
       </w:r>
       <w:hyperlink r:id="rId12">
         <w:r>

--- a/assets/files/Aria-CV-En.docx
+++ b/assets/files/Aria-CV-En.docx
@@ -1594,14 +1594,6 @@
           <w:t>View on Iranian Patent Office</w:t>
         </w:r>
       </w:hyperlink>
-    </w:p>
-    <w:p>
-      <w:pPr>
-        <w:pStyle w:val="Normal"/>
-        <w:spacing w:lineRule="auto" w:line="240" w:before="0" w:after="40"/>
-        <w:jc w:val="both"/>
-        <w:rPr/>
-      </w:pPr>
       <w:r>
         <w:rPr>
           <w:rFonts w:cs="Times New Roman"/>
@@ -1611,443 +1603,7 @@
           <w:sz w:val="16"/>
           <w:szCs w:val="16"/>
         </w:rPr>
-        <w:t>A depth-aware software system that standardizes and quality-controls multi-well log data, builds depth-based features, trains several classifiers, calibrates their probabilities and fuses them into per-depth zone labels with an uncertainty index.</w:t>
-      </w:r>
-    </w:p>
-    <w:p>
-      <w:pPr>
-        <w:pStyle w:val="Normal"/>
-        <w:pBdr>
-          <w:bottom w:val="single" w:sz="4" w:space="2" w:color="333333"/>
-        </w:pBdr>
-        <w:spacing w:lineRule="auto" w:line="240" w:before="60" w:after="60"/>
-        <w:rPr/>
-      </w:pPr>
-      <w:r>
-        <w:rPr>
-          <w:rFonts w:cs="Times New Roman"/>
-          <w:b/>
-          <w:i w:val="false"/>
-          <w:color w:val="1F4E79"/>
-          <w:sz w:val="23"/>
-          <w:szCs w:val="23"/>
-        </w:rPr>
-        <w:t>BOOKS</w:t>
-      </w:r>
-    </w:p>
-    <w:p>
-      <w:pPr>
-        <w:pStyle w:val="Normal"/>
-        <w:spacing w:lineRule="auto" w:line="240" w:before="40" w:after="0"/>
-        <w:jc w:val="both"/>
-        <w:rPr/>
-      </w:pPr>
-      <w:r>
-        <w:rPr>
-          <w:rFonts w:cs="Times New Roman"/>
-          <w:b/>
-          <w:i w:val="false"/>
-          <w:color w:val="1A1A1A"/>
-          <w:sz w:val="21"/>
-          <w:szCs w:val="21"/>
-        </w:rPr>
-        <w:t>Ghorbani, M., &amp; Amini, M. A. (2025). The Historiography of Earth Science in Iran: Introducing a Number of Contemporary Pioneers.</w:t>
-      </w:r>
-    </w:p>
-    <w:p>
-      <w:pPr>
-        <w:pStyle w:val="Normal"/>
-        <w:spacing w:lineRule="auto" w:line="240" w:before="0" w:after="40"/>
-        <w:rPr/>
-      </w:pPr>
-      <w:r>
-        <w:rPr>
-          <w:rFonts w:cs="Times New Roman"/>
-          <w:b w:val="false"/>
-          <w:i/>
-          <w:color w:val="4D4D4D"/>
-          <w:sz w:val="21"/>
-          <w:szCs w:val="21"/>
-        </w:rPr>
-        <w:t>Co-author</w:t>
-      </w:r>
-      <w:r>
-        <w:rPr>
-          <w:rFonts w:cs="Times New Roman"/>
-          <w:b w:val="false"/>
-          <w:i w:val="false"/>
-          <w:color w:val="4D4D4D"/>
-          <w:sz w:val="16"/>
-          <w:szCs w:val="16"/>
-        </w:rPr>
-        <w:t xml:space="preserve">   ·   ISBN: 978-600-6058-43-6</w:t>
-      </w:r>
-    </w:p>
-    <w:p>
-      <w:pPr>
-        <w:pStyle w:val="Normal"/>
-        <w:spacing w:lineRule="auto" w:line="240" w:before="40" w:after="0"/>
-        <w:jc w:val="both"/>
-        <w:rPr/>
-      </w:pPr>
-      <w:r>
-        <w:rPr>
-          <w:rFonts w:cs="Times New Roman"/>
-          <w:b/>
-          <w:i w:val="false"/>
-          <w:color w:val="1A1A1A"/>
-          <w:sz w:val="21"/>
-          <w:szCs w:val="21"/>
-        </w:rPr>
-        <w:t>Fathi, T. (2026). Petroleum Contamination Hydrogeology: Geological, Environmental, Legal Aspects, and Models for the Remediation of Contaminated Groundwater.</w:t>
-      </w:r>
-    </w:p>
-    <w:p>
-      <w:pPr>
-        <w:pStyle w:val="Normal"/>
-        <w:spacing w:lineRule="auto" w:line="240" w:before="0" w:after="40"/>
-        <w:rPr/>
-      </w:pPr>
-      <w:r>
-        <w:rPr>
-          <w:rFonts w:cs="Times New Roman"/>
-          <w:b w:val="false"/>
-          <w:i/>
-          <w:color w:val="4D4D4D"/>
-          <w:sz w:val="21"/>
-          <w:szCs w:val="21"/>
-        </w:rPr>
-        <w:t>Scientific Editor</w:t>
-      </w:r>
-      <w:r>
-        <w:rPr>
-          <w:rFonts w:cs="Times New Roman"/>
-          <w:b w:val="false"/>
-          <w:i w:val="false"/>
-          <w:color w:val="4D4D4D"/>
-          <w:sz w:val="16"/>
-          <w:szCs w:val="16"/>
-        </w:rPr>
-        <w:t xml:space="preserve">   ·   ISBN (from the second edition): 978-600-6058-60-3</w:t>
-      </w:r>
-    </w:p>
-    <w:p>
-      <w:pPr>
-        <w:pStyle w:val="Normal"/>
-        <w:spacing w:lineRule="auto" w:line="240" w:before="40" w:after="0"/>
-        <w:jc w:val="both"/>
-        <w:rPr/>
-      </w:pPr>
-      <w:r>
-        <w:rPr>
-          <w:rFonts w:cs="Times New Roman"/>
-          <w:b/>
-          <w:i w:val="false"/>
-          <w:color w:val="1A1A1A"/>
-          <w:sz w:val="21"/>
-          <w:szCs w:val="21"/>
-        </w:rPr>
-        <w:t>Momenzadeh, M. (2025). The Mythical City of Zabol: The Burnt City.</w:t>
-      </w:r>
-    </w:p>
-    <w:p>
-      <w:pPr>
-        <w:pStyle w:val="Normal"/>
-        <w:spacing w:lineRule="auto" w:line="240" w:before="0" w:after="40"/>
-        <w:rPr/>
-      </w:pPr>
-      <w:r>
-        <w:rPr>
-          <w:rFonts w:cs="Times New Roman"/>
-          <w:b w:val="false"/>
-          <w:i/>
-          <w:color w:val="4D4D4D"/>
-          <w:sz w:val="21"/>
-          <w:szCs w:val="21"/>
-        </w:rPr>
-        <w:t>Editor</w:t>
-      </w:r>
-      <w:r>
-        <w:rPr>
-          <w:rFonts w:cs="Times New Roman"/>
-          <w:b w:val="false"/>
-          <w:i w:val="false"/>
-          <w:color w:val="4D4D4D"/>
-          <w:sz w:val="16"/>
-          <w:szCs w:val="16"/>
-        </w:rPr>
-        <w:t xml:space="preserve">   ·   ISBN: 978-600-6058-44-3</w:t>
-      </w:r>
-    </w:p>
-    <w:p>
-      <w:pPr>
-        <w:pStyle w:val="Normal"/>
-        <w:spacing w:lineRule="auto" w:line="240" w:before="40" w:after="0"/>
-        <w:jc w:val="both"/>
-        <w:rPr/>
-      </w:pPr>
-      <w:r>
-        <w:rPr>
-          <w:rFonts w:cs="Times New Roman"/>
-          <w:b/>
-          <w:i w:val="false"/>
-          <w:color w:val="1A1A1A"/>
-          <w:sz w:val="21"/>
-          <w:szCs w:val="21"/>
-        </w:rPr>
-        <w:t>Salmati, R. (2025). A Comprehensive Guide to Geological Mapping at Scales of 1:50,000 and Larger.</w:t>
-      </w:r>
-    </w:p>
-    <w:p>
-      <w:pPr>
-        <w:pStyle w:val="Normal"/>
-        <w:spacing w:lineRule="auto" w:line="240" w:before="0" w:after="40"/>
-        <w:rPr/>
-      </w:pPr>
-      <w:r>
-        <w:rPr>
-          <w:rFonts w:cs="Times New Roman"/>
-          <w:b w:val="false"/>
-          <w:i/>
-          <w:color w:val="4D4D4D"/>
-          <w:sz w:val="21"/>
-          <w:szCs w:val="21"/>
-        </w:rPr>
-        <w:t>Editor</w:t>
-      </w:r>
-      <w:r>
-        <w:rPr>
-          <w:rFonts w:cs="Times New Roman"/>
-          <w:b w:val="false"/>
-          <w:i w:val="false"/>
-          <w:color w:val="4D4D4D"/>
-          <w:sz w:val="16"/>
-          <w:szCs w:val="16"/>
-        </w:rPr>
-        <w:t xml:space="preserve">   ·   ISBN: 978-600-6058-42-9</w:t>
-      </w:r>
-    </w:p>
-    <w:p>
-      <w:pPr>
-        <w:pStyle w:val="Normal"/>
-        <w:pBdr>
-          <w:bottom w:val="single" w:sz="4" w:space="2" w:color="333333"/>
-        </w:pBdr>
-        <w:spacing w:lineRule="auto" w:line="240" w:before="60" w:after="60"/>
-        <w:rPr/>
-      </w:pPr>
-      <w:r>
-        <w:rPr>
-          <w:rFonts w:cs="Times New Roman"/>
-          <w:b/>
-          <w:i w:val="false"/>
-          <w:color w:val="1F4E79"/>
-          <w:sz w:val="23"/>
-          <w:szCs w:val="23"/>
-        </w:rPr>
-        <w:t>CONFERENCES</w:t>
-      </w:r>
-    </w:p>
-    <w:p>
-      <w:pPr>
-        <w:pStyle w:val="Normal"/>
-        <w:tabs>
-          <w:tab w:val="clear" w:pos="720"/>
-          <w:tab w:val="right" w:pos="10318" w:leader="none"/>
-        </w:tabs>
-        <w:spacing w:lineRule="auto" w:line="240" w:before="0" w:after="0"/>
-        <w:rPr/>
-      </w:pPr>
-      <w:r>
-        <w:rPr>
-          <w:rFonts w:cs="Times New Roman"/>
-          <w:b/>
-          <w:i w:val="false"/>
-          <w:color w:val="4D4D4D"/>
-          <w:sz w:val="16"/>
-          <w:szCs w:val="16"/>
-        </w:rPr>
-        <w:t xml:space="preserve">Paper Title:  </w:t>
-      </w:r>
-      <w:r>
-        <w:rPr>
-          <w:rFonts w:cs="Times New Roman"/>
-          <w:b/>
-          <w:i w:val="false"/>
-          <w:color w:val="1A1A1A"/>
-          <w:sz w:val="21"/>
-          <w:szCs w:val="21"/>
-        </w:rPr>
-        <w:t>Natural Resources (Mineral, Energy, and Water Resources) in Iran</w:t>
-      </w:r>
-      <w:r>
-        <w:rPr>
-          <w:rFonts w:cs="Times New Roman"/>
-          <w:b w:val="false"/>
-          <w:i w:val="false"/>
-          <w:color w:val="4D4D4D"/>
-          <w:spacing w:val="-3"/>
-          <w:sz w:val="21"/>
-          <w:szCs w:val="21"/>
-        </w:rPr>
-        <w:tab/>
-        <w:t>2025</w:t>
-      </w:r>
-    </w:p>
-    <w:p>
-      <w:pPr>
-        <w:pStyle w:val="Normal"/>
-        <w:spacing w:lineRule="auto" w:line="240" w:before="0" w:after="0"/>
-        <w:jc w:val="both"/>
-        <w:rPr/>
-      </w:pPr>
-      <w:r>
-        <w:rPr>
-          <w:rFonts w:cs="Times New Roman"/>
-          <w:b w:val="false"/>
-          <w:i/>
-          <w:color w:val="4D4D4D"/>
-          <w:sz w:val="21"/>
-          <w:szCs w:val="21"/>
-        </w:rPr>
-        <w:t>4th Global Summit on Advances in Earth Science &amp; Climate Change (Adv. ESCC 2025) - Berlin, Germany (Virtual Presentation)</w:t>
-      </w:r>
-    </w:p>
-    <w:p>
-      <w:pPr>
-        <w:pStyle w:val="Normal"/>
-        <w:spacing w:lineRule="auto" w:line="240" w:before="0" w:after="0"/>
-        <w:rPr/>
-      </w:pPr>
-      <w:r>
-        <w:rPr>
-          <w:rFonts w:cs="Times New Roman"/>
-          <w:b w:val="false"/>
-          <w:i/>
-          <w:color w:val="4D4D4D"/>
-          <w:sz w:val="21"/>
-          <w:szCs w:val="21"/>
-        </w:rPr>
-        <w:t>Oral Presentation</w:t>
-      </w:r>
-    </w:p>
-    <w:p>
-      <w:pPr>
-        <w:pStyle w:val="Normal"/>
-        <w:spacing w:lineRule="auto" w:line="240" w:before="0" w:after="40"/>
-        <w:rPr/>
-      </w:pPr>
-      <w:r>
-        <w:rPr>
-          <w:rFonts w:cs="Times New Roman"/>
-          <w:b w:val="false"/>
-          <w:i w:val="false"/>
-          <w:color w:val="4D4D4D"/>
-          <w:sz w:val="16"/>
-          <w:szCs w:val="16"/>
-        </w:rPr>
-        <w:t>Authors: Mansour Ghorbani, Mohammad Aria Amini (Speaker) · Distinguished Speaker · Organized by Peers Alley Media · Sep 29–30, 2025</w:t>
-      </w:r>
-    </w:p>
-    <w:p>
-      <w:pPr>
-        <w:pStyle w:val="Normal"/>
-        <w:tabs>
-          <w:tab w:val="clear" w:pos="720"/>
-          <w:tab w:val="right" w:pos="10318" w:leader="none"/>
-        </w:tabs>
-        <w:spacing w:lineRule="auto" w:line="240" w:before="0" w:after="0"/>
-        <w:rPr/>
-      </w:pPr>
-      <w:r>
-        <w:rPr>
-          <w:rFonts w:cs="Times New Roman"/>
-          <w:b/>
-          <w:i w:val="false"/>
-          <w:color w:val="4D4D4D"/>
-          <w:sz w:val="16"/>
-          <w:szCs w:val="16"/>
-        </w:rPr>
-        <w:t xml:space="preserve">Paper Title:  </w:t>
-      </w:r>
-      <w:r>
-        <w:rPr>
-          <w:rFonts w:cs="Times New Roman"/>
-          <w:b/>
-          <w:i w:val="false"/>
-          <w:color w:val="1A1A1A"/>
-          <w:sz w:val="21"/>
-          <w:szCs w:val="21"/>
-        </w:rPr>
-        <w:t>Differences in Garnet Classification Based on Color</w:t>
-      </w:r>
-      <w:r>
-        <w:rPr>
-          <w:rFonts w:cs="Times New Roman"/>
-          <w:b w:val="false"/>
-          <w:i w:val="false"/>
-          <w:color w:val="4D4D4D"/>
-          <w:spacing w:val="-3"/>
-          <w:sz w:val="21"/>
-          <w:szCs w:val="21"/>
-        </w:rPr>
-        <w:tab/>
-        <w:t>2024</w:t>
-      </w:r>
-    </w:p>
-    <w:p>
-      <w:pPr>
-        <w:pStyle w:val="Normal"/>
-        <w:spacing w:lineRule="auto" w:line="240" w:before="0" w:after="0"/>
-        <w:jc w:val="both"/>
-        <w:rPr/>
-      </w:pPr>
-      <w:r>
-        <w:rPr>
-          <w:rFonts w:cs="Times New Roman"/>
-          <w:b w:val="false"/>
-          <w:i/>
-          <w:color w:val="4D4D4D"/>
-          <w:sz w:val="21"/>
-          <w:szCs w:val="21"/>
-        </w:rPr>
-        <w:t>43rd Earth Sciences Congress (National Conference) - Tehran, Iran</w:t>
-      </w:r>
-    </w:p>
-    <w:p>
-      <w:pPr>
-        <w:pStyle w:val="Normal"/>
-        <w:spacing w:lineRule="auto" w:line="240" w:before="0" w:after="0"/>
-        <w:rPr/>
-      </w:pPr>
-      <w:r>
-        <w:rPr>
-          <w:rFonts w:cs="Times New Roman"/>
-          <w:b w:val="false"/>
-          <w:i/>
-          <w:color w:val="4D4D4D"/>
-          <w:sz w:val="21"/>
-          <w:szCs w:val="21"/>
-        </w:rPr>
-        <w:t>Conference Paper</w:t>
-      </w:r>
-    </w:p>
-    <w:p>
-      <w:pPr>
-        <w:pStyle w:val="Normal"/>
-        <w:spacing w:lineRule="auto" w:line="240" w:before="0" w:after="40"/>
-        <w:rPr/>
-      </w:pPr>
-      <w:r>
-        <w:rPr>
-          <w:rFonts w:cs="Times New Roman"/>
-          <w:b w:val="false"/>
-          <w:i w:val="false"/>
-          <w:color w:val="4D4D4D"/>
-          <w:sz w:val="16"/>
-          <w:szCs w:val="16"/>
-        </w:rPr>
-        <w:t xml:space="preserve">Authors: Ziba Delpasand, Fariborz Masoudi, Mohammad Aria Amini · 10 pages · Persian  ·  National Sci-Doc ID: GSI43_151  ·  </w:t>
+        <w:t xml:space="preserve">  ·  </w:t>
       </w:r>
       <w:hyperlink r:id="rId13">
         <w:r>
@@ -2059,9 +1615,262 @@
             <w:szCs w:val="16"/>
             <w:u w:val="none"/>
           </w:rPr>
-          <w:t>View on Civilica</w:t>
+          <w:t>View Patent Registration Certificate</w:t>
         </w:r>
       </w:hyperlink>
+    </w:p>
+    <w:p>
+      <w:pPr>
+        <w:pStyle w:val="Normal"/>
+        <w:spacing w:lineRule="auto" w:line="240" w:before="0" w:after="40"/>
+        <w:jc w:val="both"/>
+        <w:rPr/>
+      </w:pPr>
+      <w:r>
+        <w:rPr>
+          <w:rFonts w:cs="Times New Roman"/>
+          <w:b w:val="false"/>
+          <w:i w:val="false"/>
+          <w:color w:val="4D4D4D"/>
+          <w:sz w:val="16"/>
+          <w:szCs w:val="16"/>
+        </w:rPr>
+        <w:t>A depth-aware software system that standardizes and quality-controls multi-well log data, builds depth-based features, trains several classifiers, calibrates their probabilities and fuses them into per-depth zone labels with an uncertainty index.</w:t>
+      </w:r>
+    </w:p>
+    <w:p>
+      <w:pPr>
+        <w:pStyle w:val="Normal"/>
+        <w:pBdr>
+          <w:bottom w:val="single" w:sz="4" w:space="2" w:color="333333"/>
+        </w:pBdr>
+        <w:spacing w:lineRule="auto" w:line="240" w:before="60" w:after="60"/>
+        <w:rPr/>
+      </w:pPr>
+      <w:r>
+        <w:rPr>
+          <w:rFonts w:cs="Times New Roman"/>
+          <w:b/>
+          <w:i w:val="false"/>
+          <w:color w:val="1F4E79"/>
+          <w:sz w:val="23"/>
+          <w:szCs w:val="23"/>
+        </w:rPr>
+        <w:t>BOOKS</w:t>
+      </w:r>
+    </w:p>
+    <w:p>
+      <w:pPr>
+        <w:pStyle w:val="Normal"/>
+        <w:spacing w:lineRule="auto" w:line="240" w:before="40" w:after="0"/>
+        <w:jc w:val="both"/>
+        <w:rPr/>
+      </w:pPr>
+      <w:r>
+        <w:rPr>
+          <w:rFonts w:cs="Times New Roman"/>
+          <w:b/>
+          <w:i w:val="false"/>
+          <w:color w:val="1A1A1A"/>
+          <w:sz w:val="21"/>
+          <w:szCs w:val="21"/>
+        </w:rPr>
+        <w:t>Ghorbani, M., &amp; Amini, M. A. (2025). The Historiography of Earth Science in Iran: Introducing a Number of Contemporary Pioneers.</w:t>
+      </w:r>
+    </w:p>
+    <w:p>
+      <w:pPr>
+        <w:pStyle w:val="Normal"/>
+        <w:spacing w:lineRule="auto" w:line="240" w:before="0" w:after="40"/>
+        <w:rPr/>
+      </w:pPr>
+      <w:r>
+        <w:rPr>
+          <w:rFonts w:cs="Times New Roman"/>
+          <w:b w:val="false"/>
+          <w:i/>
+          <w:color w:val="4D4D4D"/>
+          <w:sz w:val="21"/>
+          <w:szCs w:val="21"/>
+        </w:rPr>
+        <w:t>Co-author</w:t>
+      </w:r>
+      <w:r>
+        <w:rPr>
+          <w:rFonts w:cs="Times New Roman"/>
+          <w:b w:val="false"/>
+          <w:i w:val="false"/>
+          <w:color w:val="4D4D4D"/>
+          <w:sz w:val="16"/>
+          <w:szCs w:val="16"/>
+        </w:rPr>
+        <w:t xml:space="preserve">   ·   ISBN: 978-600-6058-43-6</w:t>
+      </w:r>
+    </w:p>
+    <w:p>
+      <w:pPr>
+        <w:pStyle w:val="Normal"/>
+        <w:spacing w:lineRule="auto" w:line="240" w:before="40" w:after="0"/>
+        <w:jc w:val="both"/>
+        <w:rPr/>
+      </w:pPr>
+      <w:r>
+        <w:rPr>
+          <w:rFonts w:cs="Times New Roman"/>
+          <w:b/>
+          <w:i w:val="false"/>
+          <w:color w:val="1A1A1A"/>
+          <w:sz w:val="21"/>
+          <w:szCs w:val="21"/>
+        </w:rPr>
+        <w:t>Fathi, T. (2026). Petroleum Contamination Hydrogeology: Geological, Environmental, Legal Aspects, and Models for the Remediation of Contaminated Groundwater.</w:t>
+      </w:r>
+    </w:p>
+    <w:p>
+      <w:pPr>
+        <w:pStyle w:val="Normal"/>
+        <w:spacing w:lineRule="auto" w:line="240" w:before="0" w:after="40"/>
+        <w:rPr/>
+      </w:pPr>
+      <w:r>
+        <w:rPr>
+          <w:rFonts w:cs="Times New Roman"/>
+          <w:b w:val="false"/>
+          <w:i/>
+          <w:color w:val="4D4D4D"/>
+          <w:sz w:val="21"/>
+          <w:szCs w:val="21"/>
+        </w:rPr>
+        <w:t>Scientific Editor</w:t>
+      </w:r>
+      <w:r>
+        <w:rPr>
+          <w:rFonts w:cs="Times New Roman"/>
+          <w:b w:val="false"/>
+          <w:i w:val="false"/>
+          <w:color w:val="4D4D4D"/>
+          <w:sz w:val="16"/>
+          <w:szCs w:val="16"/>
+        </w:rPr>
+        <w:t xml:space="preserve">   ·   ISBN (from the second edition): 978-600-6058-60-3</w:t>
+      </w:r>
+    </w:p>
+    <w:p>
+      <w:pPr>
+        <w:pStyle w:val="Normal"/>
+        <w:spacing w:lineRule="auto" w:line="240" w:before="40" w:after="0"/>
+        <w:jc w:val="both"/>
+        <w:rPr/>
+      </w:pPr>
+      <w:r>
+        <w:rPr>
+          <w:rFonts w:cs="Times New Roman"/>
+          <w:b/>
+          <w:i w:val="false"/>
+          <w:color w:val="1A1A1A"/>
+          <w:sz w:val="21"/>
+          <w:szCs w:val="21"/>
+        </w:rPr>
+        <w:t>Momenzadeh, M. (2025). The Mythical City of Zabol: The Burnt City.</w:t>
+      </w:r>
+    </w:p>
+    <w:p>
+      <w:pPr>
+        <w:pStyle w:val="Normal"/>
+        <w:spacing w:lineRule="auto" w:line="240" w:before="0" w:after="40"/>
+        <w:rPr/>
+      </w:pPr>
+      <w:r>
+        <w:rPr>
+          <w:rFonts w:cs="Times New Roman"/>
+          <w:b w:val="false"/>
+          <w:i/>
+          <w:color w:val="4D4D4D"/>
+          <w:sz w:val="21"/>
+          <w:szCs w:val="21"/>
+        </w:rPr>
+        <w:t>Editor</w:t>
+      </w:r>
+      <w:r>
+        <w:rPr>
+          <w:rFonts w:cs="Times New Roman"/>
+          <w:b w:val="false"/>
+          <w:i w:val="false"/>
+          <w:color w:val="4D4D4D"/>
+          <w:sz w:val="16"/>
+          <w:szCs w:val="16"/>
+        </w:rPr>
+        <w:t xml:space="preserve">   ·   ISBN: 978-600-6058-44-3</w:t>
+      </w:r>
+    </w:p>
+    <w:p>
+      <w:pPr>
+        <w:pStyle w:val="Normal"/>
+        <w:spacing w:lineRule="auto" w:line="240" w:before="40" w:after="0"/>
+        <w:jc w:val="both"/>
+        <w:rPr/>
+      </w:pPr>
+      <w:r>
+        <w:rPr>
+          <w:rFonts w:cs="Times New Roman"/>
+          <w:b/>
+          <w:i w:val="false"/>
+          <w:color w:val="1A1A1A"/>
+          <w:sz w:val="21"/>
+          <w:szCs w:val="21"/>
+        </w:rPr>
+        <w:t>Salmati, R. (2025). A Comprehensive Guide to Geological Mapping at Scales of 1:50,000 and Larger.</w:t>
+      </w:r>
+    </w:p>
+    <w:p>
+      <w:pPr>
+        <w:pStyle w:val="Normal"/>
+        <w:spacing w:lineRule="auto" w:line="240" w:before="0" w:after="40"/>
+        <w:rPr/>
+      </w:pPr>
+      <w:r>
+        <w:rPr>
+          <w:rFonts w:cs="Times New Roman"/>
+          <w:b w:val="false"/>
+          <w:i/>
+          <w:color w:val="4D4D4D"/>
+          <w:sz w:val="21"/>
+          <w:szCs w:val="21"/>
+        </w:rPr>
+        <w:t>Editor</w:t>
+      </w:r>
+      <w:r>
+        <w:rPr>
+          <w:rFonts w:cs="Times New Roman"/>
+          <w:b w:val="false"/>
+          <w:i w:val="false"/>
+          <w:color w:val="4D4D4D"/>
+          <w:sz w:val="16"/>
+          <w:szCs w:val="16"/>
+        </w:rPr>
+        <w:t xml:space="preserve">   ·   ISBN: 978-600-6058-42-9</w:t>
+      </w:r>
+    </w:p>
+    <w:p>
+      <w:pPr>
+        <w:pStyle w:val="Normal"/>
+        <w:pBdr>
+          <w:bottom w:val="single" w:sz="4" w:space="2" w:color="333333"/>
+        </w:pBdr>
+        <w:spacing w:lineRule="auto" w:line="240" w:before="60" w:after="60"/>
+        <w:rPr/>
+      </w:pPr>
+      <w:r>
+        <w:rPr>
+          <w:rFonts w:cs="Times New Roman"/>
+          <w:b/>
+          <w:i w:val="false"/>
+          <w:color w:val="1F4E79"/>
+          <w:sz w:val="23"/>
+          <w:szCs w:val="23"/>
+        </w:rPr>
+        <w:t>CONFERENCES</w:t>
+      </w:r>
     </w:p>
     <w:p>
       <w:pPr>
@@ -2093,7 +1902,7 @@
           <w:sz w:val="21"/>
           <w:szCs w:val="21"/>
         </w:rPr>
-        <w:t>Petrographic, Mineralization, and Alteration Study of the Choudarchay Copper Vein Deposit</w:t>
+        <w:t>Natural Resources (Mineral, Energy, and Water Resources) in Iran</w:t>
       </w:r>
       <w:r>
         <w:rPr>
@@ -2106,7 +1915,7 @@
           <w:szCs w:val="21"/>
         </w:rPr>
         <w:tab/>
-        <w:t>2024</w:t>
+        <w:t>2025</w:t>
       </w:r>
     </w:p>
     <w:p>
@@ -2125,7 +1934,7 @@
           <w:sz w:val="21"/>
           <w:szCs w:val="21"/>
         </w:rPr>
-        <w:t>43rd Earth Sciences Congress (National Conference) - Tehran, Iran</w:t>
+        <w:t>4th Global Summit on Advances in Earth Science &amp; Climate Change (Adv. ESCC 2025) - Berlin, Germany (Virtual Presentation)</w:t>
       </w:r>
     </w:p>
     <w:p>
@@ -2161,7 +1970,108 @@
           <w:sz w:val="16"/>
           <w:szCs w:val="16"/>
         </w:rPr>
-        <w:t xml:space="preserve">Author: Mohammad Aria Amini · 13 pages · Persian  ·  National Sci-Doc ID: GSI43_064  ·  </w:t>
+        <w:t>Authors: Mansour Ghorbani, Mohammad Aria Amini (Speaker) · Distinguished Speaker · Organized by Peers Alley Media · Sep 29–30, 2025</w:t>
+      </w:r>
+    </w:p>
+    <w:p>
+      <w:pPr>
+        <w:pStyle w:val="Normal"/>
+        <w:tabs>
+          <w:tab w:val="clear" w:pos="720"/>
+          <w:tab w:val="right" w:pos="10318" w:leader="none"/>
+        </w:tabs>
+        <w:spacing w:lineRule="auto" w:line="240" w:before="0" w:after="0"/>
+        <w:rPr/>
+      </w:pPr>
+      <w:r>
+        <w:rPr>
+          <w:rFonts w:cs="Times New Roman"/>
+          <w:b/>
+          <w:i w:val="false"/>
+          <w:color w:val="4D4D4D"/>
+          <w:sz w:val="16"/>
+          <w:szCs w:val="16"/>
+        </w:rPr>
+        <w:t xml:space="preserve">Paper Title:  </w:t>
+      </w:r>
+      <w:r>
+        <w:rPr>
+          <w:rFonts w:cs="Times New Roman"/>
+          <w:b/>
+          <w:i w:val="false"/>
+          <w:color w:val="1A1A1A"/>
+          <w:sz w:val="21"/>
+          <w:szCs w:val="21"/>
+        </w:rPr>
+        <w:t>Differences in Garnet Classification Based on Color</w:t>
+      </w:r>
+      <w:r>
+        <w:rPr>
+          <w:rFonts w:cs="Times New Roman"/>
+          <w:b w:val="false"/>
+          <w:i w:val="false"/>
+          <w:color w:val="4D4D4D"/>
+          <w:spacing w:val="-3"/>
+          <w:sz w:val="21"/>
+          <w:szCs w:val="21"/>
+        </w:rPr>
+        <w:tab/>
+        <w:t>2024</w:t>
+      </w:r>
+    </w:p>
+    <w:p>
+      <w:pPr>
+        <w:pStyle w:val="Normal"/>
+        <w:spacing w:lineRule="auto" w:line="240" w:before="0" w:after="0"/>
+        <w:jc w:val="both"/>
+        <w:rPr/>
+      </w:pPr>
+      <w:r>
+        <w:rPr>
+          <w:rFonts w:cs="Times New Roman"/>
+          <w:b w:val="false"/>
+          <w:i/>
+          <w:color w:val="4D4D4D"/>
+          <w:sz w:val="21"/>
+          <w:szCs w:val="21"/>
+        </w:rPr>
+        <w:t>43rd Earth Sciences Congress (National Conference) - Tehran, Iran</w:t>
+      </w:r>
+    </w:p>
+    <w:p>
+      <w:pPr>
+        <w:pStyle w:val="Normal"/>
+        <w:spacing w:lineRule="auto" w:line="240" w:before="0" w:after="0"/>
+        <w:rPr/>
+      </w:pPr>
+      <w:r>
+        <w:rPr>
+          <w:rFonts w:cs="Times New Roman"/>
+          <w:b w:val="false"/>
+          <w:i/>
+          <w:color w:val="4D4D4D"/>
+          <w:sz w:val="21"/>
+          <w:szCs w:val="21"/>
+        </w:rPr>
+        <w:t>Conference Paper</w:t>
+      </w:r>
+    </w:p>
+    <w:p>
+      <w:pPr>
+        <w:pStyle w:val="Normal"/>
+        <w:spacing w:lineRule="auto" w:line="240" w:before="0" w:after="40"/>
+        <w:rPr/>
+      </w:pPr>
+      <w:r>
+        <w:rPr>
+          <w:rFonts w:cs="Times New Roman"/>
+          <w:b w:val="false"/>
+          <w:i w:val="false"/>
+          <w:color w:val="4D4D4D"/>
+          <w:sz w:val="16"/>
+          <w:szCs w:val="16"/>
+        </w:rPr>
+        <w:t xml:space="preserve">Authors: Ziba Delpasand, Fariborz Masoudi, Mohammad Aria Amini · 10 pages · Persian  ·  National Sci-Doc ID: GSI43_151  ·  </w:t>
       </w:r>
       <w:hyperlink r:id="rId14">
         <w:r>
@@ -2207,7 +2117,7 @@
           <w:sz w:val="21"/>
           <w:szCs w:val="21"/>
         </w:rPr>
-        <w:t>Economic Geology of Copper and Associated Elements in the South Rayen Area, with a Focus on Gadar-e-Siah</w:t>
+        <w:t>Petrographic, Mineralization, and Alteration Study of the Choudarchay Copper Vein Deposit</w:t>
       </w:r>
       <w:r>
         <w:rPr>
@@ -2220,7 +2130,7 @@
           <w:szCs w:val="21"/>
         </w:rPr>
         <w:tab/>
-        <w:t>2023</w:t>
+        <w:t>2024</w:t>
       </w:r>
     </w:p>
     <w:p>
@@ -2239,7 +2149,7 @@
           <w:sz w:val="21"/>
           <w:szCs w:val="21"/>
         </w:rPr>
-        <w:t>42nd Earth Sciences Congress (National Conference) - Tehran, Iran</w:t>
+        <w:t>43rd Earth Sciences Congress (National Conference) - Tehran, Iran</w:t>
       </w:r>
     </w:p>
     <w:p>
@@ -2275,7 +2185,7 @@
           <w:sz w:val="16"/>
           <w:szCs w:val="16"/>
         </w:rPr>
-        <w:t xml:space="preserve">Authors: Mohammad Aria Amini, Shohreh Salkhordeh · 15 pages · Persian  ·  National Sci-Doc ID: GSI42_161  ·  </w:t>
+        <w:t xml:space="preserve">Author: Mohammad Aria Amini · 13 pages · Persian  ·  National Sci-Doc ID: GSI43_064  ·  </w:t>
       </w:r>
       <w:hyperlink r:id="rId15">
         <w:r>
@@ -2294,27 +2204,6 @@
     <w:p>
       <w:pPr>
         <w:pStyle w:val="Normal"/>
-        <w:pBdr>
-          <w:bottom w:val="single" w:sz="4" w:space="2" w:color="333333"/>
-        </w:pBdr>
-        <w:spacing w:lineRule="auto" w:line="240" w:before="60" w:after="60"/>
-        <w:rPr/>
-      </w:pPr>
-      <w:r>
-        <w:rPr>
-          <w:rFonts w:cs="Times New Roman"/>
-          <w:b/>
-          <w:i w:val="false"/>
-          <w:color w:val="1F4E79"/>
-          <w:sz w:val="23"/>
-          <w:szCs w:val="23"/>
-        </w:rPr>
-        <w:t>HONORS &amp; AWARDS</w:t>
-      </w:r>
-    </w:p>
-    <w:p>
-      <w:pPr>
-        <w:pStyle w:val="Normal"/>
         <w:tabs>
           <w:tab w:val="clear" w:pos="720"/>
           <w:tab w:val="right" w:pos="10318" w:leader="none"/>
@@ -2327,11 +2216,22 @@
           <w:rFonts w:cs="Times New Roman"/>
           <w:b/>
           <w:i w:val="false"/>
+          <w:color w:val="4D4D4D"/>
+          <w:sz w:val="16"/>
+          <w:szCs w:val="16"/>
+        </w:rPr>
+        <w:t xml:space="preserve">Paper Title:  </w:t>
+      </w:r>
+      <w:r>
+        <w:rPr>
+          <w:rFonts w:cs="Times New Roman"/>
+          <w:b/>
+          <w:i w:val="false"/>
           <w:color w:val="1A1A1A"/>
           <w:sz w:val="21"/>
           <w:szCs w:val="21"/>
         </w:rPr>
-        <w:t>Top Young Earth Sciences Researcher</w:t>
+        <w:t>Economic Geology of Copper and Associated Elements in the South Rayen Area, with a Focus on Gadar-e-Siah</w:t>
       </w:r>
       <w:r>
         <w:rPr>
@@ -2344,7 +2244,7 @@
           <w:szCs w:val="21"/>
         </w:rPr>
         <w:tab/>
-        <w:t>2024</w:t>
+        <w:t>2023</w:t>
       </w:r>
     </w:p>
     <w:p>
@@ -2363,243 +2263,13 @@
           <w:sz w:val="21"/>
           <w:szCs w:val="21"/>
         </w:rPr>
-        <w:t>Geological Society of Iran</w:t>
+        <w:t>42nd Earth Sciences Congress (National Conference) - Tehran, Iran</w:t>
       </w:r>
     </w:p>
     <w:p>
       <w:pPr>
         <w:pStyle w:val="Normal"/>
-        <w:spacing w:lineRule="auto" w:line="240" w:before="0" w:after="40"/>
-        <w:rPr/>
-      </w:pPr>
-      <w:r>
-        <w:rPr>
-          <w:rFonts w:cs="Times New Roman"/>
-          <w:b w:val="false"/>
-          <w:i w:val="false"/>
-          <w:color w:val="4D4D4D"/>
-          <w:sz w:val="16"/>
-          <w:szCs w:val="16"/>
-        </w:rPr>
-        <w:t>Awarded for the paper "Petrographic, Mineralization, and Alteration Study of the Choudarchay Copper Vein Deposit"</w:t>
-      </w:r>
-    </w:p>
-    <w:p>
-      <w:pPr>
-        <w:pStyle w:val="Normal"/>
-        <w:pBdr>
-          <w:bottom w:val="single" w:sz="4" w:space="2" w:color="333333"/>
-        </w:pBdr>
-        <w:spacing w:lineRule="auto" w:line="240" w:before="60" w:after="60"/>
-        <w:rPr/>
-      </w:pPr>
-      <w:r>
-        <w:rPr>
-          <w:rFonts w:cs="Times New Roman"/>
-          <w:b/>
-          <w:i w:val="false"/>
-          <w:color w:val="1F4E79"/>
-          <w:sz w:val="23"/>
-          <w:szCs w:val="23"/>
-        </w:rPr>
-        <w:t>LANGUAGES</w:t>
-      </w:r>
-    </w:p>
-    <w:p>
-      <w:pPr>
-        <w:pStyle w:val="Normal"/>
-        <w:spacing w:lineRule="auto" w:line="240" w:before="0" w:after="20"/>
-        <w:jc w:val="both"/>
-        <w:rPr/>
-      </w:pPr>
-      <w:r>
-        <w:rPr>
-          <w:rFonts w:cs="Times New Roman"/>
-          <w:b/>
-          <w:i w:val="false"/>
-          <w:color w:val="1A1A1A"/>
-          <w:sz w:val="21"/>
-          <w:szCs w:val="21"/>
-        </w:rPr>
-        <w:t>Persian</w:t>
-      </w:r>
-      <w:r>
-        <w:rPr>
-          <w:rFonts w:cs="Times New Roman"/>
-          <w:b w:val="false"/>
-          <w:i w:val="false"/>
-          <w:color w:val="1A1A1A"/>
-          <w:sz w:val="21"/>
-          <w:szCs w:val="21"/>
-        </w:rPr>
-        <w:t xml:space="preserve"> – Native   |   </w:t>
-      </w:r>
-      <w:r>
-        <w:rPr>
-          <w:rFonts w:cs="Times New Roman"/>
-          <w:b/>
-          <w:i w:val="false"/>
-          <w:color w:val="1A1A1A"/>
-          <w:sz w:val="21"/>
-          <w:szCs w:val="21"/>
-        </w:rPr>
-        <w:t>English</w:t>
-      </w:r>
-      <w:r>
-        <w:rPr>
-          <w:rFonts w:cs="Times New Roman"/>
-          <w:b w:val="false"/>
-          <w:i w:val="false"/>
-          <w:color w:val="1A1A1A"/>
-          <w:sz w:val="21"/>
-          <w:szCs w:val="21"/>
-        </w:rPr>
-        <w:t xml:space="preserve"> – Professional Working Proficiency   |   </w:t>
-      </w:r>
-      <w:r>
-        <w:rPr>
-          <w:rFonts w:cs="Times New Roman"/>
-          <w:b/>
-          <w:i w:val="false"/>
-          <w:color w:val="1A1A1A"/>
-          <w:sz w:val="21"/>
-          <w:szCs w:val="21"/>
-        </w:rPr>
-        <w:t>French</w:t>
-      </w:r>
-      <w:r>
-        <w:rPr>
-          <w:rFonts w:cs="Times New Roman"/>
-          <w:b w:val="false"/>
-          <w:i w:val="false"/>
-          <w:color w:val="1A1A1A"/>
-          <w:sz w:val="21"/>
-          <w:szCs w:val="21"/>
-        </w:rPr>
-        <w:t xml:space="preserve"> – Learning</w:t>
-      </w:r>
-    </w:p>
-    <w:p>
-      <w:pPr>
-        <w:pStyle w:val="Normal"/>
         <w:spacing w:lineRule="auto" w:line="240" w:before="0" w:after="0"/>
-        <w:jc w:val="both"/>
-        <w:rPr/>
-      </w:pPr>
-      <w:r>
-        <w:rPr>
-          <w:rFonts w:cs="Times New Roman"/>
-          <w:b/>
-          <w:i w:val="false"/>
-          <w:color w:val="4D4D4D"/>
-          <w:sz w:val="16"/>
-          <w:szCs w:val="16"/>
-        </w:rPr>
-        <w:t xml:space="preserve">GRE General Test  </w:t>
-      </w:r>
-      <w:r>
-        <w:rPr>
-          <w:rFonts w:cs="Times New Roman"/>
-          <w:b w:val="false"/>
-          <w:i w:val="false"/>
-          <w:color w:val="4D4D4D"/>
-          <w:sz w:val="16"/>
-          <w:szCs w:val="16"/>
-        </w:rPr>
-        <w:t>Taken: Dec 11, 2024 · Expires: Dec 11, 2029  ·  Verbal Reasoning 166/170 · Quantitative Reasoning 166/170 · Analytical Writing 4.0/6.0 (63rd percentile)</w:t>
-      </w:r>
-    </w:p>
-    <w:p>
-      <w:pPr>
-        <w:pStyle w:val="Normal"/>
-        <w:spacing w:lineRule="auto" w:line="240" w:before="0" w:after="60"/>
-        <w:jc w:val="both"/>
-        <w:rPr/>
-      </w:pPr>
-      <w:r>
-        <w:rPr>
-          <w:rFonts w:cs="Times New Roman"/>
-          <w:b/>
-          <w:i w:val="false"/>
-          <w:color w:val="4D4D4D"/>
-          <w:sz w:val="16"/>
-          <w:szCs w:val="16"/>
-        </w:rPr>
-        <w:t xml:space="preserve">TOEFL iBT  </w:t>
-      </w:r>
-      <w:r>
-        <w:rPr>
-          <w:rFonts w:cs="Times New Roman"/>
-          <w:b w:val="false"/>
-          <w:i w:val="false"/>
-          <w:color w:val="4D4D4D"/>
-          <w:sz w:val="16"/>
-          <w:szCs w:val="16"/>
-        </w:rPr>
-        <w:t>Taken: Jan 1, 2025 · Expires: Jan 1, 2027  ·  Total Score 102/120 · Reading 30/30 · Listening 27/30 · Writing 28/30 · Speaking 17/30</w:t>
-      </w:r>
-    </w:p>
-    <w:p>
-      <w:pPr>
-        <w:pStyle w:val="Normal"/>
-        <w:pBdr>
-          <w:bottom w:val="single" w:sz="4" w:space="2" w:color="333333"/>
-        </w:pBdr>
-        <w:spacing w:lineRule="auto" w:line="240" w:before="60" w:after="60"/>
-        <w:rPr/>
-      </w:pPr>
-      <w:r>
-        <w:rPr>
-          <w:rFonts w:cs="Times New Roman"/>
-          <w:b/>
-          <w:i w:val="false"/>
-          <w:color w:val="1F4E79"/>
-          <w:sz w:val="23"/>
-          <w:szCs w:val="23"/>
-        </w:rPr>
-        <w:t>PROFESSIONAL MEMBERSHIPS</w:t>
-      </w:r>
-    </w:p>
-    <w:p>
-      <w:pPr>
-        <w:pStyle w:val="Normal"/>
-        <w:tabs>
-          <w:tab w:val="clear" w:pos="720"/>
-          <w:tab w:val="right" w:pos="10318" w:leader="none"/>
-        </w:tabs>
-        <w:spacing w:lineRule="auto" w:line="240" w:before="0" w:after="0"/>
-        <w:rPr/>
-      </w:pPr>
-      <w:r>
-        <w:rPr>
-          <w:rFonts w:cs="Times New Roman"/>
-          <w:b/>
-          <w:i w:val="false"/>
-          <w:color w:val="1A1A1A"/>
-          <w:sz w:val="21"/>
-          <w:szCs w:val="21"/>
-        </w:rPr>
-        <w:t>Member of the Iranian Geological Society</w:t>
-      </w:r>
-      <w:r>
-        <w:rPr>
-          <w:rFonts w:cs="Times New Roman"/>
-          <w:b w:val="false"/>
-          <w:i w:val="false"/>
-          <w:color w:val="4D4D4D"/>
-          <w:spacing w:val="-3"/>
-          <w:sz w:val="21"/>
-          <w:szCs w:val="21"/>
-        </w:rPr>
-        <w:tab/>
-        <w:t>Oct 2022 – Present</w:t>
-      </w:r>
-    </w:p>
-    <w:p>
-      <w:pPr>
-        <w:pStyle w:val="Normal"/>
-        <w:spacing w:lineRule="auto" w:line="240" w:before="0" w:after="0"/>
-        <w:jc w:val="both"/>
         <w:rPr/>
       </w:pPr>
       <w:r>
@@ -2611,126 +2281,7 @@
           <w:sz w:val="21"/>
           <w:szCs w:val="21"/>
         </w:rPr>
-        <w:t>Full (regular) member of the society, and also Executive Secretary and Website Manager of the Iranian Geological Society</w:t>
-      </w:r>
-    </w:p>
-    <w:p>
-      <w:pPr>
-        <w:pStyle w:val="Normal"/>
-        <w:tabs>
-          <w:tab w:val="clear" w:pos="720"/>
-          <w:tab w:val="right" w:pos="10318" w:leader="none"/>
-        </w:tabs>
-        <w:spacing w:lineRule="auto" w:line="240" w:before="0" w:after="0"/>
-        <w:rPr/>
-      </w:pPr>
-      <w:r>
-        <w:rPr>
-          <w:rFonts w:cs="Times New Roman"/>
-          <w:b/>
-          <w:i w:val="false"/>
-          <w:color w:val="1A1A1A"/>
-          <w:sz w:val="21"/>
-          <w:szCs w:val="21"/>
-        </w:rPr>
-        <w:t>Member of the Geological Society of America (GSA)</w:t>
-      </w:r>
-    </w:p>
-    <w:p>
-      <w:pPr>
-        <w:pStyle w:val="Normal"/>
-        <w:tabs>
-          <w:tab w:val="clear" w:pos="720"/>
-          <w:tab w:val="right" w:pos="10318" w:leader="none"/>
-        </w:tabs>
-        <w:spacing w:lineRule="auto" w:line="240" w:before="0" w:after="0"/>
-        <w:rPr/>
-      </w:pPr>
-      <w:r>
-        <w:rPr>
-          <w:rFonts w:cs="Times New Roman"/>
-          <w:b/>
-          <w:i w:val="false"/>
-          <w:color w:val="1A1A1A"/>
-          <w:sz w:val="21"/>
-          <w:szCs w:val="21"/>
-        </w:rPr>
-        <w:t>Member of the American Association of Petroleum Geologists (AAPG)</w:t>
-      </w:r>
-    </w:p>
-    <w:p>
-      <w:pPr>
-        <w:pStyle w:val="Normal"/>
-        <w:pBdr>
-          <w:bottom w:val="single" w:sz="4" w:space="2" w:color="333333"/>
-        </w:pBdr>
-        <w:spacing w:lineRule="auto" w:line="240" w:before="60" w:after="60"/>
-        <w:rPr/>
-      </w:pPr>
-      <w:r>
-        <w:rPr>
-          <w:rFonts w:cs="Times New Roman"/>
-          <w:b/>
-          <w:i w:val="false"/>
-          <w:color w:val="1F4E79"/>
-          <w:sz w:val="23"/>
-          <w:szCs w:val="23"/>
-        </w:rPr>
-        <w:t>VOLUNTARY &amp; SOCIAL ACTIVITIES</w:t>
-      </w:r>
-    </w:p>
-    <w:p>
-      <w:pPr>
-        <w:pStyle w:val="Normal"/>
-        <w:tabs>
-          <w:tab w:val="clear" w:pos="720"/>
-          <w:tab w:val="right" w:pos="10318" w:leader="none"/>
-        </w:tabs>
-        <w:spacing w:lineRule="auto" w:line="240" w:before="0" w:after="0"/>
-        <w:rPr/>
-      </w:pPr>
-      <w:r>
-        <w:rPr>
-          <w:rFonts w:cs="Times New Roman"/>
-          <w:b/>
-          <w:i w:val="false"/>
-          <w:color w:val="1A1A1A"/>
-          <w:sz w:val="21"/>
-          <w:szCs w:val="21"/>
-        </w:rPr>
-        <w:t>Volunteer Supporting Mahak Hospital and Rehabilitation Complex &amp; Patients</w:t>
-      </w:r>
-      <w:r>
-        <w:rPr>
-          <w:rFonts w:cs="Times New Roman"/>
-          <w:b w:val="false"/>
-          <w:i w:val="false"/>
-          <w:color w:val="4D4D4D"/>
-          <w:spacing w:val="-3"/>
-          <w:sz w:val="21"/>
-          <w:szCs w:val="21"/>
-        </w:rPr>
-        <w:tab/>
-        <w:t>Mar 2023 – Present</w:t>
-      </w:r>
-    </w:p>
-    <w:p>
-      <w:pPr>
-        <w:pStyle w:val="Normal"/>
-        <w:spacing w:lineRule="auto" w:line="240" w:before="0" w:after="0"/>
-        <w:jc w:val="both"/>
-        <w:rPr/>
-      </w:pPr>
-      <w:r>
-        <w:rPr>
-          <w:rFonts w:cs="Times New Roman"/>
-          <w:b w:val="false"/>
-          <w:i/>
-          <w:color w:val="4D4D4D"/>
-          <w:sz w:val="21"/>
-          <w:szCs w:val="21"/>
-        </w:rPr>
-        <w:t>MAHAK Charity — The Society to Support Children Suffering from Cancer</w:t>
+        <w:t>Oral Presentation</w:t>
       </w:r>
     </w:p>
     <w:p>
@@ -2748,587 +2299,7 @@
           <w:sz w:val="16"/>
           <w:szCs w:val="16"/>
         </w:rPr>
-        <w:t>Disaster and Humanitarian Relief · MAHAK ID: 020175959 · MAHAK Membership No.: 10704</w:t>
-      </w:r>
-    </w:p>
-    <w:p>
-      <w:pPr>
-        <w:pStyle w:val="Normal"/>
-        <w:tabs>
-          <w:tab w:val="clear" w:pos="720"/>
-          <w:tab w:val="right" w:pos="10318" w:leader="none"/>
-        </w:tabs>
-        <w:spacing w:lineRule="auto" w:line="240" w:before="0" w:after="0"/>
-        <w:rPr/>
-      </w:pPr>
-      <w:r>
-        <w:rPr>
-          <w:rFonts w:cs="Times New Roman"/>
-          <w:b/>
-          <w:i w:val="false"/>
-          <w:color w:val="1A1A1A"/>
-          <w:sz w:val="21"/>
-          <w:szCs w:val="21"/>
-        </w:rPr>
-        <w:t>Organ Donation Ambassador</w:t>
-      </w:r>
-      <w:r>
-        <w:rPr>
-          <w:rFonts w:cs="Times New Roman"/>
-          <w:b w:val="false"/>
-          <w:i w:val="false"/>
-          <w:color w:val="4D4D4D"/>
-          <w:spacing w:val="-3"/>
-          <w:sz w:val="21"/>
-          <w:szCs w:val="21"/>
-        </w:rPr>
-        <w:tab/>
-        <w:t>Apr 2023 – Present</w:t>
-      </w:r>
-    </w:p>
-    <w:p>
-      <w:pPr>
-        <w:pStyle w:val="Normal"/>
-        <w:spacing w:lineRule="auto" w:line="240" w:before="0" w:after="0"/>
-        <w:jc w:val="both"/>
-        <w:rPr/>
-      </w:pPr>
-      <w:r>
-        <w:rPr>
-          <w:rFonts w:cs="Times New Roman"/>
-          <w:b w:val="false"/>
-          <w:i/>
-          <w:color w:val="4D4D4D"/>
-          <w:sz w:val="21"/>
-          <w:szCs w:val="21"/>
-        </w:rPr>
-        <w:t>Iranian Society of Organ Donation</w:t>
-      </w:r>
-    </w:p>
-    <w:p>
-      <w:pPr>
-        <w:pStyle w:val="Normal"/>
-        <w:spacing w:lineRule="auto" w:line="240" w:before="0" w:after="40"/>
-        <w:rPr/>
-      </w:pPr>
-      <w:r>
-        <w:rPr>
-          <w:rFonts w:cs="Times New Roman"/>
-          <w:b w:val="false"/>
-          <w:i w:val="false"/>
-          <w:color w:val="4D4D4D"/>
-          <w:sz w:val="16"/>
-          <w:szCs w:val="16"/>
-        </w:rPr>
-        <w:t>Health</w:t>
-      </w:r>
-    </w:p>
-    <w:p>
-      <w:pPr>
-        <w:pStyle w:val="Normal"/>
-        <w:tabs>
-          <w:tab w:val="clear" w:pos="720"/>
-          <w:tab w:val="right" w:pos="10318" w:leader="none"/>
-        </w:tabs>
-        <w:spacing w:lineRule="auto" w:line="240" w:before="0" w:after="0"/>
-        <w:rPr/>
-      </w:pPr>
-      <w:r>
-        <w:rPr>
-          <w:rFonts w:cs="Times New Roman"/>
-          <w:b/>
-          <w:i w:val="false"/>
-          <w:color w:val="1A1A1A"/>
-          <w:sz w:val="21"/>
-          <w:szCs w:val="21"/>
-        </w:rPr>
-        <w:t>Organ Donation Volunteer</w:t>
-      </w:r>
-      <w:r>
-        <w:rPr>
-          <w:rFonts w:cs="Times New Roman"/>
-          <w:b w:val="false"/>
-          <w:i w:val="false"/>
-          <w:color w:val="4D4D4D"/>
-          <w:spacing w:val="-3"/>
-          <w:sz w:val="21"/>
-          <w:szCs w:val="21"/>
-        </w:rPr>
-        <w:tab/>
-        <w:t>Aug 2019 – Present</w:t>
-      </w:r>
-    </w:p>
-    <w:p>
-      <w:pPr>
-        <w:pStyle w:val="Normal"/>
-        <w:spacing w:lineRule="auto" w:line="240" w:before="0" w:after="0"/>
-        <w:jc w:val="both"/>
-        <w:rPr/>
-      </w:pPr>
-      <w:r>
-        <w:rPr>
-          <w:rFonts w:cs="Times New Roman"/>
-          <w:b w:val="false"/>
-          <w:i/>
-          <w:color w:val="4D4D4D"/>
-          <w:sz w:val="21"/>
-          <w:szCs w:val="21"/>
-        </w:rPr>
-        <w:t>Iranian Society of Organ Donation</w:t>
-      </w:r>
-    </w:p>
-    <w:p>
-      <w:pPr>
-        <w:pStyle w:val="Normal"/>
-        <w:spacing w:lineRule="auto" w:line="240" w:before="0" w:after="40"/>
-        <w:rPr/>
-      </w:pPr>
-      <w:r>
-        <w:rPr>
-          <w:rFonts w:cs="Times New Roman"/>
-          <w:b w:val="false"/>
-          <w:i w:val="false"/>
-          <w:color w:val="4D4D4D"/>
-          <w:sz w:val="16"/>
-          <w:szCs w:val="16"/>
-        </w:rPr>
-        <w:t>Disaster and Humanitarian Relief · Membership No.: 3751462 (ehda.ir)</w:t>
-      </w:r>
-    </w:p>
-    <w:p>
-      <w:pPr>
-        <w:pStyle w:val="Normal"/>
-        <w:tabs>
-          <w:tab w:val="clear" w:pos="720"/>
-          <w:tab w:val="right" w:pos="10318" w:leader="none"/>
-        </w:tabs>
-        <w:spacing w:lineRule="auto" w:line="240" w:before="0" w:after="0"/>
-        <w:rPr/>
-      </w:pPr>
-      <w:r>
-        <w:rPr>
-          <w:rFonts w:cs="Times New Roman"/>
-          <w:b/>
-          <w:i w:val="false"/>
-          <w:color w:val="1A1A1A"/>
-          <w:sz w:val="21"/>
-          <w:szCs w:val="21"/>
-        </w:rPr>
-        <w:t>Volunteer</w:t>
-      </w:r>
-      <w:r>
-        <w:rPr>
-          <w:rFonts w:cs="Times New Roman"/>
-          <w:b w:val="false"/>
-          <w:i w:val="false"/>
-          <w:color w:val="4D4D4D"/>
-          <w:spacing w:val="-3"/>
-          <w:sz w:val="21"/>
-          <w:szCs w:val="21"/>
-        </w:rPr>
-        <w:tab/>
-        <w:t>Apr 2023 – Present</w:t>
-      </w:r>
-    </w:p>
-    <w:p>
-      <w:pPr>
-        <w:pStyle w:val="Normal"/>
-        <w:spacing w:lineRule="auto" w:line="240" w:before="0" w:after="0"/>
-        <w:jc w:val="both"/>
-        <w:rPr/>
-      </w:pPr>
-      <w:r>
-        <w:rPr>
-          <w:rFonts w:cs="Times New Roman"/>
-          <w:b w:val="false"/>
-          <w:i/>
-          <w:color w:val="4D4D4D"/>
-          <w:sz w:val="21"/>
-          <w:szCs w:val="21"/>
-        </w:rPr>
-        <w:t>Iranian Red Crescent Society Innovation Center</w:t>
-      </w:r>
-    </w:p>
-    <w:p>
-      <w:pPr>
-        <w:pStyle w:val="Normal"/>
-        <w:spacing w:lineRule="auto" w:line="240" w:before="0" w:after="40"/>
-        <w:rPr/>
-      </w:pPr>
-      <w:r>
-        <w:rPr>
-          <w:rFonts w:cs="Times New Roman"/>
-          <w:b w:val="false"/>
-          <w:i w:val="false"/>
-          <w:color w:val="4D4D4D"/>
-          <w:sz w:val="16"/>
-          <w:szCs w:val="16"/>
-        </w:rPr>
-        <w:t>Disaster and Humanitarian Relief</w:t>
-      </w:r>
-    </w:p>
-    <w:p>
-      <w:pPr>
-        <w:pStyle w:val="Normal"/>
-        <w:tabs>
-          <w:tab w:val="clear" w:pos="720"/>
-          <w:tab w:val="right" w:pos="10318" w:leader="none"/>
-        </w:tabs>
-        <w:spacing w:lineRule="auto" w:line="240" w:before="0" w:after="0"/>
-        <w:rPr/>
-      </w:pPr>
-      <w:r>
-        <w:rPr>
-          <w:rFonts w:cs="Times New Roman"/>
-          <w:b/>
-          <w:i w:val="false"/>
-          <w:color w:val="1A1A1A"/>
-          <w:sz w:val="21"/>
-          <w:szCs w:val="21"/>
-        </w:rPr>
-        <w:t>Benevolent Member</w:t>
-      </w:r>
-      <w:r>
-        <w:rPr>
-          <w:rFonts w:cs="Times New Roman"/>
-          <w:b w:val="false"/>
-          <w:i w:val="false"/>
-          <w:color w:val="4D4D4D"/>
-          <w:spacing w:val="-3"/>
-          <w:sz w:val="21"/>
-          <w:szCs w:val="21"/>
-        </w:rPr>
-        <w:tab/>
-        <w:t>Apr 2023 – Present</w:t>
-      </w:r>
-    </w:p>
-    <w:p>
-      <w:pPr>
-        <w:pStyle w:val="Normal"/>
-        <w:spacing w:lineRule="auto" w:line="240" w:before="0" w:after="0"/>
-        <w:jc w:val="both"/>
-        <w:rPr/>
-      </w:pPr>
-      <w:r>
-        <w:rPr>
-          <w:rFonts w:cs="Times New Roman"/>
-          <w:b w:val="false"/>
-          <w:i/>
-          <w:color w:val="4D4D4D"/>
-          <w:sz w:val="21"/>
-          <w:szCs w:val="21"/>
-        </w:rPr>
-        <w:t>Raad Charity</w:t>
-      </w:r>
-    </w:p>
-    <w:p>
-      <w:pPr>
-        <w:pStyle w:val="Normal"/>
-        <w:spacing w:lineRule="auto" w:line="240" w:before="0" w:after="0"/>
-        <w:rPr/>
-      </w:pPr>
-      <w:r>
-        <w:rPr>
-          <w:rFonts w:cs="Times New Roman"/>
-          <w:b w:val="false"/>
-          <w:i w:val="false"/>
-          <w:color w:val="4D4D4D"/>
-          <w:sz w:val="16"/>
-          <w:szCs w:val="16"/>
-        </w:rPr>
-        <w:t>Veteran Support &amp; Physical Disability Support · Membership No.: 421297</w:t>
-      </w:r>
-    </w:p>
-    <w:p>
-      <w:pPr>
-        <w:pStyle w:val="Normal"/>
-        <w:spacing w:lineRule="auto" w:line="240" w:before="0" w:after="40"/>
-        <w:rPr/>
-      </w:pPr>
-      <w:r>
-        <w:rPr>
-          <w:rFonts w:cs="Times New Roman"/>
-          <w:b w:val="false"/>
-          <w:i w:val="false"/>
-          <w:color w:val="4D4D4D"/>
-          <w:sz w:val="16"/>
-          <w:szCs w:val="16"/>
-        </w:rPr>
-        <w:t>Raad Charity is a private charitable organization dedicated to supporting and empowering people with physical disabilities.</w:t>
-      </w:r>
-    </w:p>
-    <w:p>
-      <w:pPr>
-        <w:pStyle w:val="Normal"/>
-        <w:pBdr>
-          <w:bottom w:val="single" w:sz="4" w:space="2" w:color="333333"/>
-        </w:pBdr>
-        <w:spacing w:lineRule="auto" w:line="240" w:before="60" w:after="60"/>
-        <w:rPr/>
-      </w:pPr>
-      <w:r>
-        <w:rPr>
-          <w:rFonts w:cs="Times New Roman"/>
-          <w:b/>
-          <w:i w:val="false"/>
-          <w:color w:val="1F4E79"/>
-          <w:sz w:val="23"/>
-          <w:szCs w:val="23"/>
-        </w:rPr>
-        <w:t>TECHNICAL &amp; SPECIALIZED SKILLS</w:t>
-      </w:r>
-    </w:p>
-    <w:p>
-      <w:pPr>
-        <w:pStyle w:val="Normal"/>
-        <w:spacing w:lineRule="auto" w:line="240" w:before="0" w:after="0"/>
-        <w:rPr/>
-      </w:pPr>
-      <w:r>
-        <w:rPr>
-          <w:rFonts w:cs="Times New Roman"/>
-          <w:b/>
-          <w:i w:val="false"/>
-          <w:color w:val="1A1A1A"/>
-          <w:sz w:val="21"/>
-          <w:szCs w:val="21"/>
-        </w:rPr>
-        <w:t>Earth Sciences &amp; Petroleum Geology</w:t>
-      </w:r>
-    </w:p>
-    <w:p>
-      <w:pPr>
-        <w:pStyle w:val="Normal"/>
-        <w:spacing w:lineRule="auto" w:line="240" w:before="0" w:after="0"/>
-        <w:jc w:val="both"/>
-        <w:rPr/>
-      </w:pPr>
-      <w:r>
-        <w:rPr>
-          <w:rFonts w:cs="Times New Roman"/>
-          <w:b w:val="false"/>
-          <w:i w:val="false"/>
-          <w:color w:val="1A1A1A"/>
-          <w:sz w:val="21"/>
-          <w:szCs w:val="21"/>
-        </w:rPr>
-        <w:t>Petroleum Geology  •  Geochemistry  •  Petrography &amp; Thin-Section Analysis  •  Geological Mapping  •  Geological Data Interpretation  •  Sedimentology &amp; Stratigraphy  •  Structural Geology &amp; Tectonics</w:t>
-      </w:r>
-    </w:p>
-    <w:p>
-      <w:pPr>
-        <w:pStyle w:val="Normal"/>
-        <w:spacing w:lineRule="auto" w:line="240" w:before="60" w:after="0"/>
-        <w:rPr/>
-      </w:pPr>
-      <w:r>
-        <w:rPr>
-          <w:rFonts w:cs="Times New Roman"/>
-          <w:b/>
-          <w:i w:val="false"/>
-          <w:color w:val="1A1A1A"/>
-          <w:sz w:val="21"/>
-          <w:szCs w:val="21"/>
-        </w:rPr>
-        <w:t>Geoscience-Specific Software &amp; Tools</w:t>
-      </w:r>
-    </w:p>
-    <w:p>
-      <w:pPr>
-        <w:pStyle w:val="Normal"/>
-        <w:spacing w:lineRule="auto" w:line="240" w:before="0" w:after="0"/>
-        <w:jc w:val="both"/>
-        <w:rPr/>
-      </w:pPr>
-      <w:r>
-        <w:rPr>
-          <w:rFonts w:cs="Times New Roman"/>
-          <w:b w:val="false"/>
-          <w:i w:val="false"/>
-          <w:color w:val="1A1A1A"/>
-          <w:sz w:val="21"/>
-          <w:szCs w:val="21"/>
-        </w:rPr>
-        <w:t>ArcGIS / ArcGIS Pro  •  QGIS  •  Google Earth Engine  •  ENVI  •  RockWorks  •  Petrel</w:t>
-      </w:r>
-    </w:p>
-    <w:p>
-      <w:pPr>
-        <w:pStyle w:val="Normal"/>
-        <w:spacing w:lineRule="auto" w:line="240" w:before="60" w:after="0"/>
-        <w:rPr/>
-      </w:pPr>
-      <w:r>
-        <w:rPr>
-          <w:rFonts w:cs="Times New Roman"/>
-          <w:b/>
-          <w:i w:val="false"/>
-          <w:color w:val="1A1A1A"/>
-          <w:sz w:val="21"/>
-          <w:szCs w:val="21"/>
-        </w:rPr>
-        <w:t>Programming, Computing &amp; Data Analysis</w:t>
-      </w:r>
-    </w:p>
-    <w:p>
-      <w:pPr>
-        <w:pStyle w:val="Normal"/>
-        <w:spacing w:lineRule="auto" w:line="240" w:before="0" w:after="0"/>
-        <w:jc w:val="both"/>
-        <w:rPr/>
-      </w:pPr>
-      <w:r>
-        <w:rPr>
-          <w:rFonts w:cs="Times New Roman"/>
-          <w:b w:val="false"/>
-          <w:i w:val="false"/>
-          <w:color w:val="1A1A1A"/>
-          <w:sz w:val="21"/>
-          <w:szCs w:val="21"/>
-        </w:rPr>
-        <w:t>Python  •  MATLAB  •  C#  •  JavaScript  •  PHP  •  Bash / Shell Scripting  •  Data Analysis &amp; Visualization  •  Geoscientific Data Modeling &amp; Analysis  •  Large-Scale Data Processing  •  High-Performance Computing (HPC)</w:t>
-      </w:r>
-    </w:p>
-    <w:p>
-      <w:pPr>
-        <w:pStyle w:val="Normal"/>
-        <w:spacing w:lineRule="auto" w:line="240" w:before="60" w:after="0"/>
-        <w:rPr/>
-      </w:pPr>
-      <w:r>
-        <w:rPr>
-          <w:rFonts w:cs="Times New Roman"/>
-          <w:b/>
-          <w:i w:val="false"/>
-          <w:color w:val="1A1A1A"/>
-          <w:sz w:val="21"/>
-          <w:szCs w:val="21"/>
-        </w:rPr>
-        <w:t>Infrastructure, Systems &amp; Networking</w:t>
-      </w:r>
-    </w:p>
-    <w:p>
-      <w:pPr>
-        <w:pStyle w:val="Normal"/>
-        <w:spacing w:lineRule="auto" w:line="240" w:before="0" w:after="0"/>
-        <w:jc w:val="both"/>
-        <w:rPr/>
-      </w:pPr>
-      <w:r>
-        <w:rPr>
-          <w:rFonts w:cs="Times New Roman"/>
-          <w:b w:val="false"/>
-          <w:i w:val="false"/>
-          <w:color w:val="1A1A1A"/>
-          <w:sz w:val="21"/>
-          <w:szCs w:val="21"/>
-        </w:rPr>
-        <w:t>Linux  •  Linux System Administration  •  Server Administration  •  Computer Networking  •  Network Infrastructure Management  •  Virtualization &amp; Virtual Machine Management  •  Data Center Infrastructure  •  Server &amp; Compute Resource Management</w:t>
-      </w:r>
-    </w:p>
-    <w:p>
-      <w:pPr>
-        <w:pStyle w:val="Normal"/>
-        <w:spacing w:lineRule="auto" w:line="240" w:before="60" w:after="0"/>
-        <w:rPr/>
-      </w:pPr>
-      <w:r>
-        <w:rPr>
-          <w:rFonts w:cs="Times New Roman"/>
-          <w:b/>
-          <w:i w:val="false"/>
-          <w:color w:val="1A1A1A"/>
-          <w:sz w:val="21"/>
-          <w:szCs w:val="21"/>
-        </w:rPr>
-        <w:t>General Software &amp; Productivity Tools</w:t>
-      </w:r>
-    </w:p>
-    <w:p>
-      <w:pPr>
-        <w:pStyle w:val="Normal"/>
-        <w:spacing w:lineRule="auto" w:line="240" w:before="0" w:after="40"/>
-        <w:jc w:val="both"/>
-        <w:rPr/>
-      </w:pPr>
-      <w:r>
-        <w:rPr>
-          <w:rFonts w:cs="Times New Roman"/>
-          <w:b w:val="false"/>
-          <w:i w:val="false"/>
-          <w:color w:val="1A1A1A"/>
-          <w:sz w:val="21"/>
-          <w:szCs w:val="21"/>
-        </w:rPr>
-        <w:t>Microsoft Office (Word, Excel, PowerPoint)  •  Git  •  GitHub  •  Command-Line Environments  •  Technical Documentation</w:t>
-      </w:r>
-    </w:p>
-    <w:p>
-      <w:pPr>
-        <w:pStyle w:val="Normal"/>
-        <w:pBdr>
-          <w:bottom w:val="single" w:sz="4" w:space="2" w:color="333333"/>
-        </w:pBdr>
-        <w:spacing w:lineRule="auto" w:line="240" w:before="60" w:after="60"/>
-        <w:rPr/>
-      </w:pPr>
-      <w:r>
-        <w:rPr>
-          <w:rFonts w:cs="Times New Roman"/>
-          <w:b/>
-          <w:i w:val="false"/>
-          <w:color w:val="1F4E79"/>
-          <w:sz w:val="23"/>
-          <w:szCs w:val="23"/>
-        </w:rPr>
-        <w:t>CERTIFICATES, LICENSES &amp; COURSES</w:t>
-      </w:r>
-    </w:p>
-    <w:p>
-      <w:pPr>
-        <w:pStyle w:val="Normal"/>
-        <w:spacing w:lineRule="auto" w:line="240" w:before="40" w:after="40"/>
-        <w:rPr/>
-      </w:pPr>
-      <w:r>
-        <w:rPr>
-          <w:rFonts w:cs="Times New Roman"/>
-          <w:b/>
-          <w:i w:val="false"/>
-          <w:color w:val="1A1A1A"/>
-          <w:sz w:val="21"/>
-          <w:szCs w:val="21"/>
-        </w:rPr>
-        <w:t>Certificates</w:t>
-      </w:r>
-    </w:p>
-    <w:p>
-      <w:pPr>
-        <w:pStyle w:val="Normal"/>
-        <w:spacing w:lineRule="auto" w:line="240" w:before="0" w:after="0"/>
-        <w:rPr/>
-      </w:pPr>
-      <w:r>
-        <w:rPr>
-          <w:rFonts w:cs="Times New Roman"/>
-          <w:b w:val="false"/>
-          <w:i w:val="false"/>
-          <w:color w:val="1A1A1A"/>
-          <w:sz w:val="16"/>
-          <w:szCs w:val="16"/>
-        </w:rPr>
-        <w:t xml:space="preserve">Vocational Skill Certificate — WordPress CMS Developer   </w:t>
-      </w:r>
-      <w:r>
-        <w:rPr>
-          <w:rFonts w:cs="Times New Roman"/>
-          <w:b w:val="false"/>
-          <w:i w:val="false"/>
-          <w:color w:val="4D4D4D"/>
-          <w:sz w:val="16"/>
-          <w:szCs w:val="16"/>
-        </w:rPr>
-        <w:t xml:space="preserve">Technical and Vocational Training Organization of Iran  ·  Standard ID 7321205300201  ·  2025 · 42245009  ·  </w:t>
+        <w:t xml:space="preserve">Authors: Mohammad Aria Amini, Shohreh Salkhordeh · 15 pages · Persian  ·  National Sci-Doc ID: GSI42_161  ·  </w:t>
       </w:r>
       <w:hyperlink r:id="rId16">
         <w:r>
@@ -3340,13 +2311,1024 @@
             <w:szCs w:val="16"/>
             <w:u w:val="none"/>
           </w:rPr>
-          <w:t>View certificate</w:t>
+          <w:t>View on Civilica</w:t>
         </w:r>
       </w:hyperlink>
     </w:p>
     <w:p>
       <w:pPr>
         <w:pStyle w:val="Normal"/>
+        <w:pBdr>
+          <w:bottom w:val="single" w:sz="4" w:space="2" w:color="333333"/>
+        </w:pBdr>
+        <w:spacing w:lineRule="auto" w:line="240" w:before="60" w:after="60"/>
+        <w:rPr/>
+      </w:pPr>
+      <w:r>
+        <w:rPr>
+          <w:rFonts w:cs="Times New Roman"/>
+          <w:b/>
+          <w:i w:val="false"/>
+          <w:color w:val="1F4E79"/>
+          <w:sz w:val="23"/>
+          <w:szCs w:val="23"/>
+        </w:rPr>
+        <w:t>HONORS &amp; AWARDS</w:t>
+      </w:r>
+    </w:p>
+    <w:p>
+      <w:pPr>
+        <w:pStyle w:val="Normal"/>
+        <w:tabs>
+          <w:tab w:val="clear" w:pos="720"/>
+          <w:tab w:val="right" w:pos="10318" w:leader="none"/>
+        </w:tabs>
+        <w:spacing w:lineRule="auto" w:line="240" w:before="0" w:after="0"/>
+        <w:rPr/>
+      </w:pPr>
+      <w:r>
+        <w:rPr>
+          <w:rFonts w:cs="Times New Roman"/>
+          <w:b/>
+          <w:i w:val="false"/>
+          <w:color w:val="1A1A1A"/>
+          <w:sz w:val="21"/>
+          <w:szCs w:val="21"/>
+        </w:rPr>
+        <w:t>Top Young Earth Sciences Researcher</w:t>
+      </w:r>
+      <w:r>
+        <w:rPr>
+          <w:rFonts w:cs="Times New Roman"/>
+          <w:b w:val="false"/>
+          <w:i w:val="false"/>
+          <w:color w:val="4D4D4D"/>
+          <w:spacing w:val="-3"/>
+          <w:sz w:val="21"/>
+          <w:szCs w:val="21"/>
+        </w:rPr>
+        <w:tab/>
+        <w:t>2024</w:t>
+      </w:r>
+    </w:p>
+    <w:p>
+      <w:pPr>
+        <w:pStyle w:val="Normal"/>
+        <w:spacing w:lineRule="auto" w:line="240" w:before="0" w:after="0"/>
+        <w:jc w:val="both"/>
+        <w:rPr/>
+      </w:pPr>
+      <w:r>
+        <w:rPr>
+          <w:rFonts w:cs="Times New Roman"/>
+          <w:b w:val="false"/>
+          <w:i/>
+          <w:color w:val="4D4D4D"/>
+          <w:sz w:val="21"/>
+          <w:szCs w:val="21"/>
+        </w:rPr>
+        <w:t>Geological Society of Iran</w:t>
+      </w:r>
+    </w:p>
+    <w:p>
+      <w:pPr>
+        <w:pStyle w:val="Normal"/>
+        <w:spacing w:lineRule="auto" w:line="240" w:before="0" w:after="40"/>
+        <w:rPr/>
+      </w:pPr>
+      <w:r>
+        <w:rPr>
+          <w:rFonts w:cs="Times New Roman"/>
+          <w:b w:val="false"/>
+          <w:i w:val="false"/>
+          <w:color w:val="4D4D4D"/>
+          <w:sz w:val="16"/>
+          <w:szCs w:val="16"/>
+        </w:rPr>
+        <w:t>Awarded for the paper "Petrographic, Mineralization, and Alteration Study of the Choudarchay Copper Vein Deposit"</w:t>
+      </w:r>
+    </w:p>
+    <w:p>
+      <w:pPr>
+        <w:pStyle w:val="Normal"/>
+        <w:pBdr>
+          <w:bottom w:val="single" w:sz="4" w:space="2" w:color="333333"/>
+        </w:pBdr>
+        <w:spacing w:lineRule="auto" w:line="240" w:before="60" w:after="60"/>
+        <w:rPr/>
+      </w:pPr>
+      <w:r>
+        <w:rPr>
+          <w:rFonts w:cs="Times New Roman"/>
+          <w:b/>
+          <w:i w:val="false"/>
+          <w:color w:val="1F4E79"/>
+          <w:sz w:val="23"/>
+          <w:szCs w:val="23"/>
+        </w:rPr>
+        <w:t>LANGUAGES</w:t>
+      </w:r>
+    </w:p>
+    <w:p>
+      <w:pPr>
+        <w:pStyle w:val="Normal"/>
+        <w:spacing w:lineRule="auto" w:line="240" w:before="0" w:after="20"/>
+        <w:jc w:val="both"/>
+        <w:rPr/>
+      </w:pPr>
+      <w:r>
+        <w:rPr>
+          <w:rFonts w:cs="Times New Roman"/>
+          <w:b/>
+          <w:i w:val="false"/>
+          <w:color w:val="1A1A1A"/>
+          <w:sz w:val="21"/>
+          <w:szCs w:val="21"/>
+        </w:rPr>
+        <w:t>Persian</w:t>
+      </w:r>
+      <w:r>
+        <w:rPr>
+          <w:rFonts w:cs="Times New Roman"/>
+          <w:b w:val="false"/>
+          <w:i w:val="false"/>
+          <w:color w:val="1A1A1A"/>
+          <w:sz w:val="21"/>
+          <w:szCs w:val="21"/>
+        </w:rPr>
+        <w:t xml:space="preserve"> – Native   |   </w:t>
+      </w:r>
+      <w:r>
+        <w:rPr>
+          <w:rFonts w:cs="Times New Roman"/>
+          <w:b/>
+          <w:i w:val="false"/>
+          <w:color w:val="1A1A1A"/>
+          <w:sz w:val="21"/>
+          <w:szCs w:val="21"/>
+        </w:rPr>
+        <w:t>English</w:t>
+      </w:r>
+      <w:r>
+        <w:rPr>
+          <w:rFonts w:cs="Times New Roman"/>
+          <w:b w:val="false"/>
+          <w:i w:val="false"/>
+          <w:color w:val="1A1A1A"/>
+          <w:sz w:val="21"/>
+          <w:szCs w:val="21"/>
+        </w:rPr>
+        <w:t xml:space="preserve"> – Professional Working Proficiency   |   </w:t>
+      </w:r>
+      <w:r>
+        <w:rPr>
+          <w:rFonts w:cs="Times New Roman"/>
+          <w:b/>
+          <w:i w:val="false"/>
+          <w:color w:val="1A1A1A"/>
+          <w:sz w:val="21"/>
+          <w:szCs w:val="21"/>
+        </w:rPr>
+        <w:t>French</w:t>
+      </w:r>
+      <w:r>
+        <w:rPr>
+          <w:rFonts w:cs="Times New Roman"/>
+          <w:b w:val="false"/>
+          <w:i w:val="false"/>
+          <w:color w:val="1A1A1A"/>
+          <w:sz w:val="21"/>
+          <w:szCs w:val="21"/>
+        </w:rPr>
+        <w:t xml:space="preserve"> – Learning</w:t>
+      </w:r>
+    </w:p>
+    <w:p>
+      <w:pPr>
+        <w:pStyle w:val="Normal"/>
+        <w:spacing w:lineRule="auto" w:line="240" w:before="0" w:after="0"/>
+        <w:jc w:val="both"/>
+        <w:rPr/>
+      </w:pPr>
+      <w:r>
+        <w:rPr>
+          <w:rFonts w:cs="Times New Roman"/>
+          <w:b/>
+          <w:i w:val="false"/>
+          <w:color w:val="4D4D4D"/>
+          <w:sz w:val="16"/>
+          <w:szCs w:val="16"/>
+        </w:rPr>
+        <w:t xml:space="preserve">GRE General Test  </w:t>
+      </w:r>
+      <w:r>
+        <w:rPr>
+          <w:rFonts w:cs="Times New Roman"/>
+          <w:b w:val="false"/>
+          <w:i w:val="false"/>
+          <w:color w:val="4D4D4D"/>
+          <w:sz w:val="16"/>
+          <w:szCs w:val="16"/>
+        </w:rPr>
+        <w:t>Taken: Dec 11, 2024 · Expires: Dec 11, 2029  ·  Verbal Reasoning 166/170 · Quantitative Reasoning 166/170 · Analytical Writing 4.0/6.0 (63rd percentile)</w:t>
+      </w:r>
+    </w:p>
+    <w:p>
+      <w:pPr>
+        <w:pStyle w:val="Normal"/>
+        <w:spacing w:lineRule="auto" w:line="240" w:before="0" w:after="60"/>
+        <w:jc w:val="both"/>
+        <w:rPr/>
+      </w:pPr>
+      <w:r>
+        <w:rPr>
+          <w:rFonts w:cs="Times New Roman"/>
+          <w:b/>
+          <w:i w:val="false"/>
+          <w:color w:val="4D4D4D"/>
+          <w:sz w:val="16"/>
+          <w:szCs w:val="16"/>
+        </w:rPr>
+        <w:t xml:space="preserve">TOEFL iBT  </w:t>
+      </w:r>
+      <w:r>
+        <w:rPr>
+          <w:rFonts w:cs="Times New Roman"/>
+          <w:b w:val="false"/>
+          <w:i w:val="false"/>
+          <w:color w:val="4D4D4D"/>
+          <w:sz w:val="16"/>
+          <w:szCs w:val="16"/>
+        </w:rPr>
+        <w:t>Taken: Jan 1, 2025 · Expires: Jan 1, 2027  ·  Total Score 102/120 · Reading 30/30 · Listening 27/30 · Writing 28/30 · Speaking 17/30</w:t>
+      </w:r>
+    </w:p>
+    <w:p>
+      <w:pPr>
+        <w:pStyle w:val="Normal"/>
+        <w:pBdr>
+          <w:bottom w:val="single" w:sz="4" w:space="2" w:color="333333"/>
+        </w:pBdr>
+        <w:spacing w:lineRule="auto" w:line="240" w:before="60" w:after="60"/>
+        <w:rPr/>
+      </w:pPr>
+      <w:r>
+        <w:rPr>
+          <w:rFonts w:cs="Times New Roman"/>
+          <w:b/>
+          <w:i w:val="false"/>
+          <w:color w:val="1F4E79"/>
+          <w:sz w:val="23"/>
+          <w:szCs w:val="23"/>
+        </w:rPr>
+        <w:t>PROFESSIONAL MEMBERSHIPS</w:t>
+      </w:r>
+    </w:p>
+    <w:p>
+      <w:pPr>
+        <w:pStyle w:val="Normal"/>
+        <w:tabs>
+          <w:tab w:val="clear" w:pos="720"/>
+          <w:tab w:val="right" w:pos="10318" w:leader="none"/>
+        </w:tabs>
+        <w:spacing w:lineRule="auto" w:line="240" w:before="0" w:after="0"/>
+        <w:rPr/>
+      </w:pPr>
+      <w:r>
+        <w:rPr>
+          <w:rFonts w:cs="Times New Roman"/>
+          <w:b/>
+          <w:i w:val="false"/>
+          <w:color w:val="1A1A1A"/>
+          <w:sz w:val="21"/>
+          <w:szCs w:val="21"/>
+        </w:rPr>
+        <w:t>Member of the Iranian Geological Society</w:t>
+      </w:r>
+      <w:r>
+        <w:rPr>
+          <w:rFonts w:cs="Times New Roman"/>
+          <w:b w:val="false"/>
+          <w:i w:val="false"/>
+          <w:color w:val="4D4D4D"/>
+          <w:spacing w:val="-3"/>
+          <w:sz w:val="21"/>
+          <w:szCs w:val="21"/>
+        </w:rPr>
+        <w:tab/>
+        <w:t>Oct 2022 – Present</w:t>
+      </w:r>
+    </w:p>
+    <w:p>
+      <w:pPr>
+        <w:pStyle w:val="Normal"/>
+        <w:spacing w:lineRule="auto" w:line="240" w:before="0" w:after="0"/>
+        <w:jc w:val="both"/>
+        <w:rPr/>
+      </w:pPr>
+      <w:r>
+        <w:rPr>
+          <w:rFonts w:cs="Times New Roman"/>
+          <w:b w:val="false"/>
+          <w:i/>
+          <w:color w:val="4D4D4D"/>
+          <w:sz w:val="21"/>
+          <w:szCs w:val="21"/>
+        </w:rPr>
+        <w:t>Full (regular) member of the society, and also Executive Secretary and Website Manager of the Iranian Geological Society</w:t>
+      </w:r>
+    </w:p>
+    <w:p>
+      <w:pPr>
+        <w:pStyle w:val="Normal"/>
+        <w:tabs>
+          <w:tab w:val="clear" w:pos="720"/>
+          <w:tab w:val="right" w:pos="10318" w:leader="none"/>
+        </w:tabs>
+        <w:spacing w:lineRule="auto" w:line="240" w:before="0" w:after="0"/>
+        <w:rPr/>
+      </w:pPr>
+      <w:r>
+        <w:rPr>
+          <w:rFonts w:cs="Times New Roman"/>
+          <w:b/>
+          <w:i w:val="false"/>
+          <w:color w:val="1A1A1A"/>
+          <w:sz w:val="21"/>
+          <w:szCs w:val="21"/>
+        </w:rPr>
+        <w:t>Member of the Geological Society of America (GSA)</w:t>
+      </w:r>
+    </w:p>
+    <w:p>
+      <w:pPr>
+        <w:pStyle w:val="Normal"/>
+        <w:tabs>
+          <w:tab w:val="clear" w:pos="720"/>
+          <w:tab w:val="right" w:pos="10318" w:leader="none"/>
+        </w:tabs>
+        <w:spacing w:lineRule="auto" w:line="240" w:before="0" w:after="0"/>
+        <w:rPr/>
+      </w:pPr>
+      <w:r>
+        <w:rPr>
+          <w:rFonts w:cs="Times New Roman"/>
+          <w:b/>
+          <w:i w:val="false"/>
+          <w:color w:val="1A1A1A"/>
+          <w:sz w:val="21"/>
+          <w:szCs w:val="21"/>
+        </w:rPr>
+        <w:t>Member of the American Association of Petroleum Geologists (AAPG)</w:t>
+      </w:r>
+    </w:p>
+    <w:p>
+      <w:pPr>
+        <w:pStyle w:val="Normal"/>
+        <w:pBdr>
+          <w:bottom w:val="single" w:sz="4" w:space="2" w:color="333333"/>
+        </w:pBdr>
+        <w:spacing w:lineRule="auto" w:line="240" w:before="60" w:after="60"/>
+        <w:rPr/>
+      </w:pPr>
+      <w:r>
+        <w:rPr>
+          <w:rFonts w:cs="Times New Roman"/>
+          <w:b/>
+          <w:i w:val="false"/>
+          <w:color w:val="1F4E79"/>
+          <w:sz w:val="23"/>
+          <w:szCs w:val="23"/>
+        </w:rPr>
+        <w:t>VOLUNTARY &amp; SOCIAL ACTIVITIES</w:t>
+      </w:r>
+    </w:p>
+    <w:p>
+      <w:pPr>
+        <w:pStyle w:val="Normal"/>
+        <w:tabs>
+          <w:tab w:val="clear" w:pos="720"/>
+          <w:tab w:val="right" w:pos="10318" w:leader="none"/>
+        </w:tabs>
+        <w:spacing w:lineRule="auto" w:line="240" w:before="0" w:after="0"/>
+        <w:rPr/>
+      </w:pPr>
+      <w:r>
+        <w:rPr>
+          <w:rFonts w:cs="Times New Roman"/>
+          <w:b/>
+          <w:i w:val="false"/>
+          <w:color w:val="1A1A1A"/>
+          <w:sz w:val="21"/>
+          <w:szCs w:val="21"/>
+        </w:rPr>
+        <w:t>Volunteer Supporting Mahak Hospital and Rehabilitation Complex &amp; Patients</w:t>
+      </w:r>
+      <w:r>
+        <w:rPr>
+          <w:rFonts w:cs="Times New Roman"/>
+          <w:b w:val="false"/>
+          <w:i w:val="false"/>
+          <w:color w:val="4D4D4D"/>
+          <w:spacing w:val="-3"/>
+          <w:sz w:val="21"/>
+          <w:szCs w:val="21"/>
+        </w:rPr>
+        <w:tab/>
+        <w:t>Mar 2023 – Present</w:t>
+      </w:r>
+    </w:p>
+    <w:p>
+      <w:pPr>
+        <w:pStyle w:val="Normal"/>
+        <w:spacing w:lineRule="auto" w:line="240" w:before="0" w:after="0"/>
+        <w:jc w:val="both"/>
+        <w:rPr/>
+      </w:pPr>
+      <w:r>
+        <w:rPr>
+          <w:rFonts w:cs="Times New Roman"/>
+          <w:b w:val="false"/>
+          <w:i/>
+          <w:color w:val="4D4D4D"/>
+          <w:sz w:val="21"/>
+          <w:szCs w:val="21"/>
+        </w:rPr>
+        <w:t>MAHAK Charity — The Society to Support Children Suffering from Cancer</w:t>
+      </w:r>
+    </w:p>
+    <w:p>
+      <w:pPr>
+        <w:pStyle w:val="Normal"/>
+        <w:spacing w:lineRule="auto" w:line="240" w:before="0" w:after="40"/>
+        <w:rPr/>
+      </w:pPr>
+      <w:r>
+        <w:rPr>
+          <w:rFonts w:cs="Times New Roman"/>
+          <w:b w:val="false"/>
+          <w:i w:val="false"/>
+          <w:color w:val="4D4D4D"/>
+          <w:sz w:val="16"/>
+          <w:szCs w:val="16"/>
+        </w:rPr>
+        <w:t>Disaster and Humanitarian Relief · MAHAK ID: 020175959 · MAHAK Membership No.: 10704</w:t>
+      </w:r>
+    </w:p>
+    <w:p>
+      <w:pPr>
+        <w:pStyle w:val="Normal"/>
+        <w:tabs>
+          <w:tab w:val="clear" w:pos="720"/>
+          <w:tab w:val="right" w:pos="10318" w:leader="none"/>
+        </w:tabs>
+        <w:spacing w:lineRule="auto" w:line="240" w:before="0" w:after="0"/>
+        <w:rPr/>
+      </w:pPr>
+      <w:r>
+        <w:rPr>
+          <w:rFonts w:cs="Times New Roman"/>
+          <w:b/>
+          <w:i w:val="false"/>
+          <w:color w:val="1A1A1A"/>
+          <w:sz w:val="21"/>
+          <w:szCs w:val="21"/>
+        </w:rPr>
+        <w:t>Organ Donation Ambassador</w:t>
+      </w:r>
+      <w:r>
+        <w:rPr>
+          <w:rFonts w:cs="Times New Roman"/>
+          <w:b w:val="false"/>
+          <w:i w:val="false"/>
+          <w:color w:val="4D4D4D"/>
+          <w:spacing w:val="-3"/>
+          <w:sz w:val="21"/>
+          <w:szCs w:val="21"/>
+        </w:rPr>
+        <w:tab/>
+        <w:t>Apr 2023 – Present</w:t>
+      </w:r>
+    </w:p>
+    <w:p>
+      <w:pPr>
+        <w:pStyle w:val="Normal"/>
+        <w:spacing w:lineRule="auto" w:line="240" w:before="0" w:after="0"/>
+        <w:jc w:val="both"/>
+        <w:rPr/>
+      </w:pPr>
+      <w:r>
+        <w:rPr>
+          <w:rFonts w:cs="Times New Roman"/>
+          <w:b w:val="false"/>
+          <w:i/>
+          <w:color w:val="4D4D4D"/>
+          <w:sz w:val="21"/>
+          <w:szCs w:val="21"/>
+        </w:rPr>
+        <w:t>Iranian Society of Organ Donation</w:t>
+      </w:r>
+    </w:p>
+    <w:p>
+      <w:pPr>
+        <w:pStyle w:val="Normal"/>
+        <w:spacing w:lineRule="auto" w:line="240" w:before="0" w:after="40"/>
+        <w:rPr/>
+      </w:pPr>
+      <w:r>
+        <w:rPr>
+          <w:rFonts w:cs="Times New Roman"/>
+          <w:b w:val="false"/>
+          <w:i w:val="false"/>
+          <w:color w:val="4D4D4D"/>
+          <w:sz w:val="16"/>
+          <w:szCs w:val="16"/>
+        </w:rPr>
+        <w:t>Health</w:t>
+      </w:r>
+    </w:p>
+    <w:p>
+      <w:pPr>
+        <w:pStyle w:val="Normal"/>
+        <w:tabs>
+          <w:tab w:val="clear" w:pos="720"/>
+          <w:tab w:val="right" w:pos="10318" w:leader="none"/>
+        </w:tabs>
+        <w:spacing w:lineRule="auto" w:line="240" w:before="0" w:after="0"/>
+        <w:rPr/>
+      </w:pPr>
+      <w:r>
+        <w:rPr>
+          <w:rFonts w:cs="Times New Roman"/>
+          <w:b/>
+          <w:i w:val="false"/>
+          <w:color w:val="1A1A1A"/>
+          <w:sz w:val="21"/>
+          <w:szCs w:val="21"/>
+        </w:rPr>
+        <w:t>Organ Donation Volunteer</w:t>
+      </w:r>
+      <w:r>
+        <w:rPr>
+          <w:rFonts w:cs="Times New Roman"/>
+          <w:b w:val="false"/>
+          <w:i w:val="false"/>
+          <w:color w:val="4D4D4D"/>
+          <w:spacing w:val="-3"/>
+          <w:sz w:val="21"/>
+          <w:szCs w:val="21"/>
+        </w:rPr>
+        <w:tab/>
+        <w:t>Aug 2019 – Present</w:t>
+      </w:r>
+    </w:p>
+    <w:p>
+      <w:pPr>
+        <w:pStyle w:val="Normal"/>
+        <w:spacing w:lineRule="auto" w:line="240" w:before="0" w:after="0"/>
+        <w:jc w:val="both"/>
+        <w:rPr/>
+      </w:pPr>
+      <w:r>
+        <w:rPr>
+          <w:rFonts w:cs="Times New Roman"/>
+          <w:b w:val="false"/>
+          <w:i/>
+          <w:color w:val="4D4D4D"/>
+          <w:sz w:val="21"/>
+          <w:szCs w:val="21"/>
+        </w:rPr>
+        <w:t>Iranian Society of Organ Donation</w:t>
+      </w:r>
+    </w:p>
+    <w:p>
+      <w:pPr>
+        <w:pStyle w:val="Normal"/>
+        <w:spacing w:lineRule="auto" w:line="240" w:before="0" w:after="40"/>
+        <w:rPr/>
+      </w:pPr>
+      <w:r>
+        <w:rPr>
+          <w:rFonts w:cs="Times New Roman"/>
+          <w:b w:val="false"/>
+          <w:i w:val="false"/>
+          <w:color w:val="4D4D4D"/>
+          <w:sz w:val="16"/>
+          <w:szCs w:val="16"/>
+        </w:rPr>
+        <w:t>Disaster and Humanitarian Relief · Membership No.: 3751462 (ehda.ir)</w:t>
+      </w:r>
+    </w:p>
+    <w:p>
+      <w:pPr>
+        <w:pStyle w:val="Normal"/>
+        <w:tabs>
+          <w:tab w:val="clear" w:pos="720"/>
+          <w:tab w:val="right" w:pos="10318" w:leader="none"/>
+        </w:tabs>
+        <w:spacing w:lineRule="auto" w:line="240" w:before="0" w:after="0"/>
+        <w:rPr/>
+      </w:pPr>
+      <w:r>
+        <w:rPr>
+          <w:rFonts w:cs="Times New Roman"/>
+          <w:b/>
+          <w:i w:val="false"/>
+          <w:color w:val="1A1A1A"/>
+          <w:sz w:val="21"/>
+          <w:szCs w:val="21"/>
+        </w:rPr>
+        <w:t>Volunteer</w:t>
+      </w:r>
+      <w:r>
+        <w:rPr>
+          <w:rFonts w:cs="Times New Roman"/>
+          <w:b w:val="false"/>
+          <w:i w:val="false"/>
+          <w:color w:val="4D4D4D"/>
+          <w:spacing w:val="-3"/>
+          <w:sz w:val="21"/>
+          <w:szCs w:val="21"/>
+        </w:rPr>
+        <w:tab/>
+        <w:t>Apr 2023 – Present</w:t>
+      </w:r>
+    </w:p>
+    <w:p>
+      <w:pPr>
+        <w:pStyle w:val="Normal"/>
+        <w:spacing w:lineRule="auto" w:line="240" w:before="0" w:after="0"/>
+        <w:jc w:val="both"/>
+        <w:rPr/>
+      </w:pPr>
+      <w:r>
+        <w:rPr>
+          <w:rFonts w:cs="Times New Roman"/>
+          <w:b w:val="false"/>
+          <w:i/>
+          <w:color w:val="4D4D4D"/>
+          <w:sz w:val="21"/>
+          <w:szCs w:val="21"/>
+        </w:rPr>
+        <w:t>Iranian Red Crescent Society Innovation Center</w:t>
+      </w:r>
+    </w:p>
+    <w:p>
+      <w:pPr>
+        <w:pStyle w:val="Normal"/>
+        <w:spacing w:lineRule="auto" w:line="240" w:before="0" w:after="40"/>
+        <w:rPr/>
+      </w:pPr>
+      <w:r>
+        <w:rPr>
+          <w:rFonts w:cs="Times New Roman"/>
+          <w:b w:val="false"/>
+          <w:i w:val="false"/>
+          <w:color w:val="4D4D4D"/>
+          <w:sz w:val="16"/>
+          <w:szCs w:val="16"/>
+        </w:rPr>
+        <w:t>Disaster and Humanitarian Relief</w:t>
+      </w:r>
+    </w:p>
+    <w:p>
+      <w:pPr>
+        <w:pStyle w:val="Normal"/>
+        <w:tabs>
+          <w:tab w:val="clear" w:pos="720"/>
+          <w:tab w:val="right" w:pos="10318" w:leader="none"/>
+        </w:tabs>
+        <w:spacing w:lineRule="auto" w:line="240" w:before="0" w:after="0"/>
+        <w:rPr/>
+      </w:pPr>
+      <w:r>
+        <w:rPr>
+          <w:rFonts w:cs="Times New Roman"/>
+          <w:b/>
+          <w:i w:val="false"/>
+          <w:color w:val="1A1A1A"/>
+          <w:sz w:val="21"/>
+          <w:szCs w:val="21"/>
+        </w:rPr>
+        <w:t>Benevolent Member</w:t>
+      </w:r>
+      <w:r>
+        <w:rPr>
+          <w:rFonts w:cs="Times New Roman"/>
+          <w:b w:val="false"/>
+          <w:i w:val="false"/>
+          <w:color w:val="4D4D4D"/>
+          <w:spacing w:val="-3"/>
+          <w:sz w:val="21"/>
+          <w:szCs w:val="21"/>
+        </w:rPr>
+        <w:tab/>
+        <w:t>Apr 2023 – Present</w:t>
+      </w:r>
+    </w:p>
+    <w:p>
+      <w:pPr>
+        <w:pStyle w:val="Normal"/>
+        <w:spacing w:lineRule="auto" w:line="240" w:before="0" w:after="0"/>
+        <w:jc w:val="both"/>
+        <w:rPr/>
+      </w:pPr>
+      <w:r>
+        <w:rPr>
+          <w:rFonts w:cs="Times New Roman"/>
+          <w:b w:val="false"/>
+          <w:i/>
+          <w:color w:val="4D4D4D"/>
+          <w:sz w:val="21"/>
+          <w:szCs w:val="21"/>
+        </w:rPr>
+        <w:t>Raad Charity</w:t>
+      </w:r>
+    </w:p>
+    <w:p>
+      <w:pPr>
+        <w:pStyle w:val="Normal"/>
+        <w:spacing w:lineRule="auto" w:line="240" w:before="0" w:after="0"/>
+        <w:rPr/>
+      </w:pPr>
+      <w:r>
+        <w:rPr>
+          <w:rFonts w:cs="Times New Roman"/>
+          <w:b w:val="false"/>
+          <w:i w:val="false"/>
+          <w:color w:val="4D4D4D"/>
+          <w:sz w:val="16"/>
+          <w:szCs w:val="16"/>
+        </w:rPr>
+        <w:t>Veteran Support &amp; Physical Disability Support · Membership No.: 421297</w:t>
+      </w:r>
+    </w:p>
+    <w:p>
+      <w:pPr>
+        <w:pStyle w:val="Normal"/>
+        <w:spacing w:lineRule="auto" w:line="240" w:before="0" w:after="40"/>
+        <w:rPr/>
+      </w:pPr>
+      <w:r>
+        <w:rPr>
+          <w:rFonts w:cs="Times New Roman"/>
+          <w:b w:val="false"/>
+          <w:i w:val="false"/>
+          <w:color w:val="4D4D4D"/>
+          <w:sz w:val="16"/>
+          <w:szCs w:val="16"/>
+        </w:rPr>
+        <w:t>Raad Charity is a private charitable organization dedicated to supporting and empowering people with physical disabilities.</w:t>
+      </w:r>
+    </w:p>
+    <w:p>
+      <w:pPr>
+        <w:pStyle w:val="Normal"/>
+        <w:pBdr>
+          <w:bottom w:val="single" w:sz="4" w:space="2" w:color="333333"/>
+        </w:pBdr>
+        <w:spacing w:lineRule="auto" w:line="240" w:before="60" w:after="60"/>
+        <w:rPr/>
+      </w:pPr>
+      <w:r>
+        <w:rPr>
+          <w:rFonts w:cs="Times New Roman"/>
+          <w:b/>
+          <w:i w:val="false"/>
+          <w:color w:val="1F4E79"/>
+          <w:sz w:val="23"/>
+          <w:szCs w:val="23"/>
+        </w:rPr>
+        <w:t>TECHNICAL &amp; SPECIALIZED SKILLS</w:t>
+      </w:r>
+    </w:p>
+    <w:p>
+      <w:pPr>
+        <w:pStyle w:val="Normal"/>
+        <w:spacing w:lineRule="auto" w:line="240" w:before="0" w:after="0"/>
+        <w:rPr/>
+      </w:pPr>
+      <w:r>
+        <w:rPr>
+          <w:rFonts w:cs="Times New Roman"/>
+          <w:b/>
+          <w:i w:val="false"/>
+          <w:color w:val="1A1A1A"/>
+          <w:sz w:val="21"/>
+          <w:szCs w:val="21"/>
+        </w:rPr>
+        <w:t>Earth Sciences &amp; Petroleum Geology</w:t>
+      </w:r>
+    </w:p>
+    <w:p>
+      <w:pPr>
+        <w:pStyle w:val="Normal"/>
+        <w:spacing w:lineRule="auto" w:line="240" w:before="0" w:after="0"/>
+        <w:jc w:val="both"/>
+        <w:rPr/>
+      </w:pPr>
+      <w:r>
+        <w:rPr>
+          <w:rFonts w:cs="Times New Roman"/>
+          <w:b w:val="false"/>
+          <w:i w:val="false"/>
+          <w:color w:val="1A1A1A"/>
+          <w:sz w:val="21"/>
+          <w:szCs w:val="21"/>
+        </w:rPr>
+        <w:t>Petroleum Geology  •  Geochemistry  •  Petrography &amp; Thin-Section Analysis  •  Geological Mapping  •  Geological Data Interpretation  •  Sedimentology &amp; Stratigraphy  •  Structural Geology &amp; Tectonics</w:t>
+      </w:r>
+    </w:p>
+    <w:p>
+      <w:pPr>
+        <w:pStyle w:val="Normal"/>
+        <w:spacing w:lineRule="auto" w:line="240" w:before="60" w:after="0"/>
+        <w:rPr/>
+      </w:pPr>
+      <w:r>
+        <w:rPr>
+          <w:rFonts w:cs="Times New Roman"/>
+          <w:b/>
+          <w:i w:val="false"/>
+          <w:color w:val="1A1A1A"/>
+          <w:sz w:val="21"/>
+          <w:szCs w:val="21"/>
+        </w:rPr>
+        <w:t>Geoscience-Specific Software &amp; Tools</w:t>
+      </w:r>
+    </w:p>
+    <w:p>
+      <w:pPr>
+        <w:pStyle w:val="Normal"/>
+        <w:spacing w:lineRule="auto" w:line="240" w:before="0" w:after="0"/>
+        <w:jc w:val="both"/>
+        <w:rPr/>
+      </w:pPr>
+      <w:r>
+        <w:rPr>
+          <w:rFonts w:cs="Times New Roman"/>
+          <w:b w:val="false"/>
+          <w:i w:val="false"/>
+          <w:color w:val="1A1A1A"/>
+          <w:sz w:val="21"/>
+          <w:szCs w:val="21"/>
+        </w:rPr>
+        <w:t>ArcGIS / ArcGIS Pro  •  QGIS  •  Google Earth Engine  •  ENVI  •  RockWorks  •  Petrel</w:t>
+      </w:r>
+    </w:p>
+    <w:p>
+      <w:pPr>
+        <w:pStyle w:val="Normal"/>
+        <w:spacing w:lineRule="auto" w:line="240" w:before="60" w:after="0"/>
+        <w:rPr/>
+      </w:pPr>
+      <w:r>
+        <w:rPr>
+          <w:rFonts w:cs="Times New Roman"/>
+          <w:b/>
+          <w:i w:val="false"/>
+          <w:color w:val="1A1A1A"/>
+          <w:sz w:val="21"/>
+          <w:szCs w:val="21"/>
+        </w:rPr>
+        <w:t>Programming, Computing &amp; Data Analysis</w:t>
+      </w:r>
+    </w:p>
+    <w:p>
+      <w:pPr>
+        <w:pStyle w:val="Normal"/>
+        <w:spacing w:lineRule="auto" w:line="240" w:before="0" w:after="0"/>
+        <w:jc w:val="both"/>
+        <w:rPr/>
+      </w:pPr>
+      <w:r>
+        <w:rPr>
+          <w:rFonts w:cs="Times New Roman"/>
+          <w:b w:val="false"/>
+          <w:i w:val="false"/>
+          <w:color w:val="1A1A1A"/>
+          <w:sz w:val="21"/>
+          <w:szCs w:val="21"/>
+        </w:rPr>
+        <w:t>Python  •  MATLAB  •  C#  •  JavaScript  •  PHP  •  Bash / Shell Scripting  •  Data Analysis &amp; Visualization  •  Geoscientific Data Modeling &amp; Analysis  •  Large-Scale Data Processing  •  High-Performance Computing (HPC)</w:t>
+      </w:r>
+    </w:p>
+    <w:p>
+      <w:pPr>
+        <w:pStyle w:val="Normal"/>
+        <w:spacing w:lineRule="auto" w:line="240" w:before="60" w:after="0"/>
+        <w:rPr/>
+      </w:pPr>
+      <w:r>
+        <w:rPr>
+          <w:rFonts w:cs="Times New Roman"/>
+          <w:b/>
+          <w:i w:val="false"/>
+          <w:color w:val="1A1A1A"/>
+          <w:sz w:val="21"/>
+          <w:szCs w:val="21"/>
+        </w:rPr>
+        <w:t>Infrastructure, Systems &amp; Networking</w:t>
+      </w:r>
+    </w:p>
+    <w:p>
+      <w:pPr>
+        <w:pStyle w:val="Normal"/>
+        <w:spacing w:lineRule="auto" w:line="240" w:before="0" w:after="0"/>
+        <w:jc w:val="both"/>
+        <w:rPr/>
+      </w:pPr>
+      <w:r>
+        <w:rPr>
+          <w:rFonts w:cs="Times New Roman"/>
+          <w:b w:val="false"/>
+          <w:i w:val="false"/>
+          <w:color w:val="1A1A1A"/>
+          <w:sz w:val="21"/>
+          <w:szCs w:val="21"/>
+        </w:rPr>
+        <w:t>Linux  •  Linux System Administration  •  Server Administration  •  Computer Networking  •  Network Infrastructure Management  •  Virtualization &amp; Virtual Machine Management  •  Data Center Infrastructure  •  Server &amp; Compute Resource Management</w:t>
+      </w:r>
+    </w:p>
+    <w:p>
+      <w:pPr>
+        <w:pStyle w:val="Normal"/>
+        <w:spacing w:lineRule="auto" w:line="240" w:before="60" w:after="0"/>
+        <w:rPr/>
+      </w:pPr>
+      <w:r>
+        <w:rPr>
+          <w:rFonts w:cs="Times New Roman"/>
+          <w:b/>
+          <w:i w:val="false"/>
+          <w:color w:val="1A1A1A"/>
+          <w:sz w:val="21"/>
+          <w:szCs w:val="21"/>
+        </w:rPr>
+        <w:t>General Software &amp; Productivity Tools</w:t>
+      </w:r>
+    </w:p>
+    <w:p>
+      <w:pPr>
+        <w:pStyle w:val="Normal"/>
+        <w:spacing w:lineRule="auto" w:line="240" w:before="0" w:after="40"/>
+        <w:jc w:val="both"/>
+        <w:rPr/>
+      </w:pPr>
+      <w:r>
+        <w:rPr>
+          <w:rFonts w:cs="Times New Roman"/>
+          <w:b w:val="false"/>
+          <w:i w:val="false"/>
+          <w:color w:val="1A1A1A"/>
+          <w:sz w:val="21"/>
+          <w:szCs w:val="21"/>
+        </w:rPr>
+        <w:t>Microsoft Office (Word, Excel, PowerPoint)  •  Git  •  GitHub  •  Command-Line Environments  •  Technical Documentation</w:t>
+      </w:r>
+    </w:p>
+    <w:p>
+      <w:pPr>
+        <w:pStyle w:val="Normal"/>
+        <w:pBdr>
+          <w:bottom w:val="single" w:sz="4" w:space="2" w:color="333333"/>
+        </w:pBdr>
+        <w:spacing w:lineRule="auto" w:line="240" w:before="60" w:after="60"/>
+        <w:rPr/>
+      </w:pPr>
+      <w:r>
+        <w:rPr>
+          <w:rFonts w:cs="Times New Roman"/>
+          <w:b/>
+          <w:i w:val="false"/>
+          <w:color w:val="1F4E79"/>
+          <w:sz w:val="23"/>
+          <w:szCs w:val="23"/>
+        </w:rPr>
+        <w:t>CERTIFICATES, LICENSES &amp; COURSES</w:t>
+      </w:r>
+    </w:p>
+    <w:p>
+      <w:pPr>
+        <w:pStyle w:val="Normal"/>
+        <w:spacing w:lineRule="auto" w:line="240" w:before="40" w:after="40"/>
+        <w:rPr/>
+      </w:pPr>
+      <w:r>
+        <w:rPr>
+          <w:rFonts w:cs="Times New Roman"/>
+          <w:b/>
+          <w:i w:val="false"/>
+          <w:color w:val="1A1A1A"/>
+          <w:sz w:val="21"/>
+          <w:szCs w:val="21"/>
+        </w:rPr>
+        <w:t>Certificates</w:t>
+      </w:r>
+    </w:p>
+    <w:p>
+      <w:pPr>
+        <w:pStyle w:val="Normal"/>
         <w:spacing w:lineRule="auto" w:line="240" w:before="0" w:after="0"/>
         <w:rPr/>
       </w:pPr>
@@ -3359,7 +3341,7 @@
           <w:sz w:val="16"/>
           <w:szCs w:val="16"/>
         </w:rPr>
-        <w:t xml:space="preserve">Vocational Skill Certificate — Goldsmith   </w:t>
+        <w:t xml:space="preserve">Vocational Skill Certificate — WordPress CMS Developer   </w:t>
       </w:r>
       <w:r>
         <w:rPr>
@@ -3370,7 +3352,7 @@
           <w:sz w:val="16"/>
           <w:szCs w:val="16"/>
         </w:rPr>
-        <w:t xml:space="preserve">Technical and Vocational Training Organization of Iran  ·  Standard ID 7313207900301  ·  2025 · 42788555  ·  </w:t>
+        <w:t xml:space="preserve">Technical and Vocational Training Organization of Iran  ·  Standard ID 7321205300201  ·  2025 · 42245009  ·  </w:t>
       </w:r>
       <w:hyperlink r:id="rId17">
         <w:r>
@@ -3401,7 +3383,7 @@
           <w:sz w:val="16"/>
           <w:szCs w:val="16"/>
         </w:rPr>
-        <w:t xml:space="preserve">Petroleum Engineering with AI Applications   </w:t>
+        <w:t xml:space="preserve">Vocational Skill Certificate — Goldsmith   </w:t>
       </w:r>
       <w:r>
         <w:rPr>
@@ -3412,7 +3394,7 @@
           <w:sz w:val="16"/>
           <w:szCs w:val="16"/>
         </w:rPr>
-        <w:t xml:space="preserve">Coursera Specialization  ·  </w:t>
+        <w:t xml:space="preserve">Technical and Vocational Training Organization of Iran  ·  Standard ID 7313207900301  ·  2025 · 42788555  ·  </w:t>
       </w:r>
       <w:hyperlink r:id="rId18">
         <w:r>
@@ -3424,7 +3406,7 @@
             <w:szCs w:val="16"/>
             <w:u w:val="none"/>
           </w:rPr>
-          <w:t>View Specialization Certificate</w:t>
+          <w:t>View certificate</w:t>
         </w:r>
       </w:hyperlink>
     </w:p>
@@ -3443,7 +3425,7 @@
           <w:sz w:val="16"/>
           <w:szCs w:val="16"/>
         </w:rPr>
-        <w:t xml:space="preserve">Introduction to Environmental Science   </w:t>
+        <w:t xml:space="preserve">Petroleum Engineering with AI Applications   </w:t>
       </w:r>
       <w:r>
         <w:rPr>
@@ -3485,7 +3467,7 @@
           <w:sz w:val="16"/>
           <w:szCs w:val="16"/>
         </w:rPr>
-        <w:t xml:space="preserve">Google Digital Marketing &amp; E-commerce Professional Certificate   </w:t>
+        <w:t xml:space="preserve">Introduction to Environmental Science   </w:t>
       </w:r>
       <w:r>
         <w:rPr>
@@ -3496,9 +3478,51 @@
           <w:sz w:val="16"/>
           <w:szCs w:val="16"/>
         </w:rPr>
+        <w:t xml:space="preserve">Coursera Specialization  ·  </w:t>
+      </w:r>
+      <w:hyperlink r:id="rId20">
+        <w:r>
+          <w:rPr>
+            <w:rStyle w:val="ListLabel11"/>
+            <w:rFonts w:cs="Times New Roman"/>
+            <w:color w:val="1F4E79"/>
+            <w:sz w:val="16"/>
+            <w:szCs w:val="16"/>
+            <w:u w:val="none"/>
+          </w:rPr>
+          <w:t>View Specialization Certificate</w:t>
+        </w:r>
+      </w:hyperlink>
+    </w:p>
+    <w:p>
+      <w:pPr>
+        <w:pStyle w:val="Normal"/>
+        <w:spacing w:lineRule="auto" w:line="240" w:before="0" w:after="0"/>
+        <w:rPr/>
+      </w:pPr>
+      <w:r>
+        <w:rPr>
+          <w:rFonts w:cs="Times New Roman"/>
+          <w:b w:val="false"/>
+          <w:i w:val="false"/>
+          <w:color w:val="1A1A1A"/>
+          <w:sz w:val="16"/>
+          <w:szCs w:val="16"/>
+        </w:rPr>
+        <w:t xml:space="preserve">Google Digital Marketing &amp; E-commerce Professional Certificate   </w:t>
+      </w:r>
+      <w:r>
+        <w:rPr>
+          <w:rFonts w:cs="Times New Roman"/>
+          <w:b w:val="false"/>
+          <w:i w:val="false"/>
+          <w:color w:val="4D4D4D"/>
+          <w:sz w:val="16"/>
+          <w:szCs w:val="16"/>
+        </w:rPr>
         <w:t xml:space="preserve">Coursera Professional Certificate  ·  </w:t>
       </w:r>
-      <w:hyperlink r:id="rId20">
+      <w:hyperlink r:id="rId21">
         <w:r>
           <w:rPr>
             <w:rStyle w:val="ListLabel11"/>
@@ -3557,37 +3581,6 @@
           <w:szCs w:val="16"/>
         </w:rPr>
         <w:t xml:space="preserve">Tehran Provincial Computer Trade Organization  ·  </w:t>
-      </w:r>
-      <w:hyperlink r:id="rId21">
-        <w:r>
-          <w:rPr>
-            <w:rStyle w:val="ListLabel11"/>
-            <w:rFonts w:cs="Times New Roman"/>
-            <w:color w:val="1F4E79"/>
-            <w:sz w:val="16"/>
-            <w:szCs w:val="16"/>
-            <w:u w:val="none"/>
-          </w:rPr>
-          <w:t>View license</w:t>
-        </w:r>
-      </w:hyperlink>
-    </w:p>
-    <w:p>
-      <w:pPr>
-        <w:pStyle w:val="Normal"/>
-        <w:spacing w:lineRule="auto" w:line="240" w:before="0" w:after="0"/>
-        <w:rPr/>
-      </w:pPr>
-      <w:r>
-        <w:rPr>
-          <w:rFonts w:cs="Times New Roman"/>
-          <w:b w:val="false"/>
-          <w:i w:val="false"/>
-          <w:color w:val="1A1A1A"/>
-          <w:sz w:val="16"/>
-          <w:szCs w:val="16"/>
-        </w:rPr>
-        <w:t xml:space="preserve">Home Business License — Artificial Intelligence   </w:t>
       </w:r>
       <w:hyperlink r:id="rId22">
         <w:r>
@@ -3618,7 +3611,7 @@
           <w:sz w:val="16"/>
           <w:szCs w:val="16"/>
         </w:rPr>
-        <w:t xml:space="preserve">Home Business License — Software System Architecture Design   </w:t>
+        <w:t xml:space="preserve">Home Business License — Artificial Intelligence   </w:t>
       </w:r>
       <w:hyperlink r:id="rId23">
         <w:r>
@@ -3649,7 +3642,7 @@
           <w:sz w:val="16"/>
           <w:szCs w:val="16"/>
         </w:rPr>
-        <w:t xml:space="preserve">Home Business License — Gold &amp; Jewelry Design   </w:t>
+        <w:t xml:space="preserve">Home Business License — Software System Architecture Design   </w:t>
       </w:r>
       <w:hyperlink r:id="rId24">
         <w:r>
@@ -3680,7 +3673,7 @@
           <w:sz w:val="16"/>
           <w:szCs w:val="16"/>
         </w:rPr>
-        <w:t xml:space="preserve">Home Business License — Precious &amp; Semi-Precious Gemstone Cutting   </w:t>
+        <w:t xml:space="preserve">Home Business License — Gold &amp; Jewelry Design   </w:t>
       </w:r>
       <w:hyperlink r:id="rId25">
         <w:r>
@@ -3711,7 +3704,7 @@
           <w:sz w:val="16"/>
           <w:szCs w:val="16"/>
         </w:rPr>
-        <w:t xml:space="preserve">Home Business License — Software Programming   </w:t>
+        <w:t xml:space="preserve">Home Business License — Precious &amp; Semi-Precious Gemstone Cutting   </w:t>
       </w:r>
       <w:hyperlink r:id="rId26">
         <w:r>
@@ -3742,102 +3735,7 @@
           <w:sz w:val="16"/>
           <w:szCs w:val="16"/>
         </w:rPr>
-        <w:t>Business License — Software Installation &amp; Setup Services and Related Activities (Legal Entity)</w:t>
-      </w:r>
-    </w:p>
-    <w:p>
-      <w:pPr>
-        <w:pStyle w:val="Normal"/>
-        <w:spacing w:lineRule="auto" w:line="240" w:before="40" w:after="40"/>
-        <w:rPr/>
-      </w:pPr>
-      <w:r>
-        <w:rPr>
-          <w:rFonts w:cs="Times New Roman"/>
-          <w:b/>
-          <w:i w:val="false"/>
-          <w:color w:val="1A1A1A"/>
-          <w:sz w:val="21"/>
-          <w:szCs w:val="21"/>
-        </w:rPr>
-        <w:t>Courses</w:t>
-      </w:r>
-    </w:p>
-    <w:p>
-      <w:pPr>
-        <w:pStyle w:val="Normal"/>
-        <w:spacing w:lineRule="auto" w:line="240" w:before="40" w:after="0"/>
-        <w:rPr/>
-      </w:pPr>
-      <w:r>
-        <w:rPr>
-          <w:rFonts w:cs="Times New Roman"/>
-          <w:b/>
-          <w:i w:val="false"/>
-          <w:color w:val="1A1A1A"/>
-          <w:sz w:val="21"/>
-          <w:szCs w:val="21"/>
-        </w:rPr>
-        <w:t>Petroleum Engineering with AI Applications</w:t>
-      </w:r>
-    </w:p>
-    <w:p>
-      <w:pPr>
-        <w:pStyle w:val="Normal"/>
-        <w:spacing w:lineRule="auto" w:line="240" w:before="0" w:after="20"/>
-        <w:rPr/>
-      </w:pPr>
-      <w:r>
-        <w:rPr>
-          <w:rFonts w:cs="Times New Roman"/>
-          <w:b w:val="false"/>
-          <w:i w:val="false"/>
-          <w:color w:val="4D4D4D"/>
-          <w:sz w:val="16"/>
-          <w:szCs w:val="16"/>
-        </w:rPr>
-        <w:t>Coursera Specialization · 5 courses</w:t>
-      </w:r>
-    </w:p>
-    <w:p>
-      <w:pPr>
-        <w:pStyle w:val="Normal"/>
-        <w:spacing w:lineRule="auto" w:line="240" w:before="0" w:after="0"/>
-        <w:ind w:left="283"/>
-        <w:rPr/>
-      </w:pPr>
-      <w:r>
-        <w:rPr>
-          <w:rFonts w:cs="Times New Roman"/>
-          <w:b w:val="false"/>
-          <w:i w:val="false"/>
-          <w:color w:val="1A1A1A"/>
-          <w:sz w:val="16"/>
-          <w:szCs w:val="16"/>
-        </w:rPr>
-        <w:t xml:space="preserve">– </w:t>
-      </w:r>
-      <w:r>
-        <w:rPr>
-          <w:rFonts w:cs="Times New Roman"/>
-          <w:b w:val="false"/>
-          <w:i w:val="false"/>
-          <w:color w:val="1A1A1A"/>
-          <w:sz w:val="16"/>
-          <w:szCs w:val="16"/>
-        </w:rPr>
-        <w:t xml:space="preserve">Hydrocarbon Exploration and Production   </w:t>
-      </w:r>
-      <w:r>
-        <w:rPr>
-          <w:rFonts w:cs="Times New Roman"/>
-          <w:b w:val="false"/>
-          <w:i w:val="false"/>
-          <w:color w:val="4D4D4D"/>
-          <w:sz w:val="16"/>
-          <w:szCs w:val="16"/>
-        </w:rPr>
-        <w:t xml:space="preserve">2025 · EVKUGMGT45RP  ·  </w:t>
+        <w:t xml:space="preserve">Home Business License — Software Programming   </w:t>
       </w:r>
       <w:hyperlink r:id="rId27">
         <w:r>
@@ -3849,7 +3747,7 @@
             <w:szCs w:val="16"/>
             <w:u w:val="none"/>
           </w:rPr>
-          <w:t>View certificate</w:t>
+          <w:t>View license</w:t>
         </w:r>
       </w:hyperlink>
     </w:p>
@@ -3857,7 +3755,6 @@
       <w:pPr>
         <w:pStyle w:val="Normal"/>
         <w:spacing w:lineRule="auto" w:line="240" w:before="0" w:after="0"/>
-        <w:ind w:left="283"/>
         <w:rPr/>
       </w:pPr>
       <w:r>
@@ -3869,8 +3766,70 @@
           <w:sz w:val="16"/>
           <w:szCs w:val="16"/>
         </w:rPr>
-        <w:t xml:space="preserve">– </w:t>
-      </w:r>
+        <w:t>Business License — Software Installation &amp; Setup Services and Related Activities (Legal Entity)</w:t>
+      </w:r>
+    </w:p>
+    <w:p>
+      <w:pPr>
+        <w:pStyle w:val="Normal"/>
+        <w:spacing w:lineRule="auto" w:line="240" w:before="40" w:after="40"/>
+        <w:rPr/>
+      </w:pPr>
+      <w:r>
+        <w:rPr>
+          <w:rFonts w:cs="Times New Roman"/>
+          <w:b/>
+          <w:i w:val="false"/>
+          <w:color w:val="1A1A1A"/>
+          <w:sz w:val="21"/>
+          <w:szCs w:val="21"/>
+        </w:rPr>
+        <w:t>Courses</w:t>
+      </w:r>
+    </w:p>
+    <w:p>
+      <w:pPr>
+        <w:pStyle w:val="Normal"/>
+        <w:spacing w:lineRule="auto" w:line="240" w:before="40" w:after="0"/>
+        <w:rPr/>
+      </w:pPr>
+      <w:r>
+        <w:rPr>
+          <w:rFonts w:cs="Times New Roman"/>
+          <w:b/>
+          <w:i w:val="false"/>
+          <w:color w:val="1A1A1A"/>
+          <w:sz w:val="21"/>
+          <w:szCs w:val="21"/>
+        </w:rPr>
+        <w:t>Petroleum Engineering with AI Applications</w:t>
+      </w:r>
+    </w:p>
+    <w:p>
+      <w:pPr>
+        <w:pStyle w:val="Normal"/>
+        <w:spacing w:lineRule="auto" w:line="240" w:before="0" w:after="20"/>
+        <w:rPr/>
+      </w:pPr>
+      <w:r>
+        <w:rPr>
+          <w:rFonts w:cs="Times New Roman"/>
+          <w:b w:val="false"/>
+          <w:i w:val="false"/>
+          <w:color w:val="4D4D4D"/>
+          <w:sz w:val="16"/>
+          <w:szCs w:val="16"/>
+        </w:rPr>
+        <w:t>Coursera Specialization · 5 courses</w:t>
+      </w:r>
+    </w:p>
+    <w:p>
+      <w:pPr>
+        <w:pStyle w:val="Normal"/>
+        <w:spacing w:lineRule="auto" w:line="240" w:before="0" w:after="0"/>
+        <w:ind w:left="283"/>
+        <w:rPr/>
+      </w:pPr>
       <w:r>
         <w:rPr>
           <w:rFonts w:cs="Times New Roman"/>
@@ -3880,7 +3839,18 @@
           <w:sz w:val="16"/>
           <w:szCs w:val="16"/>
         </w:rPr>
-        <w:t xml:space="preserve">From Wellhead to Refinery: Midstream Oil and Gas Processing   </w:t>
+        <w:t xml:space="preserve">– </w:t>
+      </w:r>
+      <w:r>
+        <w:rPr>
+          <w:rFonts w:cs="Times New Roman"/>
+          <w:b w:val="false"/>
+          <w:i w:val="false"/>
+          <w:color w:val="1A1A1A"/>
+          <w:sz w:val="16"/>
+          <w:szCs w:val="16"/>
+        </w:rPr>
+        <w:t xml:space="preserve">Hydrocarbon Exploration and Production   </w:t>
       </w:r>
       <w:r>
         <w:rPr>
@@ -3891,7 +3861,7 @@
           <w:sz w:val="16"/>
           <w:szCs w:val="16"/>
         </w:rPr>
-        <w:t xml:space="preserve">2025 · RO8QDU44OUOL  ·  </w:t>
+        <w:t xml:space="preserve">2025 · EVKUGMGT45RP  ·  </w:t>
       </w:r>
       <w:hyperlink r:id="rId28">
         <w:r>
@@ -3934,7 +3904,7 @@
           <w:sz w:val="16"/>
           <w:szCs w:val="16"/>
         </w:rPr>
-        <w:t xml:space="preserve">Natural Gas Production and Processing   </w:t>
+        <w:t xml:space="preserve">From Wellhead to Refinery: Midstream Oil and Gas Processing   </w:t>
       </w:r>
       <w:r>
         <w:rPr>
@@ -3945,7 +3915,7 @@
           <w:sz w:val="16"/>
           <w:szCs w:val="16"/>
         </w:rPr>
-        <w:t xml:space="preserve">2025 · IGS15UQQFRV4  ·  </w:t>
+        <w:t xml:space="preserve">2025 · RO8QDU44OUOL  ·  </w:t>
       </w:r>
       <w:hyperlink r:id="rId29">
         <w:r>
@@ -3988,7 +3958,7 @@
           <w:sz w:val="16"/>
           <w:szCs w:val="16"/>
         </w:rPr>
-        <w:t xml:space="preserve">AI &amp; ML Applications in Oil and Gas Industry   </w:t>
+        <w:t xml:space="preserve">Natural Gas Production and Processing   </w:t>
       </w:r>
       <w:r>
         <w:rPr>
@@ -3999,7 +3969,7 @@
           <w:sz w:val="16"/>
           <w:szCs w:val="16"/>
         </w:rPr>
-        <w:t xml:space="preserve">2025 · O4Y2QT274ZI3  ·  </w:t>
+        <w:t xml:space="preserve">2025 · IGS15UQQFRV4  ·  </w:t>
       </w:r>
       <w:hyperlink r:id="rId30">
         <w:r>
@@ -4042,7 +4012,7 @@
           <w:sz w:val="16"/>
           <w:szCs w:val="16"/>
         </w:rPr>
-        <w:t xml:space="preserve">Utilities, Safety &amp; Environmental Care in Oil &amp; Gas Industry   </w:t>
+        <w:t xml:space="preserve">AI &amp; ML Applications in Oil and Gas Industry   </w:t>
       </w:r>
       <w:r>
         <w:rPr>
@@ -4053,7 +4023,7 @@
           <w:sz w:val="16"/>
           <w:szCs w:val="16"/>
         </w:rPr>
-        <w:t xml:space="preserve">2025 · UQWIYV2XAVAV  ·  </w:t>
+        <w:t xml:space="preserve">2025 · O4Y2QT274ZI3  ·  </w:t>
       </w:r>
       <w:hyperlink r:id="rId31">
         <w:r>
@@ -4072,11 +4042,65 @@
     <w:p>
       <w:pPr>
         <w:pStyle w:val="Normal"/>
+        <w:spacing w:lineRule="auto" w:line="240" w:before="0" w:after="0"/>
+        <w:ind w:left="283"/>
+        <w:rPr/>
+      </w:pPr>
+      <w:r>
+        <w:rPr>
+          <w:rFonts w:cs="Times New Roman"/>
+          <w:b w:val="false"/>
+          <w:i w:val="false"/>
+          <w:color w:val="1A1A1A"/>
+          <w:sz w:val="16"/>
+          <w:szCs w:val="16"/>
+        </w:rPr>
+        <w:t xml:space="preserve">– </w:t>
+      </w:r>
+      <w:r>
+        <w:rPr>
+          <w:rFonts w:cs="Times New Roman"/>
+          <w:b w:val="false"/>
+          <w:i w:val="false"/>
+          <w:color w:val="1A1A1A"/>
+          <w:sz w:val="16"/>
+          <w:szCs w:val="16"/>
+        </w:rPr>
+        <w:t xml:space="preserve">Utilities, Safety &amp; Environmental Care in Oil &amp; Gas Industry   </w:t>
+      </w:r>
+      <w:r>
+        <w:rPr>
+          <w:rFonts w:cs="Times New Roman"/>
+          <w:b w:val="false"/>
+          <w:i w:val="false"/>
+          <w:color w:val="4D4D4D"/>
+          <w:sz w:val="16"/>
+          <w:szCs w:val="16"/>
+        </w:rPr>
+        <w:t xml:space="preserve">2025 · UQWIYV2XAVAV  ·  </w:t>
+      </w:r>
+      <w:hyperlink r:id="rId32">
+        <w:r>
+          <w:rPr>
+            <w:rStyle w:val="ListLabel11"/>
+            <w:rFonts w:cs="Times New Roman"/>
+            <w:color w:val="1F4E79"/>
+            <w:sz w:val="16"/>
+            <w:szCs w:val="16"/>
+            <w:u w:val="none"/>
+          </w:rPr>
+          <w:t>View certificate</w:t>
+        </w:r>
+      </w:hyperlink>
+    </w:p>
+    <w:p>
+      <w:pPr>
+        <w:pStyle w:val="Normal"/>
         <w:spacing w:lineRule="auto" w:line="240" w:before="20" w:after="60"/>
         <w:ind w:left="283"/>
         <w:rPr/>
       </w:pPr>
-      <w:hyperlink r:id="rId32">
+      <w:hyperlink r:id="rId33">
         <w:r>
           <w:rPr>
             <w:rStyle w:val="ListLabel11"/>
@@ -4165,60 +4189,6 @@
           <w:szCs w:val="16"/>
         </w:rPr>
         <w:t xml:space="preserve">2024 · 67L7TVDOHCS4  ·  </w:t>
-      </w:r>
-      <w:hyperlink r:id="rId33">
-        <w:r>
-          <w:rPr>
-            <w:rStyle w:val="ListLabel11"/>
-            <w:rFonts w:cs="Times New Roman"/>
-            <w:color w:val="1F4E79"/>
-            <w:sz w:val="16"/>
-            <w:szCs w:val="16"/>
-            <w:u w:val="none"/>
-          </w:rPr>
-          <w:t>View certificate</w:t>
-        </w:r>
-      </w:hyperlink>
-    </w:p>
-    <w:p>
-      <w:pPr>
-        <w:pStyle w:val="Normal"/>
-        <w:spacing w:lineRule="auto" w:line="240" w:before="0" w:after="0"/>
-        <w:ind w:left="283"/>
-        <w:rPr/>
-      </w:pPr>
-      <w:r>
-        <w:rPr>
-          <w:rFonts w:cs="Times New Roman"/>
-          <w:b w:val="false"/>
-          <w:i w:val="false"/>
-          <w:color w:val="1A1A1A"/>
-          <w:sz w:val="16"/>
-          <w:szCs w:val="16"/>
-        </w:rPr>
-        <w:t xml:space="preserve">– </w:t>
-      </w:r>
-      <w:r>
-        <w:rPr>
-          <w:rFonts w:cs="Times New Roman"/>
-          <w:b w:val="false"/>
-          <w:i w:val="false"/>
-          <w:color w:val="1A1A1A"/>
-          <w:sz w:val="16"/>
-          <w:szCs w:val="16"/>
-        </w:rPr>
-        <w:t xml:space="preserve">Population, Food, and Soil   </w:t>
-      </w:r>
-      <w:r>
-        <w:rPr>
-          <w:rFonts w:cs="Times New Roman"/>
-          <w:b w:val="false"/>
-          <w:i w:val="false"/>
-          <w:color w:val="4D4D4D"/>
-          <w:sz w:val="16"/>
-          <w:szCs w:val="16"/>
-        </w:rPr>
-        <w:t xml:space="preserve">2024 · E1UHZEYRKK2T  ·  </w:t>
       </w:r>
       <w:hyperlink r:id="rId34">
         <w:r>
@@ -4261,7 +4231,7 @@
           <w:sz w:val="16"/>
           <w:szCs w:val="16"/>
         </w:rPr>
-        <w:t xml:space="preserve">Energy and Environment   </w:t>
+        <w:t xml:space="preserve">Population, Food, and Soil   </w:t>
       </w:r>
       <w:r>
         <w:rPr>
@@ -4272,7 +4242,7 @@
           <w:sz w:val="16"/>
           <w:szCs w:val="16"/>
         </w:rPr>
-        <w:t xml:space="preserve">2024 · TAEBBTUG4LV3  ·  </w:t>
+        <w:t xml:space="preserve">2024 · E1UHZEYRKK2T  ·  </w:t>
       </w:r>
       <w:hyperlink r:id="rId35">
         <w:r>
@@ -4291,11 +4261,65 @@
     <w:p>
       <w:pPr>
         <w:pStyle w:val="Normal"/>
+        <w:spacing w:lineRule="auto" w:line="240" w:before="0" w:after="0"/>
+        <w:ind w:left="283"/>
+        <w:rPr/>
+      </w:pPr>
+      <w:r>
+        <w:rPr>
+          <w:rFonts w:cs="Times New Roman"/>
+          <w:b w:val="false"/>
+          <w:i w:val="false"/>
+          <w:color w:val="1A1A1A"/>
+          <w:sz w:val="16"/>
+          <w:szCs w:val="16"/>
+        </w:rPr>
+        <w:t xml:space="preserve">– </w:t>
+      </w:r>
+      <w:r>
+        <w:rPr>
+          <w:rFonts w:cs="Times New Roman"/>
+          <w:b w:val="false"/>
+          <w:i w:val="false"/>
+          <w:color w:val="1A1A1A"/>
+          <w:sz w:val="16"/>
+          <w:szCs w:val="16"/>
+        </w:rPr>
+        <w:t xml:space="preserve">Energy and Environment   </w:t>
+      </w:r>
+      <w:r>
+        <w:rPr>
+          <w:rFonts w:cs="Times New Roman"/>
+          <w:b w:val="false"/>
+          <w:i w:val="false"/>
+          <w:color w:val="4D4D4D"/>
+          <w:sz w:val="16"/>
+          <w:szCs w:val="16"/>
+        </w:rPr>
+        <w:t xml:space="preserve">2024 · TAEBBTUG4LV3  ·  </w:t>
+      </w:r>
+      <w:hyperlink r:id="rId36">
+        <w:r>
+          <w:rPr>
+            <w:rStyle w:val="ListLabel11"/>
+            <w:rFonts w:cs="Times New Roman"/>
+            <w:color w:val="1F4E79"/>
+            <w:sz w:val="16"/>
+            <w:szCs w:val="16"/>
+            <w:u w:val="none"/>
+          </w:rPr>
+          <w:t>View certificate</w:t>
+        </w:r>
+      </w:hyperlink>
+    </w:p>
+    <w:p>
+      <w:pPr>
+        <w:pStyle w:val="Normal"/>
         <w:spacing w:lineRule="auto" w:line="240" w:before="20" w:after="60"/>
         <w:ind w:left="283"/>
         <w:rPr/>
       </w:pPr>
-      <w:hyperlink r:id="rId36">
+      <w:hyperlink r:id="rId37">
         <w:r>
           <w:rPr>
             <w:rStyle w:val="ListLabel11"/>
@@ -4384,60 +4408,6 @@
           <w:szCs w:val="16"/>
         </w:rPr>
         <w:t xml:space="preserve">2024 · ADAC17OAAUTM  ·  </w:t>
-      </w:r>
-      <w:hyperlink r:id="rId37">
-        <w:r>
-          <w:rPr>
-            <w:rStyle w:val="ListLabel11"/>
-            <w:rFonts w:cs="Times New Roman"/>
-            <w:color w:val="1F4E79"/>
-            <w:sz w:val="16"/>
-            <w:szCs w:val="16"/>
-            <w:u w:val="none"/>
-          </w:rPr>
-          <w:t>View certificate</w:t>
-        </w:r>
-      </w:hyperlink>
-    </w:p>
-    <w:p>
-      <w:pPr>
-        <w:pStyle w:val="Normal"/>
-        <w:spacing w:lineRule="auto" w:line="240" w:before="0" w:after="0"/>
-        <w:ind w:left="283"/>
-        <w:rPr/>
-      </w:pPr>
-      <w:r>
-        <w:rPr>
-          <w:rFonts w:cs="Times New Roman"/>
-          <w:b w:val="false"/>
-          <w:i w:val="false"/>
-          <w:color w:val="1A1A1A"/>
-          <w:sz w:val="16"/>
-          <w:szCs w:val="16"/>
-        </w:rPr>
-        <w:t xml:space="preserve">– </w:t>
-      </w:r>
-      <w:r>
-        <w:rPr>
-          <w:rFonts w:cs="Times New Roman"/>
-          <w:b w:val="false"/>
-          <w:i w:val="false"/>
-          <w:color w:val="1A1A1A"/>
-          <w:sz w:val="16"/>
-          <w:szCs w:val="16"/>
-        </w:rPr>
-        <w:t xml:space="preserve">Attract and Engage Customers with Digital Marketing   </w:t>
-      </w:r>
-      <w:r>
-        <w:rPr>
-          <w:rFonts w:cs="Times New Roman"/>
-          <w:b w:val="false"/>
-          <w:i w:val="false"/>
-          <w:color w:val="4D4D4D"/>
-          <w:sz w:val="16"/>
-          <w:szCs w:val="16"/>
-        </w:rPr>
-        <w:t xml:space="preserve">2024 · BYDLT1NC85UY  ·  </w:t>
       </w:r>
       <w:hyperlink r:id="rId38">
         <w:r>
@@ -4480,7 +4450,7 @@
           <w:sz w:val="16"/>
           <w:szCs w:val="16"/>
         </w:rPr>
-        <w:t xml:space="preserve">From Likes to Leads: Interact with Customers Online   </w:t>
+        <w:t xml:space="preserve">Attract and Engage Customers with Digital Marketing   </w:t>
       </w:r>
       <w:r>
         <w:rPr>
@@ -4491,7 +4461,7 @@
           <w:sz w:val="16"/>
           <w:szCs w:val="16"/>
         </w:rPr>
-        <w:t xml:space="preserve">2024 · OY3RTJ0FB1O9  ·  </w:t>
+        <w:t xml:space="preserve">2024 · BYDLT1NC85UY  ·  </w:t>
       </w:r>
       <w:hyperlink r:id="rId39">
         <w:r>
@@ -4534,7 +4504,7 @@
           <w:sz w:val="16"/>
           <w:szCs w:val="16"/>
         </w:rPr>
-        <w:t xml:space="preserve">Think Outside the Inbox: Email Marketing   </w:t>
+        <w:t xml:space="preserve">From Likes to Leads: Interact with Customers Online   </w:t>
       </w:r>
       <w:r>
         <w:rPr>
@@ -4545,7 +4515,7 @@
           <w:sz w:val="16"/>
           <w:szCs w:val="16"/>
         </w:rPr>
-        <w:t xml:space="preserve">2025 · J8KTD6HZ13TU  ·  </w:t>
+        <w:t xml:space="preserve">2024 · OY3RTJ0FB1O9  ·  </w:t>
       </w:r>
       <w:hyperlink r:id="rId40">
         <w:r>
@@ -4588,7 +4558,7 @@
           <w:sz w:val="16"/>
           <w:szCs w:val="16"/>
         </w:rPr>
-        <w:t xml:space="preserve">Assess for Success: Marketing Analytics and Measurement   </w:t>
+        <w:t xml:space="preserve">Think Outside the Inbox: Email Marketing   </w:t>
       </w:r>
       <w:r>
         <w:rPr>
@@ -4599,7 +4569,7 @@
           <w:sz w:val="16"/>
           <w:szCs w:val="16"/>
         </w:rPr>
-        <w:t xml:space="preserve">2025 · Z4TCNOZKS8MI  ·  </w:t>
+        <w:t xml:space="preserve">2025 · J8KTD6HZ13TU  ·  </w:t>
       </w:r>
       <w:hyperlink r:id="rId41">
         <w:r>
@@ -4642,7 +4612,7 @@
           <w:sz w:val="16"/>
           <w:szCs w:val="16"/>
         </w:rPr>
-        <w:t xml:space="preserve">Make the Sale: Build, Launch, and Manage E-commerce Stores   </w:t>
+        <w:t xml:space="preserve">Assess for Success: Marketing Analytics and Measurement   </w:t>
       </w:r>
       <w:r>
         <w:rPr>
@@ -4653,7 +4623,7 @@
           <w:sz w:val="16"/>
           <w:szCs w:val="16"/>
         </w:rPr>
-        <w:t xml:space="preserve">2025 · TOTMC7EZJCGQ  ·  </w:t>
+        <w:t xml:space="preserve">2025 · Z4TCNOZKS8MI  ·  </w:t>
       </w:r>
       <w:hyperlink r:id="rId42">
         <w:r>
@@ -4696,7 +4666,7 @@
           <w:sz w:val="16"/>
           <w:szCs w:val="16"/>
         </w:rPr>
-        <w:t xml:space="preserve">Satisfaction Guaranteed: Develop Customer Loyalty Online   </w:t>
+        <w:t xml:space="preserve">Make the Sale: Build, Launch, and Manage E-commerce Stores   </w:t>
       </w:r>
       <w:r>
         <w:rPr>
@@ -4707,7 +4677,7 @@
           <w:sz w:val="16"/>
           <w:szCs w:val="16"/>
         </w:rPr>
-        <w:t xml:space="preserve">2025 · 7IHL2H68QMKE  ·  </w:t>
+        <w:t xml:space="preserve">2025 · TOTMC7EZJCGQ  ·  </w:t>
       </w:r>
       <w:hyperlink r:id="rId43">
         <w:r>
@@ -4726,11 +4696,65 @@
     <w:p>
       <w:pPr>
         <w:pStyle w:val="Normal"/>
+        <w:spacing w:lineRule="auto" w:line="240" w:before="0" w:after="0"/>
+        <w:ind w:left="283"/>
+        <w:rPr/>
+      </w:pPr>
+      <w:r>
+        <w:rPr>
+          <w:rFonts w:cs="Times New Roman"/>
+          <w:b w:val="false"/>
+          <w:i w:val="false"/>
+          <w:color w:val="1A1A1A"/>
+          <w:sz w:val="16"/>
+          <w:szCs w:val="16"/>
+        </w:rPr>
+        <w:t xml:space="preserve">– </w:t>
+      </w:r>
+      <w:r>
+        <w:rPr>
+          <w:rFonts w:cs="Times New Roman"/>
+          <w:b w:val="false"/>
+          <w:i w:val="false"/>
+          <w:color w:val="1A1A1A"/>
+          <w:sz w:val="16"/>
+          <w:szCs w:val="16"/>
+        </w:rPr>
+        <w:t xml:space="preserve">Satisfaction Guaranteed: Develop Customer Loyalty Online   </w:t>
+      </w:r>
+      <w:r>
+        <w:rPr>
+          <w:rFonts w:cs="Times New Roman"/>
+          <w:b w:val="false"/>
+          <w:i w:val="false"/>
+          <w:color w:val="4D4D4D"/>
+          <w:sz w:val="16"/>
+          <w:szCs w:val="16"/>
+        </w:rPr>
+        <w:t xml:space="preserve">2025 · 7IHL2H68QMKE  ·  </w:t>
+      </w:r>
+      <w:hyperlink r:id="rId44">
+        <w:r>
+          <w:rPr>
+            <w:rStyle w:val="ListLabel11"/>
+            <w:rFonts w:cs="Times New Roman"/>
+            <w:color w:val="1F4E79"/>
+            <w:sz w:val="16"/>
+            <w:szCs w:val="16"/>
+            <w:u w:val="none"/>
+          </w:rPr>
+          <w:t>View certificate</w:t>
+        </w:r>
+      </w:hyperlink>
+    </w:p>
+    <w:p>
+      <w:pPr>
+        <w:pStyle w:val="Normal"/>
         <w:spacing w:lineRule="auto" w:line="240" w:before="20" w:after="60"/>
         <w:ind w:left="283"/>
         <w:rPr/>
       </w:pPr>
-      <w:hyperlink r:id="rId44">
+      <w:hyperlink r:id="rId45">
         <w:r>
           <w:rPr>
             <w:rStyle w:val="ListLabel11"/>
@@ -4771,48 +4795,6 @@
           <w:szCs w:val="16"/>
         </w:rPr>
         <w:t xml:space="preserve">Johns Hopkins University  ·  2025 · PD3013GV4N42  ·  </w:t>
-      </w:r>
-      <w:hyperlink r:id="rId45">
-        <w:r>
-          <w:rPr>
-            <w:rStyle w:val="ListLabel11"/>
-            <w:rFonts w:cs="Times New Roman"/>
-            <w:color w:val="1F4E79"/>
-            <w:sz w:val="16"/>
-            <w:szCs w:val="16"/>
-            <w:u w:val="none"/>
-          </w:rPr>
-          <w:t>View certificate</w:t>
-        </w:r>
-      </w:hyperlink>
-    </w:p>
-    <w:p>
-      <w:pPr>
-        <w:pStyle w:val="Normal"/>
-        <w:spacing w:lineRule="auto" w:line="240" w:before="0" w:after="0"/>
-        <w:rPr/>
-      </w:pPr>
-      <w:r>
-        <w:rPr>
-          <w:rFonts w:cs="Times New Roman"/>
-          <w:b w:val="false"/>
-          <w:i w:val="false"/>
-          <w:color w:val="1A1A1A"/>
-          <w:sz w:val="16"/>
-          <w:szCs w:val="16"/>
-        </w:rPr>
-        <w:t xml:space="preserve">Sustainable Transportation Networks and Streetscapes   </w:t>
-      </w:r>
-      <w:r>
-        <w:rPr>
-          <w:rFonts w:cs="Times New Roman"/>
-          <w:b w:val="false"/>
-          <w:i w:val="false"/>
-          <w:color w:val="4D4D4D"/>
-          <w:sz w:val="16"/>
-          <w:szCs w:val="16"/>
-        </w:rPr>
-        <w:t xml:space="preserve">Johns Hopkins University  ·  2025 · BQ9NUFWQ8JHO  ·  </w:t>
       </w:r>
       <w:hyperlink r:id="rId46">
         <w:r>
@@ -4843,7 +4825,7 @@
           <w:sz w:val="16"/>
           <w:szCs w:val="16"/>
         </w:rPr>
-        <w:t xml:space="preserve">Wind Energy   </w:t>
+        <w:t xml:space="preserve">Sustainable Transportation Networks and Streetscapes   </w:t>
       </w:r>
       <w:r>
         <w:rPr>
@@ -4854,7 +4836,7 @@
           <w:sz w:val="16"/>
           <w:szCs w:val="16"/>
         </w:rPr>
-        <w:t xml:space="preserve">Technical University of Denmark (DTU)  ·  2025 · BF3120EB7YPC  ·  </w:t>
+        <w:t xml:space="preserve">Johns Hopkins University  ·  2025 · BQ9NUFWQ8JHO  ·  </w:t>
       </w:r>
       <w:hyperlink r:id="rId47">
         <w:r>
@@ -4885,7 +4867,7 @@
           <w:sz w:val="16"/>
           <w:szCs w:val="16"/>
         </w:rPr>
-        <w:t xml:space="preserve">Sustainable Regional Principles, Planning and Transportation   </w:t>
+        <w:t xml:space="preserve">Wind Energy   </w:t>
       </w:r>
       <w:r>
         <w:rPr>
@@ -4896,7 +4878,7 @@
           <w:sz w:val="16"/>
           <w:szCs w:val="16"/>
         </w:rPr>
-        <w:t xml:space="preserve">Johns Hopkins University  ·  2025 · HIHAH8WSFR95  ·  </w:t>
+        <w:t xml:space="preserve">Technical University of Denmark (DTU)  ·  2025 · BF3120EB7YPC  ·  </w:t>
       </w:r>
       <w:hyperlink r:id="rId48">
         <w:r>
@@ -4927,7 +4909,7 @@
           <w:sz w:val="16"/>
           <w:szCs w:val="16"/>
         </w:rPr>
-        <w:t xml:space="preserve">Our Earth: Its Climate, History, and Processes   </w:t>
+        <w:t xml:space="preserve">Sustainable Regional Principles, Planning and Transportation   </w:t>
       </w:r>
       <w:r>
         <w:rPr>
@@ -4938,7 +4920,7 @@
           <w:sz w:val="16"/>
           <w:szCs w:val="16"/>
         </w:rPr>
-        <w:t xml:space="preserve">University of Manchester  ·  2023 · 6Y537YJ5QH9J  ·  </w:t>
+        <w:t xml:space="preserve">Johns Hopkins University  ·  2025 · HIHAH8WSFR95  ·  </w:t>
       </w:r>
       <w:hyperlink r:id="rId49">
         <w:r>
@@ -4969,7 +4951,7 @@
           <w:sz w:val="16"/>
           <w:szCs w:val="16"/>
         </w:rPr>
-        <w:t xml:space="preserve">Extinctions: Past, Present, &amp; Future   </w:t>
+        <w:t xml:space="preserve">Our Earth: Its Climate, History, and Processes   </w:t>
       </w:r>
       <w:r>
         <w:rPr>
@@ -4980,7 +4962,7 @@
           <w:sz w:val="16"/>
           <w:szCs w:val="16"/>
         </w:rPr>
-        <w:t xml:space="preserve">Emory University  ·  2023 · EK5WJUBLEB92  ·  </w:t>
+        <w:t xml:space="preserve">University of Manchester  ·  2023 · 6Y537YJ5QH9J  ·  </w:t>
       </w:r>
       <w:hyperlink r:id="rId50">
         <w:r>
@@ -5011,7 +4993,7 @@
           <w:sz w:val="16"/>
           <w:szCs w:val="16"/>
         </w:rPr>
-        <w:t xml:space="preserve">Electric Power Systems   </w:t>
+        <w:t xml:space="preserve">Extinctions: Past, Present, &amp; Future   </w:t>
       </w:r>
       <w:r>
         <w:rPr>
@@ -5022,7 +5004,7 @@
           <w:sz w:val="16"/>
           <w:szCs w:val="16"/>
         </w:rPr>
-        <w:t xml:space="preserve">University at Buffalo  ·  2023 · QFFR5N2AQ26W  ·  </w:t>
+        <w:t xml:space="preserve">Emory University  ·  2023 · EK5WJUBLEB92  ·  </w:t>
       </w:r>
       <w:hyperlink r:id="rId51">
         <w:r>
@@ -5053,7 +5035,7 @@
           <w:sz w:val="16"/>
           <w:szCs w:val="16"/>
         </w:rPr>
-        <w:t xml:space="preserve">Introduction to GIS Mapping   </w:t>
+        <w:t xml:space="preserve">Electric Power Systems   </w:t>
       </w:r>
       <w:r>
         <w:rPr>
@@ -5064,7 +5046,7 @@
           <w:sz w:val="16"/>
           <w:szCs w:val="16"/>
         </w:rPr>
-        <w:t xml:space="preserve">University of Toronto  ·  2023 · RXDSMTEBNYCY  ·  </w:t>
+        <w:t xml:space="preserve">University at Buffalo  ·  2023 · QFFR5N2AQ26W  ·  </w:t>
       </w:r>
       <w:hyperlink r:id="rId52">
         <w:r>
@@ -5095,7 +5077,7 @@
           <w:sz w:val="16"/>
           <w:szCs w:val="16"/>
         </w:rPr>
-        <w:t xml:space="preserve">Solar Energy Basics   </w:t>
+        <w:t xml:space="preserve">Introduction to GIS Mapping   </w:t>
       </w:r>
       <w:r>
         <w:rPr>
@@ -5106,7 +5088,7 @@
           <w:sz w:val="16"/>
           <w:szCs w:val="16"/>
         </w:rPr>
-        <w:t xml:space="preserve">The State University of New York  ·  2023 · PTMSZ9B6KQ8F  ·  </w:t>
+        <w:t xml:space="preserve">University of Toronto  ·  2023 · RXDSMTEBNYCY  ·  </w:t>
       </w:r>
       <w:hyperlink r:id="rId53">
         <w:r>
@@ -5137,7 +5119,7 @@
           <w:sz w:val="16"/>
           <w:szCs w:val="16"/>
         </w:rPr>
-        <w:t xml:space="preserve">Oil &amp; Gas Industry Operations and Markets   </w:t>
+        <w:t xml:space="preserve">Solar Energy Basics   </w:t>
       </w:r>
       <w:r>
         <w:rPr>
@@ -5148,7 +5130,7 @@
           <w:sz w:val="16"/>
           <w:szCs w:val="16"/>
         </w:rPr>
-        <w:t xml:space="preserve">Duke University  ·  2023 · G7DYSPR7M3RR  ·  </w:t>
+        <w:t xml:space="preserve">The State University of New York  ·  2023 · PTMSZ9B6KQ8F  ·  </w:t>
       </w:r>
       <w:hyperlink r:id="rId54">
         <w:r>
@@ -5179,7 +5161,7 @@
           <w:sz w:val="16"/>
           <w:szCs w:val="16"/>
         </w:rPr>
-        <w:t xml:space="preserve">Unity: Design &amp; Deform Meshes for 3D Geometry Control   </w:t>
+        <w:t xml:space="preserve">Oil &amp; Gas Industry Operations and Markets   </w:t>
       </w:r>
       <w:r>
         <w:rPr>
@@ -5190,7 +5172,7 @@
           <w:sz w:val="16"/>
           <w:szCs w:val="16"/>
         </w:rPr>
-        <w:t xml:space="preserve">EDUCBA  ·  2025 · PAOC4O9D4ALK  ·  </w:t>
+        <w:t xml:space="preserve">Duke University  ·  2023 · G7DYSPR7M3RR  ·  </w:t>
       </w:r>
       <w:hyperlink r:id="rId55">
         <w:r>
@@ -5221,7 +5203,7 @@
           <w:sz w:val="16"/>
           <w:szCs w:val="16"/>
         </w:rPr>
-        <w:t xml:space="preserve">Positive Psychiatry and Mental Health   </w:t>
+        <w:t xml:space="preserve">Unity: Design &amp; Deform Meshes for 3D Geometry Control   </w:t>
       </w:r>
       <w:r>
         <w:rPr>
@@ -5232,7 +5214,7 @@
           <w:sz w:val="16"/>
           <w:szCs w:val="16"/>
         </w:rPr>
-        <w:t xml:space="preserve">The University of Sydney  ·  2025 · LQ39UU674WEF  ·  </w:t>
+        <w:t xml:space="preserve">EDUCBA  ·  2025 · PAOC4O9D4ALK  ·  </w:t>
       </w:r>
       <w:hyperlink r:id="rId56">
         <w:r>
@@ -5263,7 +5245,7 @@
           <w:sz w:val="16"/>
           <w:szCs w:val="16"/>
         </w:rPr>
-        <w:t xml:space="preserve">Firm Level Economics: Markets and Allocations   </w:t>
+        <w:t xml:space="preserve">Positive Psychiatry and Mental Health   </w:t>
       </w:r>
       <w:r>
         <w:rPr>
@@ -5274,7 +5256,7 @@
           <w:sz w:val="16"/>
           <w:szCs w:val="16"/>
         </w:rPr>
-        <w:t xml:space="preserve">University of Illinois Urbana-Champaign  ·  2024 · XICPQ5ZM9KSV  ·  </w:t>
+        <w:t xml:space="preserve">The University of Sydney  ·  2025 · LQ39UU674WEF  ·  </w:t>
       </w:r>
       <w:hyperlink r:id="rId57">
         <w:r>
@@ -5305,7 +5287,7 @@
           <w:sz w:val="16"/>
           <w:szCs w:val="16"/>
         </w:rPr>
-        <w:t xml:space="preserve">Introduction to Web Development   </w:t>
+        <w:t xml:space="preserve">Firm Level Economics: Markets and Allocations   </w:t>
       </w:r>
       <w:r>
         <w:rPr>
@@ -5316,7 +5298,7 @@
           <w:sz w:val="16"/>
           <w:szCs w:val="16"/>
         </w:rPr>
-        <w:t xml:space="preserve">University of California, Davis  ·  2024 · OISIZ0VHN9AP  ·  </w:t>
+        <w:t xml:space="preserve">University of Illinois Urbana-Champaign  ·  2024 · XICPQ5ZM9KSV  ·  </w:t>
       </w:r>
       <w:hyperlink r:id="rId58">
         <w:r>
@@ -5347,7 +5329,7 @@
           <w:sz w:val="16"/>
           <w:szCs w:val="16"/>
         </w:rPr>
-        <w:t xml:space="preserve">How to Write and Publish a Scientific Paper   </w:t>
+        <w:t xml:space="preserve">Introduction to Web Development   </w:t>
       </w:r>
       <w:r>
         <w:rPr>
@@ -5358,7 +5340,7 @@
           <w:sz w:val="16"/>
           <w:szCs w:val="16"/>
         </w:rPr>
-        <w:t xml:space="preserve">École Polytechnique  ·  2024 · TRG7BMSS8Q9I  ·  </w:t>
+        <w:t xml:space="preserve">University of California, Davis  ·  2024 · OISIZ0VHN9AP  ·  </w:t>
       </w:r>
       <w:hyperlink r:id="rId59">
         <w:r>
@@ -5389,7 +5371,7 @@
           <w:sz w:val="16"/>
           <w:szCs w:val="16"/>
         </w:rPr>
-        <w:t xml:space="preserve">Firm Level Economics: Consumer and Producer Behavior   </w:t>
+        <w:t xml:space="preserve">How to Write and Publish a Scientific Paper   </w:t>
       </w:r>
       <w:r>
         <w:rPr>
@@ -5400,7 +5382,7 @@
           <w:sz w:val="16"/>
           <w:szCs w:val="16"/>
         </w:rPr>
-        <w:t xml:space="preserve">University of Illinois Urbana-Champaign  ·  2024 · 1JH025ZXSAFZ  ·  </w:t>
+        <w:t xml:space="preserve">École Polytechnique  ·  2024 · TRG7BMSS8Q9I  ·  </w:t>
       </w:r>
       <w:hyperlink r:id="rId60">
         <w:r>
@@ -5431,7 +5413,7 @@
           <w:sz w:val="16"/>
           <w:szCs w:val="16"/>
         </w:rPr>
-        <w:t xml:space="preserve">Build a Full Website using WordPress   </w:t>
+        <w:t xml:space="preserve">Firm Level Economics: Consumer and Producer Behavior   </w:t>
       </w:r>
       <w:r>
         <w:rPr>
@@ -5442,7 +5424,7 @@
           <w:sz w:val="16"/>
           <w:szCs w:val="16"/>
         </w:rPr>
-        <w:t xml:space="preserve">Coursera  ·  2023 · FLH3PRW9CBDC  ·  </w:t>
+        <w:t xml:space="preserve">University of Illinois Urbana-Champaign  ·  2024 · 1JH025ZXSAFZ  ·  </w:t>
       </w:r>
       <w:hyperlink r:id="rId61">
         <w:r>
@@ -5473,7 +5455,7 @@
           <w:sz w:val="16"/>
           <w:szCs w:val="16"/>
         </w:rPr>
-        <w:t xml:space="preserve">COVID-19 Contact Tracing   </w:t>
+        <w:t xml:space="preserve">Build a Full Website using WordPress   </w:t>
       </w:r>
       <w:r>
         <w:rPr>
@@ -5484,7 +5466,7 @@
           <w:sz w:val="16"/>
           <w:szCs w:val="16"/>
         </w:rPr>
-        <w:t xml:space="preserve">Johns Hopkins University  ·  2023 · CTXPE9DBBSWB  ·  </w:t>
+        <w:t xml:space="preserve">Coursera  ·  2023 · FLH3PRW9CBDC  ·  </w:t>
       </w:r>
       <w:hyperlink r:id="rId62">
         <w:r>
@@ -5515,7 +5497,7 @@
           <w:sz w:val="16"/>
           <w:szCs w:val="16"/>
         </w:rPr>
-        <w:t xml:space="preserve">High Stakes Leadership: Leading in Times of Crisis   </w:t>
+        <w:t xml:space="preserve">COVID-19 Contact Tracing   </w:t>
       </w:r>
       <w:r>
         <w:rPr>
@@ -5526,7 +5508,7 @@
           <w:sz w:val="16"/>
           <w:szCs w:val="16"/>
         </w:rPr>
-        <w:t xml:space="preserve">University of Michigan  ·  2023 · XWTEBYE99LJU  ·  </w:t>
+        <w:t xml:space="preserve">Johns Hopkins University  ·  2023 · CTXPE9DBBSWB  ·  </w:t>
       </w:r>
       <w:hyperlink r:id="rId63">
         <w:r>
@@ -5542,10 +5524,52 @@
         </w:r>
       </w:hyperlink>
     </w:p>
+    <w:p>
+      <w:pPr>
+        <w:pStyle w:val="Normal"/>
+        <w:spacing w:lineRule="auto" w:line="240" w:before="0" w:after="0"/>
+        <w:rPr/>
+      </w:pPr>
+      <w:r>
+        <w:rPr>
+          <w:rFonts w:cs="Times New Roman"/>
+          <w:b w:val="false"/>
+          <w:i w:val="false"/>
+          <w:color w:val="1A1A1A"/>
+          <w:sz w:val="16"/>
+          <w:szCs w:val="16"/>
+        </w:rPr>
+        <w:t xml:space="preserve">High Stakes Leadership: Leading in Times of Crisis   </w:t>
+      </w:r>
+      <w:r>
+        <w:rPr>
+          <w:rFonts w:cs="Times New Roman"/>
+          <w:b w:val="false"/>
+          <w:i w:val="false"/>
+          <w:color w:val="4D4D4D"/>
+          <w:sz w:val="16"/>
+          <w:szCs w:val="16"/>
+        </w:rPr>
+        <w:t xml:space="preserve">University of Michigan  ·  2023 · XWTEBYE99LJU  ·  </w:t>
+      </w:r>
+      <w:hyperlink r:id="rId64">
+        <w:r>
+          <w:rPr>
+            <w:rStyle w:val="ListLabel11"/>
+            <w:rFonts w:cs="Times New Roman"/>
+            <w:color w:val="1F4E79"/>
+            <w:sz w:val="16"/>
+            <w:szCs w:val="16"/>
+            <w:u w:val="none"/>
+          </w:rPr>
+          <w:t>View certificate</w:t>
+        </w:r>
+      </w:hyperlink>
+    </w:p>
     <w:sectPr>
-      <w:footerReference w:type="even" r:id="rId64"/>
-      <w:footerReference w:type="default" r:id="rId65"/>
-      <w:footerReference w:type="first" r:id="rId66"/>
+      <w:footerReference w:type="even" r:id="rId65"/>
+      <w:footerReference w:type="default" r:id="rId66"/>
+      <w:footerReference w:type="first" r:id="rId67"/>
       <w:type w:val="nextPage"/>
       <w:pgSz w:w="11906" w:h="16838"/>
       <w:pgMar w:left="794" w:right="794" w:gutter="0" w:header="0" w:top="720" w:footer="283" w:bottom="720"/>

--- a/assets/files/Aria-CV-En.docx
+++ b/assets/files/Aria-CV-En.docx
@@ -5614,7 +5614,7 @@
         <w:sz w:val="16"/>
         <w:szCs w:val="16"/>
       </w:rPr>
-      <w:t>Last updated: September 23, 2026</w:t>
+      <w:t>Last updated: October 16, 2026</w:t>
     </w:r>
   </w:p>
 </w:ftr>
@@ -5638,7 +5638,7 @@
         <w:sz w:val="16"/>
         <w:szCs w:val="16"/>
       </w:rPr>
-      <w:t>Last updated: September 23, 2026</w:t>
+      <w:t>Last updated: October 16, 2026</w:t>
     </w:r>
   </w:p>
 </w:ftr>
